--- a/downloads/teacher/ai-3-week-17.docx
+++ b/downloads/teacher/ai-3-week-17.docx
@@ -2751,6 +2751,396 @@
         <w:t>For your Verified Study Buddy, save the input, procedure, observed result and limitation of this check. Label this worked example as practice; use a different, previously unreviewed case when checking independent understanding.</w:t>
       </w:r>
     </w:p>
+    <w:p>
+      <w:pPr>
+        <w:pStyle w:val="Heading1"/>
+      </w:pPr>
+      <w:r>
+        <w:t>07. Prepare, teach and assess</w:t>
+      </w:r>
+    </w:p>
+    <w:p>
+      <w:r>
+        <w:t>Teaching target: Explain the mechanism and terminology of retrieval and indexing</w:t>
+      </w:r>
+    </w:p>
+    <w:p>
+      <w:r>
+        <w:t>Prepare the labelled worked-case picture, the matching workbook, fictional input cards and a place for individual responses. No paid AI account is required for the paper reasoning activities.</w:t>
+      </w:r>
+    </w:p>
+    <w:tbl>
+      <w:tblPr>
+        <w:tblStyle w:val="LightShading-Accent1"/>
+        <w:tblW w:type="auto" w:w="0"/>
+        <w:tblLook w:firstColumn="1" w:firstRow="1" w:lastColumn="0" w:lastRow="0" w:noHBand="0" w:noVBand="1" w:val="04A0"/>
+      </w:tblPr>
+      <w:tblGrid>
+        <w:gridCol w:w="3408"/>
+        <w:gridCol w:w="3408"/>
+        <w:gridCol w:w="3408"/>
+      </w:tblGrid>
+      <w:tr>
+        <w:trPr>
+          <w:tblHeader/>
+        </w:trPr>
+        <w:tc>
+          <w:tcPr>
+            <w:tcW w:type="dxa" w:w="3408"/>
+          </w:tcPr>
+          <w:p>
+            <w:r>
+              <w:t>Session</w:t>
+            </w:r>
+          </w:p>
+        </w:tc>
+        <w:tc>
+          <w:tcPr>
+            <w:tcW w:type="dxa" w:w="3408"/>
+          </w:tcPr>
+          <w:p>
+            <w:r>
+              <w:t>Plan</w:t>
+            </w:r>
+          </w:p>
+        </w:tc>
+        <w:tc>
+          <w:tcPr>
+            <w:tcW w:type="dxa" w:w="3408"/>
+          </w:tcPr>
+          <w:p>
+            <w:r>
+              <w:t>Resources</w:t>
+            </w:r>
+          </w:p>
+        </w:tc>
+      </w:tr>
+      <w:tr>
+        <w:tc>
+          <w:tcPr>
+            <w:tcW w:type="dxa" w:w="3408"/>
+          </w:tcPr>
+          <w:p>
+            <w:r>
+              <w:t>Session 1 · Understand · 45 min</w:t>
+            </w:r>
+          </w:p>
+        </w:tc>
+        <w:tc>
+          <w:tcPr>
+            <w:tcW w:type="dxa" w:w="3408"/>
+          </w:tcPr>
+          <w:p>
+            <w:r>
+              <w:t>0–7: recall and prerequisite; 7–15: inspect the concrete case and predict; 15–30: teacher models the worked trace; 30–40: learners explain a step using the text and visual; 40–45: check the core idea.</w:t>
+            </w:r>
+          </w:p>
+        </w:tc>
+        <w:tc>
+          <w:tcPr>
+            <w:tcW w:type="dxa" w:w="3408"/>
+          </w:tcPr>
+          <w:p>
+            <w:r>
+              <w:t>Sections 1–6; record the brief recall in the workbook.</w:t>
+            </w:r>
+          </w:p>
+        </w:tc>
+      </w:tr>
+      <w:tr>
+        <w:tc>
+          <w:tcPr>
+            <w:tcW w:type="dxa" w:w="3408"/>
+          </w:tcPr>
+          <w:p>
+            <w:r>
+              <w:t>Session 2 · Practise · 45 min</w:t>
+            </w:r>
+          </w:p>
+        </w:tc>
+        <w:tc>
+          <w:tcPr>
+            <w:tcW w:type="dxa" w:w="3408"/>
+          </w:tcPr>
+          <w:p>
+            <w:r>
+              <w:t>0–5: retrieve the procedure; 5–15: W2 completion practice; 15–23: explain and check with a partner; 23–30: each learner answers the misconception check; 30–40: targeted reteaching or a harder variation; 40–45: prepare the investigation.</w:t>
+            </w:r>
+          </w:p>
+        </w:tc>
+        <w:tc>
+          <w:tcPr>
+            <w:tcW w:type="dxa" w:w="3408"/>
+          </w:tcPr>
+          <w:p>
+            <w:r>
+              <w:t>Sections 7–10; use the matching workbook W2 and misconception check.</w:t>
+            </w:r>
+          </w:p>
+        </w:tc>
+      </w:tr>
+      <w:tr>
+        <w:tc>
+          <w:tcPr>
+            <w:tcW w:type="dxa" w:w="3408"/>
+          </w:tcPr>
+          <w:p>
+            <w:r>
+              <w:t>Session 3 · Investigate and transfer · 45 min</w:t>
+            </w:r>
+          </w:p>
+        </w:tc>
+        <w:tc>
+          <w:tcPr>
+            <w:tcW w:type="dxa" w:w="3408"/>
+          </w:tcPr>
+          <w:p>
+            <w:r>
+              <w:t>0–5: retrieve the decision rule; 5–20: investigate or trace; 20–30: start the independent case; 30–38: connect the project; 38–43: act on feedback; 43–45: plan the return check.</w:t>
+            </w:r>
+          </w:p>
+        </w:tc>
+        <w:tc>
+          <w:tcPr>
+            <w:tcW w:type="dxa" w:w="3408"/>
+          </w:tcPr>
+          <w:p>
+            <w:r>
+              <w:t>Sections 9 and 11–14. Give extra time to finish the full task set; use Section 15 when the week includes a coding lab.</w:t>
+            </w:r>
+          </w:p>
+        </w:tc>
+      </w:tr>
+    </w:tbl>
+    <w:p>
+      <w:r>
+        <w:t>Before class, solve the supported practice: Index v1 contains notice N1 for room A. Corpus v2 supersedes it with N2 for room B, but the query still returns N1. What can be reported? Show the intermediate steps and give the conclusion with its scope.</w:t>
+      </w:r>
+    </w:p>
+    <w:p>
+      <w:r>
+        <w:t>Reasoned practice answer: Teacher explanation: The stale index returns old evidence. It cannot establish current room approval; refresh against authorised corpus v2 or report unresolved freshness.</w:t>
+      </w:r>
+    </w:p>
+    <w:p>
+      <w:r>
+        <w:t>Check every learner before discussion: Use the worked case for Retrieval and indexing. Proposed explanation: “The worked result establishes every future case”. Decide whether this explanation is supported. Point to the step or supplied fact that decides; explain your repair if needed.</w:t>
+      </w:r>
+    </w:p>
+    <w:p>
+      <w:r>
+        <w:t>Misconception repair: High retrieval similarity does not override permissions or make an obsolete source current.</w:t>
+      </w:r>
+    </w:p>
+    <w:p>
+      <w:r>
+        <w:t>Support: read the exact case aloud, enlarge the labelled picture, supply input cards and model only the first deciding step. Accept a spoken explanation or drawing; retain the reasoning goal.</w:t>
+      </w:r>
+    </w:p>
+    <w:p>
+      <w:r>
+        <w:t>Extension: LIB-v = 2 is unavailable. Require a prediction and a reason before comparing. Expected result: Report that the current time cannot be verified. Reason: The unsupported old guess does not become current evidence when retrieval fails.</w:t>
+      </w:r>
+    </w:p>
+    <w:p>
+      <w:r>
+        <w:t>Independent assessment: withhold the reserved answer until the learner has attempted the new case. Record support separately from correctness.</w:t>
+      </w:r>
+    </w:p>
+    <w:tbl>
+      <w:tblPr>
+        <w:tblStyle w:val="LightShading-Accent1"/>
+        <w:tblW w:type="auto" w:w="0"/>
+        <w:tblLook w:firstColumn="1" w:firstRow="1" w:lastColumn="0" w:lastRow="0" w:noHBand="0" w:noVBand="1" w:val="04A0"/>
+      </w:tblPr>
+      <w:tblGrid>
+        <w:gridCol w:w="2556"/>
+        <w:gridCol w:w="2556"/>
+        <w:gridCol w:w="2556"/>
+        <w:gridCol w:w="2556"/>
+      </w:tblGrid>
+      <w:tr>
+        <w:trPr>
+          <w:tblHeader/>
+        </w:trPr>
+        <w:tc>
+          <w:tcPr>
+            <w:tcW w:type="dxa" w:w="2556"/>
+          </w:tcPr>
+          <w:p>
+            <w:r>
+              <w:t>Criterion</w:t>
+            </w:r>
+          </w:p>
+        </w:tc>
+        <w:tc>
+          <w:tcPr>
+            <w:tcW w:type="dxa" w:w="2556"/>
+          </w:tcPr>
+          <w:p>
+            <w:r>
+              <w:t>Not yet</w:t>
+            </w:r>
+          </w:p>
+        </w:tc>
+        <w:tc>
+          <w:tcPr>
+            <w:tcW w:type="dxa" w:w="2556"/>
+          </w:tcPr>
+          <w:p>
+            <w:r>
+              <w:t>With support</w:t>
+            </w:r>
+          </w:p>
+        </w:tc>
+        <w:tc>
+          <w:tcPr>
+            <w:tcW w:type="dxa" w:w="2556"/>
+          </w:tcPr>
+          <w:p>
+            <w:r>
+              <w:t>Independent</w:t>
+            </w:r>
+          </w:p>
+        </w:tc>
+      </w:tr>
+      <w:tr>
+        <w:tc>
+          <w:tcPr>
+            <w:tcW w:type="dxa" w:w="2556"/>
+          </w:tcPr>
+          <w:p>
+            <w:r>
+              <w:t>Explanation</w:t>
+            </w:r>
+          </w:p>
+        </w:tc>
+        <w:tc>
+          <w:tcPr>
+            <w:tcW w:type="dxa" w:w="2556"/>
+          </w:tcPr>
+          <w:p>
+            <w:r>
+              <w:t>Names an answer without a deciding fact</w:t>
+            </w:r>
+          </w:p>
+        </w:tc>
+        <w:tc>
+          <w:tcPr>
+            <w:tcW w:type="dxa" w:w="2556"/>
+          </w:tcPr>
+          <w:p>
+            <w:r>
+              <w:t>Uses a hint to link fact and decision</w:t>
+            </w:r>
+          </w:p>
+        </w:tc>
+        <w:tc>
+          <w:tcPr>
+            <w:tcW w:type="dxa" w:w="2556"/>
+          </w:tcPr>
+          <w:p>
+            <w:r>
+              <w:t>Explains the deciding fact in own words</w:t>
+            </w:r>
+          </w:p>
+        </w:tc>
+      </w:tr>
+      <w:tr>
+        <w:tc>
+          <w:tcPr>
+            <w:tcW w:type="dxa" w:w="2556"/>
+          </w:tcPr>
+          <w:p>
+            <w:r>
+              <w:t>Trace or test</w:t>
+            </w:r>
+          </w:p>
+        </w:tc>
+        <w:tc>
+          <w:tcPr>
+            <w:tcW w:type="dxa" w:w="2556"/>
+          </w:tcPr>
+          <w:p>
+            <w:r>
+              <w:t>Cannot connect input and result</w:t>
+            </w:r>
+          </w:p>
+        </w:tc>
+        <w:tc>
+          <w:tcPr>
+            <w:tcW w:type="dxa" w:w="2556"/>
+          </w:tcPr>
+          <w:p>
+            <w:r>
+              <w:t>Completes steps with prompts</w:t>
+            </w:r>
+          </w:p>
+        </w:tc>
+        <w:tc>
+          <w:tcPr>
+            <w:tcW w:type="dxa" w:w="2556"/>
+          </w:tcPr>
+          <w:p>
+            <w:r>
+              <w:t>Traces or tests a changed case accurately</w:t>
+            </w:r>
+          </w:p>
+        </w:tc>
+      </w:tr>
+      <w:tr>
+        <w:tc>
+          <w:tcPr>
+            <w:tcW w:type="dxa" w:w="2556"/>
+          </w:tcPr>
+          <w:p>
+            <w:r>
+              <w:t>Limits and revision</w:t>
+            </w:r>
+          </w:p>
+        </w:tc>
+        <w:tc>
+          <w:tcPr>
+            <w:tcW w:type="dxa" w:w="2556"/>
+          </w:tcPr>
+          <w:p>
+            <w:r>
+              <w:t>Claims more than evidence supports</w:t>
+            </w:r>
+          </w:p>
+        </w:tc>
+        <w:tc>
+          <w:tcPr>
+            <w:tcW w:type="dxa" w:w="2556"/>
+          </w:tcPr>
+          <w:p>
+            <w:r>
+              <w:t>Names a limit after a prompt</w:t>
+            </w:r>
+          </w:p>
+        </w:tc>
+        <w:tc>
+          <w:tcPr>
+            <w:tcW w:type="dxa" w:w="2556"/>
+          </w:tcPr>
+          <w:p>
+            <w:r>
+              <w:t>States a defensible limit and useful next test</w:t>
+            </w:r>
+          </w:p>
+        </w:tc>
+      </w:tr>
+    </w:tbl>
+    <w:p>
+      <w:r>
+        <w:t>Project checkpoint: Test changed cases. Keep normal, boundary and failure cases; compare expected and observed results.</w:t>
+      </w:r>
+    </w:p>
+    <w:p>
+      <w:r>
+        <w:t>Use the weekly teacher answer for topic-specific reasoning. A saved progress tick is an activity record; judge mastery from the learner’s explanation and evidence.</w:t>
+      </w:r>
+    </w:p>
     <w:sectPr>
       <w:pgSz w:w="12240" w:h="15840"/>
       <w:pgMar w:top="936" w:right="1008" w:bottom="936" w:left="1008" w:header="720" w:footer="720" w:gutter="0"/>

--- a/downloads/teacher/ai-3-week-17.docx
+++ b/downloads/teacher/ai-3-week-17.docx
@@ -3141,6 +3141,39 @@
         <w:t>Use the weekly teacher answer for topic-specific reasoning. A saved progress tick is an activity record; judge mastery from the learner’s explanation and evidence.</w:t>
       </w:r>
     </w:p>
+    <w:p>
+      <w:pPr>
+        <w:pStyle w:val="Heading1"/>
+      </w:pPr>
+      <w:r>
+        <w:t>08. Use feedback, labs and repair paths</w:t>
+      </w:r>
+    </w:p>
+    <w:p>
+      <w:r>
+        <w:t>Use the two formative questions as supported practice, not as independent mastery scores. Discuss the deciding evidence rather than accepting a guessed selection.</w:t>
+      </w:r>
+    </w:p>
+    <w:p>
+      <w:r>
+        <w:t>The feedback comes from the reviewed public worked case. Do not reveal the separately reserved independent teacher answer until the learner has attempted that case.</w:t>
+      </w:r>
+    </w:p>
+    <w:p>
+      <w:r>
+        <w:t>Ask students to predict before running code. Preserve errors and actual outputs; collect a changed test and an explanation. The branch-boundary and indexing lessons deliberately include failure cases.</w:t>
+      </w:r>
+    </w:p>
+    <w:p>
+      <w:r>
+        <w:t>Use the earlier worked-explanation links to address a specific missing building block, then return to the current question. Adapt this suggestion after observing the learner; it is not an automatic diagnosis.</w:t>
+      </w:r>
+    </w:p>
+    <w:p>
+      <w:r>
+        <w:t>Collect the completed-work portfolio as evidence. Record support separately from correctness, and assess explanation, trace/test and limitations. Progress ticks and quiz selections alone do not establish mastery.</w:t>
+      </w:r>
+    </w:p>
     <w:sectPr>
       <w:pgSz w:w="12240" w:h="15840"/>
       <w:pgMar w:top="936" w:right="1008" w:bottom="936" w:left="1008" w:header="720" w:footer="720" w:gutter="0"/>

--- a/downloads/teacher/ai-3-week-17.docx
+++ b/downloads/teacher/ai-3-week-17.docx
@@ -29,6 +29,11 @@
       </w:r>
     </w:p>
     <w:p>
+      <w:r>
+        <w:t>Prepare Model Memory vs Retrieval: check the target, prerequisites, resources and adaptable teaching schedule.</w:t>
+      </w:r>
+    </w:p>
+    <w:p>
       <w:pPr>
         <w:pStyle w:val="Heading3"/>
       </w:pPr>
@@ -37,8 +42,50 @@
       </w:r>
     </w:p>
     <w:p>
-      <w:r>
-        <w:t>Primary target: Explain the mechanism and terminology of retrieval and indexing</w:t>
+      <w:pPr>
+        <w:spacing w:line="336" w:lineRule="auto" w:after="180"/>
+      </w:pPr>
+      <w:r>
+        <w:rPr>
+          <w:b w:val="0"/>
+        </w:rPr>
+        <w:t xml:space="preserve">Primary target: Explain the </w:t>
+      </w:r>
+      <w:r>
+        <w:rPr>
+          <w:b/>
+        </w:rPr>
+        <w:t>mechanism</w:t>
+      </w:r>
+      <w:r>
+        <w:rPr>
+          <w:b w:val="0"/>
+        </w:rPr>
+        <w:t xml:space="preserve"> and terminology of </w:t>
+      </w:r>
+      <w:r>
+        <w:rPr>
+          <w:b/>
+        </w:rPr>
+        <w:t>retrieval</w:t>
+      </w:r>
+      <w:r>
+        <w:rPr>
+          <w:b w:val="0"/>
+        </w:rPr>
+        <w:t xml:space="preserve"> and </w:t>
+      </w:r>
+      <w:r>
+        <w:rPr>
+          <w:b/>
+        </w:rPr>
+        <w:t>index</w:t>
+      </w:r>
+      <w:r>
+        <w:rPr>
+          <w:b w:val="0"/>
+        </w:rPr>
+        <w:t>ing</w:t>
       </w:r>
     </w:p>
     <w:tbl>
@@ -185,8 +232,37 @@
       </w:tr>
     </w:tbl>
     <w:p>
-      <w:r>
-        <w:t>This is a starting allocation of 135 minutes, not a validated duration. Preserve all named topics. Schedule extra time for connected examples, the full investigation, independent cases and project building. Repeated copies of a case share one recorded attempt; they are not new evidence.</w:t>
+      <w:pPr>
+        <w:spacing w:line="336" w:lineRule="auto" w:after="180"/>
+      </w:pPr>
+      <w:r>
+        <w:rPr>
+          <w:b w:val="0"/>
+        </w:rPr>
+        <w:t>This is a starting allocation of 135 minutes, not a validated duration. Preserve all named topics. Schedule extra time for connected examples, the full investigation, independent cases and project building.</w:t>
+      </w:r>
+    </w:p>
+    <w:p>
+      <w:pPr>
+        <w:spacing w:line="336" w:lineRule="auto" w:after="180"/>
+      </w:pPr>
+      <w:r>
+        <w:rPr>
+          <w:b w:val="0"/>
+        </w:rPr>
+        <w:t xml:space="preserve">Repeated copies of a case share one recorded attempt; they are not new </w:t>
+      </w:r>
+      <w:r>
+        <w:rPr>
+          <w:b/>
+        </w:rPr>
+        <w:t>evidence</w:t>
+      </w:r>
+      <w:r>
+        <w:rPr>
+          <w:b w:val="0"/>
+        </w:rPr>
+        <w:t>.</w:t>
       </w:r>
     </w:p>
     <w:p>
@@ -206,18 +282,59 @@
       </w:r>
     </w:p>
     <w:p>
-      <w:r>
+      <w:pPr>
+        <w:spacing w:line="336" w:lineRule="auto" w:after="180"/>
+      </w:pPr>
+      <w:r>
+        <w:rPr>
+          <w:b w:val="0"/>
+        </w:rPr>
         <w:t>Without opening the old lesson, explain one key idea from Verify Numbers and Dates. Give an example and a mistake that the idea helps you avoid.</w:t>
       </w:r>
     </w:p>
     <w:p>
-      <w:r>
-        <w:t>Look for: Explain the mechanism and terminology of claim support and citation evaluation</w:t>
-      </w:r>
-    </w:p>
-    <w:p>
-      <w:r>
-        <w:t>Reference example, not the only acceptable wording: Teacher explanation: Citation evaluation checks source existence, exact passage support and coverage of answer claims. A real citation can still be irrelevant. For this classroom rubric count a claim as supported only when its cited passage entails it. Separately count correct citation links. Use the number of factual claims as the support denominator.</w:t>
+      <w:pPr>
+        <w:spacing w:line="336" w:lineRule="auto" w:after="180"/>
+      </w:pPr>
+      <w:r>
+        <w:rPr>
+          <w:b w:val="0"/>
+        </w:rPr>
+        <w:t xml:space="preserve">Look for: Explain the </w:t>
+      </w:r>
+      <w:r>
+        <w:rPr>
+          <w:b/>
+        </w:rPr>
+        <w:t>mechanism</w:t>
+      </w:r>
+      <w:r>
+        <w:rPr>
+          <w:b w:val="0"/>
+        </w:rPr>
+        <w:t xml:space="preserve"> and terminology of claim support and citation evaluation</w:t>
+      </w:r>
+    </w:p>
+    <w:p>
+      <w:pPr>
+        <w:spacing w:line="336" w:lineRule="auto" w:after="180"/>
+      </w:pPr>
+      <w:r>
+        <w:rPr>
+          <w:b w:val="0"/>
+        </w:rPr>
+        <w:t>Reference example, not the only acceptable wording: Teacher explanation: Citation evaluation checks source existence, exact passage support and coverage of answer claims. A real citation can still be irrelevant.</w:t>
+      </w:r>
+    </w:p>
+    <w:p>
+      <w:pPr>
+        <w:spacing w:line="336" w:lineRule="auto" w:after="180"/>
+      </w:pPr>
+      <w:r>
+        <w:rPr>
+          <w:b w:val="0"/>
+        </w:rPr>
+        <w:t>For this classroom rubric count a claim as supported only when its cited passage entails it. Separately count correct citation links. Use the number of factual claims as the support denominator.</w:t>
       </w:r>
     </w:p>
     <w:p>
@@ -229,18 +346,82 @@
       </w:r>
     </w:p>
     <w:p>
-      <w:r>
+      <w:pPr>
+        <w:spacing w:line="336" w:lineRule="auto" w:after="180"/>
+      </w:pPr>
+      <w:r>
+        <w:rPr>
+          <w:b w:val="0"/>
+        </w:rPr>
         <w:t>Without opening the old lesson, explain one key idea from Hallucination Failure Types. Give an example and a mistake that the idea helps you avoid.</w:t>
       </w:r>
     </w:p>
     <w:p>
-      <w:r>
-        <w:t>Look for: Explain the mechanism and terminology of generation failures and verification</w:t>
-      </w:r>
-    </w:p>
-    <w:p>
-      <w:r>
-        <w:t>Reference example, not the only acceptable wording: Teacher explanation: Generated answers may invent facts, misread quantities or cite irrelevant passages. Verification checks each claim against evidence rather than accepting fluent wording. Split an answer into atomic claims. For each, record the exact source passage, support status and any needed calculation. Mark unsupported and contradicted claims separately; do not repair them by inventing sources.</w:t>
+      <w:pPr>
+        <w:spacing w:line="336" w:lineRule="auto" w:after="180"/>
+      </w:pPr>
+      <w:r>
+        <w:rPr>
+          <w:b w:val="0"/>
+        </w:rPr>
+        <w:t xml:space="preserve">Look for: Explain the </w:t>
+      </w:r>
+      <w:r>
+        <w:rPr>
+          <w:b/>
+        </w:rPr>
+        <w:t>mechanism</w:t>
+      </w:r>
+      <w:r>
+        <w:rPr>
+          <w:b w:val="0"/>
+        </w:rPr>
+        <w:t xml:space="preserve"> and terminology of generation failures and verification</w:t>
+      </w:r>
+    </w:p>
+    <w:p>
+      <w:pPr>
+        <w:spacing w:line="336" w:lineRule="auto" w:after="180"/>
+      </w:pPr>
+      <w:r>
+        <w:rPr>
+          <w:b w:val="0"/>
+        </w:rPr>
+        <w:t>Reference example, not the only acceptable wording: Teacher explanation: Generated answers may invent facts, misread quantities or cite irrelevant passages.</w:t>
+      </w:r>
+    </w:p>
+    <w:p>
+      <w:pPr>
+        <w:spacing w:line="336" w:lineRule="auto" w:after="180"/>
+      </w:pPr>
+      <w:r>
+        <w:rPr>
+          <w:b w:val="0"/>
+        </w:rPr>
+        <w:t xml:space="preserve">Verification checks each claim against </w:t>
+      </w:r>
+      <w:r>
+        <w:rPr>
+          <w:b/>
+        </w:rPr>
+        <w:t>evidence</w:t>
+      </w:r>
+      <w:r>
+        <w:rPr>
+          <w:b w:val="0"/>
+        </w:rPr>
+        <w:t xml:space="preserve"> rather than accepting fluent wording. Split an answer into atomic claims. For each, record the exact source passage, support status and any needed calculation.</w:t>
+      </w:r>
+    </w:p>
+    <w:p>
+      <w:pPr>
+        <w:spacing w:line="336" w:lineRule="auto" w:after="180"/>
+      </w:pPr>
+      <w:r>
+        <w:rPr>
+          <w:b w:val="0"/>
+        </w:rPr>
+        <w:t>Mark unsupported and contradicted claims separately; do not repair them by inventing sources.</w:t>
       </w:r>
     </w:p>
     <w:p>
@@ -252,22 +433,92 @@
       </w:r>
     </w:p>
     <w:p>
-      <w:r>
+      <w:pPr>
+        <w:spacing w:line="336" w:lineRule="auto" w:after="180"/>
+      </w:pPr>
+      <w:r>
+        <w:rPr>
+          <w:b w:val="0"/>
+        </w:rPr>
         <w:t>Without opening the old lesson, explain one key idea from Visual Composition. Give an example and a mistake that the idea helps you avoid.</w:t>
       </w:r>
     </w:p>
     <w:p>
-      <w:r>
-        <w:t>Look for: Explain the mechanism and terminology of image generation and provenance</w:t>
-      </w:r>
-    </w:p>
-    <w:p>
-      <w:r>
-        <w:t>Reference example, not the only acceptable wording: Teacher explanation: An image generator constructs an output from learned patterns and a specification. A generated picture is not a record that the depicted event occurred. Keep a provenance record containing specification, tool/version when known, generation date, edits, permissions and intended use. Label fictional imagery. Inspect visual requirements and avoid inferring identity or event authenticity from appearance.</w:t>
-      </w:r>
-    </w:p>
-    <w:p>
-      <w:r>
+      <w:pPr>
+        <w:spacing w:line="336" w:lineRule="auto" w:after="180"/>
+      </w:pPr>
+      <w:r>
+        <w:rPr>
+          <w:b w:val="0"/>
+        </w:rPr>
+        <w:t xml:space="preserve">Look for: Explain the </w:t>
+      </w:r>
+      <w:r>
+        <w:rPr>
+          <w:b/>
+        </w:rPr>
+        <w:t>mechanism</w:t>
+      </w:r>
+      <w:r>
+        <w:rPr>
+          <w:b w:val="0"/>
+        </w:rPr>
+        <w:t xml:space="preserve"> and terminology of image generation and provenance</w:t>
+      </w:r>
+    </w:p>
+    <w:p>
+      <w:pPr>
+        <w:spacing w:line="336" w:lineRule="auto" w:after="180"/>
+      </w:pPr>
+      <w:r>
+        <w:rPr>
+          <w:b w:val="0"/>
+        </w:rPr>
+        <w:t xml:space="preserve">Reference example, not the only acceptable wording: Teacher explanation: An image generator constructs an </w:t>
+      </w:r>
+      <w:r>
+        <w:rPr>
+          <w:b/>
+        </w:rPr>
+        <w:t>output</w:t>
+      </w:r>
+      <w:r>
+        <w:rPr>
+          <w:b w:val="0"/>
+        </w:rPr>
+        <w:t xml:space="preserve"> from learned patterns and a specification. A generated picture is not a record that the depicted event occurred.</w:t>
+      </w:r>
+    </w:p>
+    <w:p>
+      <w:pPr>
+        <w:spacing w:line="336" w:lineRule="auto" w:after="180"/>
+      </w:pPr>
+      <w:r>
+        <w:rPr>
+          <w:b w:val="0"/>
+        </w:rPr>
+        <w:t>Keep a provenance record containing specification, tool/version when known, generation date, edits, permissions and intended use. Label fictional imagery.</w:t>
+      </w:r>
+    </w:p>
+    <w:p>
+      <w:pPr>
+        <w:spacing w:line="336" w:lineRule="auto" w:after="180"/>
+      </w:pPr>
+      <w:r>
+        <w:rPr>
+          <w:b w:val="0"/>
+        </w:rPr>
+        <w:t>Inspect visual requirements and avoid inferring identity or event authenticity from appearance.</w:t>
+      </w:r>
+    </w:p>
+    <w:p>
+      <w:pPr>
+        <w:spacing w:line="336" w:lineRule="auto" w:after="180"/>
+      </w:pPr>
+      <w:r>
+        <w:rPr>
+          <w:b w:val="0"/>
+        </w:rPr>
         <w:t>Use the student module and workbook section with this exact week title. The worked case, independent question and answers below form one aligned lesson sequence.</w:t>
       </w:r>
     </w:p>
@@ -280,7 +531,13 @@
       </w:r>
     </w:p>
     <w:p>
-      <w:r>
+      <w:pPr>
+        <w:spacing w:line="336" w:lineRule="auto" w:after="180"/>
+      </w:pPr>
+      <w:r>
+        <w:rPr>
+          <w:b w:val="0"/>
+        </w:rPr>
         <w:t>A model states the library opens at 8 from learned patterns. A supplied current notice says 9. Explain the stronger answer and one remaining check.</w:t>
       </w:r>
     </w:p>
@@ -293,8 +550,26 @@
       </w:r>
     </w:p>
     <w:p>
-      <w:r>
-        <w:t>Learned parameters are not a searchable source library.</w:t>
+      <w:pPr>
+        <w:spacing w:line="336" w:lineRule="auto" w:after="180"/>
+      </w:pPr>
+      <w:r>
+        <w:rPr>
+          <w:b w:val="0"/>
+        </w:rPr>
+        <w:t xml:space="preserve">Learned </w:t>
+      </w:r>
+      <w:r>
+        <w:rPr>
+          <w:b/>
+        </w:rPr>
+        <w:t>parameters</w:t>
+      </w:r>
+      <w:r>
+        <w:rPr>
+          <w:b w:val="0"/>
+        </w:rPr>
+        <w:t xml:space="preserve"> are not a searchable source library.</w:t>
       </w:r>
     </w:p>
     <w:tbl>
@@ -430,12 +705,38 @@
       </w:r>
     </w:p>
     <w:p>
-      <w:r>
+      <w:pPr>
+        <w:spacing w:line="336" w:lineRule="auto" w:after="180"/>
+      </w:pPr>
+      <w:r>
+        <w:rPr>
+          <w:b w:val="0"/>
+        </w:rPr>
         <w:t>Use the supplied scenario, student illustrations and blank paper. For numeric work, offer counters or a calculator after learners show the setup. Fictional records are supplied; personal data and paid accounts are unnecessary.</w:t>
       </w:r>
     </w:p>
     <w:p>
-      <w:r>
+      <w:pPr>
+        <w:pStyle w:val="Heading3"/>
+      </w:pPr>
+      <w:r>
+        <w:t>Alternative compact allocation</w:t>
+      </w:r>
+    </w:p>
+    <w:p>
+      <w:r>
+        <w:t>This compact option is not the full-week schedule. Use the main teaching cycle and allow extra sessions for the investigation, independent work and project.</w:t>
+      </w:r>
+    </w:p>
+    <w:p>
+      <w:pPr>
+        <w:spacing w:line="336" w:lineRule="auto" w:after="180"/>
+        <w:shd w:fill="F1F6F8"/>
+      </w:pPr>
+      <w:r>
+        <w:rPr>
+          <w:b w:val="0"/>
+        </w:rPr>
         <w:t>Allow 80 minutes: recall 8; explanation 12; worked demonstration 15; guided practice 20; independent assessment 15; project and reflection 10. Extend the lab into a second session when needed.</w:t>
       </w:r>
     </w:p>
@@ -448,8 +749,96 @@
       </w:r>
     </w:p>
     <w:p>
-      <w:r>
-        <w:t>Two 45-minute sessions. Retrieval returns stored records selected for a query. An index is a searchable representation of a versioned corpus; generated wording is a later operation. Use the supplied constructed scenarios to make the mechanism inspectable. Collect W4 before sharing solutions. Students should name intermediate evidence and limitations; classroom pacing and learning effectiveness remain unvalidated.</w:t>
+      <w:pPr>
+        <w:spacing w:line="336" w:lineRule="auto" w:after="180"/>
+      </w:pPr>
+      <w:r>
+        <w:rPr>
+          <w:b w:val="0"/>
+        </w:rPr>
+        <w:t xml:space="preserve">Two 45-minute sessions. </w:t>
+      </w:r>
+      <w:r>
+        <w:rPr>
+          <w:b/>
+        </w:rPr>
+        <w:t>Retrieval</w:t>
+      </w:r>
+      <w:r>
+        <w:rPr>
+          <w:b w:val="0"/>
+        </w:rPr>
+        <w:t xml:space="preserve"> returns stored records selected for a query. An </w:t>
+      </w:r>
+      <w:r>
+        <w:rPr>
+          <w:b/>
+        </w:rPr>
+        <w:t>index</w:t>
+      </w:r>
+      <w:r>
+        <w:rPr>
+          <w:b w:val="0"/>
+        </w:rPr>
+        <w:t xml:space="preserve"> is a searchable representation of a versioned </w:t>
+      </w:r>
+      <w:r>
+        <w:rPr>
+          <w:b/>
+        </w:rPr>
+        <w:t>corpus</w:t>
+      </w:r>
+      <w:r>
+        <w:rPr>
+          <w:b w:val="0"/>
+        </w:rPr>
+        <w:t>; generated wording is a later operation.</w:t>
+      </w:r>
+    </w:p>
+    <w:p>
+      <w:pPr>
+        <w:spacing w:line="336" w:lineRule="auto" w:after="180"/>
+      </w:pPr>
+      <w:r>
+        <w:rPr>
+          <w:b w:val="0"/>
+        </w:rPr>
+        <w:t xml:space="preserve">Use the supplied constructed scenarios to make the </w:t>
+      </w:r>
+      <w:r>
+        <w:rPr>
+          <w:b/>
+        </w:rPr>
+        <w:t>mechanism</w:t>
+      </w:r>
+      <w:r>
+        <w:rPr>
+          <w:b w:val="0"/>
+        </w:rPr>
+        <w:t xml:space="preserve"> inspectable. Collect W4 before sharing solutions.</w:t>
+      </w:r>
+    </w:p>
+    <w:p>
+      <w:pPr>
+        <w:spacing w:line="336" w:lineRule="auto" w:after="180"/>
+      </w:pPr>
+      <w:r>
+        <w:rPr>
+          <w:b w:val="0"/>
+        </w:rPr>
+        <w:t xml:space="preserve">Students should name intermediate </w:t>
+      </w:r>
+      <w:r>
+        <w:rPr>
+          <w:b/>
+        </w:rPr>
+        <w:t>evidence</w:t>
+      </w:r>
+      <w:r>
+        <w:rPr>
+          <w:b w:val="0"/>
+        </w:rPr>
+        <w:t xml:space="preserve"> and limitations; classroom pacing and learning effectiveness remain unvalidated.</w:t>
       </w:r>
     </w:p>
     <w:p>
@@ -461,22 +850,93 @@
       </w:r>
     </w:p>
     <w:p>
-      <w:r>
-        <w:t>A result depends on the inputs, procedure and conditions that produced it. Preserve data roles and distinguish observed outcomes from predictions or unmeasured conditions. If the prior concept cannot be explained, use a short retrieval activity before this chapter.</w:t>
-      </w:r>
-    </w:p>
-    <w:p>
-      <w:r>
+      <w:pPr>
+        <w:spacing w:line="336" w:lineRule="auto" w:after="180"/>
+      </w:pPr>
+      <w:r>
+        <w:rPr>
+          <w:b w:val="0"/>
+        </w:rPr>
+        <w:t xml:space="preserve">A result depends on the </w:t>
+      </w:r>
+      <w:r>
+        <w:rPr>
+          <w:b/>
+        </w:rPr>
+        <w:t>input</w:t>
+      </w:r>
+      <w:r>
+        <w:rPr>
+          <w:b w:val="0"/>
+        </w:rPr>
+        <w:t xml:space="preserve">s, procedure and conditions that produced it. Preserve data roles and distinguish observed outcomes from </w:t>
+      </w:r>
+      <w:r>
+        <w:rPr>
+          <w:b/>
+        </w:rPr>
+        <w:t>prediction</w:t>
+      </w:r>
+      <w:r>
+        <w:rPr>
+          <w:b w:val="0"/>
+        </w:rPr>
+        <w:t>s or unmeasured conditions.</w:t>
+      </w:r>
+    </w:p>
+    <w:p>
+      <w:pPr>
+        <w:spacing w:line="336" w:lineRule="auto" w:after="180"/>
+      </w:pPr>
+      <w:r>
+        <w:rPr>
+          <w:b w:val="0"/>
+        </w:rPr>
+        <w:t xml:space="preserve">If the prior concept cannot be explained, use a short </w:t>
+      </w:r>
+      <w:r>
+        <w:rPr>
+          <w:b/>
+        </w:rPr>
+        <w:t>retrieval</w:t>
+      </w:r>
+      <w:r>
+        <w:rPr>
+          <w:b w:val="0"/>
+        </w:rPr>
+        <w:t xml:space="preserve"> activity before this chapter.</w:t>
+      </w:r>
+    </w:p>
+    <w:p>
+      <w:pPr>
+        <w:spacing w:line="336" w:lineRule="auto" w:after="180"/>
+      </w:pPr>
+      <w:r>
+        <w:rPr>
+          <w:b w:val="0"/>
+        </w:rPr>
         <w:t>Lesson and workbook; paper and pencil</w:t>
       </w:r>
     </w:p>
     <w:p>
-      <w:r>
+      <w:pPr>
+        <w:spacing w:line="336" w:lineRule="auto" w:after="180"/>
+      </w:pPr>
+      <w:r>
+        <w:rPr>
+          <w:b w:val="0"/>
+        </w:rPr>
         <w:t>Calculator and optional local Python 3 for arithmetic; no live API or private data</w:t>
       </w:r>
     </w:p>
     <w:p>
-      <w:r>
+      <w:pPr>
+        <w:spacing w:line="336" w:lineRule="auto" w:after="180"/>
+      </w:pPr>
+      <w:r>
+        <w:rPr>
+          <w:b w:val="0"/>
+        </w:rPr>
         <w:t>Prepare the fresh retry separately and withhold its solution until after collection</w:t>
       </w:r>
     </w:p>
@@ -489,12 +949,36 @@
       </w:r>
     </w:p>
     <w:p>
-      <w:r>
-        <w:t>By the end, I can explain model memory vs retrieval using a traced example and a stated limitation.</w:t>
-      </w:r>
-    </w:p>
-    <w:p>
-      <w:r>
+      <w:pPr>
+        <w:spacing w:line="336" w:lineRule="auto" w:after="180"/>
+      </w:pPr>
+      <w:r>
+        <w:rPr>
+          <w:b w:val="0"/>
+        </w:rPr>
+        <w:t xml:space="preserve">By the end, I can explain model memory vs </w:t>
+      </w:r>
+      <w:r>
+        <w:rPr>
+          <w:b/>
+        </w:rPr>
+        <w:t>retrieval</w:t>
+      </w:r>
+      <w:r>
+        <w:rPr>
+          <w:b w:val="0"/>
+        </w:rPr>
+        <w:t xml:space="preserve"> using a traced example and a stated limitation.</w:t>
+      </w:r>
+    </w:p>
+    <w:p>
+      <w:pPr>
+        <w:spacing w:line="336" w:lineRule="auto" w:after="180"/>
+      </w:pPr>
+      <w:r>
+        <w:rPr>
+          <w:b w:val="0"/>
+        </w:rPr>
         <w:t>This added worked case illustrates the week’s main idea. Retain all original and connected topics; schedule its practice within the teaching cycle.</w:t>
       </w:r>
     </w:p>
@@ -507,61 +991,203 @@
       </w:r>
     </w:p>
     <w:p>
+      <w:r>
+        <w:t>Model Model Memory vs Retrieval using the supplied case, labelled mechanism and reasoning. Make the scope of each conclusion explicit.</w:t>
+      </w:r>
+    </w:p>
+    <w:p>
+      <w:pPr>
+        <w:spacing w:line="336" w:lineRule="auto" w:after="180"/>
+      </w:pPr>
+      <w:r>
+        <w:rPr>
+          <w:b/>
+        </w:rPr>
+        <w:t>Input</w:t>
+      </w:r>
+      <w:r>
+        <w:rPr>
+          <w:b w:val="0"/>
+        </w:rPr>
+        <w:t xml:space="preserve"> → </w:t>
+      </w:r>
+      <w:r>
+        <w:rPr>
+          <w:b/>
+        </w:rPr>
+        <w:t>Process</w:t>
+      </w:r>
+      <w:r>
+        <w:rPr>
+          <w:b w:val="0"/>
+        </w:rPr>
+        <w:t xml:space="preserve"> → </w:t>
+      </w:r>
+      <w:r>
+        <w:rPr>
+          <w:b/>
+        </w:rPr>
+        <w:t>Output</w:t>
+      </w:r>
+    </w:p>
+    <w:p>
+      <w:pPr>
+        <w:spacing w:line="336" w:lineRule="auto" w:after="180"/>
+      </w:pPr>
+      <w:r>
+        <w:rPr>
+          <w:b w:val="0"/>
+        </w:rPr>
+        <w:t>Trace the information. At each stage, ask what changed and how you could test it.</w:t>
+      </w:r>
+    </w:p>
+    <w:p>
+      <w:pPr>
+        <w:spacing w:line="336" w:lineRule="auto" w:after="180"/>
+      </w:pPr>
+      <w:r>
+        <w:rPr>
+          <w:b w:val="0"/>
+        </w:rPr>
+        <w:t>Which stage could fail even when the other two are correct? Explain:</w:t>
+      </w:r>
+    </w:p>
+    <w:p>
+      <w:pPr>
+        <w:spacing w:line="336" w:lineRule="auto" w:after="180"/>
+      </w:pPr>
+      <w:r>
+        <w:rPr>
+          <w:b w:val="0"/>
+        </w:rPr>
+        <w:t xml:space="preserve">Predict first. Then check each step. A correct answer without visible reasoning is incomplete </w:t>
+      </w:r>
+      <w:r>
+        <w:rPr>
+          <w:b/>
+        </w:rPr>
+        <w:t>evidence</w:t>
+      </w:r>
+      <w:r>
+        <w:rPr>
+          <w:b w:val="0"/>
+        </w:rPr>
+        <w:t>.</w:t>
+      </w:r>
+    </w:p>
+    <w:p>
+      <w:pPr>
+        <w:spacing w:line="336" w:lineRule="auto" w:after="180"/>
+        <w:shd w:fill="F4F9FC"/>
+      </w:pPr>
+      <w:r>
+        <w:rPr>
+          <w:b w:val="0"/>
+        </w:rPr>
+        <w:t>1. Model memory may produce a plausible general explanation.</w:t>
+      </w:r>
+    </w:p>
+    <w:p>
+      <w:pPr>
+        <w:spacing w:line="336" w:lineRule="auto" w:after="180"/>
+        <w:shd w:fill="F4F9FC"/>
+      </w:pPr>
+      <w:r>
+        <w:rPr>
+          <w:b w:val="0"/>
+        </w:rPr>
+        <w:t xml:space="preserve">2. A current date or exact quotation requires </w:t>
+      </w:r>
+      <w:r>
+        <w:rPr>
+          <w:b/>
+        </w:rPr>
+        <w:t>retrieval</w:t>
+      </w:r>
+      <w:r>
+        <w:rPr>
+          <w:b w:val="0"/>
+        </w:rPr>
+        <w:t>.</w:t>
+      </w:r>
+    </w:p>
+    <w:p>
+      <w:pPr>
+        <w:spacing w:line="336" w:lineRule="auto" w:after="180"/>
+        <w:shd w:fill="F4F9FC"/>
+      </w:pPr>
+      <w:r>
+        <w:rPr>
+          <w:b w:val="0"/>
+        </w:rPr>
+        <w:t>3. Arithmetic should be calculated, not guessed from patterns.</w:t>
+      </w:r>
+    </w:p>
+    <w:p>
+      <w:pPr>
+        <w:spacing w:line="336" w:lineRule="auto" w:after="180"/>
+        <w:shd w:fill="F4F9FC"/>
+      </w:pPr>
+      <w:r>
+        <w:rPr>
+          <w:b w:val="0"/>
+        </w:rPr>
+        <w:t xml:space="preserve">4. When source or tool is unavailable, state the limit and </w:t>
+      </w:r>
+      <w:r>
+        <w:rPr>
+          <w:b/>
+        </w:rPr>
+        <w:t>abstain</w:t>
+      </w:r>
+      <w:r>
+        <w:rPr>
+          <w:b w:val="0"/>
+        </w:rPr>
+        <w:t>.</w:t>
+      </w:r>
+    </w:p>
+    <w:p>
+      <w:pPr>
+        <w:spacing w:line="336" w:lineRule="auto" w:after="180"/>
+      </w:pPr>
+      <w:r>
+        <w:rPr>
+          <w:b w:val="0"/>
+        </w:rPr>
+        <w:t>Recalculate, retrace, or restate the reasoning in your own representation:</w:t>
+      </w:r>
+    </w:p>
+    <w:p>
+      <w:pPr>
+        <w:spacing w:line="336" w:lineRule="auto" w:after="180"/>
+        <w:shd w:fill="F5F1FB"/>
+      </w:pPr>
+      <w:r>
+        <w:rPr>
+          <w:b w:val="0"/>
+        </w:rPr>
+        <w:t xml:space="preserve">CHECK Did the </w:t>
+      </w:r>
+      <w:r>
+        <w:rPr>
+          <w:b/>
+        </w:rPr>
+        <w:t>evidence</w:t>
+      </w:r>
+      <w:r>
+        <w:rPr>
+          <w:b w:val="0"/>
+        </w:rPr>
+        <w:t xml:space="preserve"> answer the exact question? Did the total, path, or source record stay consistent?</w:t>
+      </w:r>
+    </w:p>
+    <w:p>
       <w:pPr>
         <w:pStyle w:val="Heading3"/>
       </w:pPr>
       <w:r>
-        <w:t>Explain the mechanism</w:t>
-      </w:r>
-    </w:p>
-    <w:p>
-      <w:r>
-        <w:t>Input → Process → Output</w:t>
-      </w:r>
-    </w:p>
-    <w:p>
-      <w:r>
-        <w:t>Trace the information. At each stage, ask what changed and how you could test it.</w:t>
-      </w:r>
-    </w:p>
-    <w:p>
-      <w:r>
-        <w:t>Which stage could fail even when the other two are correct? Explain:</w:t>
-      </w:r>
-    </w:p>
-    <w:p>
-      <w:r>
-        <w:t>Predict first. Then check each step. A correct answer without visible reasoning is incomplete evidence.</w:t>
-      </w:r>
-    </w:p>
-    <w:p>
-      <w:r>
-        <w:t>1. Model memory may produce a plausible general explanation.</w:t>
-      </w:r>
-    </w:p>
-    <w:p>
-      <w:r>
-        <w:t>2. A current date or exact quotation requires retrieval.</w:t>
-      </w:r>
-    </w:p>
-    <w:p>
-      <w:r>
-        <w:t>3. Arithmetic should be calculated, not guessed from patterns.</w:t>
-      </w:r>
-    </w:p>
-    <w:p>
-      <w:r>
-        <w:t>4. When source or tool is unavailable, state the limit and abstain.</w:t>
-      </w:r>
-    </w:p>
-    <w:p>
-      <w:r>
-        <w:t>Recalculate, retrace, or restate the reasoning in your own representation:</w:t>
-      </w:r>
-    </w:p>
-    <w:p>
-      <w:r>
-        <w:t>CHECK Did the evidence answer the exact question? Did the total, path, or source record stay consistent?</w:t>
+        <w:t>Concrete teaching case</w:t>
       </w:r>
     </w:p>
     <w:p>
@@ -569,58 +1195,247 @@
         <w:pStyle w:val="Heading3"/>
       </w:pPr>
       <w:r>
-        <w:t>Concrete teaching case</w:t>
-      </w:r>
-    </w:p>
-    <w:p>
-      <w:r>
+        <w:t>The teaching case</w:t>
+      </w:r>
+    </w:p>
+    <w:p>
+      <w:pPr>
+        <w:spacing w:line="336" w:lineRule="auto" w:after="180"/>
+        <w:shd w:fill="F1F6FC"/>
+      </w:pPr>
+      <w:r>
+        <w:rPr>
+          <w:b w:val="0"/>
+        </w:rPr>
         <w:t>One assistant answers without search; another retrieves a handbook paragraph.</w:t>
       </w:r>
     </w:p>
     <w:p>
-      <w:r>
-        <w:t>Compare evidence trails.</w:t>
-      </w:r>
-    </w:p>
-    <w:p>
       <w:pPr>
         <w:pStyle w:val="Heading3"/>
       </w:pPr>
       <w:r>
+        <w:t>The teaching case</w:t>
+      </w:r>
+    </w:p>
+    <w:p>
+      <w:pPr>
+        <w:spacing w:line="336" w:lineRule="auto" w:after="180"/>
+        <w:shd w:fill="F1F6FC"/>
+      </w:pPr>
+      <w:r>
+        <w:rPr>
+          <w:b w:val="0"/>
+        </w:rPr>
+        <w:t xml:space="preserve">Compare </w:t>
+      </w:r>
+      <w:r>
+        <w:rPr>
+          <w:b/>
+        </w:rPr>
+        <w:t>evidence</w:t>
+      </w:r>
+      <w:r>
+        <w:rPr>
+          <w:b w:val="0"/>
+        </w:rPr>
+        <w:t xml:space="preserve"> trails.</w:t>
+      </w:r>
+    </w:p>
+    <w:p>
+      <w:pPr>
+        <w:pStyle w:val="Heading3"/>
+      </w:pPr>
+      <w:r>
         <w:t>Exact explanation to model</w:t>
       </w:r>
     </w:p>
     <w:p>
-      <w:r>
-        <w:t>The first uses learned patterns without an inspected source. The second supplies a passage that can be checked. Retrieval still does not guarantee correct use.</w:t>
-      </w:r>
-    </w:p>
-    <w:p>
       <w:pPr>
         <w:pStyle w:val="Heading3"/>
       </w:pPr>
       <w:r>
+        <w:t>Why the result follows</w:t>
+      </w:r>
+    </w:p>
+    <w:p>
+      <w:pPr>
+        <w:spacing w:line="336" w:lineRule="auto" w:after="180"/>
+        <w:shd w:fill="F1F6FC"/>
+      </w:pPr>
+      <w:r>
+        <w:rPr>
+          <w:b w:val="0"/>
+        </w:rPr>
+        <w:t xml:space="preserve">The first uses learned patterns without an inspected source. The second supplies a passage that can be checked. </w:t>
+      </w:r>
+      <w:r>
+        <w:rPr>
+          <w:b/>
+        </w:rPr>
+        <w:t>Retrieval</w:t>
+      </w:r>
+      <w:r>
+        <w:rPr>
+          <w:b w:val="0"/>
+        </w:rPr>
+        <w:t xml:space="preserve"> still does not guarantee correct use.</w:t>
+      </w:r>
+    </w:p>
+    <w:p>
+      <w:pPr>
+        <w:pStyle w:val="Heading3"/>
+      </w:pPr>
+      <w:r>
         <w:t>Explain the added worked example</w:t>
       </w:r>
     </w:p>
     <w:p>
-      <w:r>
-        <w:t>Retrieval returns stored records selected for a query. An index is a searchable representation of a versioned corpus; generated wording is a later operation.</w:t>
-      </w:r>
-    </w:p>
-    <w:p>
-      <w:r>
-        <w:t>Begin by writing the question the procedure is intended to answer. Identify the information already supplied, the information it will produce and the information still missing. These are constructed classroom examples; they do not require live accounts, private records or an external service. Do not treat a plausible explanation as a measured outcome.</w:t>
-      </w:r>
-    </w:p>
-    <w:p>
-      <w:r>
-        <w:t>Assign stable document IDs, versions and permitted access before indexing. Retrieve only authorised records. Preserve source references and define behaviour when a document is missing, outdated or access-restricted.</w:t>
-      </w:r>
-    </w:p>
-    <w:p>
-      <w:r>
-        <w:t>Before applying the procedure, write its units, denominator or decision boundary where relevant. A partner should be able to repeat each step using the same inputs. If a required input is absent or violates the stated contract, record that condition explicitly instead of quietly replacing it with a convenient value.</w:t>
+      <w:pPr>
+        <w:spacing w:line="336" w:lineRule="auto" w:after="180"/>
+      </w:pPr>
+      <w:r>
+        <w:rPr>
+          <w:b/>
+        </w:rPr>
+        <w:t>Retrieval</w:t>
+      </w:r>
+      <w:r>
+        <w:rPr>
+          <w:b w:val="0"/>
+        </w:rPr>
+        <w:t xml:space="preserve"> returns stored records selected for a query. An </w:t>
+      </w:r>
+      <w:r>
+        <w:rPr>
+          <w:b/>
+        </w:rPr>
+        <w:t>index</w:t>
+      </w:r>
+      <w:r>
+        <w:rPr>
+          <w:b w:val="0"/>
+        </w:rPr>
+        <w:t xml:space="preserve"> is a searchable representation of a versioned </w:t>
+      </w:r>
+      <w:r>
+        <w:rPr>
+          <w:b/>
+        </w:rPr>
+        <w:t>corpus</w:t>
+      </w:r>
+      <w:r>
+        <w:rPr>
+          <w:b w:val="0"/>
+        </w:rPr>
+        <w:t>; generated wording is a later operation.</w:t>
+      </w:r>
+    </w:p>
+    <w:p>
+      <w:pPr>
+        <w:pStyle w:val="Heading3"/>
+      </w:pPr>
+      <w:r>
+        <w:t>Explain the added worked example · 1</w:t>
+      </w:r>
+    </w:p>
+    <w:p>
+      <w:pPr>
+        <w:spacing w:line="336" w:lineRule="auto" w:after="180"/>
+      </w:pPr>
+      <w:r>
+        <w:rPr>
+          <w:b w:val="0"/>
+        </w:rPr>
+        <w:t>Begin by writing the question the procedure is intended to answer. Identify the information already supplied, the information it will produce and the information still missing.</w:t>
+      </w:r>
+    </w:p>
+    <w:p>
+      <w:pPr>
+        <w:spacing w:line="336" w:lineRule="auto" w:after="180"/>
+      </w:pPr>
+      <w:r>
+        <w:rPr>
+          <w:b w:val="0"/>
+        </w:rPr>
+        <w:t>These are constructed classroom examples; they do not require live accounts, private records or an external service. Do not treat a plausible explanation as a measured outcome.</w:t>
+      </w:r>
+    </w:p>
+    <w:p>
+      <w:pPr>
+        <w:spacing w:line="336" w:lineRule="auto" w:after="180"/>
+      </w:pPr>
+      <w:r>
+        <w:rPr>
+          <w:b w:val="0"/>
+        </w:rPr>
+        <w:t xml:space="preserve">Assign stable document IDs, versions and permitted access before </w:t>
+      </w:r>
+      <w:r>
+        <w:rPr>
+          <w:b/>
+        </w:rPr>
+        <w:t>index</w:t>
+      </w:r>
+      <w:r>
+        <w:rPr>
+          <w:b w:val="0"/>
+        </w:rPr>
+        <w:t>ing. Retrieve only authorised records. Preserve source references and define behaviour when a document is missing, outdated or access-restricted.</w:t>
+      </w:r>
+    </w:p>
+    <w:p>
+      <w:pPr>
+        <w:pStyle w:val="Heading3"/>
+      </w:pPr>
+      <w:r>
+        <w:t>Explain the added worked example · 2</w:t>
+      </w:r>
+    </w:p>
+    <w:p>
+      <w:pPr>
+        <w:spacing w:line="336" w:lineRule="auto" w:after="180"/>
+      </w:pPr>
+      <w:r>
+        <w:rPr>
+          <w:b w:val="0"/>
+        </w:rPr>
+        <w:t xml:space="preserve">Before applying the procedure, write its units, denominator or decision boundary where relevant. A partner should be able to repeat each step using the same </w:t>
+      </w:r>
+      <w:r>
+        <w:rPr>
+          <w:b/>
+        </w:rPr>
+        <w:t>input</w:t>
+      </w:r>
+      <w:r>
+        <w:rPr>
+          <w:b w:val="0"/>
+        </w:rPr>
+        <w:t>s.</w:t>
+      </w:r>
+    </w:p>
+    <w:p>
+      <w:pPr>
+        <w:spacing w:line="336" w:lineRule="auto" w:after="180"/>
+      </w:pPr>
+      <w:r>
+        <w:rPr>
+          <w:b w:val="0"/>
+        </w:rPr>
+        <w:t xml:space="preserve">If a required </w:t>
+      </w:r>
+      <w:r>
+        <w:rPr>
+          <w:b/>
+        </w:rPr>
+        <w:t>input</w:t>
+      </w:r>
+      <w:r>
+        <w:rPr>
+          <w:b w:val="0"/>
+        </w:rPr>
+        <w:t xml:space="preserve"> is absent or violates the stated contract, record that condition explicitly instead of quietly replacing it with a convenient value.</w:t>
       </w:r>
     </w:p>
     <w:p>
@@ -742,23 +1557,192 @@
       </w:r>
     </w:p>
     <w:p>
-      <w:r>
-        <w:t>Use the complete worked example below before asking learners to complete W2. Reveal a small part, invite a prediction, then explain the deciding step. These teacher notes contain solutions; do not reveal the independent case answer during modelling.</w:t>
-      </w:r>
-    </w:p>
-    <w:p>
-      <w:r>
-        <w:t>Index v1 contains notice N1 for room A. Corpus v2 supersedes it with N2 for room B, but the query still returns N1. What can be reported?</w:t>
-      </w:r>
-    </w:p>
-    <w:p>
-      <w:r>
-        <w:t>The stale index returns old evidence. It cannot establish current room approval; refresh against authorised corpus v2 or report unresolved freshness.</w:t>
-      </w:r>
-    </w:p>
-    <w:p>
-      <w:r>
-        <w:t>Compare the intermediate evidence with the final statement. Explain why each number or decision follows from the stated inputs. The conclusion belongs to this scenario and procedure; changing the inputs, evaluation population or authority can change what it establishes. Retain the raw record so a later revision can be compared honestly.</w:t>
+      <w:pPr>
+        <w:spacing w:line="336" w:lineRule="auto" w:after="180"/>
+      </w:pPr>
+      <w:r>
+        <w:rPr>
+          <w:b w:val="0"/>
+        </w:rPr>
+        <w:t xml:space="preserve">Use the complete worked example below before asking learners to complete W2. Reveal a small part, invite a </w:t>
+      </w:r>
+      <w:r>
+        <w:rPr>
+          <w:b/>
+        </w:rPr>
+        <w:t>prediction</w:t>
+      </w:r>
+      <w:r>
+        <w:rPr>
+          <w:b w:val="0"/>
+        </w:rPr>
+        <w:t>, then explain the deciding step.</w:t>
+      </w:r>
+    </w:p>
+    <w:p>
+      <w:pPr>
+        <w:spacing w:line="336" w:lineRule="auto" w:after="180"/>
+      </w:pPr>
+      <w:r>
+        <w:rPr>
+          <w:b w:val="0"/>
+        </w:rPr>
+        <w:t>These teacher notes contain solutions; do not reveal the independent case answer during modelling.</w:t>
+      </w:r>
+    </w:p>
+    <w:p>
+      <w:pPr>
+        <w:spacing w:line="336" w:lineRule="auto" w:after="180"/>
+        <w:shd w:fill="F5F1FB"/>
+      </w:pPr>
+      <w:r>
+        <w:rPr>
+          <w:b/>
+        </w:rPr>
+        <w:t>Index</w:t>
+      </w:r>
+      <w:r>
+        <w:rPr>
+          <w:b w:val="0"/>
+        </w:rPr>
+        <w:t xml:space="preserve"> v1 contains notice N1 for room A. </w:t>
+      </w:r>
+      <w:r>
+        <w:rPr>
+          <w:b/>
+        </w:rPr>
+        <w:t>Corpus</w:t>
+      </w:r>
+      <w:r>
+        <w:rPr>
+          <w:b w:val="0"/>
+        </w:rPr>
+        <w:t xml:space="preserve"> v2 supersedes it with N2 for room B, but the query still returns N1. What can be reported?</w:t>
+      </w:r>
+    </w:p>
+    <w:p>
+      <w:pPr>
+        <w:spacing w:line="336" w:lineRule="auto" w:after="180"/>
+      </w:pPr>
+      <w:r>
+        <w:rPr>
+          <w:b w:val="0"/>
+        </w:rPr>
+        <w:t xml:space="preserve">The stale </w:t>
+      </w:r>
+      <w:r>
+        <w:rPr>
+          <w:b/>
+        </w:rPr>
+        <w:t>index</w:t>
+      </w:r>
+      <w:r>
+        <w:rPr>
+          <w:b w:val="0"/>
+        </w:rPr>
+        <w:t xml:space="preserve"> returns old </w:t>
+      </w:r>
+      <w:r>
+        <w:rPr>
+          <w:b/>
+        </w:rPr>
+        <w:t>evidence</w:t>
+      </w:r>
+      <w:r>
+        <w:rPr>
+          <w:b w:val="0"/>
+        </w:rPr>
+        <w:t xml:space="preserve">. It cannot establish current room approval; refresh against authorised </w:t>
+      </w:r>
+      <w:r>
+        <w:rPr>
+          <w:b/>
+        </w:rPr>
+        <w:t>corpus</w:t>
+      </w:r>
+      <w:r>
+        <w:rPr>
+          <w:b w:val="0"/>
+        </w:rPr>
+        <w:t xml:space="preserve"> v2 or report unresolved </w:t>
+      </w:r>
+      <w:r>
+        <w:rPr>
+          <w:b/>
+        </w:rPr>
+        <w:t>freshness</w:t>
+      </w:r>
+      <w:r>
+        <w:rPr>
+          <w:b w:val="0"/>
+        </w:rPr>
+        <w:t>.</w:t>
+      </w:r>
+    </w:p>
+    <w:p>
+      <w:pPr>
+        <w:pStyle w:val="Heading3"/>
+      </w:pPr>
+      <w:r>
+        <w:t>Model the reasoning aloud · 3</w:t>
+      </w:r>
+    </w:p>
+    <w:p>
+      <w:pPr>
+        <w:spacing w:line="336" w:lineRule="auto" w:after="180"/>
+      </w:pPr>
+      <w:r>
+        <w:rPr>
+          <w:b w:val="0"/>
+        </w:rPr>
+        <w:t xml:space="preserve">Compare the intermediate </w:t>
+      </w:r>
+      <w:r>
+        <w:rPr>
+          <w:b/>
+        </w:rPr>
+        <w:t>evidence</w:t>
+      </w:r>
+      <w:r>
+        <w:rPr>
+          <w:b w:val="0"/>
+        </w:rPr>
+        <w:t xml:space="preserve"> with the final statement. Explain why each number or decision follows from the stated </w:t>
+      </w:r>
+      <w:r>
+        <w:rPr>
+          <w:b/>
+        </w:rPr>
+        <w:t>input</w:t>
+      </w:r>
+      <w:r>
+        <w:rPr>
+          <w:b w:val="0"/>
+        </w:rPr>
+        <w:t>s.</w:t>
+      </w:r>
+    </w:p>
+    <w:p>
+      <w:pPr>
+        <w:spacing w:line="336" w:lineRule="auto" w:after="180"/>
+      </w:pPr>
+      <w:r>
+        <w:rPr>
+          <w:b w:val="0"/>
+        </w:rPr>
+        <w:t xml:space="preserve">The conclusion belongs to this scenario and procedure; changing the </w:t>
+      </w:r>
+      <w:r>
+        <w:rPr>
+          <w:b/>
+        </w:rPr>
+        <w:t>input</w:t>
+      </w:r>
+      <w:r>
+        <w:rPr>
+          <w:b w:val="0"/>
+        </w:rPr>
+        <w:t>s, evaluation population or authority can change what it establishes. Retain the raw record so a later revision can be compared honestly.</w:t>
       </w:r>
     </w:p>
     <w:tbl>
@@ -864,7 +1848,13 @@
       </w:tr>
     </w:tbl>
     <w:p>
-      <w:r>
+      <w:pPr>
+        <w:spacing w:line="336" w:lineRule="auto" w:after="180"/>
+      </w:pPr>
+      <w:r>
+        <w:rPr>
+          <w:b w:val="0"/>
+        </w:rPr>
         <w:t>Use the diagram and verbal explanation together. Ask learners to match a sentence to a specific visual step; do not assign learners fixed visual or auditory learning styles.</w:t>
       </w:r>
     </w:p>
@@ -877,7 +1867,13 @@
       </w:r>
     </w:p>
     <w:p>
-      <w:r>
+      <w:pPr>
+        <w:spacing w:line="336" w:lineRule="auto" w:after="180"/>
+      </w:pPr>
+      <w:r>
+        <w:rPr>
+          <w:b w:val="0"/>
+        </w:rPr>
         <w:t>The library assistant remembers an old opening time, but a current notice can be retrieved.</w:t>
       </w:r>
     </w:p>
@@ -890,13 +1886,55 @@
       </w:r>
     </w:p>
     <w:p>
-      <w:r>
+      <w:pPr>
+        <w:pStyle w:val="Heading3"/>
+      </w:pPr>
+      <w:r>
+        <w:t>Supplied facts</w:t>
+      </w:r>
+    </w:p>
+    <w:p>
+      <w:pPr>
+        <w:spacing w:line="336" w:lineRule="auto" w:after="180"/>
+        <w:shd w:fill="F1F6FC"/>
+      </w:pPr>
+      <w:r>
+        <w:rPr>
+          <w:b w:val="0"/>
+        </w:rPr>
         <w:t>Approved notice LIB-v = 2 says Wednesday closes at 16: 00; the model previously produced 15: 00. The question asks the current Wednesday closing time.</w:t>
       </w:r>
     </w:p>
     <w:p>
-      <w:r>
-        <w:t>All inputs and outcomes in this worked example are invented classroom data; no real model run is claimed.</w:t>
+      <w:pPr>
+        <w:pStyle w:val="Heading3"/>
+      </w:pPr>
+      <w:r>
+        <w:t>Supplied facts</w:t>
+      </w:r>
+    </w:p>
+    <w:p>
+      <w:pPr>
+        <w:spacing w:line="336" w:lineRule="auto" w:after="180"/>
+        <w:shd w:fill="F1F6FC"/>
+      </w:pPr>
+      <w:r>
+        <w:rPr>
+          <w:b w:val="0"/>
+        </w:rPr>
+        <w:t xml:space="preserve">All </w:t>
+      </w:r>
+      <w:r>
+        <w:rPr>
+          <w:b/>
+        </w:rPr>
+        <w:t>input</w:t>
+      </w:r>
+      <w:r>
+        <w:rPr>
+          <w:b w:val="0"/>
+        </w:rPr>
+        <w:t>s and outcomes in this worked example are invented classroom data; no real model run is claimed.</w:t>
       </w:r>
     </w:p>
     <w:p>
@@ -1059,20 +2097,74 @@
       </w:r>
     </w:p>
     <w:p>
-      <w:r>
-        <w:t>Read the picture in order. Answer 16: 00 and attach LIB-v = 2. Its words, rather than the earlier guess, support this claim. The arrows show which recorded input or intermediate result each decision uses. Explain the deciding step aloud before checking the changed case; pointing to the final answer alone does not show how it follows.</w:t>
-      </w:r>
-    </w:p>
-    <w:p>
       <w:pPr>
         <w:pStyle w:val="Heading3"/>
       </w:pPr>
       <w:r>
+        <w:t>Why the result follows</w:t>
+      </w:r>
+    </w:p>
+    <w:p>
+      <w:pPr>
+        <w:spacing w:line="336" w:lineRule="auto" w:after="180"/>
+        <w:shd w:fill="F1F6FC"/>
+      </w:pPr>
+      <w:r>
+        <w:rPr>
+          <w:b w:val="0"/>
+        </w:rPr>
+        <w:t xml:space="preserve">Read the picture in order. Answer 16: 00 and attach LIB-v = 2. Its words, rather than the earlier guess, support this claim. The arrows show which recorded </w:t>
+      </w:r>
+      <w:r>
+        <w:rPr>
+          <w:b/>
+        </w:rPr>
+        <w:t>input</w:t>
+      </w:r>
+      <w:r>
+        <w:rPr>
+          <w:b w:val="0"/>
+        </w:rPr>
+        <w:t xml:space="preserve"> or intermediate result each decision uses.</w:t>
+      </w:r>
+    </w:p>
+    <w:p>
+      <w:pPr>
+        <w:spacing w:line="336" w:lineRule="auto" w:after="180"/>
+        <w:shd w:fill="F1F6FC"/>
+      </w:pPr>
+      <w:r>
+        <w:rPr>
+          <w:b w:val="0"/>
+        </w:rPr>
+        <w:t>Explain the deciding step aloud before checking the changed case; pointing to the final answer alone does not show how it follows.</w:t>
+      </w:r>
+    </w:p>
+    <w:p>
+      <w:pPr>
+        <w:pStyle w:val="Heading3"/>
+      </w:pPr>
+      <w:r>
         <w:t>What this example does not establish</w:t>
       </w:r>
     </w:p>
     <w:p>
-      <w:r>
+      <w:pPr>
+        <w:pStyle w:val="Heading3"/>
+      </w:pPr>
+      <w:r>
+        <w:t>Keep the stated limit</w:t>
+      </w:r>
+    </w:p>
+    <w:p>
+      <w:pPr>
+        <w:spacing w:line="336" w:lineRule="auto" w:after="180"/>
+        <w:shd w:fill="FFF5E6"/>
+      </w:pPr>
+      <w:r>
+        <w:rPr>
+          <w:b w:val="0"/>
+        </w:rPr>
         <w:t>A retrieved document can itself be wrong or outdated; source approval, date and scope still need checking.</w:t>
       </w:r>
     </w:p>
@@ -1085,31 +2177,155 @@
       </w:r>
     </w:p>
     <w:p>
-      <w:r>
+      <w:pPr>
+        <w:pStyle w:val="Heading3"/>
+      </w:pPr>
+      <w:r>
+        <w:t>Change one thing</w:t>
+      </w:r>
+    </w:p>
+    <w:p>
+      <w:pPr>
+        <w:spacing w:line="336" w:lineRule="auto" w:after="180"/>
+        <w:shd w:fill="F5F1FB"/>
+      </w:pPr>
+      <w:r>
+        <w:rPr>
+          <w:b w:val="0"/>
+        </w:rPr>
         <w:t>Change: LIB-v = 2 is unavailable.</w:t>
       </w:r>
     </w:p>
     <w:p>
-      <w:r>
-        <w:t>Prediction: Report that the current time cannot be verified.</w:t>
-      </w:r>
-    </w:p>
-    <w:p>
-      <w:r>
-        <w:t>Reason: The unsupported old guess does not become current evidence when retrieval fails.</w:t>
-      </w:r>
-    </w:p>
-    <w:p>
       <w:pPr>
         <w:pStyle w:val="Heading3"/>
       </w:pPr>
       <w:r>
+        <w:t>Predicted result</w:t>
+      </w:r>
+    </w:p>
+    <w:p>
+      <w:pPr>
+        <w:spacing w:line="336" w:lineRule="auto" w:after="180"/>
+        <w:shd w:fill="F1F6FC"/>
+      </w:pPr>
+      <w:r>
+        <w:rPr>
+          <w:b/>
+        </w:rPr>
+        <w:t>Prediction</w:t>
+      </w:r>
+      <w:r>
+        <w:rPr>
+          <w:b w:val="0"/>
+        </w:rPr>
+        <w:t>: Report that the current time cannot be verified.</w:t>
+      </w:r>
+    </w:p>
+    <w:p>
+      <w:pPr>
+        <w:pStyle w:val="Heading3"/>
+      </w:pPr>
+      <w:r>
+        <w:t>Why the result follows</w:t>
+      </w:r>
+    </w:p>
+    <w:p>
+      <w:pPr>
+        <w:spacing w:line="336" w:lineRule="auto" w:after="180"/>
+        <w:shd w:fill="F1F6FC"/>
+      </w:pPr>
+      <w:r>
+        <w:rPr>
+          <w:b w:val="0"/>
+        </w:rPr>
+        <w:t xml:space="preserve">Reason: The unsupported old guess does not become current </w:t>
+      </w:r>
+      <w:r>
+        <w:rPr>
+          <w:b/>
+        </w:rPr>
+        <w:t>evidence</w:t>
+      </w:r>
+      <w:r>
+        <w:rPr>
+          <w:b w:val="0"/>
+        </w:rPr>
+        <w:t xml:space="preserve"> when </w:t>
+      </w:r>
+      <w:r>
+        <w:rPr>
+          <w:b/>
+        </w:rPr>
+        <w:t>retrieval</w:t>
+      </w:r>
+      <w:r>
+        <w:rPr>
+          <w:b w:val="0"/>
+        </w:rPr>
+        <w:t xml:space="preserve"> fails.</w:t>
+      </w:r>
+    </w:p>
+    <w:p>
+      <w:pPr>
+        <w:pStyle w:val="Heading3"/>
+      </w:pPr>
+      <w:r>
         <w:t>Ask while showing the picture</w:t>
       </w:r>
     </w:p>
     <w:p>
-      <w:r>
-        <w:t>Cover the result. Ask learners to name the inputs and predict the next step. Uncover one step, connect the icon to the actual procedure, and explain its evidence. Then change the supplied condition and compare. The picture is a representation; it does not document execution of a real AI model.</w:t>
+      <w:pPr>
+        <w:pStyle w:val="Heading3"/>
+      </w:pPr>
+      <w:r>
+        <w:t>Ask while showing the picture · 4</w:t>
+      </w:r>
+    </w:p>
+    <w:p>
+      <w:pPr>
+        <w:spacing w:line="336" w:lineRule="auto" w:after="180"/>
+      </w:pPr>
+      <w:r>
+        <w:rPr>
+          <w:b w:val="0"/>
+        </w:rPr>
+        <w:t xml:space="preserve">Cover the result. Ask learners to name the </w:t>
+      </w:r>
+      <w:r>
+        <w:rPr>
+          <w:b/>
+        </w:rPr>
+        <w:t>input</w:t>
+      </w:r>
+      <w:r>
+        <w:rPr>
+          <w:b w:val="0"/>
+        </w:rPr>
+        <w:t xml:space="preserve">s and predict the next step. Uncover one step, connect the icon to the actual procedure, and explain its </w:t>
+      </w:r>
+      <w:r>
+        <w:rPr>
+          <w:b/>
+        </w:rPr>
+        <w:t>evidence</w:t>
+      </w:r>
+      <w:r>
+        <w:rPr>
+          <w:b w:val="0"/>
+        </w:rPr>
+        <w:t>. Then change the supplied condition and compare.</w:t>
+      </w:r>
+    </w:p>
+    <w:p>
+      <w:pPr>
+        <w:spacing w:line="336" w:lineRule="auto" w:after="180"/>
+      </w:pPr>
+      <w:r>
+        <w:rPr>
+          <w:b w:val="0"/>
+        </w:rPr>
+        <w:t>The picture is a representation; it does not document execution of a real AI model.</w:t>
       </w:r>
     </w:p>
     <w:p>
@@ -1121,11 +2337,16 @@
       </w:r>
     </w:p>
     <w:p>
+      <w:r>
+        <w:t>Demonstrate Model Memory vs Retrieval, reduce support deliberately and check individual reasoning before discussing answers.</w:t>
+      </w:r>
+    </w:p>
+    <w:p>
       <w:pPr>
         <w:pStyle w:val="Heading3"/>
       </w:pPr>
       <w:r>
-        <w:t>Demonstrate and guide practice</w:t>
+        <w:t>Board sequence</w:t>
       </w:r>
     </w:p>
     <w:p>
@@ -1133,55 +2354,209 @@
         <w:pStyle w:val="Heading3"/>
       </w:pPr>
       <w:r>
-        <w:t>Board sequence</w:t>
-      </w:r>
-    </w:p>
-    <w:p>
-      <w:r>
+        <w:t>1. Put the facts on the board</w:t>
+      </w:r>
+    </w:p>
+    <w:p>
+      <w:pPr>
+        <w:spacing w:line="336" w:lineRule="auto" w:after="180"/>
+        <w:shd w:fill="F4F9FC"/>
+      </w:pPr>
+      <w:r>
+        <w:rPr>
+          <w:b w:val="0"/>
+        </w:rPr>
         <w:t>Write the given facts: One assistant answers without search; another retrieves a handbook paragraph.</w:t>
       </w:r>
     </w:p>
     <w:p>
-      <w:r>
-        <w:t>Write the question to explain: Compare evidence trails.</w:t>
-      </w:r>
-    </w:p>
-    <w:p>
-      <w:r>
-        <w:t>Reveal after predictions: The first uses learned patterns without an inspected source. The second supplies a passage that can be checked. Retrieval still does not guarantee correct use.</w:t>
-      </w:r>
-    </w:p>
-    <w:p>
-      <w:r>
-        <w:t>Keep for an independent attempt: A model recalls last year's opening hours; a retrieved current notice gives different hours. How should the answer use this evidence?</w:t>
-      </w:r>
-    </w:p>
-    <w:p>
       <w:pPr>
         <w:pStyle w:val="Heading3"/>
       </w:pPr>
       <w:r>
+        <w:t>2. State the decision to explain</w:t>
+      </w:r>
+    </w:p>
+    <w:p>
+      <w:pPr>
+        <w:spacing w:line="336" w:lineRule="auto" w:after="180"/>
+        <w:shd w:fill="F4F9FC"/>
+      </w:pPr>
+      <w:r>
+        <w:rPr>
+          <w:b w:val="0"/>
+        </w:rPr>
+        <w:t xml:space="preserve">Write the question to explain: Compare </w:t>
+      </w:r>
+      <w:r>
+        <w:rPr>
+          <w:b/>
+        </w:rPr>
+        <w:t>evidence</w:t>
+      </w:r>
+      <w:r>
+        <w:rPr>
+          <w:b w:val="0"/>
+        </w:rPr>
+        <w:t xml:space="preserve"> trails.</w:t>
+      </w:r>
+    </w:p>
+    <w:p>
+      <w:pPr>
+        <w:pStyle w:val="Heading3"/>
+      </w:pPr>
+      <w:r>
+        <w:t>3. Reveal the worked reasoning</w:t>
+      </w:r>
+    </w:p>
+    <w:p>
+      <w:pPr>
+        <w:spacing w:line="336" w:lineRule="auto" w:after="180"/>
+        <w:shd w:fill="F1F6FC"/>
+      </w:pPr>
+      <w:r>
+        <w:rPr>
+          <w:b w:val="0"/>
+        </w:rPr>
+        <w:t xml:space="preserve">Reveal after </w:t>
+      </w:r>
+      <w:r>
+        <w:rPr>
+          <w:b/>
+        </w:rPr>
+        <w:t>prediction</w:t>
+      </w:r>
+      <w:r>
+        <w:rPr>
+          <w:b w:val="0"/>
+        </w:rPr>
+        <w:t xml:space="preserve">s: The first uses learned patterns without an inspected source. The second supplies a passage that can be checked. </w:t>
+      </w:r>
+      <w:r>
+        <w:rPr>
+          <w:b/>
+        </w:rPr>
+        <w:t>Retrieval</w:t>
+      </w:r>
+      <w:r>
+        <w:rPr>
+          <w:b w:val="0"/>
+        </w:rPr>
+        <w:t xml:space="preserve"> still does not guarantee correct use.</w:t>
+      </w:r>
+    </w:p>
+    <w:p>
+      <w:pPr>
+        <w:pStyle w:val="Heading3"/>
+      </w:pPr>
+      <w:r>
+        <w:t>Hold back the independent task</w:t>
+      </w:r>
+    </w:p>
+    <w:p>
+      <w:pPr>
+        <w:spacing w:line="336" w:lineRule="auto" w:after="180"/>
+        <w:shd w:fill="F5F1FB"/>
+      </w:pPr>
+      <w:r>
+        <w:rPr>
+          <w:b w:val="0"/>
+        </w:rPr>
+        <w:t xml:space="preserve">Keep for an independent attempt: A model recalls last year's opening hours; a retrieved current notice gives different hours. How should the answer use this </w:t>
+      </w:r>
+      <w:r>
+        <w:rPr>
+          <w:b/>
+        </w:rPr>
+        <w:t>evidence</w:t>
+      </w:r>
+      <w:r>
+        <w:rPr>
+          <w:b w:val="0"/>
+        </w:rPr>
+        <w:t>?</w:t>
+      </w:r>
+    </w:p>
+    <w:p>
+      <w:pPr>
+        <w:pStyle w:val="Heading3"/>
+      </w:pPr>
+      <w:r>
         <w:t>Classroom dialogue</w:t>
       </w:r>
     </w:p>
     <w:p>
-      <w:r>
+      <w:pPr>
+        <w:pStyle w:val="Heading3"/>
+      </w:pPr>
+      <w:r>
+        <w:t>Ask the class</w:t>
+      </w:r>
+    </w:p>
+    <w:p>
+      <w:pPr>
+        <w:spacing w:line="336" w:lineRule="auto" w:after="180"/>
+        <w:shd w:fill="F5F1FB"/>
+      </w:pPr>
+      <w:r>
+        <w:rPr>
+          <w:b w:val="0"/>
+        </w:rPr>
         <w:t>Ask: Which facts are given, and which would we have to assume? Learners mark relevant details before discussing answers.</w:t>
       </w:r>
     </w:p>
     <w:p>
-      <w:r>
+      <w:pPr>
+        <w:pStyle w:val="Heading3"/>
+      </w:pPr>
+      <w:r>
+        <w:t>Language to model</w:t>
+      </w:r>
+    </w:p>
+    <w:p>
+      <w:pPr>
+        <w:spacing w:line="336" w:lineRule="auto" w:after="180"/>
+        <w:shd w:fill="F1F6F8"/>
+      </w:pPr>
+      <w:r>
+        <w:rPr>
+          <w:b w:val="0"/>
+        </w:rPr>
         <w:t>Say: Predict first. Show the rule, information path or calculation that would produce the result. A correct guess is not yet an explanation.</w:t>
       </w:r>
     </w:p>
     <w:p>
-      <w:r>
+      <w:pPr>
+        <w:spacing w:line="336" w:lineRule="auto" w:after="180"/>
+      </w:pPr>
+      <w:r>
+        <w:rPr>
+          <w:b w:val="0"/>
+        </w:rPr>
         <w:t>Reveal reasoning one step at a time. Explain why a tempting alternative fails. Write units and denominators for arithmetic, trace conditions for decisions, and identify supporting sources for claims.</w:t>
       </w:r>
     </w:p>
     <w:p>
-      <w:r>
-        <w:t>In pairs, one learner solves while the other checks evidence; exchange roles. Remove the worked answer before independent assessment.</w:t>
+      <w:pPr>
+        <w:spacing w:line="336" w:lineRule="auto" w:after="180"/>
+      </w:pPr>
+      <w:r>
+        <w:rPr>
+          <w:b w:val="0"/>
+        </w:rPr>
+        <w:t xml:space="preserve">In pairs, one learner solves while the other checks </w:t>
+      </w:r>
+      <w:r>
+        <w:rPr>
+          <w:b/>
+        </w:rPr>
+        <w:t>evidence</w:t>
+      </w:r>
+      <w:r>
+        <w:rPr>
+          <w:b w:val="0"/>
+        </w:rPr>
+        <w:t>; exchange roles. Remove the worked answer before independent assessment.</w:t>
       </w:r>
     </w:p>
     <w:p>
@@ -1193,8 +2568,120 @@
       </w:r>
     </w:p>
     <w:p>
-      <w:r>
-        <w:t>Guided: The stale index returns old evidence. It cannot establish current room approval; refresh against authorised corpus v2 or report unresolved freshness. Qualification: High retrieval similarity does not override permissions or make an obsolete source current. Exit: accept a concrete variation with its predicted outcome and a stated condition that would challenge the mechanism; reject a claim resting on unmeasured evidence.</w:t>
+      <w:pPr>
+        <w:spacing w:line="336" w:lineRule="auto" w:after="180"/>
+      </w:pPr>
+      <w:r>
+        <w:rPr>
+          <w:b w:val="0"/>
+        </w:rPr>
+        <w:t xml:space="preserve">Guided: The stale </w:t>
+      </w:r>
+      <w:r>
+        <w:rPr>
+          <w:b/>
+        </w:rPr>
+        <w:t>index</w:t>
+      </w:r>
+      <w:r>
+        <w:rPr>
+          <w:b w:val="0"/>
+        </w:rPr>
+        <w:t xml:space="preserve"> returns old </w:t>
+      </w:r>
+      <w:r>
+        <w:rPr>
+          <w:b/>
+        </w:rPr>
+        <w:t>evidence</w:t>
+      </w:r>
+      <w:r>
+        <w:rPr>
+          <w:b w:val="0"/>
+        </w:rPr>
+        <w:t xml:space="preserve">. It cannot establish current room approval; refresh against authorised </w:t>
+      </w:r>
+      <w:r>
+        <w:rPr>
+          <w:b/>
+        </w:rPr>
+        <w:t>corpus</w:t>
+      </w:r>
+      <w:r>
+        <w:rPr>
+          <w:b w:val="0"/>
+        </w:rPr>
+        <w:t xml:space="preserve"> v2 or report unresolved </w:t>
+      </w:r>
+      <w:r>
+        <w:rPr>
+          <w:b/>
+        </w:rPr>
+        <w:t>freshness</w:t>
+      </w:r>
+      <w:r>
+        <w:rPr>
+          <w:b w:val="0"/>
+        </w:rPr>
+        <w:t>.</w:t>
+      </w:r>
+    </w:p>
+    <w:p>
+      <w:pPr>
+        <w:spacing w:line="336" w:lineRule="auto" w:after="180"/>
+      </w:pPr>
+      <w:r>
+        <w:rPr>
+          <w:b w:val="0"/>
+        </w:rPr>
+        <w:t xml:space="preserve">Qualification: High </w:t>
+      </w:r>
+      <w:r>
+        <w:rPr>
+          <w:b/>
+        </w:rPr>
+        <w:t>retrieval</w:t>
+      </w:r>
+      <w:r>
+        <w:rPr>
+          <w:b w:val="0"/>
+        </w:rPr>
+        <w:t xml:space="preserve"> similarity does not override permissions or make an obsolete source current.</w:t>
+      </w:r>
+    </w:p>
+    <w:p>
+      <w:pPr>
+        <w:spacing w:line="336" w:lineRule="auto" w:after="180"/>
+      </w:pPr>
+      <w:r>
+        <w:rPr>
+          <w:b w:val="0"/>
+        </w:rPr>
+        <w:t xml:space="preserve">Exit: accept a concrete variation with its predicted outcome and a stated condition that would challenge the </w:t>
+      </w:r>
+      <w:r>
+        <w:rPr>
+          <w:b/>
+        </w:rPr>
+        <w:t>mechanism</w:t>
+      </w:r>
+      <w:r>
+        <w:rPr>
+          <w:b w:val="0"/>
+        </w:rPr>
+        <w:t xml:space="preserve">; reject a claim resting on unmeasured </w:t>
+      </w:r>
+      <w:r>
+        <w:rPr>
+          <w:b/>
+        </w:rPr>
+        <w:t>evidence</w:t>
+      </w:r>
+      <w:r>
+        <w:rPr>
+          <w:b w:val="0"/>
+        </w:rPr>
+        <w:t>.</w:t>
       </w:r>
     </w:p>
     <w:p>
@@ -1426,41 +2913,203 @@
       </w:r>
     </w:p>
     <w:p>
-      <w:r>
-        <w:t>Completion task: Index v1 contains notice N1 for room A. Corpus v2 supersedes it with N2 for room B, but the query still returns N1. What can be reported? Show the intermediate steps and give the conclusion with its scope.</w:t>
-      </w:r>
-    </w:p>
-    <w:p>
-      <w:r>
-        <w:t>Teacher check: Teacher explanation: The stale index returns old evidence. It cannot establish current room approval; refresh against authorised corpus v2 or report unresolved freshness.</w:t>
-      </w:r>
-    </w:p>
-    <w:p>
-      <w:r>
-        <w:t>Start by identifying the given inputs together. Leave the intermediate steps blank. If needed, model one step, then withdraw that help on the next step. Move to a full trace only when the partial trace is understood. For partners, alternate explainer and checker; collect a response from every learner before discussion.</w:t>
-      </w:r>
-    </w:p>
-    <w:p>
       <w:pPr>
         <w:pStyle w:val="Heading3"/>
       </w:pPr>
       <w:r>
+        <w:t>Completion practice</w:t>
+      </w:r>
+    </w:p>
+    <w:p>
+      <w:pPr>
+        <w:spacing w:line="336" w:lineRule="auto" w:after="180"/>
+        <w:shd w:fill="F5F1FB"/>
+      </w:pPr>
+      <w:r>
+        <w:rPr>
+          <w:b w:val="0"/>
+        </w:rPr>
+        <w:t xml:space="preserve">Completion task: </w:t>
+      </w:r>
+      <w:r>
+        <w:rPr>
+          <w:b/>
+        </w:rPr>
+        <w:t>Index</w:t>
+      </w:r>
+      <w:r>
+        <w:rPr>
+          <w:b w:val="0"/>
+        </w:rPr>
+        <w:t xml:space="preserve"> v1 contains notice N1 for room A. </w:t>
+      </w:r>
+      <w:r>
+        <w:rPr>
+          <w:b/>
+        </w:rPr>
+        <w:t>Corpus</w:t>
+      </w:r>
+      <w:r>
+        <w:rPr>
+          <w:b w:val="0"/>
+        </w:rPr>
+        <w:t xml:space="preserve"> v2 supersedes it with N2 for room B, but the query still returns N1. What can be reported? Show the intermediate steps and give the conclusion with its scope.</w:t>
+      </w:r>
+    </w:p>
+    <w:p>
+      <w:pPr>
+        <w:pStyle w:val="Heading3"/>
+      </w:pPr>
+      <w:r>
+        <w:t>Reasoning to listen for</w:t>
+      </w:r>
+    </w:p>
+    <w:p>
+      <w:pPr>
+        <w:spacing w:line="336" w:lineRule="auto" w:after="180"/>
+        <w:shd w:fill="F1F6FC"/>
+      </w:pPr>
+      <w:r>
+        <w:rPr>
+          <w:b w:val="0"/>
+        </w:rPr>
+        <w:t xml:space="preserve">Teacher check: Teacher explanation: The stale </w:t>
+      </w:r>
+      <w:r>
+        <w:rPr>
+          <w:b/>
+        </w:rPr>
+        <w:t>index</w:t>
+      </w:r>
+      <w:r>
+        <w:rPr>
+          <w:b w:val="0"/>
+        </w:rPr>
+        <w:t xml:space="preserve"> returns old </w:t>
+      </w:r>
+      <w:r>
+        <w:rPr>
+          <w:b/>
+        </w:rPr>
+        <w:t>evidence</w:t>
+      </w:r>
+      <w:r>
+        <w:rPr>
+          <w:b w:val="0"/>
+        </w:rPr>
+        <w:t xml:space="preserve">. It cannot establish current room approval; refresh against authorised </w:t>
+      </w:r>
+      <w:r>
+        <w:rPr>
+          <w:b/>
+        </w:rPr>
+        <w:t>corpus</w:t>
+      </w:r>
+      <w:r>
+        <w:rPr>
+          <w:b w:val="0"/>
+        </w:rPr>
+        <w:t xml:space="preserve"> v2 or report unresolved </w:t>
+      </w:r>
+      <w:r>
+        <w:rPr>
+          <w:b/>
+        </w:rPr>
+        <w:t>freshness</w:t>
+      </w:r>
+      <w:r>
+        <w:rPr>
+          <w:b w:val="0"/>
+        </w:rPr>
+        <w:t>.</w:t>
+      </w:r>
+    </w:p>
+    <w:p>
+      <w:pPr>
+        <w:spacing w:line="336" w:lineRule="auto" w:after="180"/>
+      </w:pPr>
+      <w:r>
+        <w:rPr>
+          <w:b w:val="0"/>
+        </w:rPr>
+        <w:t xml:space="preserve">Start by identifying the given </w:t>
+      </w:r>
+      <w:r>
+        <w:rPr>
+          <w:b/>
+        </w:rPr>
+        <w:t>input</w:t>
+      </w:r>
+      <w:r>
+        <w:rPr>
+          <w:b w:val="0"/>
+        </w:rPr>
+        <w:t>s together. Leave the intermediate steps blank. If needed, model one step, then withdraw that help on the next step. Move to a full trace only when the partial trace is understood.</w:t>
+      </w:r>
+    </w:p>
+    <w:p>
+      <w:pPr>
+        <w:spacing w:line="336" w:lineRule="auto" w:after="180"/>
+      </w:pPr>
+      <w:r>
+        <w:rPr>
+          <w:b w:val="0"/>
+        </w:rPr>
+        <w:t>For partners, alternate explainer and checker; collect a response from every learner before discussion.</w:t>
+      </w:r>
+    </w:p>
+    <w:p>
+      <w:pPr>
+        <w:pStyle w:val="Heading3"/>
+      </w:pPr>
+      <w:r>
         <w:t>Individual reasoning check</w:t>
       </w:r>
     </w:p>
     <w:p>
-      <w:r>
-        <w:t>Use the worked case for Retrieval and indexing. Proposed explanation: “The worked result establishes every future case”. Decide whether this explanation is supported. Point to the step or supplied fact that decides; explain your repair if needed.</w:t>
-      </w:r>
-    </w:p>
-    <w:p>
-      <w:r>
-        <w:t>Expected correction: High retrieval similarity does not override permissions or make an obsolete source current.</w:t>
-      </w:r>
-    </w:p>
-    <w:p>
-      <w:r>
-        <w:t>Collect explanations, not only yes/no votes. If a misunderstanding is common, re-model the relevant step for the class. If it affects a few learners, give a short targeted group explanation while others solve a more demanding variation.</w:t>
+      <w:pPr>
+        <w:spacing w:line="336" w:lineRule="auto" w:after="180"/>
+      </w:pPr>
+      <w:r>
+        <w:rPr>
+          <w:b w:val="0"/>
+        </w:rPr>
+        <w:t xml:space="preserve">Use the worked case for </w:t>
+      </w:r>
+      <w:r>
+        <w:rPr>
+          <w:b/>
+        </w:rPr>
+        <w:t>Retrieval</w:t>
+      </w:r>
+      <w:r>
+        <w:rPr>
+          <w:b w:val="0"/>
+        </w:rPr>
+        <w:t xml:space="preserve"> and </w:t>
+      </w:r>
+      <w:r>
+        <w:rPr>
+          <w:b/>
+        </w:rPr>
+        <w:t>index</w:t>
+      </w:r>
+      <w:r>
+        <w:rPr>
+          <w:b w:val="0"/>
+        </w:rPr>
+        <w:t>ing. Proposed explanation: “The worked result establishes every future case”. Decide whether this explanation is supported.</w:t>
+      </w:r>
+    </w:p>
+    <w:p>
+      <w:pPr>
+        <w:spacing w:line="336" w:lineRule="auto" w:after="180"/>
+      </w:pPr>
+      <w:r>
+        <w:rPr>
+          <w:b w:val="0"/>
+        </w:rPr>
+        <w:t>Point to the step or supplied fact that decides; explain your repair if needed.</w:t>
       </w:r>
     </w:p>
     <w:p>
@@ -1468,12 +3117,84 @@
         <w:pStyle w:val="Heading3"/>
       </w:pPr>
       <w:r>
+        <w:t>Expected repair</w:t>
+      </w:r>
+    </w:p>
+    <w:p>
+      <w:pPr>
+        <w:spacing w:line="336" w:lineRule="auto" w:after="180"/>
+        <w:shd w:fill="F1F6FC"/>
+      </w:pPr>
+      <w:r>
+        <w:rPr>
+          <w:b w:val="0"/>
+        </w:rPr>
+        <w:t xml:space="preserve">Expected correction: High </w:t>
+      </w:r>
+      <w:r>
+        <w:rPr>
+          <w:b/>
+        </w:rPr>
+        <w:t>retrieval</w:t>
+      </w:r>
+      <w:r>
+        <w:rPr>
+          <w:b w:val="0"/>
+        </w:rPr>
+        <w:t xml:space="preserve"> similarity does not override permissions or make an obsolete source current.</w:t>
+      </w:r>
+    </w:p>
+    <w:p>
+      <w:pPr>
+        <w:spacing w:line="336" w:lineRule="auto" w:after="180"/>
+      </w:pPr>
+      <w:r>
+        <w:rPr>
+          <w:b w:val="0"/>
+        </w:rPr>
+        <w:t>Collect explanations, not only yes/no votes. If a misunderstanding is common, re-model the relevant step for the class.</w:t>
+      </w:r>
+    </w:p>
+    <w:p>
+      <w:pPr>
+        <w:spacing w:line="336" w:lineRule="auto" w:after="180"/>
+      </w:pPr>
+      <w:r>
+        <w:rPr>
+          <w:b w:val="0"/>
+        </w:rPr>
+        <w:t>If it affects a few learners, give a short targeted group explanation while others solve a more demanding variation.</w:t>
+      </w:r>
+    </w:p>
+    <w:p>
+      <w:pPr>
+        <w:pStyle w:val="Heading3"/>
+      </w:pPr>
+      <w:r>
         <w:t>Pictorial practice question</w:t>
       </w:r>
     </w:p>
     <w:p>
-      <w:r>
-        <w:t>Why can the assistant not certify 15: 00 when the notice is missing? Point to the relevant step in the picture, then write the changed result and the rule or evidence that supports it.</w:t>
+      <w:pPr>
+        <w:spacing w:line="336" w:lineRule="auto" w:after="180"/>
+      </w:pPr>
+      <w:r>
+        <w:rPr>
+          <w:b w:val="0"/>
+        </w:rPr>
+        <w:t xml:space="preserve">Why can the assistant not certify 15: 00 when the notice is missing? Point to the relevant step in the picture, then write the changed result and the rule or </w:t>
+      </w:r>
+      <w:r>
+        <w:rPr>
+          <w:b/>
+        </w:rPr>
+        <w:t>evidence</w:t>
+      </w:r>
+      <w:r>
+        <w:rPr>
+          <w:b w:val="0"/>
+        </w:rPr>
+        <w:t xml:space="preserve"> that supports it.</w:t>
       </w:r>
     </w:p>
     <w:p>
@@ -1485,18 +3206,143 @@
       </w:r>
     </w:p>
     <w:p>
-      <w:r>
-        <w:t>15: 00 came from an unsupported earlier output. Missing current evidence requires an uncertainty statement, not substitution. Changed-case check: Report that the current time cannot be verified. The unsupported old guess does not become current evidence when retrieval fails.</w:t>
-      </w:r>
-    </w:p>
-    <w:p>
-      <w:r>
-        <w:t>Changed-case reasoning: Report that the current time cannot be verified. The unsupported old guess does not become current evidence when retrieval fails.</w:t>
-      </w:r>
-    </w:p>
-    <w:p>
-      <w:r>
-        <w:t>Collect each learner’s explanation before discussion. Use the first missing connection between input, deciding step and result to choose support. This question is worked-case practice, not fresh mastery evidence.</w:t>
+      <w:pPr>
+        <w:spacing w:line="336" w:lineRule="auto" w:after="180"/>
+      </w:pPr>
+      <w:r>
+        <w:rPr>
+          <w:b w:val="0"/>
+        </w:rPr>
+        <w:t xml:space="preserve">15: 00 came from an unsupported earlier </w:t>
+      </w:r>
+      <w:r>
+        <w:rPr>
+          <w:b/>
+        </w:rPr>
+        <w:t>output</w:t>
+      </w:r>
+      <w:r>
+        <w:rPr>
+          <w:b w:val="0"/>
+        </w:rPr>
+        <w:t xml:space="preserve">. Missing current </w:t>
+      </w:r>
+      <w:r>
+        <w:rPr>
+          <w:b/>
+        </w:rPr>
+        <w:t>evidence</w:t>
+      </w:r>
+      <w:r>
+        <w:rPr>
+          <w:b w:val="0"/>
+        </w:rPr>
+        <w:t xml:space="preserve"> requires an uncertainty statement, not substitution. Changed-case check: Report that the current time cannot be verified.</w:t>
+      </w:r>
+    </w:p>
+    <w:p>
+      <w:pPr>
+        <w:spacing w:line="336" w:lineRule="auto" w:after="180"/>
+      </w:pPr>
+      <w:r>
+        <w:rPr>
+          <w:b w:val="0"/>
+        </w:rPr>
+        <w:t xml:space="preserve">The unsupported old guess does not become current </w:t>
+      </w:r>
+      <w:r>
+        <w:rPr>
+          <w:b/>
+        </w:rPr>
+        <w:t>evidence</w:t>
+      </w:r>
+      <w:r>
+        <w:rPr>
+          <w:b w:val="0"/>
+        </w:rPr>
+        <w:t xml:space="preserve"> when </w:t>
+      </w:r>
+      <w:r>
+        <w:rPr>
+          <w:b/>
+        </w:rPr>
+        <w:t>retrieval</w:t>
+      </w:r>
+      <w:r>
+        <w:rPr>
+          <w:b w:val="0"/>
+        </w:rPr>
+        <w:t xml:space="preserve"> fails.</w:t>
+      </w:r>
+    </w:p>
+    <w:p>
+      <w:pPr>
+        <w:spacing w:line="336" w:lineRule="auto" w:after="180"/>
+      </w:pPr>
+      <w:r>
+        <w:rPr>
+          <w:b w:val="0"/>
+        </w:rPr>
+        <w:t xml:space="preserve">Changed-case reasoning: Report that the current time cannot be verified. The unsupported old guess does not become current </w:t>
+      </w:r>
+      <w:r>
+        <w:rPr>
+          <w:b/>
+        </w:rPr>
+        <w:t>evidence</w:t>
+      </w:r>
+      <w:r>
+        <w:rPr>
+          <w:b w:val="0"/>
+        </w:rPr>
+        <w:t xml:space="preserve"> when </w:t>
+      </w:r>
+      <w:r>
+        <w:rPr>
+          <w:b/>
+        </w:rPr>
+        <w:t>retrieval</w:t>
+      </w:r>
+      <w:r>
+        <w:rPr>
+          <w:b w:val="0"/>
+        </w:rPr>
+        <w:t xml:space="preserve"> fails.</w:t>
+      </w:r>
+    </w:p>
+    <w:p>
+      <w:pPr>
+        <w:spacing w:line="336" w:lineRule="auto" w:after="180"/>
+      </w:pPr>
+      <w:r>
+        <w:rPr>
+          <w:b w:val="0"/>
+        </w:rPr>
+        <w:t xml:space="preserve">Collect each learner’s explanation before discussion. Use the first missing connection between </w:t>
+      </w:r>
+      <w:r>
+        <w:rPr>
+          <w:b/>
+        </w:rPr>
+        <w:t>input</w:t>
+      </w:r>
+      <w:r>
+        <w:rPr>
+          <w:b w:val="0"/>
+        </w:rPr>
+        <w:t xml:space="preserve">, deciding step and result to choose support. This question is worked-case practice, not fresh mastery </w:t>
+      </w:r>
+      <w:r>
+        <w:rPr>
+          <w:b/>
+        </w:rPr>
+        <w:t>evidence</w:t>
+      </w:r>
+      <w:r>
+        <w:rPr>
+          <w:b w:val="0"/>
+        </w:rPr>
+        <w:t>.</w:t>
       </w:r>
     </w:p>
     <w:p>
@@ -1508,54 +3354,141 @@
       </w:r>
     </w:p>
     <w:p>
+      <w:r>
+        <w:t>Run the Model Memory vs Retrieval investigation and use the first unsupported step to choose a teaching response.</w:t>
+      </w:r>
+    </w:p>
+    <w:p>
+      <w:pPr>
+        <w:spacing w:line="336" w:lineRule="auto" w:after="180"/>
+      </w:pPr>
+      <w:r>
+        <w:rPr>
+          <w:b w:val="0"/>
+        </w:rPr>
+        <w:t>Words You Can Use to Reason</w:t>
+      </w:r>
+    </w:p>
+    <w:p>
+      <w:pPr>
+        <w:spacing w:line="336" w:lineRule="auto" w:after="180"/>
+      </w:pPr>
+      <w:r>
+        <w:rPr>
+          <w:b w:val="0"/>
+        </w:rPr>
+        <w:t>A definition matters when you can recognize the idea, use it, and contrast it with a near-miss.</w:t>
+      </w:r>
+    </w:p>
+    <w:p>
+      <w:pPr>
+        <w:spacing w:line="336" w:lineRule="auto" w:after="180"/>
+      </w:pPr>
+      <w:r>
+        <w:rPr>
+          <w:b w:val="0"/>
+        </w:rPr>
+        <w:t>Predict → Test → Record → Explain</w:t>
+      </w:r>
+    </w:p>
+    <w:p>
+      <w:pPr>
+        <w:spacing w:line="336" w:lineRule="auto" w:after="180"/>
+      </w:pPr>
+      <w:r>
+        <w:rPr>
+          <w:b w:val="0"/>
+        </w:rPr>
+        <w:t>Keep expected and actual results separate. Surprises are useful data when recorded honestly.</w:t>
+      </w:r>
+    </w:p>
+    <w:p>
+      <w:pPr>
+        <w:spacing w:line="336" w:lineRule="auto" w:after="180"/>
+      </w:pPr>
+      <w:r>
+        <w:rPr>
+          <w:b w:val="0"/>
+        </w:rPr>
+        <w:t xml:space="preserve">Route twelve questions to model, </w:t>
+      </w:r>
+      <w:r>
+        <w:rPr>
+          <w:b/>
+        </w:rPr>
+        <w:t>retrieval</w:t>
+      </w:r>
+      <w:r>
+        <w:rPr>
+          <w:b w:val="0"/>
+        </w:rPr>
+        <w:t xml:space="preserve">, calculator, or </w:t>
+      </w:r>
+      <w:r>
+        <w:rPr>
+          <w:b/>
+        </w:rPr>
+        <w:t>abstain</w:t>
+      </w:r>
+      <w:r>
+        <w:rPr>
+          <w:b w:val="0"/>
+        </w:rPr>
+        <w:t xml:space="preserve">; defend the </w:t>
+      </w:r>
+      <w:r>
+        <w:rPr>
+          <w:b/>
+        </w:rPr>
+        <w:t>evidence</w:t>
+      </w:r>
+      <w:r>
+        <w:rPr>
+          <w:b w:val="0"/>
+        </w:rPr>
+        <w:t xml:space="preserve"> requirement for each.</w:t>
+      </w:r>
+    </w:p>
+    <w:p>
+      <w:pPr>
+        <w:spacing w:line="336" w:lineRule="auto" w:after="180"/>
+        <w:shd w:fill="F5F1FB"/>
+      </w:pPr>
+      <w:r>
+        <w:rPr>
+          <w:b w:val="0"/>
+        </w:rPr>
+        <w:t>What did the hardest test teach you that the normal test did not?</w:t>
+      </w:r>
+    </w:p>
+    <w:p>
       <w:pPr>
         <w:pStyle w:val="Heading3"/>
       </w:pPr>
       <w:r>
-        <w:t>Run the weekly evidence lab</w:t>
-      </w:r>
-    </w:p>
-    <w:p>
-      <w:r>
-        <w:t>Words You Can Use to Reason</w:t>
-      </w:r>
-    </w:p>
-    <w:p>
-      <w:r>
-        <w:t>A definition matters when you can recognize the idea, use it, and contrast it with a near-miss.</w:t>
-      </w:r>
-    </w:p>
-    <w:p>
-      <w:r>
-        <w:t>Predict → Test → Record → Explain</w:t>
-      </w:r>
-    </w:p>
-    <w:p>
-      <w:r>
-        <w:t>Keep expected and actual results separate. Surprises are useful data when recorded honestly.</w:t>
-      </w:r>
-    </w:p>
-    <w:p>
-      <w:r>
-        <w:t>Route twelve questions to model, retrieval, calculator, or abstain; defend the evidence requirement for each.</w:t>
-      </w:r>
-    </w:p>
-    <w:p>
-      <w:r>
-        <w:t>What did the hardest test teach you that the normal test did not?</w:t>
-      </w:r>
-    </w:p>
-    <w:p>
-      <w:pPr>
-        <w:pStyle w:val="Heading3"/>
-      </w:pPr>
-      <w:r>
         <w:t>Make the lab runnable</w:t>
       </w:r>
     </w:p>
     <w:p>
-      <w:r>
-        <w:t>Use the concrete case as the shared normal case and the independent question as a second case. Each pair creates a boundary or missing-information case and predicts its result before testing. Keep the expected result separate from an observed mistake.</w:t>
+      <w:pPr>
+        <w:spacing w:line="336" w:lineRule="auto" w:after="180"/>
+      </w:pPr>
+      <w:r>
+        <w:rPr>
+          <w:b w:val="0"/>
+        </w:rPr>
+        <w:t>Use the concrete case as the shared normal case and the independent question as a second case. Each pair creates a boundary or missing-information case and predicts its result before testing.</w:t>
+      </w:r>
+    </w:p>
+    <w:p>
+      <w:pPr>
+        <w:spacing w:line="336" w:lineRule="auto" w:after="180"/>
+      </w:pPr>
+      <w:r>
+        <w:rPr>
+          <w:b w:val="0"/>
+        </w:rPr>
+        <w:t>Keep the expected result separate from an observed mistake.</w:t>
       </w:r>
     </w:p>
     <w:tbl>
@@ -1713,8 +3646,25 @@
       </w:r>
     </w:p>
     <w:p>
-      <w:r>
-        <w:t>For guessing, return to given facts and request a trace. For vocabulary without application, use one example and one non-example. For arithmetic errors, check the setup before the calculation. Finish with a different uncoached case before recording mastery.</w:t>
+      <w:pPr>
+        <w:spacing w:line="336" w:lineRule="auto" w:after="180"/>
+      </w:pPr>
+      <w:r>
+        <w:rPr>
+          <w:b w:val="0"/>
+        </w:rPr>
+        <w:t>For guessing, return to given facts and request a trace. For vocabulary without application, use one example and one non-example. For arithmetic errors, check the setup before the calculation.</w:t>
+      </w:r>
+    </w:p>
+    <w:p>
+      <w:pPr>
+        <w:spacing w:line="336" w:lineRule="auto" w:after="180"/>
+      </w:pPr>
+      <w:r>
+        <w:rPr>
+          <w:b w:val="0"/>
+        </w:rPr>
+        <w:t>Finish with a different uncoached case before recording mastery.</w:t>
       </w:r>
     </w:p>
     <w:p>
@@ -1726,18 +3676,84 @@
       </w:r>
     </w:p>
     <w:p>
-      <w:r>
-        <w:t>The worked result establishes every future case: High retrieval similarity does not override permissions or make an obsolete source current.</w:t>
-      </w:r>
-    </w:p>
-    <w:p>
-      <w:r>
-        <w:t>A missing input may be replaced without recording the change: A replacement changes the evidence or contract. Record the change and its justification; do not silently turn unknown into a measured value.</w:t>
-      </w:r>
-    </w:p>
-    <w:p>
-      <w:r>
-        <w:t>Repeating an assessed case is new independent evidence: A replay checks consistency. An example used for feedback or revision cannot later be described as untouched final evaluation.</w:t>
+      <w:pPr>
+        <w:spacing w:line="336" w:lineRule="auto" w:after="180"/>
+      </w:pPr>
+      <w:r>
+        <w:rPr>
+          <w:b w:val="0"/>
+        </w:rPr>
+        <w:t xml:space="preserve">The worked result establishes every future case: High </w:t>
+      </w:r>
+      <w:r>
+        <w:rPr>
+          <w:b/>
+        </w:rPr>
+        <w:t>retrieval</w:t>
+      </w:r>
+      <w:r>
+        <w:rPr>
+          <w:b w:val="0"/>
+        </w:rPr>
+        <w:t xml:space="preserve"> similarity does not override permissions or make an obsolete source current.</w:t>
+      </w:r>
+    </w:p>
+    <w:p>
+      <w:pPr>
+        <w:spacing w:line="336" w:lineRule="auto" w:after="180"/>
+      </w:pPr>
+      <w:r>
+        <w:rPr>
+          <w:b w:val="0"/>
+        </w:rPr>
+        <w:t xml:space="preserve">A missing </w:t>
+      </w:r>
+      <w:r>
+        <w:rPr>
+          <w:b/>
+        </w:rPr>
+        <w:t>input</w:t>
+      </w:r>
+      <w:r>
+        <w:rPr>
+          <w:b w:val="0"/>
+        </w:rPr>
+        <w:t xml:space="preserve"> may be replaced without recording the change: A replacement changes the </w:t>
+      </w:r>
+      <w:r>
+        <w:rPr>
+          <w:b/>
+        </w:rPr>
+        <w:t>evidence</w:t>
+      </w:r>
+      <w:r>
+        <w:rPr>
+          <w:b w:val="0"/>
+        </w:rPr>
+        <w:t xml:space="preserve"> or contract. Record the change and its justification; do not silently turn unknown into a measured value.</w:t>
+      </w:r>
+    </w:p>
+    <w:p>
+      <w:pPr>
+        <w:spacing w:line="336" w:lineRule="auto" w:after="180"/>
+      </w:pPr>
+      <w:r>
+        <w:rPr>
+          <w:b w:val="0"/>
+        </w:rPr>
+        <w:t xml:space="preserve">Repeating an assessed case is new independent </w:t>
+      </w:r>
+      <w:r>
+        <w:rPr>
+          <w:b/>
+        </w:rPr>
+        <w:t>evidence</w:t>
+      </w:r>
+      <w:r>
+        <w:rPr>
+          <w:b w:val="0"/>
+        </w:rPr>
+        <w:t>: A replay checks consistency. An example used for feedback or revision cannot later be described as untouched final evaluation.</w:t>
       </w:r>
     </w:p>
     <w:p>
@@ -1895,8 +3911,25 @@
       </w:tr>
     </w:tbl>
     <w:p>
-      <w:r>
-        <w:t>Offer an oral explanation, drawing, enlarged visual or fewer examples when that removes a reading/writing barrier. Keep the same reasoning goal. Stretch secure learners by changing a boundary or assumption and asking them to defend the effect, not simply by assigning more of the same questions.</w:t>
+      <w:pPr>
+        <w:spacing w:line="336" w:lineRule="auto" w:after="180"/>
+      </w:pPr>
+      <w:r>
+        <w:rPr>
+          <w:b w:val="0"/>
+        </w:rPr>
+        <w:t>Offer an oral explanation, drawing, enlarged visual or fewer examples when that removes a reading/writing barrier. Keep the same reasoning goal.</w:t>
+      </w:r>
+    </w:p>
+    <w:p>
+      <w:pPr>
+        <w:spacing w:line="336" w:lineRule="auto" w:after="180"/>
+      </w:pPr>
+      <w:r>
+        <w:rPr>
+          <w:b w:val="0"/>
+        </w:rPr>
+        <w:t>Stretch secure learners by changing a boundary or assumption and asking them to defend the effect, not simply by assigning more of the same questions.</w:t>
       </w:r>
     </w:p>
     <w:p>
@@ -1908,11 +3941,16 @@
       </w:r>
     </w:p>
     <w:p>
+      <w:r>
+        <w:t>Use the Model Memory vs Retrieval questions, teacher keys and criteria after the relevant attempts. Previously discussed cases are practice; protect the separately selected independent task.</w:t>
+      </w:r>
+    </w:p>
+    <w:p>
       <w:pPr>
         <w:pStyle w:val="Heading3"/>
       </w:pPr>
       <w:r>
-        <w:t>Assess and explain the answers</w:t>
+        <w:t>Worked case answer</w:t>
       </w:r>
     </w:p>
     <w:p>
@@ -1920,12 +3958,31 @@
         <w:pStyle w:val="Heading3"/>
       </w:pPr>
       <w:r>
-        <w:t>Worked case answer</w:t>
-      </w:r>
-    </w:p>
-    <w:p>
-      <w:r>
-        <w:t>The first uses learned patterns without an inspected source. The second supplies a passage that can be checked. Retrieval still does not guarantee correct use.</w:t>
+        <w:t>Teacher key · Worked case answer</w:t>
+      </w:r>
+    </w:p>
+    <w:p>
+      <w:pPr>
+        <w:spacing w:line="336" w:lineRule="auto" w:after="180"/>
+        <w:shd w:fill="F1F6FC"/>
+      </w:pPr>
+      <w:r>
+        <w:rPr>
+          <w:b w:val="0"/>
+        </w:rPr>
+        <w:t xml:space="preserve">The first uses learned patterns without an inspected source. The second supplies a passage that can be checked. </w:t>
+      </w:r>
+      <w:r>
+        <w:rPr>
+          <w:b/>
+        </w:rPr>
+        <w:t>Retrieval</w:t>
+      </w:r>
+      <w:r>
+        <w:rPr>
+          <w:b w:val="0"/>
+        </w:rPr>
+        <w:t xml:space="preserve"> still does not guarantee correct use.</w:t>
       </w:r>
     </w:p>
     <w:p>
@@ -1937,20 +3994,62 @@
       </w:r>
     </w:p>
     <w:p>
-      <w:r>
-        <w:t>A model recalls last year's opening hours; a retrieved current notice gives different hours. How should the answer use this evidence?</w:t>
-      </w:r>
-    </w:p>
-    <w:p>
       <w:pPr>
         <w:pStyle w:val="Heading3"/>
       </w:pPr>
       <w:r>
+        <w:t>Independent question · withhold the key</w:t>
+      </w:r>
+    </w:p>
+    <w:p>
+      <w:pPr>
+        <w:spacing w:line="336" w:lineRule="auto" w:after="180"/>
+        <w:shd w:fill="F5F1FB"/>
+      </w:pPr>
+      <w:r>
+        <w:rPr>
+          <w:b w:val="0"/>
+        </w:rPr>
+        <w:t xml:space="preserve">A model recalls last year's opening hours; a retrieved current notice gives different hours. How should the answer use this </w:t>
+      </w:r>
+      <w:r>
+        <w:rPr>
+          <w:b/>
+        </w:rPr>
+        <w:t>evidence</w:t>
+      </w:r>
+      <w:r>
+        <w:rPr>
+          <w:b w:val="0"/>
+        </w:rPr>
+        <w:t>?</w:t>
+      </w:r>
+    </w:p>
+    <w:p>
+      <w:pPr>
+        <w:pStyle w:val="Heading3"/>
+      </w:pPr>
+      <w:r>
         <w:t>Expected independent answer</w:t>
       </w:r>
     </w:p>
     <w:p>
-      <w:r>
+      <w:pPr>
+        <w:pStyle w:val="Heading3"/>
+      </w:pPr>
+      <w:r>
+        <w:t>Teacher key · Expected independent answer</w:t>
+      </w:r>
+    </w:p>
+    <w:p>
+      <w:pPr>
+        <w:spacing w:line="336" w:lineRule="auto" w:after="180"/>
+        <w:shd w:fill="F1F6FC"/>
+      </w:pPr>
+      <w:r>
+        <w:rPr>
+          <w:b w:val="0"/>
+        </w:rPr>
         <w:t>Use the relevant current notice, cite it and identify its date. Model recall is not a substitute for checking information that changes.</w:t>
       </w:r>
     </w:p>
@@ -2189,8 +4288,25 @@
       </w:tr>
     </w:tbl>
     <w:p>
-      <w:r>
-        <w:t>Use 6/8 as a classroom checkpoint, with 2 required for both Result and Reasoning. This is a proposed teaching rule, not a validated certification threshold. Do not count a coached answer as independent mastery; correct unsafe or unsupported claims regardless of total.</w:t>
+      <w:pPr>
+        <w:spacing w:line="336" w:lineRule="auto" w:after="180"/>
+      </w:pPr>
+      <w:r>
+        <w:rPr>
+          <w:b w:val="0"/>
+        </w:rPr>
+        <w:t>Use 6/8 as a classroom checkpoint, with 2 required for both Result and Reasoning. This is a proposed teaching rule, not a validated certification threshold.</w:t>
+      </w:r>
+    </w:p>
+    <w:p>
+      <w:pPr>
+        <w:spacing w:line="336" w:lineRule="auto" w:after="180"/>
+      </w:pPr>
+      <w:r>
+        <w:rPr>
+          <w:b w:val="0"/>
+        </w:rPr>
+        <w:t>Do not count a coached answer as independent mastery; correct unsafe or unsupported claims regardless of total.</w:t>
       </w:r>
     </w:p>
     <w:p>
@@ -2202,8 +4318,26 @@
       </w:r>
     </w:p>
     <w:p>
-      <w:r>
-        <w:t>Ask the learner to find the evidence that challenges this claim: “A model's confident memory always outranks a current primary source.” Keep the first attempt and an uncoached retry separate.</w:t>
+      <w:pPr>
+        <w:spacing w:line="336" w:lineRule="auto" w:after="180"/>
+      </w:pPr>
+      <w:r>
+        <w:rPr>
+          <w:b w:val="0"/>
+        </w:rPr>
+        <w:t xml:space="preserve">Ask the learner to find the </w:t>
+      </w:r>
+      <w:r>
+        <w:rPr>
+          <w:b/>
+        </w:rPr>
+        <w:t>evidence</w:t>
+      </w:r>
+      <w:r>
+        <w:rPr>
+          <w:b w:val="0"/>
+        </w:rPr>
+        <w:t xml:space="preserve"> that challenges this claim: “A model's confident memory always outranks a current primary source.” Keep the first attempt and an uncoached retry separate.</w:t>
       </w:r>
     </w:p>
     <w:p>
@@ -2215,15 +4349,60 @@
       </w:r>
     </w:p>
     <w:p>
-      <w:r>
-        <w:t>Answer 9 with the notice as support, after confirming the branch and date. Learned patterns are not an inspected current record. Retrieval helps provide evidence but the system can still retrieve or interpret the wrong passage.</w:t>
-      </w:r>
-    </w:p>
-    <w:p>
       <w:pPr>
         <w:pStyle w:val="Heading3"/>
       </w:pPr>
       <w:r>
+        <w:t>Teacher key · Original transfer answer</w:t>
+      </w:r>
+    </w:p>
+    <w:p>
+      <w:pPr>
+        <w:spacing w:line="336" w:lineRule="auto" w:after="180"/>
+        <w:shd w:fill="F1F6FC"/>
+      </w:pPr>
+      <w:r>
+        <w:rPr>
+          <w:b w:val="0"/>
+        </w:rPr>
+        <w:t>Answer 9 with the notice as support, after confirming the branch and date. Learned patterns are not an inspected current record.</w:t>
+      </w:r>
+    </w:p>
+    <w:p>
+      <w:pPr>
+        <w:spacing w:line="336" w:lineRule="auto" w:after="180"/>
+        <w:shd w:fill="F1F6FC"/>
+      </w:pPr>
+      <w:r>
+        <w:rPr>
+          <w:b/>
+        </w:rPr>
+        <w:t>Retrieval</w:t>
+      </w:r>
+      <w:r>
+        <w:rPr>
+          <w:b w:val="0"/>
+        </w:rPr>
+        <w:t xml:space="preserve"> helps provide </w:t>
+      </w:r>
+      <w:r>
+        <w:rPr>
+          <w:b/>
+        </w:rPr>
+        <w:t>evidence</w:t>
+      </w:r>
+      <w:r>
+        <w:rPr>
+          <w:b w:val="0"/>
+        </w:rPr>
+        <w:t xml:space="preserve"> but the system can still retrieve or interpret the wrong passage.</w:t>
+      </w:r>
+    </w:p>
+    <w:p>
+      <w:pPr>
+        <w:pStyle w:val="Heading3"/>
+      </w:pPr>
+      <w:r>
         <w:t>Explanations for the additional workbook examples</w:t>
       </w:r>
     </w:p>
@@ -2236,111 +4415,627 @@
       </w:r>
     </w:p>
     <w:p>
-      <w:r>
-        <w:t>Explain the weekly mechanism in your own words. Use the worked scenario to name its input, decision rule and output.</w:t>
-      </w:r>
-    </w:p>
-    <w:p>
-      <w:r>
-        <w:t>Teacher explanation: Retrieval returns stored records selected for a query. An index is a searchable representation of a versioned corpus; generated wording is a later operation. Assign stable document IDs, versions and permitted access before indexing. Retrieve only authorised records. Preserve source references and define behaviour when a document is missing, outdated or access-restricted.</w:t>
-      </w:r>
-    </w:p>
-    <w:p>
       <w:pPr>
         <w:pStyle w:val="Heading3"/>
       </w:pPr>
       <w:r>
+        <w:t>Workbook question · W1</w:t>
+      </w:r>
+    </w:p>
+    <w:p>
+      <w:pPr>
+        <w:spacing w:line="336" w:lineRule="auto" w:after="180"/>
+        <w:shd w:fill="F5F1FB"/>
+      </w:pPr>
+      <w:r>
+        <w:rPr>
+          <w:b w:val="0"/>
+        </w:rPr>
+        <w:t xml:space="preserve">Explain the weekly </w:t>
+      </w:r>
+      <w:r>
+        <w:rPr>
+          <w:b/>
+        </w:rPr>
+        <w:t>mechanism</w:t>
+      </w:r>
+      <w:r>
+        <w:rPr>
+          <w:b w:val="0"/>
+        </w:rPr>
+        <w:t xml:space="preserve"> in your own words. Use the worked scenario to name its </w:t>
+      </w:r>
+      <w:r>
+        <w:rPr>
+          <w:b/>
+        </w:rPr>
+        <w:t>input</w:t>
+      </w:r>
+      <w:r>
+        <w:rPr>
+          <w:b w:val="0"/>
+        </w:rPr>
+        <w:t xml:space="preserve">, decision rule and </w:t>
+      </w:r>
+      <w:r>
+        <w:rPr>
+          <w:b/>
+        </w:rPr>
+        <w:t>output</w:t>
+      </w:r>
+      <w:r>
+        <w:rPr>
+          <w:b w:val="0"/>
+        </w:rPr>
+        <w:t>.</w:t>
+      </w:r>
+    </w:p>
+    <w:p>
+      <w:pPr>
+        <w:pStyle w:val="Heading3"/>
+      </w:pPr>
+      <w:r>
+        <w:t>Teacher reasoning · W1</w:t>
+      </w:r>
+    </w:p>
+    <w:p>
+      <w:pPr>
+        <w:spacing w:line="336" w:lineRule="auto" w:after="180"/>
+        <w:shd w:fill="F1F6FC"/>
+      </w:pPr>
+      <w:r>
+        <w:rPr>
+          <w:b w:val="0"/>
+        </w:rPr>
+        <w:t xml:space="preserve">Teacher explanation: </w:t>
+      </w:r>
+      <w:r>
+        <w:rPr>
+          <w:b/>
+        </w:rPr>
+        <w:t>Retrieval</w:t>
+      </w:r>
+      <w:r>
+        <w:rPr>
+          <w:b w:val="0"/>
+        </w:rPr>
+        <w:t xml:space="preserve"> returns stored records selected for a query. An </w:t>
+      </w:r>
+      <w:r>
+        <w:rPr>
+          <w:b/>
+        </w:rPr>
+        <w:t>index</w:t>
+      </w:r>
+      <w:r>
+        <w:rPr>
+          <w:b w:val="0"/>
+        </w:rPr>
+        <w:t xml:space="preserve"> is a searchable representation of a versioned </w:t>
+      </w:r>
+      <w:r>
+        <w:rPr>
+          <w:b/>
+        </w:rPr>
+        <w:t>corpus</w:t>
+      </w:r>
+      <w:r>
+        <w:rPr>
+          <w:b w:val="0"/>
+        </w:rPr>
+        <w:t>; generated wording is a later operation.</w:t>
+      </w:r>
+    </w:p>
+    <w:p>
+      <w:pPr>
+        <w:spacing w:line="336" w:lineRule="auto" w:after="180"/>
+        <w:shd w:fill="F1F6FC"/>
+      </w:pPr>
+      <w:r>
+        <w:rPr>
+          <w:b w:val="0"/>
+        </w:rPr>
+        <w:t xml:space="preserve">Assign stable document IDs, versions and permitted access before </w:t>
+      </w:r>
+      <w:r>
+        <w:rPr>
+          <w:b/>
+        </w:rPr>
+        <w:t>index</w:t>
+      </w:r>
+      <w:r>
+        <w:rPr>
+          <w:b w:val="0"/>
+        </w:rPr>
+        <w:t>ing. Retrieve only authorised records. Preserve source references and define behaviour when a document is missing, outdated or access-restricted.</w:t>
+      </w:r>
+    </w:p>
+    <w:p>
+      <w:pPr>
+        <w:pStyle w:val="Heading3"/>
+      </w:pPr>
+      <w:r>
         <w:t>W2 Trace the worked case</w:t>
       </w:r>
     </w:p>
     <w:p>
-      <w:r>
-        <w:t>Index v1 contains notice N1 for room A. Corpus v2 supersedes it with N2 for room B, but the query still returns N1. What can be reported? Show the intermediate steps and give the conclusion with its scope.</w:t>
-      </w:r>
-    </w:p>
-    <w:p>
-      <w:r>
-        <w:t>Teacher explanation: The stale index returns old evidence. It cannot establish current room approval; refresh against authorised corpus v2 or report unresolved freshness.</w:t>
-      </w:r>
-    </w:p>
-    <w:p>
       <w:pPr>
         <w:pStyle w:val="Heading3"/>
       </w:pPr>
       <w:r>
+        <w:t>Workbook question · W2</w:t>
+      </w:r>
+    </w:p>
+    <w:p>
+      <w:pPr>
+        <w:spacing w:line="336" w:lineRule="auto" w:after="180"/>
+        <w:shd w:fill="F5F1FB"/>
+      </w:pPr>
+      <w:r>
+        <w:rPr>
+          <w:b/>
+        </w:rPr>
+        <w:t>Index</w:t>
+      </w:r>
+      <w:r>
+        <w:rPr>
+          <w:b w:val="0"/>
+        </w:rPr>
+        <w:t xml:space="preserve"> v1 contains notice N1 for room A. </w:t>
+      </w:r>
+      <w:r>
+        <w:rPr>
+          <w:b/>
+        </w:rPr>
+        <w:t>Corpus</w:t>
+      </w:r>
+      <w:r>
+        <w:rPr>
+          <w:b w:val="0"/>
+        </w:rPr>
+        <w:t xml:space="preserve"> v2 supersedes it with N2 for room B, but the query still returns N1. What can be reported? Show the intermediate steps and give the conclusion with its scope.</w:t>
+      </w:r>
+    </w:p>
+    <w:p>
+      <w:pPr>
+        <w:pStyle w:val="Heading3"/>
+      </w:pPr>
+      <w:r>
+        <w:t>Teacher reasoning · W2</w:t>
+      </w:r>
+    </w:p>
+    <w:p>
+      <w:pPr>
+        <w:spacing w:line="336" w:lineRule="auto" w:after="180"/>
+        <w:shd w:fill="F1F6FC"/>
+      </w:pPr>
+      <w:r>
+        <w:rPr>
+          <w:b w:val="0"/>
+        </w:rPr>
+        <w:t xml:space="preserve">Teacher explanation: The stale </w:t>
+      </w:r>
+      <w:r>
+        <w:rPr>
+          <w:b/>
+        </w:rPr>
+        <w:t>index</w:t>
+      </w:r>
+      <w:r>
+        <w:rPr>
+          <w:b w:val="0"/>
+        </w:rPr>
+        <w:t xml:space="preserve"> returns old </w:t>
+      </w:r>
+      <w:r>
+        <w:rPr>
+          <w:b/>
+        </w:rPr>
+        <w:t>evidence</w:t>
+      </w:r>
+      <w:r>
+        <w:rPr>
+          <w:b w:val="0"/>
+        </w:rPr>
+        <w:t xml:space="preserve">. It cannot establish current room approval; refresh against authorised </w:t>
+      </w:r>
+      <w:r>
+        <w:rPr>
+          <w:b/>
+        </w:rPr>
+        <w:t>corpus</w:t>
+      </w:r>
+      <w:r>
+        <w:rPr>
+          <w:b w:val="0"/>
+        </w:rPr>
+        <w:t xml:space="preserve"> v2 or report unresolved </w:t>
+      </w:r>
+      <w:r>
+        <w:rPr>
+          <w:b/>
+        </w:rPr>
+        <w:t>freshness</w:t>
+      </w:r>
+      <w:r>
+        <w:rPr>
+          <w:b w:val="0"/>
+        </w:rPr>
+        <w:t>.</w:t>
+      </w:r>
+    </w:p>
+    <w:p>
+      <w:pPr>
+        <w:pStyle w:val="Heading3"/>
+      </w:pPr>
+      <w:r>
         <w:t>W3 Audit the limit</w:t>
       </w:r>
     </w:p>
     <w:p>
-      <w:r>
-        <w:t>A report omits this qualification: High retrieval similarity does not override permissions or make an obsolete source current. Explain how omitting it could change a reader's interpretation, and write an accurate replacement.</w:t>
-      </w:r>
-    </w:p>
-    <w:p>
-      <w:r>
-        <w:t>Teacher explanation: High retrieval similarity does not override permissions or make an obsolete source current. State the observed result separately from the unverified or out-of-scope claim; preserve the original evidence rather than inventing a missing fact.</w:t>
-      </w:r>
-    </w:p>
-    <w:p>
       <w:pPr>
         <w:pStyle w:val="Heading3"/>
       </w:pPr>
       <w:r>
+        <w:t>Workbook question · W3</w:t>
+      </w:r>
+    </w:p>
+    <w:p>
+      <w:pPr>
+        <w:spacing w:line="336" w:lineRule="auto" w:after="180"/>
+        <w:shd w:fill="F5F1FB"/>
+      </w:pPr>
+      <w:r>
+        <w:rPr>
+          <w:b w:val="0"/>
+        </w:rPr>
+        <w:t xml:space="preserve">A report omits this qualification: High </w:t>
+      </w:r>
+      <w:r>
+        <w:rPr>
+          <w:b/>
+        </w:rPr>
+        <w:t>retrieval</w:t>
+      </w:r>
+      <w:r>
+        <w:rPr>
+          <w:b w:val="0"/>
+        </w:rPr>
+        <w:t xml:space="preserve"> similarity does not override permissions or make an obsolete source current. Explain how omitting it could change a reader's interpretation, and write an accurate replacement.</w:t>
+      </w:r>
+    </w:p>
+    <w:p>
+      <w:pPr>
+        <w:pStyle w:val="Heading3"/>
+      </w:pPr>
+      <w:r>
+        <w:t>Teacher reasoning · W3</w:t>
+      </w:r>
+    </w:p>
+    <w:p>
+      <w:pPr>
+        <w:spacing w:line="336" w:lineRule="auto" w:after="180"/>
+        <w:shd w:fill="F1F6FC"/>
+      </w:pPr>
+      <w:r>
+        <w:rPr>
+          <w:b w:val="0"/>
+        </w:rPr>
+        <w:t xml:space="preserve">Teacher explanation: High </w:t>
+      </w:r>
+      <w:r>
+        <w:rPr>
+          <w:b/>
+        </w:rPr>
+        <w:t>retrieval</w:t>
+      </w:r>
+      <w:r>
+        <w:rPr>
+          <w:b w:val="0"/>
+        </w:rPr>
+        <w:t xml:space="preserve"> similarity does not override permissions or make an obsolete source current.</w:t>
+      </w:r>
+    </w:p>
+    <w:p>
+      <w:pPr>
+        <w:spacing w:line="336" w:lineRule="auto" w:after="180"/>
+        <w:shd w:fill="F1F6FC"/>
+      </w:pPr>
+      <w:r>
+        <w:rPr>
+          <w:b w:val="0"/>
+        </w:rPr>
+        <w:t xml:space="preserve">State the observed result separately from the unverified or out-of-scope claim; preserve the original </w:t>
+      </w:r>
+      <w:r>
+        <w:rPr>
+          <w:b/>
+        </w:rPr>
+        <w:t>evidence</w:t>
+      </w:r>
+      <w:r>
+        <w:rPr>
+          <w:b w:val="0"/>
+        </w:rPr>
+        <w:t xml:space="preserve"> rather than inventing a missing fact.</w:t>
+      </w:r>
+    </w:p>
+    <w:p>
+      <w:pPr>
+        <w:pStyle w:val="Heading3"/>
+      </w:pPr>
+      <w:r>
         <w:t>W4 Apply a new case independently</w:t>
       </w:r>
     </w:p>
     <w:p>
-      <w:r>
-        <w:t>Corpus has public P, teacher-only T and withdrawn W. A student search returns all three. Identify the filtering defect and whether hiding T after generation is sufficient.</w:t>
-      </w:r>
-    </w:p>
-    <w:p>
-      <w:r>
-        <w:t>Teacher explanation: Filter authorisation and active status before evidence reaches the student generation path: P only. Hiding a final citation does not undo exposed teacher content.</w:t>
-      </w:r>
-    </w:p>
-    <w:p>
       <w:pPr>
         <w:pStyle w:val="Heading3"/>
       </w:pPr>
       <w:r>
+        <w:t>Workbook question · W4</w:t>
+      </w:r>
+    </w:p>
+    <w:p>
+      <w:pPr>
+        <w:spacing w:line="336" w:lineRule="auto" w:after="180"/>
+        <w:shd w:fill="F5F1FB"/>
+      </w:pPr>
+      <w:r>
+        <w:rPr>
+          <w:b/>
+        </w:rPr>
+        <w:t>Corpus</w:t>
+      </w:r>
+      <w:r>
+        <w:rPr>
+          <w:b w:val="0"/>
+        </w:rPr>
+        <w:t xml:space="preserve"> has public P, teacher-only T and withdrawn W. A student search returns all three. Identify the filtering defect and whether hiding T after generation is sufficient.</w:t>
+      </w:r>
+    </w:p>
+    <w:p>
+      <w:pPr>
+        <w:pStyle w:val="Heading3"/>
+      </w:pPr>
+      <w:r>
+        <w:t>Teacher reasoning · W4</w:t>
+      </w:r>
+    </w:p>
+    <w:p>
+      <w:pPr>
+        <w:spacing w:line="336" w:lineRule="auto" w:after="180"/>
+        <w:shd w:fill="F1F6FC"/>
+      </w:pPr>
+      <w:r>
+        <w:rPr>
+          <w:b w:val="0"/>
+        </w:rPr>
+        <w:t xml:space="preserve">Teacher explanation: Filter authorisation and active status before </w:t>
+      </w:r>
+      <w:r>
+        <w:rPr>
+          <w:b/>
+        </w:rPr>
+        <w:t>evidence</w:t>
+      </w:r>
+      <w:r>
+        <w:rPr>
+          <w:b w:val="0"/>
+        </w:rPr>
+        <w:t xml:space="preserve"> reaches the student generation path: P only. Hiding a final citation does not undo exposed teacher content.</w:t>
+      </w:r>
+    </w:p>
+    <w:p>
+      <w:pPr>
+        <w:pStyle w:val="Heading3"/>
+      </w:pPr>
+      <w:r>
         <w:t>W5 Design a revealing follow-up</w:t>
       </w:r>
     </w:p>
     <w:p>
-      <w:r>
-        <w:t>For the worked scenario, propose one additional case that could reveal a failure, describe its expected outcome before running it, and explain what would need to remain fixed for a fair comparison. Do not reuse W4 as a new final test after receiving feedback.</w:t>
-      </w:r>
-    </w:p>
-    <w:p>
-      <w:r>
-        <w:t>Teacher explanation: Accept a concrete variant of the worked input or a missing/conflicting/boundary condition, with an expectation derived from the declared procedure. Require preserved settings, original outputs and data roles. High retrieval similarity does not override permissions or make an obsolete source current. The new case should test this particular mechanism rather than merely restate the original result.</w:t>
-      </w:r>
-    </w:p>
-    <w:p>
       <w:pPr>
         <w:pStyle w:val="Heading3"/>
       </w:pPr>
       <w:r>
+        <w:t>Workbook question · W5</w:t>
+      </w:r>
+    </w:p>
+    <w:p>
+      <w:pPr>
+        <w:spacing w:line="336" w:lineRule="auto" w:after="180"/>
+        <w:shd w:fill="F5F1FB"/>
+      </w:pPr>
+      <w:r>
+        <w:rPr>
+          <w:b w:val="0"/>
+        </w:rPr>
+        <w:t>For the worked scenario, propose one additional case that could reveal a failure, describe its expected outcome before running it, and explain what would need to remain fixed for a fair comparison.</w:t>
+      </w:r>
+    </w:p>
+    <w:p>
+      <w:pPr>
+        <w:spacing w:line="336" w:lineRule="auto" w:after="180"/>
+        <w:shd w:fill="F5F1FB"/>
+      </w:pPr>
+      <w:r>
+        <w:rPr>
+          <w:b w:val="0"/>
+        </w:rPr>
+        <w:t>Do not reuse W4 as a new final test after receiving feedback.</w:t>
+      </w:r>
+    </w:p>
+    <w:p>
+      <w:pPr>
+        <w:pStyle w:val="Heading3"/>
+      </w:pPr>
+      <w:r>
+        <w:t>Teacher reasoning · W5</w:t>
+      </w:r>
+    </w:p>
+    <w:p>
+      <w:pPr>
+        <w:spacing w:line="336" w:lineRule="auto" w:after="180"/>
+        <w:shd w:fill="F1F6FC"/>
+      </w:pPr>
+      <w:r>
+        <w:rPr>
+          <w:b w:val="0"/>
+        </w:rPr>
+        <w:t xml:space="preserve">Teacher explanation: Accept a concrete variant of the worked </w:t>
+      </w:r>
+      <w:r>
+        <w:rPr>
+          <w:b/>
+        </w:rPr>
+        <w:t>input</w:t>
+      </w:r>
+      <w:r>
+        <w:rPr>
+          <w:b w:val="0"/>
+        </w:rPr>
+        <w:t xml:space="preserve"> or a missing/conflicting/boundary condition, with an expectation derived from the declared procedure.</w:t>
+      </w:r>
+    </w:p>
+    <w:p>
+      <w:pPr>
+        <w:spacing w:line="336" w:lineRule="auto" w:after="180"/>
+        <w:shd w:fill="F1F6FC"/>
+      </w:pPr>
+      <w:r>
+        <w:rPr>
+          <w:b w:val="0"/>
+        </w:rPr>
+        <w:t xml:space="preserve">Require preserved settings, original </w:t>
+      </w:r>
+      <w:r>
+        <w:rPr>
+          <w:b/>
+        </w:rPr>
+        <w:t>output</w:t>
+      </w:r>
+      <w:r>
+        <w:rPr>
+          <w:b w:val="0"/>
+        </w:rPr>
+        <w:t xml:space="preserve">s and data roles. High </w:t>
+      </w:r>
+      <w:r>
+        <w:rPr>
+          <w:b/>
+        </w:rPr>
+        <w:t>retrieval</w:t>
+      </w:r>
+      <w:r>
+        <w:rPr>
+          <w:b w:val="0"/>
+        </w:rPr>
+        <w:t xml:space="preserve"> similarity does not override permissions or make an obsolete source current.</w:t>
+      </w:r>
+    </w:p>
+    <w:p>
+      <w:pPr>
+        <w:spacing w:line="336" w:lineRule="auto" w:after="180"/>
+        <w:shd w:fill="F1F6FC"/>
+      </w:pPr>
+      <w:r>
+        <w:rPr>
+          <w:b w:val="0"/>
+        </w:rPr>
+        <w:t xml:space="preserve">The new case should test this particular </w:t>
+      </w:r>
+      <w:r>
+        <w:rPr>
+          <w:b/>
+        </w:rPr>
+        <w:t>mechanism</w:t>
+      </w:r>
+      <w:r>
+        <w:rPr>
+          <w:b w:val="0"/>
+        </w:rPr>
+        <w:t xml:space="preserve"> rather than merely restate the original result.</w:t>
+      </w:r>
+    </w:p>
+    <w:p>
+      <w:pPr>
+        <w:pStyle w:val="Heading3"/>
+      </w:pPr>
+      <w:r>
         <w:t>Assess independent transfer</w:t>
       </w:r>
     </w:p>
     <w:p>
-      <w:r>
-        <w:t>Selected case: Corpus has public P, teacher-only T and withdrawn W. A student search returns all three. Identify the filtering defect and whether hiding T after generation is sufficient.</w:t>
-      </w:r>
-    </w:p>
-    <w:p>
       <w:pPr>
         <w:pStyle w:val="Heading3"/>
       </w:pPr>
       <w:r>
+        <w:t>Independent question · withhold the key</w:t>
+      </w:r>
+    </w:p>
+    <w:p>
+      <w:pPr>
+        <w:spacing w:line="336" w:lineRule="auto" w:after="180"/>
+        <w:shd w:fill="F5F1FB"/>
+      </w:pPr>
+      <w:r>
+        <w:rPr>
+          <w:b w:val="0"/>
+        </w:rPr>
+        <w:t xml:space="preserve">Selected case: </w:t>
+      </w:r>
+      <w:r>
+        <w:rPr>
+          <w:b/>
+        </w:rPr>
+        <w:t>Corpus</w:t>
+      </w:r>
+      <w:r>
+        <w:rPr>
+          <w:b w:val="0"/>
+        </w:rPr>
+        <w:t xml:space="preserve"> has public P, teacher-only T and withdrawn W. A student search returns all three. Identify the filtering defect and whether hiding T after generation is sufficient.</w:t>
+      </w:r>
+    </w:p>
+    <w:p>
+      <w:pPr>
+        <w:pStyle w:val="Heading3"/>
+      </w:pPr>
+      <w:r>
         <w:t>Selected case answer</w:t>
       </w:r>
     </w:p>
     <w:p>
-      <w:r>
-        <w:t>Teacher explanation: Filter authorisation and active status before evidence reaches the student generation path: P only. Hiding a final citation does not undo exposed teacher content.</w:t>
+      <w:pPr>
+        <w:pStyle w:val="Heading3"/>
+      </w:pPr>
+      <w:r>
+        <w:t>Teacher key · Selected case answer</w:t>
+      </w:r>
+    </w:p>
+    <w:p>
+      <w:pPr>
+        <w:spacing w:line="336" w:lineRule="auto" w:after="180"/>
+        <w:shd w:fill="F1F6FC"/>
+      </w:pPr>
+      <w:r>
+        <w:rPr>
+          <w:b w:val="0"/>
+        </w:rPr>
+        <w:t xml:space="preserve">Teacher explanation: Filter authorisation and active status before </w:t>
+      </w:r>
+      <w:r>
+        <w:rPr>
+          <w:b/>
+        </w:rPr>
+        <w:t>evidence</w:t>
+      </w:r>
+      <w:r>
+        <w:rPr>
+          <w:b w:val="0"/>
+        </w:rPr>
+        <w:t xml:space="preserve"> reaches the student generation path: P only. Hiding a final citation does not undo exposed teacher content.</w:t>
       </w:r>
     </w:p>
     <w:tbl>
@@ -2446,21 +5141,77 @@
       </w:tr>
     </w:tbl>
     <w:p>
-      <w:r>
-        <w:t>Record each dimension as not yet, with support, or independent. Accept a valid alternative procedure with a defensible trace. Do not penalise an honestly recorded model failure if the learner correctly explains its evidence and limits.</w:t>
-      </w:r>
-    </w:p>
-    <w:p>
       <w:pPr>
         <w:pStyle w:val="Heading3"/>
       </w:pPr>
       <w:r>
+        <w:t>Teacher key · Selected case answer</w:t>
+      </w:r>
+    </w:p>
+    <w:p>
+      <w:pPr>
+        <w:spacing w:line="336" w:lineRule="auto" w:after="180"/>
+        <w:shd w:fill="F1F6FC"/>
+      </w:pPr>
+      <w:r>
+        <w:rPr>
+          <w:b w:val="0"/>
+        </w:rPr>
+        <w:t>Record each dimension as not yet, with support, or independent. Accept a valid alternative procedure with a defensible trace.</w:t>
+      </w:r>
+    </w:p>
+    <w:p>
+      <w:pPr>
+        <w:spacing w:line="336" w:lineRule="auto" w:after="180"/>
+        <w:shd w:fill="F1F6FC"/>
+      </w:pPr>
+      <w:r>
+        <w:rPr>
+          <w:b w:val="0"/>
+        </w:rPr>
+        <w:t xml:space="preserve">Do not penalise an honestly recorded model failure if the learner correctly explains its </w:t>
+      </w:r>
+      <w:r>
+        <w:rPr>
+          <w:b/>
+        </w:rPr>
+        <w:t>evidence</w:t>
+      </w:r>
+      <w:r>
+        <w:rPr>
+          <w:b w:val="0"/>
+        </w:rPr>
+        <w:t xml:space="preserve"> and limits.</w:t>
+      </w:r>
+    </w:p>
+    <w:p>
+      <w:pPr>
+        <w:pStyle w:val="Heading3"/>
+      </w:pPr>
+      <w:r>
         <w:t>Feedback that the learner uses</w:t>
       </w:r>
     </w:p>
     <w:p>
-      <w:r>
-        <w:t>Name the earliest unsupported step and give one action to repair it. Have the learner make that repair now and explain why. Then assess the relevant skill on a fresh, fully specified case. Confirm it was not previously practised with feedback; solve and check the new case before assigning it. A follow-up design prompt is a starting brief, not automatically an equivalent test.</w:t>
+      <w:pPr>
+        <w:spacing w:line="336" w:lineRule="auto" w:after="180"/>
+      </w:pPr>
+      <w:r>
+        <w:rPr>
+          <w:b w:val="0"/>
+        </w:rPr>
+        <w:t>Name the earliest unsupported step and give one action to repair it. Have the learner make that repair now and explain why. Then assess the relevant skill on a fresh, fully specified case.</w:t>
+      </w:r>
+    </w:p>
+    <w:p>
+      <w:pPr>
+        <w:spacing w:line="336" w:lineRule="auto" w:after="180"/>
+      </w:pPr>
+      <w:r>
+        <w:rPr>
+          <w:b w:val="0"/>
+        </w:rPr>
+        <w:t>Confirm it was not previously practised with feedback; solve and check the new case before assigning it. A follow-up design prompt is a starting brief, not automatically an equivalent test.</w:t>
       </w:r>
     </w:p>
     <w:p>
@@ -2472,11 +5223,62 @@
       </w:r>
     </w:p>
     <w:p>
+      <w:r>
+        <w:t>Connect Model Memory vs Retrieval to Verified Study Buddy, adapt support and plan a later changed-case check.</w:t>
+      </w:r>
+    </w:p>
+    <w:p>
       <w:pPr>
         <w:pStyle w:val="Heading3"/>
       </w:pPr>
       <w:r>
-        <w:t>Connect and extend learning</w:t>
+        <w:t>Verified Study Buddy</w:t>
+      </w:r>
+    </w:p>
+    <w:p>
+      <w:pPr>
+        <w:spacing w:line="336" w:lineRule="auto" w:after="180"/>
+      </w:pPr>
+      <w:r>
+        <w:rPr>
+          <w:b w:val="0"/>
+        </w:rPr>
+        <w:t>The Study Buddy retrieves course passages and never presents model memory as a citation.</w:t>
+      </w:r>
+    </w:p>
+    <w:p>
+      <w:pPr>
+        <w:spacing w:line="336" w:lineRule="auto" w:after="180"/>
+      </w:pPr>
+      <w:r>
+        <w:rPr>
+          <w:b w:val="0"/>
+        </w:rPr>
+        <w:t xml:space="preserve">Keep the decision, </w:t>
+      </w:r>
+      <w:r>
+        <w:rPr>
+          <w:b/>
+        </w:rPr>
+        <w:t>input</w:t>
+      </w:r>
+      <w:r>
+        <w:rPr>
+          <w:b w:val="0"/>
+        </w:rPr>
+        <w:t xml:space="preserve">, result, explanation and remaining limitation in the project </w:t>
+      </w:r>
+      <w:r>
+        <w:rPr>
+          <w:b/>
+        </w:rPr>
+        <w:t>evidence</w:t>
+      </w:r>
+      <w:r>
+        <w:rPr>
+          <w:b w:val="0"/>
+        </w:rPr>
+        <w:t xml:space="preserve"> record. Retrieve this record next week rather than restarting the project.</w:t>
       </w:r>
     </w:p>
     <w:p>
@@ -2484,17 +5286,54 @@
         <w:pStyle w:val="Heading3"/>
       </w:pPr>
       <w:r>
-        <w:t>Verified Study Buddy</w:t>
-      </w:r>
-    </w:p>
-    <w:p>
-      <w:r>
-        <w:t>The Study Buddy retrieves course passages and never presents model memory as a citation.</w:t>
-      </w:r>
-    </w:p>
-    <w:p>
-      <w:r>
-        <w:t>Keep the decision, input, result, explanation and remaining limitation in the project evidence record. Retrieve this record next week rather than restarting the project.</w:t>
+        <w:t>Support and stretch</w:t>
+      </w:r>
+    </w:p>
+    <w:p>
+      <w:pPr>
+        <w:spacing w:line="336" w:lineRule="auto" w:after="180"/>
+      </w:pPr>
+      <w:r>
+        <w:rPr>
+          <w:b w:val="0"/>
+        </w:rPr>
+        <w:t xml:space="preserve">Provide one short approved passage; separate instruction, </w:t>
+      </w:r>
+      <w:r>
+        <w:rPr>
+          <w:b/>
+        </w:rPr>
+        <w:t>input</w:t>
+      </w:r>
+      <w:r>
+        <w:rPr>
+          <w:b w:val="0"/>
+        </w:rPr>
+        <w:t xml:space="preserve">, </w:t>
+      </w:r>
+      <w:r>
+        <w:rPr>
+          <w:b/>
+        </w:rPr>
+        <w:t>output</w:t>
+      </w:r>
+      <w:r>
+        <w:rPr>
+          <w:b w:val="0"/>
+        </w:rPr>
+        <w:t xml:space="preserve"> and </w:t>
+      </w:r>
+      <w:r>
+        <w:rPr>
+          <w:b/>
+        </w:rPr>
+        <w:t>evidence</w:t>
+      </w:r>
+      <w:r>
+        <w:rPr>
+          <w:b w:val="0"/>
+        </w:rPr>
+        <w:t>. Stretch: introduce an unsupported claim or conflicting source and validate claim by claim with a fallback.</w:t>
       </w:r>
     </w:p>
     <w:p>
@@ -2502,12 +5341,30 @@
         <w:pStyle w:val="Heading3"/>
       </w:pPr>
       <w:r>
-        <w:t>Support and stretch</w:t>
-      </w:r>
-    </w:p>
-    <w:p>
-      <w:r>
-        <w:t>Provide one short approved passage; separate instruction, input, output and evidence. Stretch: introduce an unsupported claim or conflicting source and validate claim by claim with a fallback.</w:t>
+        <w:t>Exit reflection</w:t>
+      </w:r>
+    </w:p>
+    <w:p>
+      <w:pPr>
+        <w:spacing w:line="336" w:lineRule="auto" w:after="180"/>
+      </w:pPr>
+      <w:r>
+        <w:rPr>
+          <w:b w:val="0"/>
+        </w:rPr>
+        <w:t xml:space="preserve">Ask for one decision the learner can now justify and one situation requiring more </w:t>
+      </w:r>
+      <w:r>
+        <w:rPr>
+          <w:b/>
+        </w:rPr>
+        <w:t>evidence</w:t>
+      </w:r>
+      <w:r>
+        <w:rPr>
+          <w:b w:val="0"/>
+        </w:rPr>
+        <w:t xml:space="preserve"> or human review. Confidence ratings are separate from correct independent performance.</w:t>
       </w:r>
     </w:p>
     <w:p>
@@ -2515,12 +5372,42 @@
         <w:pStyle w:val="Heading3"/>
       </w:pPr>
       <w:r>
-        <w:t>Exit reflection</w:t>
-      </w:r>
-    </w:p>
-    <w:p>
-      <w:r>
-        <w:t>Ask for one decision the learner can now justify and one situation requiring more evidence or human review. Confidence ratings are separate from correct independent performance.</w:t>
+        <w:t>Bridge to the next week</w:t>
+      </w:r>
+    </w:p>
+    <w:p>
+      <w:pPr>
+        <w:spacing w:line="336" w:lineRule="auto" w:after="180"/>
+      </w:pPr>
+      <w:r>
+        <w:rPr>
+          <w:b w:val="0"/>
+        </w:rPr>
+        <w:t xml:space="preserve">Next: Week 18: </w:t>
+      </w:r>
+      <w:r>
+        <w:rPr>
+          <w:b/>
+        </w:rPr>
+        <w:t>Retrieval</w:t>
+      </w:r>
+      <w:r>
+        <w:rPr>
+          <w:b w:val="0"/>
+        </w:rPr>
+        <w:t xml:space="preserve">-Augmented Generation. Retrieve today’s </w:t>
+      </w:r>
+      <w:r>
+        <w:rPr>
+          <w:b/>
+        </w:rPr>
+        <w:t>evidence</w:t>
+      </w:r>
+      <w:r>
+        <w:rPr>
+          <w:b w:val="0"/>
+        </w:rPr>
+        <w:t xml:space="preserve"> and identify what carries forward and what is new.</w:t>
       </w:r>
     </w:p>
     <w:p>
@@ -2528,12 +5415,180 @@
         <w:pStyle w:val="Heading3"/>
       </w:pPr>
       <w:r>
-        <w:t>Bridge to the next week</w:t>
-      </w:r>
-    </w:p>
-    <w:p>
-      <w:r>
-        <w:t>Next: Week 18: Retrieval-Augmented Generation. Retrieve today’s evidence and identify what carries forward and what is new.</w:t>
+        <w:t>Support and fresh reassessment</w:t>
+      </w:r>
+    </w:p>
+    <w:p>
+      <w:pPr>
+        <w:spacing w:line="336" w:lineRule="auto" w:after="180"/>
+      </w:pPr>
+      <w:r>
+        <w:rPr>
+          <w:b w:val="0"/>
+        </w:rPr>
+        <w:t xml:space="preserve">Provide an </w:t>
+      </w:r>
+      <w:r>
+        <w:rPr>
+          <w:b/>
+        </w:rPr>
+        <w:t>input</w:t>
+      </w:r>
+      <w:r>
+        <w:rPr>
+          <w:b w:val="0"/>
+        </w:rPr>
+        <w:t>/procedure/result/limit frame and a calculator when needed. Ask students to identify the first step before completing the whole trace.</w:t>
+      </w:r>
+    </w:p>
+    <w:p>
+      <w:pPr>
+        <w:spacing w:line="336" w:lineRule="auto" w:after="180"/>
+      </w:pPr>
+      <w:r>
+        <w:rPr>
+          <w:b w:val="0"/>
+        </w:rPr>
+        <w:t xml:space="preserve">Extension: compare two concrete variants of this </w:t>
+      </w:r>
+      <w:r>
+        <w:rPr>
+          <w:b/>
+        </w:rPr>
+        <w:t>mechanism</w:t>
+      </w:r>
+      <w:r>
+        <w:rPr>
+          <w:b w:val="0"/>
+        </w:rPr>
+        <w:t xml:space="preserve"> while holding unrelated conditions fixed; report both successful and unsuccessful outcomes.</w:t>
+      </w:r>
+    </w:p>
+    <w:p>
+      <w:pPr>
+        <w:spacing w:line="336" w:lineRule="auto" w:after="180"/>
+      </w:pPr>
+      <w:r>
+        <w:rPr>
+          <w:b w:val="0"/>
+        </w:rPr>
+        <w:t xml:space="preserve">W4: Filter authorisation and active status before </w:t>
+      </w:r>
+      <w:r>
+        <w:rPr>
+          <w:b/>
+        </w:rPr>
+        <w:t>evidence</w:t>
+      </w:r>
+      <w:r>
+        <w:rPr>
+          <w:b w:val="0"/>
+        </w:rPr>
+        <w:t xml:space="preserve"> reaches the student generation path: P only. Hiding a final citation does not undo exposed teacher content. Require intermediate reasoning and the stated scope.</w:t>
+      </w:r>
+    </w:p>
+    <w:p>
+      <w:pPr>
+        <w:spacing w:line="336" w:lineRule="auto" w:after="180"/>
+      </w:pPr>
+      <w:r>
+        <w:rPr>
+          <w:b w:val="0"/>
+        </w:rPr>
+        <w:t xml:space="preserve">Fresh retry: Student </w:t>
+      </w:r>
+      <w:r>
+        <w:rPr>
+          <w:b/>
+        </w:rPr>
+        <w:t>corpus</w:t>
+      </w:r>
+      <w:r>
+        <w:rPr>
+          <w:b w:val="0"/>
+        </w:rPr>
+        <w:t xml:space="preserve"> has authorised A, restricted B and expired C. Select eligible </w:t>
+      </w:r>
+      <w:r>
+        <w:rPr>
+          <w:b/>
+        </w:rPr>
+        <w:t>index</w:t>
+      </w:r>
+      <w:r>
+        <w:rPr>
+          <w:b w:val="0"/>
+        </w:rPr>
+        <w:t xml:space="preserve">ed </w:t>
+      </w:r>
+      <w:r>
+        <w:rPr>
+          <w:b/>
+        </w:rPr>
+        <w:t>evidence</w:t>
+      </w:r>
+      <w:r>
+        <w:rPr>
+          <w:b w:val="0"/>
+        </w:rPr>
+        <w:t>.</w:t>
+      </w:r>
+    </w:p>
+    <w:p>
+      <w:pPr>
+        <w:spacing w:line="336" w:lineRule="auto" w:after="180"/>
+      </w:pPr>
+      <w:r>
+        <w:rPr>
+          <w:b w:val="0"/>
+        </w:rPr>
+        <w:t xml:space="preserve">Expected reasoning: A only; apply access and active-version filters before </w:t>
+      </w:r>
+      <w:r>
+        <w:rPr>
+          <w:b/>
+        </w:rPr>
+        <w:t>retrieval</w:t>
+      </w:r>
+      <w:r>
+        <w:rPr>
+          <w:b w:val="0"/>
+        </w:rPr>
+        <w:t xml:space="preserve"> results enter the response context.</w:t>
+      </w:r>
+    </w:p>
+    <w:p>
+      <w:pPr>
+        <w:spacing w:line="336" w:lineRule="auto" w:after="180"/>
+      </w:pPr>
+      <w:r>
+        <w:rPr>
+          <w:b w:val="0"/>
+        </w:rPr>
+        <w:t>If students need support, record it and reassess with another new case rather than awarding independence to a copied answer.</w:t>
+      </w:r>
+    </w:p>
+    <w:p>
+      <w:pPr>
+        <w:spacing w:line="336" w:lineRule="auto" w:after="180"/>
+      </w:pPr>
+      <w:r>
+        <w:rPr>
+          <w:b w:val="0"/>
+        </w:rPr>
+        <w:t xml:space="preserve">Next connection: Chunking and document structure. Preserve the current case record and retrieve its </w:t>
+      </w:r>
+      <w:r>
+        <w:rPr>
+          <w:b/>
+        </w:rPr>
+        <w:t>evidence</w:t>
+      </w:r>
+      <w:r>
+        <w:rPr>
+          <w:b w:val="0"/>
+        </w:rPr>
+        <w:t xml:space="preserve"> boundary before moving on.</w:t>
       </w:r>
     </w:p>
     <w:p>
@@ -2541,40 +5596,40 @@
         <w:pStyle w:val="Heading3"/>
       </w:pPr>
       <w:r>
-        <w:t>Support and fresh reassessment</w:t>
-      </w:r>
-    </w:p>
-    <w:p>
-      <w:r>
-        <w:t>Provide an input/procedure/result/limit frame and a calculator when needed. Ask students to identify the first step before completing the whole trace. Extension: compare two concrete variants of this mechanism while holding unrelated conditions fixed; report both successful and unsuccessful outcomes.</w:t>
-      </w:r>
-    </w:p>
-    <w:p>
-      <w:r>
-        <w:t>W4: Filter authorisation and active status before evidence reaches the student generation path: P only. Hiding a final citation does not undo exposed teacher content. Require intermediate reasoning and the stated scope. Fresh retry: Student corpus has authorised A, restricted B and expired C. Select eligible indexed evidence. Expected reasoning: A only; apply access and active-version filters before retrieval results enter the response context. If students need support, record it and reassess with another new case rather than awarding independence to a copied answer.</w:t>
-      </w:r>
-    </w:p>
-    <w:p>
-      <w:r>
-        <w:t>Next connection: Chunking and document structure. Preserve the current case record and retrieve its evidence boundary before moving on.</w:t>
-      </w:r>
-    </w:p>
-    <w:p>
-      <w:pPr>
-        <w:pStyle w:val="Heading3"/>
-      </w:pPr>
-      <w:r>
         <w:t>Plan the delayed return</w:t>
       </w:r>
     </w:p>
     <w:p>
-      <w:r>
+      <w:pPr>
+        <w:spacing w:line="336" w:lineRule="auto" w:after="180"/>
+      </w:pPr>
+      <w:r>
+        <w:rPr>
+          <w:b w:val="0"/>
+        </w:rPr>
         <w:t>Suggested return points in this level: ai-3/18, ai-3/20, ai-3/23. Use actual classroom dates, adjusting for holidays and gaps. One, three and six teaching weeks are scheduling choices, not a claimed optimal spacing.</w:t>
       </w:r>
     </w:p>
     <w:p>
-      <w:r>
-        <w:t>At a delayed check, ask for the idea from memory and a changed application. Compare with the earlier independent response and record support used. For a new level, revisit the previous capstone before checking the new prerequisites.</w:t>
+      <w:pPr>
+        <w:spacing w:line="336" w:lineRule="auto" w:after="180"/>
+      </w:pPr>
+      <w:r>
+        <w:rPr>
+          <w:b w:val="0"/>
+        </w:rPr>
+        <w:t>At a delayed check, ask for the idea from memory and a changed application. Compare with the earlier independent response and record support used.</w:t>
+      </w:r>
+    </w:p>
+    <w:p>
+      <w:pPr>
+        <w:spacing w:line="336" w:lineRule="auto" w:after="180"/>
+      </w:pPr>
+      <w:r>
+        <w:rPr>
+          <w:b w:val="0"/>
+        </w:rPr>
+        <w:t>For a new level, revisit the previous capstone before checking the new prerequisites.</w:t>
       </w:r>
     </w:p>
     <w:tbl>
@@ -2734,8 +5789,26 @@
       </w:tr>
     </w:tbl>
     <w:p>
-      <w:r>
-        <w:t>Use the evidence to choose reteaching or the next step. A completed page, confidence rating or attractive project does not by itself demonstrate understanding.</w:t>
+      <w:pPr>
+        <w:spacing w:line="336" w:lineRule="auto" w:after="180"/>
+      </w:pPr>
+      <w:r>
+        <w:rPr>
+          <w:b w:val="0"/>
+        </w:rPr>
+        <w:t xml:space="preserve">Use the </w:t>
+      </w:r>
+      <w:r>
+        <w:rPr>
+          <w:b/>
+        </w:rPr>
+        <w:t>evidence</w:t>
+      </w:r>
+      <w:r>
+        <w:rPr>
+          <w:b w:val="0"/>
+        </w:rPr>
+        <w:t xml:space="preserve"> to choose reteaching or the next step. A completed page, confidence rating or attractive project does not by itself demonstrate understanding.</w:t>
       </w:r>
     </w:p>
     <w:p>
@@ -2747,8 +5820,37 @@
       </w:r>
     </w:p>
     <w:p>
-      <w:r>
-        <w:t>For your Verified Study Buddy, save the input, procedure, observed result and limitation of this check. Label this worked example as practice; use a different, previously unreviewed case when checking independent understanding.</w:t>
+      <w:pPr>
+        <w:spacing w:line="336" w:lineRule="auto" w:after="180"/>
+      </w:pPr>
+      <w:r>
+        <w:rPr>
+          <w:b w:val="0"/>
+        </w:rPr>
+        <w:t xml:space="preserve">For your Verified Study Buddy, save the </w:t>
+      </w:r>
+      <w:r>
+        <w:rPr>
+          <w:b/>
+        </w:rPr>
+        <w:t>input</w:t>
+      </w:r>
+      <w:r>
+        <w:rPr>
+          <w:b w:val="0"/>
+        </w:rPr>
+        <w:t>, procedure, observed result and limitation of this check.</w:t>
+      </w:r>
+    </w:p>
+    <w:p>
+      <w:pPr>
+        <w:spacing w:line="336" w:lineRule="auto" w:after="180"/>
+      </w:pPr>
+      <w:r>
+        <w:rPr>
+          <w:b w:val="0"/>
+        </w:rPr>
+        <w:t>Label this worked example as practice; use a different, previously unreviewed case when checking independent understanding.</w:t>
       </w:r>
     </w:p>
     <w:p>
@@ -2761,12 +5863,86 @@
     </w:p>
     <w:p>
       <w:r>
-        <w:t>Teaching target: Explain the mechanism and terminology of retrieval and indexing</w:t>
-      </w:r>
-    </w:p>
-    <w:p>
-      <w:r>
-        <w:t>Prepare the labelled worked-case picture, the matching workbook, fictional input cards and a place for individual responses. No paid AI account is required for the paper reasoning activities.</w:t>
+        <w:t>Use this preparation summary alongside the detailed Model Memory vs Retrieval lesson; it is a checklist rather than a replacement for the full sequence.</w:t>
+      </w:r>
+    </w:p>
+    <w:p>
+      <w:pPr>
+        <w:pStyle w:val="Heading3"/>
+      </w:pPr>
+      <w:r>
+        <w:t>Teaching target</w:t>
+      </w:r>
+    </w:p>
+    <w:p>
+      <w:pPr>
+        <w:spacing w:line="336" w:lineRule="auto" w:after="180"/>
+        <w:shd w:fill="EDF7F3"/>
+      </w:pPr>
+      <w:r>
+        <w:rPr>
+          <w:b w:val="0"/>
+        </w:rPr>
+        <w:t xml:space="preserve">Teaching target: Explain the </w:t>
+      </w:r>
+      <w:r>
+        <w:rPr>
+          <w:b/>
+        </w:rPr>
+        <w:t>mechanism</w:t>
+      </w:r>
+      <w:r>
+        <w:rPr>
+          <w:b w:val="0"/>
+        </w:rPr>
+        <w:t xml:space="preserve"> and terminology of </w:t>
+      </w:r>
+      <w:r>
+        <w:rPr>
+          <w:b/>
+        </w:rPr>
+        <w:t>retrieval</w:t>
+      </w:r>
+      <w:r>
+        <w:rPr>
+          <w:b w:val="0"/>
+        </w:rPr>
+        <w:t xml:space="preserve"> and </w:t>
+      </w:r>
+      <w:r>
+        <w:rPr>
+          <w:b/>
+        </w:rPr>
+        <w:t>index</w:t>
+      </w:r>
+      <w:r>
+        <w:rPr>
+          <w:b w:val="0"/>
+        </w:rPr>
+        <w:t>ing</w:t>
+      </w:r>
+    </w:p>
+    <w:p>
+      <w:pPr>
+        <w:spacing w:line="336" w:lineRule="auto" w:after="180"/>
+      </w:pPr>
+      <w:r>
+        <w:rPr>
+          <w:b w:val="0"/>
+        </w:rPr>
+        <w:t xml:space="preserve">Prepare the labelled worked-case picture, the matching workbook, fictional </w:t>
+      </w:r>
+      <w:r>
+        <w:rPr>
+          <w:b/>
+        </w:rPr>
+        <w:t>input</w:t>
+      </w:r>
+      <w:r>
+        <w:rPr>
+          <w:b w:val="0"/>
+        </w:rPr>
+        <w:t xml:space="preserve"> cards and a place for individual responses. No paid AI account is required for the paper reasoning activities.</w:t>
       </w:r>
     </w:p>
     <w:tbl>
@@ -2913,37 +6089,314 @@
       </w:tr>
     </w:tbl>
     <w:p>
-      <w:r>
-        <w:t>Before class, solve the supported practice: Index v1 contains notice N1 for room A. Corpus v2 supersedes it with N2 for room B, but the query still returns N1. What can be reported? Show the intermediate steps and give the conclusion with its scope.</w:t>
-      </w:r>
-    </w:p>
-    <w:p>
-      <w:r>
-        <w:t>Reasoned practice answer: Teacher explanation: The stale index returns old evidence. It cannot establish current room approval; refresh against authorised corpus v2 or report unresolved freshness.</w:t>
-      </w:r>
-    </w:p>
-    <w:p>
-      <w:r>
-        <w:t>Check every learner before discussion: Use the worked case for Retrieval and indexing. Proposed explanation: “The worked result establishes every future case”. Decide whether this explanation is supported. Point to the step or supplied fact that decides; explain your repair if needed.</w:t>
-      </w:r>
-    </w:p>
-    <w:p>
-      <w:r>
-        <w:t>Misconception repair: High retrieval similarity does not override permissions or make an obsolete source current.</w:t>
-      </w:r>
-    </w:p>
-    <w:p>
-      <w:r>
-        <w:t>Support: read the exact case aloud, enlarge the labelled picture, supply input cards and model only the first deciding step. Accept a spoken explanation or drawing; retain the reasoning goal.</w:t>
-      </w:r>
-    </w:p>
-    <w:p>
-      <w:r>
-        <w:t>Extension: LIB-v = 2 is unavailable. Require a prediction and a reason before comparing. Expected result: Report that the current time cannot be verified. Reason: The unsupported old guess does not become current evidence when retrieval fails.</w:t>
-      </w:r>
-    </w:p>
-    <w:p>
-      <w:r>
+      <w:pPr>
+        <w:spacing w:line="336" w:lineRule="auto" w:after="180"/>
+      </w:pPr>
+      <w:r>
+        <w:rPr>
+          <w:b w:val="0"/>
+        </w:rPr>
+        <w:t xml:space="preserve">Before class, solve the supported practice: </w:t>
+      </w:r>
+      <w:r>
+        <w:rPr>
+          <w:b/>
+        </w:rPr>
+        <w:t>Index</w:t>
+      </w:r>
+      <w:r>
+        <w:rPr>
+          <w:b w:val="0"/>
+        </w:rPr>
+        <w:t xml:space="preserve"> v1 contains notice N1 for room A. </w:t>
+      </w:r>
+      <w:r>
+        <w:rPr>
+          <w:b/>
+        </w:rPr>
+        <w:t>Corpus</w:t>
+      </w:r>
+      <w:r>
+        <w:rPr>
+          <w:b w:val="0"/>
+        </w:rPr>
+        <w:t xml:space="preserve"> v2 supersedes it with N2 for room B, but the query still returns N1. What can be reported?</w:t>
+      </w:r>
+    </w:p>
+    <w:p>
+      <w:pPr>
+        <w:spacing w:line="336" w:lineRule="auto" w:after="180"/>
+      </w:pPr>
+      <w:r>
+        <w:rPr>
+          <w:b w:val="0"/>
+        </w:rPr>
+        <w:t>Show the intermediate steps and give the conclusion with its scope.</w:t>
+      </w:r>
+    </w:p>
+    <w:p>
+      <w:pPr>
+        <w:pStyle w:val="Heading3"/>
+      </w:pPr>
+      <w:r>
+        <w:t>Supported practice answer</w:t>
+      </w:r>
+    </w:p>
+    <w:p>
+      <w:pPr>
+        <w:spacing w:line="336" w:lineRule="auto" w:after="180"/>
+        <w:shd w:fill="F1F6FC"/>
+      </w:pPr>
+      <w:r>
+        <w:rPr>
+          <w:b w:val="0"/>
+        </w:rPr>
+        <w:t xml:space="preserve">Reasoned practice answer: Teacher explanation: The stale </w:t>
+      </w:r>
+      <w:r>
+        <w:rPr>
+          <w:b/>
+        </w:rPr>
+        <w:t>index</w:t>
+      </w:r>
+      <w:r>
+        <w:rPr>
+          <w:b w:val="0"/>
+        </w:rPr>
+        <w:t xml:space="preserve"> returns old </w:t>
+      </w:r>
+      <w:r>
+        <w:rPr>
+          <w:b/>
+        </w:rPr>
+        <w:t>evidence</w:t>
+      </w:r>
+      <w:r>
+        <w:rPr>
+          <w:b w:val="0"/>
+        </w:rPr>
+        <w:t xml:space="preserve">. It cannot establish current room approval; refresh against authorised </w:t>
+      </w:r>
+      <w:r>
+        <w:rPr>
+          <w:b/>
+        </w:rPr>
+        <w:t>corpus</w:t>
+      </w:r>
+      <w:r>
+        <w:rPr>
+          <w:b w:val="0"/>
+        </w:rPr>
+        <w:t xml:space="preserve"> v2 or report unresolved </w:t>
+      </w:r>
+      <w:r>
+        <w:rPr>
+          <w:b/>
+        </w:rPr>
+        <w:t>freshness</w:t>
+      </w:r>
+      <w:r>
+        <w:rPr>
+          <w:b w:val="0"/>
+        </w:rPr>
+        <w:t>.</w:t>
+      </w:r>
+    </w:p>
+    <w:p>
+      <w:pPr>
+        <w:spacing w:line="336" w:lineRule="auto" w:after="180"/>
+      </w:pPr>
+      <w:r>
+        <w:rPr>
+          <w:b w:val="0"/>
+        </w:rPr>
+        <w:t xml:space="preserve">Check every learner before discussion: Use the worked case for </w:t>
+      </w:r>
+      <w:r>
+        <w:rPr>
+          <w:b/>
+        </w:rPr>
+        <w:t>Retrieval</w:t>
+      </w:r>
+      <w:r>
+        <w:rPr>
+          <w:b w:val="0"/>
+        </w:rPr>
+        <w:t xml:space="preserve"> and </w:t>
+      </w:r>
+      <w:r>
+        <w:rPr>
+          <w:b/>
+        </w:rPr>
+        <w:t>index</w:t>
+      </w:r>
+      <w:r>
+        <w:rPr>
+          <w:b w:val="0"/>
+        </w:rPr>
+        <w:t>ing. Proposed explanation: “The worked result establishes every future case”. Decide whether this explanation is supported.</w:t>
+      </w:r>
+    </w:p>
+    <w:p>
+      <w:pPr>
+        <w:spacing w:line="336" w:lineRule="auto" w:after="180"/>
+      </w:pPr>
+      <w:r>
+        <w:rPr>
+          <w:b w:val="0"/>
+        </w:rPr>
+        <w:t>Point to the step or supplied fact that decides; explain your repair if needed.</w:t>
+      </w:r>
+    </w:p>
+    <w:p>
+      <w:pPr>
+        <w:pStyle w:val="Heading3"/>
+      </w:pPr>
+      <w:r>
+        <w:t>Repair the misconception</w:t>
+      </w:r>
+    </w:p>
+    <w:p>
+      <w:pPr>
+        <w:spacing w:line="336" w:lineRule="auto" w:after="180"/>
+        <w:shd w:fill="FFF5E6"/>
+      </w:pPr>
+      <w:r>
+        <w:rPr>
+          <w:b w:val="0"/>
+        </w:rPr>
+        <w:t xml:space="preserve">Misconception repair: High </w:t>
+      </w:r>
+      <w:r>
+        <w:rPr>
+          <w:b/>
+        </w:rPr>
+        <w:t>retrieval</w:t>
+      </w:r>
+      <w:r>
+        <w:rPr>
+          <w:b w:val="0"/>
+        </w:rPr>
+        <w:t xml:space="preserve"> similarity does not override permissions or make an obsolete source current.</w:t>
+      </w:r>
+    </w:p>
+    <w:p>
+      <w:pPr>
+        <w:pStyle w:val="Heading3"/>
+      </w:pPr>
+      <w:r>
+        <w:t>Support without giving away the answer</w:t>
+      </w:r>
+    </w:p>
+    <w:p>
+      <w:pPr>
+        <w:spacing w:line="336" w:lineRule="auto" w:after="180"/>
+        <w:shd w:fill="F1F6F8"/>
+      </w:pPr>
+      <w:r>
+        <w:rPr>
+          <w:b w:val="0"/>
+        </w:rPr>
+        <w:t xml:space="preserve">Support: read the exact case aloud, enlarge the labelled picture, supply </w:t>
+      </w:r>
+      <w:r>
+        <w:rPr>
+          <w:b/>
+        </w:rPr>
+        <w:t>input</w:t>
+      </w:r>
+      <w:r>
+        <w:rPr>
+          <w:b w:val="0"/>
+        </w:rPr>
+        <w:t xml:space="preserve"> cards and model only the first deciding step. Accept a spoken explanation or drawing; retain the reasoning goal.</w:t>
+      </w:r>
+    </w:p>
+    <w:p>
+      <w:pPr>
+        <w:pStyle w:val="Heading3"/>
+      </w:pPr>
+      <w:r>
+        <w:t>Extend the reasoning</w:t>
+      </w:r>
+    </w:p>
+    <w:p>
+      <w:pPr>
+        <w:spacing w:line="336" w:lineRule="auto" w:after="180"/>
+        <w:shd w:fill="F5F1FB"/>
+      </w:pPr>
+      <w:r>
+        <w:rPr>
+          <w:b w:val="0"/>
+        </w:rPr>
+        <w:t xml:space="preserve">Extension: LIB-v = 2 is unavailable. Require a </w:t>
+      </w:r>
+      <w:r>
+        <w:rPr>
+          <w:b/>
+        </w:rPr>
+        <w:t>prediction</w:t>
+      </w:r>
+      <w:r>
+        <w:rPr>
+          <w:b w:val="0"/>
+        </w:rPr>
+        <w:t xml:space="preserve"> and a reason before comparing. Expected result: Report that the current time cannot be verified.</w:t>
+      </w:r>
+    </w:p>
+    <w:p>
+      <w:pPr>
+        <w:spacing w:line="336" w:lineRule="auto" w:after="180"/>
+        <w:shd w:fill="F5F1FB"/>
+      </w:pPr>
+      <w:r>
+        <w:rPr>
+          <w:b w:val="0"/>
+        </w:rPr>
+        <w:t xml:space="preserve">Reason: The unsupported old guess does not become current </w:t>
+      </w:r>
+      <w:r>
+        <w:rPr>
+          <w:b/>
+        </w:rPr>
+        <w:t>evidence</w:t>
+      </w:r>
+      <w:r>
+        <w:rPr>
+          <w:b w:val="0"/>
+        </w:rPr>
+        <w:t xml:space="preserve"> when </w:t>
+      </w:r>
+      <w:r>
+        <w:rPr>
+          <w:b/>
+        </w:rPr>
+        <w:t>retrieval</w:t>
+      </w:r>
+      <w:r>
+        <w:rPr>
+          <w:b w:val="0"/>
+        </w:rPr>
+        <w:t xml:space="preserve"> fails.</w:t>
+      </w:r>
+    </w:p>
+    <w:p>
+      <w:pPr>
+        <w:pStyle w:val="Heading3"/>
+      </w:pPr>
+      <w:r>
+        <w:t>Protect the independent attempt</w:t>
+      </w:r>
+    </w:p>
+    <w:p>
+      <w:pPr>
+        <w:spacing w:line="336" w:lineRule="auto" w:after="180"/>
+        <w:shd w:fill="FFF5E6"/>
+      </w:pPr>
+      <w:r>
+        <w:rPr>
+          <w:b w:val="0"/>
+        </w:rPr>
         <w:t>Independent assessment: withhold the reserved answer until the learner has attempted the new case. Record support separately from correctness.</w:t>
       </w:r>
     </w:p>
@@ -3132,13 +6585,46 @@
       </w:tr>
     </w:tbl>
     <w:p>
-      <w:r>
+      <w:pPr>
+        <w:pStyle w:val="Heading3"/>
+      </w:pPr>
+      <w:r>
+        <w:t>Project checkpoint</w:t>
+      </w:r>
+    </w:p>
+    <w:p>
+      <w:pPr>
+        <w:spacing w:line="336" w:lineRule="auto" w:after="180"/>
+        <w:shd w:fill="EDF7F3"/>
+      </w:pPr>
+      <w:r>
+        <w:rPr>
+          <w:b w:val="0"/>
+        </w:rPr>
         <w:t>Project checkpoint: Test changed cases. Keep normal, boundary and failure cases; compare expected and observed results.</w:t>
       </w:r>
     </w:p>
     <w:p>
-      <w:r>
-        <w:t>Use the weekly teacher answer for topic-specific reasoning. A saved progress tick is an activity record; judge mastery from the learner’s explanation and evidence.</w:t>
+      <w:pPr>
+        <w:spacing w:line="336" w:lineRule="auto" w:after="180"/>
+      </w:pPr>
+      <w:r>
+        <w:rPr>
+          <w:b w:val="0"/>
+        </w:rPr>
+        <w:t xml:space="preserve">Use the weekly teacher answer for topic-specific reasoning. A saved progress tick is an activity record; judge mastery from the learner’s explanation and </w:t>
+      </w:r>
+      <w:r>
+        <w:rPr>
+          <w:b/>
+        </w:rPr>
+        <w:t>evidence</w:t>
+      </w:r>
+      <w:r>
+        <w:rPr>
+          <w:b w:val="0"/>
+        </w:rPr>
+        <w:t>.</w:t>
       </w:r>
     </w:p>
     <w:p>
@@ -3151,27 +6637,1158 @@
     </w:p>
     <w:p>
       <w:r>
-        <w:t>Use the two formative questions as supported practice, not as independent mastery scores. Discuss the deciding evidence rather than accepting a guessed selection.</w:t>
-      </w:r>
-    </w:p>
-    <w:p>
-      <w:r>
+        <w:t>Use feedback, earlier review and portfolios purposefully. Apply the coding routine only when this lesson has an executable lab.</w:t>
+      </w:r>
+    </w:p>
+    <w:p>
+      <w:pPr>
+        <w:spacing w:line="336" w:lineRule="auto" w:after="180"/>
+      </w:pPr>
+      <w:r>
+        <w:rPr>
+          <w:b w:val="0"/>
+        </w:rPr>
+        <w:t xml:space="preserve">Use the two formative questions as supported practice, not as independent mastery scores. Discuss the deciding </w:t>
+      </w:r>
+      <w:r>
+        <w:rPr>
+          <w:b/>
+        </w:rPr>
+        <w:t>evidence</w:t>
+      </w:r>
+      <w:r>
+        <w:rPr>
+          <w:b w:val="0"/>
+        </w:rPr>
+        <w:t xml:space="preserve"> rather than accepting a guessed selection.</w:t>
+      </w:r>
+    </w:p>
+    <w:p>
+      <w:pPr>
+        <w:spacing w:line="336" w:lineRule="auto" w:after="180"/>
+      </w:pPr>
+      <w:r>
+        <w:rPr>
+          <w:b w:val="0"/>
+        </w:rPr>
         <w:t>The feedback comes from the reviewed public worked case. Do not reveal the separately reserved independent teacher answer until the learner has attempted that case.</w:t>
       </w:r>
     </w:p>
     <w:p>
-      <w:r>
-        <w:t>Ask students to predict before running code. Preserve errors and actual outputs; collect a changed test and an explanation. The branch-boundary and indexing lessons deliberately include failure cases.</w:t>
-      </w:r>
-    </w:p>
-    <w:p>
-      <w:r>
+      <w:pPr>
+        <w:pStyle w:val="Heading3"/>
+      </w:pPr>
+      <w:r>
+        <w:t>For later coding lessons</w:t>
+      </w:r>
+    </w:p>
+    <w:p>
+      <w:r>
+        <w:t>This week has no code block. Use this routine when a later lesson includes an executable lab.</w:t>
+      </w:r>
+    </w:p>
+    <w:p>
+      <w:pPr>
+        <w:spacing w:line="336" w:lineRule="auto" w:after="180"/>
+        <w:shd w:fill="F1F6F8"/>
+      </w:pPr>
+      <w:r>
+        <w:rPr>
+          <w:b w:val="0"/>
+        </w:rPr>
+        <w:t xml:space="preserve">Ask students to predict before running code. Preserve errors and actual </w:t>
+      </w:r>
+      <w:r>
+        <w:rPr>
+          <w:b/>
+        </w:rPr>
+        <w:t>output</w:t>
+      </w:r>
+      <w:r>
+        <w:rPr>
+          <w:b w:val="0"/>
+        </w:rPr>
+        <w:t xml:space="preserve">s; collect a changed test and an explanation. The branch-boundary and </w:t>
+      </w:r>
+      <w:r>
+        <w:rPr>
+          <w:b/>
+        </w:rPr>
+        <w:t>index</w:t>
+      </w:r>
+      <w:r>
+        <w:rPr>
+          <w:b w:val="0"/>
+        </w:rPr>
+        <w:t>ing lessons deliberately include failure cases.</w:t>
+      </w:r>
+    </w:p>
+    <w:p>
+      <w:pPr>
+        <w:spacing w:line="336" w:lineRule="auto" w:after="180"/>
+      </w:pPr>
+      <w:r>
+        <w:rPr>
+          <w:b w:val="0"/>
+        </w:rPr>
         <w:t>Use the earlier worked-explanation links to address a specific missing building block, then return to the current question. Adapt this suggestion after observing the learner; it is not an automatic diagnosis.</w:t>
       </w:r>
     </w:p>
     <w:p>
-      <w:r>
-        <w:t>Collect the completed-work portfolio as evidence. Record support separately from correctness, and assess explanation, trace/test and limitations. Progress ticks and quiz selections alone do not establish mastery.</w:t>
+      <w:pPr>
+        <w:spacing w:line="336" w:lineRule="auto" w:after="180"/>
+      </w:pPr>
+      <w:r>
+        <w:rPr>
+          <w:b w:val="0"/>
+        </w:rPr>
+        <w:t xml:space="preserve">Collect the completed-work portfolio as </w:t>
+      </w:r>
+      <w:r>
+        <w:rPr>
+          <w:b/>
+        </w:rPr>
+        <w:t>evidence</w:t>
+      </w:r>
+      <w:r>
+        <w:rPr>
+          <w:b w:val="0"/>
+        </w:rPr>
+        <w:t>. Record support separately from correctness, and assess explanation, trace/test and limitations. Progress ticks and quiz selections alone do not establish mastery.</w:t>
+      </w:r>
+    </w:p>
+    <w:p>
+      <w:pPr>
+        <w:pStyle w:val="Heading1"/>
+      </w:pPr>
+      <w:r>
+        <w:t>09. Visual concept journey</w:t>
+      </w:r>
+    </w:p>
+    <w:p>
+      <w:r>
+        <w:t>Show one Model Memory vs Retrieval graphic at a time, request a prediction and discuss its trace before the independent assessment.</w:t>
+      </w:r>
+    </w:p>
+    <w:p>
+      <w:pPr>
+        <w:spacing w:line="336" w:lineRule="auto" w:after="180"/>
+      </w:pPr>
+      <w:r>
+        <w:rPr>
+          <w:b w:val="0"/>
+        </w:rPr>
+        <w:t xml:space="preserve">Use one picture at a time. Hide a worked result before asking for a </w:t>
+      </w:r>
+      <w:r>
+        <w:rPr>
+          <w:b/>
+        </w:rPr>
+        <w:t>prediction</w:t>
+      </w:r>
+      <w:r>
+        <w:rPr>
+          <w:b w:val="0"/>
+        </w:rPr>
+        <w:t>, then reveal it for feedback. These are supported teaching cases; retain the separate independent assessment for a fresh first attempt.</w:t>
+      </w:r>
+    </w:p>
+    <w:p>
+      <w:pPr>
+        <w:pStyle w:val="Heading3"/>
+      </w:pPr>
+      <w:r>
+        <w:t>01. Model Memory vs Retrieval: the case</w:t>
+      </w:r>
+    </w:p>
+    <w:p>
+      <w:r>
+        <w:drawing>
+          <wp:inline xmlns:a="http://schemas.openxmlformats.org/drawingml/2006/main" xmlns:pic="http://schemas.openxmlformats.org/drawingml/2006/picture">
+            <wp:extent cx="5486400" cy="3291840"/>
+            <wp:docPr id="2" name="Picture 2" descr="The library assistant remembers an old opening time, but a current notice can be retrieved. Supplied facts: Approved notice LIB-v = 2 says Wednesday closes at 16: 00; the model previously produced 15: 00. The question asks the current Wednesday closing time. All inputs and outcomes in this worked example are invented classroom data; no real model run is claimed."/>
+            <wp:cNvGraphicFramePr>
+              <a:graphicFrameLocks noChangeAspect="1"/>
+            </wp:cNvGraphicFramePr>
+            <a:graphic>
+              <a:graphicData uri="http://schemas.openxmlformats.org/drawingml/2006/picture">
+                <pic:pic>
+                  <pic:nvPicPr>
+                    <pic:cNvPr id="0" name="academy-story-ai-3-17-01.png"/>
+                    <pic:cNvPicPr/>
+                  </pic:nvPicPr>
+                  <pic:blipFill>
+                    <a:blip r:embed="rId10"/>
+                    <a:stretch>
+                      <a:fillRect/>
+                    </a:stretch>
+                  </pic:blipFill>
+                  <pic:spPr>
+                    <a:xfrm>
+                      <a:off x="0" y="0"/>
+                      <a:ext cx="5486400" cy="3291840"/>
+                    </a:xfrm>
+                    <a:prstGeom prst="rect"/>
+                  </pic:spPr>
+                </pic:pic>
+              </a:graphicData>
+            </a:graphic>
+          </wp:inline>
+        </w:drawing>
+      </w:r>
+    </w:p>
+    <w:p>
+      <w:pPr>
+        <w:spacing w:line="336" w:lineRule="auto" w:after="180"/>
+      </w:pPr>
+      <w:r>
+        <w:rPr>
+          <w:b w:val="0"/>
+        </w:rPr>
+        <w:t>The library assistant remembers an old opening time, but a current notice can be retrieved. Supplied facts: Approved notice LIB-v = 2 says Wednesday closes at 16: 00; the model previously produced 15: 00.</w:t>
+      </w:r>
+    </w:p>
+    <w:p>
+      <w:pPr>
+        <w:spacing w:line="336" w:lineRule="auto" w:after="180"/>
+      </w:pPr>
+      <w:r>
+        <w:rPr>
+          <w:b w:val="0"/>
+        </w:rPr>
+        <w:t xml:space="preserve">The question asks the current Wednesday closing time. All </w:t>
+      </w:r>
+      <w:r>
+        <w:rPr>
+          <w:b/>
+        </w:rPr>
+        <w:t>input</w:t>
+      </w:r>
+      <w:r>
+        <w:rPr>
+          <w:b w:val="0"/>
+        </w:rPr>
+        <w:t>s and outcomes in this worked example are invented classroom data; no real model run is claimed.</w:t>
+      </w:r>
+    </w:p>
+    <w:p>
+      <w:pPr>
+        <w:spacing w:line="336" w:lineRule="auto" w:after="180"/>
+        <w:shd w:fill="F5F1FB"/>
+      </w:pPr>
+      <w:r>
+        <w:rPr>
+          <w:b w:val="0"/>
+        </w:rPr>
+        <w:t>Point to the given fact that matters most. Explain why it matters.</w:t>
+      </w:r>
+    </w:p>
+    <w:p>
+      <w:pPr>
+        <w:pStyle w:val="Heading3"/>
+      </w:pPr>
+      <w:r>
+        <w:t>Discuss while showing the picture</w:t>
+      </w:r>
+    </w:p>
+    <w:p>
+      <w:pPr>
+        <w:spacing w:line="336" w:lineRule="auto" w:after="180"/>
+        <w:shd w:fill="F1F6F8"/>
+      </w:pPr>
+      <w:r>
+        <w:rPr>
+          <w:b w:val="0"/>
+        </w:rPr>
+        <w:t>Teacher prompt: Point to the given fact that matters most. Explain why it matters. Ask learners to describe one label or arrow in ordinary words. Use the adjacent transcript if the image is difficult to see.</w:t>
+      </w:r>
+    </w:p>
+    <w:p>
+      <w:pPr>
+        <w:pStyle w:val="Heading3"/>
+      </w:pPr>
+      <w:r>
+        <w:t>02. Follow the deciding steps</w:t>
+      </w:r>
+    </w:p>
+    <w:p>
+      <w:r>
+        <w:drawing>
+          <wp:inline xmlns:a="http://schemas.openxmlformats.org/drawingml/2006/main" xmlns:pic="http://schemas.openxmlformats.org/drawingml/2006/picture">
+            <wp:extent cx="5486400" cy="3337560"/>
+            <wp:docPr id="3" name="Picture 3" descr="Old guess: A remembered-looking answer says 15: 00; no current notice is attached. → Find notice: Retrieve authorised LIB-v = 2, which explicitly says Wednesday closes at 16: 00. → Ground answer: Answer 16: 00 and attach LIB-v = 2. Its words, rather than the earlier guess, support this claim."/>
+            <wp:cNvGraphicFramePr>
+              <a:graphicFrameLocks noChangeAspect="1"/>
+            </wp:cNvGraphicFramePr>
+            <a:graphic>
+              <a:graphicData uri="http://schemas.openxmlformats.org/drawingml/2006/picture">
+                <pic:pic>
+                  <pic:nvPicPr>
+                    <pic:cNvPr id="0" name="academy-story-ai-3-17-02.png"/>
+                    <pic:cNvPicPr/>
+                  </pic:nvPicPr>
+                  <pic:blipFill>
+                    <a:blip r:embed="rId11"/>
+                    <a:stretch>
+                      <a:fillRect/>
+                    </a:stretch>
+                  </pic:blipFill>
+                  <pic:spPr>
+                    <a:xfrm>
+                      <a:off x="0" y="0"/>
+                      <a:ext cx="5486400" cy="3337560"/>
+                    </a:xfrm>
+                    <a:prstGeom prst="rect"/>
+                  </pic:spPr>
+                </pic:pic>
+              </a:graphicData>
+            </a:graphic>
+          </wp:inline>
+        </w:drawing>
+      </w:r>
+    </w:p>
+    <w:p>
+      <w:pPr>
+        <w:spacing w:line="336" w:lineRule="auto" w:after="180"/>
+      </w:pPr>
+      <w:r>
+        <w:rPr>
+          <w:b w:val="0"/>
+        </w:rPr>
+        <w:t>Old guess: A remembered-looking answer says 15: 00; no current notice is attached. → Find notice: Retrieve authorised LIB-v = 2, which explicitly says Wednesday closes at 16: 00. → Ground answer: Answer 16: 00 and attach LIB-v = 2.</w:t>
+      </w:r>
+    </w:p>
+    <w:p>
+      <w:pPr>
+        <w:spacing w:line="336" w:lineRule="auto" w:after="180"/>
+      </w:pPr>
+      <w:r>
+        <w:rPr>
+          <w:b w:val="0"/>
+        </w:rPr>
+        <w:t>Its words, rather than the earlier guess, support this claim.</w:t>
+      </w:r>
+    </w:p>
+    <w:p>
+      <w:pPr>
+        <w:spacing w:line="336" w:lineRule="auto" w:after="180"/>
+        <w:shd w:fill="F5F1FB"/>
+      </w:pPr>
+      <w:r>
+        <w:rPr>
+          <w:b w:val="0"/>
+        </w:rPr>
+        <w:t xml:space="preserve">Point to each numbered stage and explain which recorded </w:t>
+      </w:r>
+      <w:r>
+        <w:rPr>
+          <w:b/>
+        </w:rPr>
+        <w:t>input</w:t>
+      </w:r>
+      <w:r>
+        <w:rPr>
+          <w:b w:val="0"/>
+        </w:rPr>
+        <w:t xml:space="preserve"> it uses.</w:t>
+      </w:r>
+    </w:p>
+    <w:p>
+      <w:pPr>
+        <w:pStyle w:val="Heading3"/>
+      </w:pPr>
+      <w:r>
+        <w:t>Discuss while showing the picture</w:t>
+      </w:r>
+    </w:p>
+    <w:p>
+      <w:pPr>
+        <w:spacing w:line="336" w:lineRule="auto" w:after="180"/>
+        <w:shd w:fill="F1F6F8"/>
+      </w:pPr>
+      <w:r>
+        <w:rPr>
+          <w:b w:val="0"/>
+        </w:rPr>
+        <w:t xml:space="preserve">Teacher prompt: Point to each numbered stage and explain which recorded </w:t>
+      </w:r>
+      <w:r>
+        <w:rPr>
+          <w:b/>
+        </w:rPr>
+        <w:t>input</w:t>
+      </w:r>
+      <w:r>
+        <w:rPr>
+          <w:b w:val="0"/>
+        </w:rPr>
+        <w:t xml:space="preserve"> it uses. Ask learners to describe one label or arrow in ordinary words. Use the adjacent transcript if the image is difficult to see.</w:t>
+      </w:r>
+    </w:p>
+    <w:p>
+      <w:pPr>
+        <w:pStyle w:val="Heading3"/>
+      </w:pPr>
+      <w:r>
+        <w:t>03. Retrieval and indexing — evidence trace</w:t>
+      </w:r>
+    </w:p>
+    <w:p>
+      <w:r>
+        <w:drawing>
+          <wp:inline xmlns:a="http://schemas.openxmlformats.org/drawingml/2006/main" xmlns:pic="http://schemas.openxmlformats.org/drawingml/2006/picture">
+            <wp:extent cx="5486400" cy="3145536"/>
+            <wp:docPr id="4" name="Picture 4" descr="Retrieval and indexing — evidence trace. Index v1 contains notice N1 for room A. Corpus v2 supersedes it with N2 for room B, but the query still returns N1. What can be reported? | Assign stable document IDs, versions and permitted access before indexing. Retrieve only authorised records. Preserve source references and define behaviour when a document is missing, outdated or access-restricted. | The stale index returns old evidence. It cannot establish current room approval; refresh against authorised corpus v2 or report unresolved freshness."/>
+            <wp:cNvGraphicFramePr>
+              <a:graphicFrameLocks noChangeAspect="1"/>
+            </wp:cNvGraphicFramePr>
+            <a:graphic>
+              <a:graphicData uri="http://schemas.openxmlformats.org/drawingml/2006/picture">
+                <pic:pic>
+                  <pic:nvPicPr>
+                    <pic:cNvPr id="0" name="academy-story-ai-3-17-03.png"/>
+                    <pic:cNvPicPr/>
+                  </pic:nvPicPr>
+                  <pic:blipFill>
+                    <a:blip r:embed="rId12"/>
+                    <a:stretch>
+                      <a:fillRect/>
+                    </a:stretch>
+                  </pic:blipFill>
+                  <pic:spPr>
+                    <a:xfrm>
+                      <a:off x="0" y="0"/>
+                      <a:ext cx="5486400" cy="3145536"/>
+                    </a:xfrm>
+                    <a:prstGeom prst="rect"/>
+                  </pic:spPr>
+                </pic:pic>
+              </a:graphicData>
+            </a:graphic>
+          </wp:inline>
+        </w:drawing>
+      </w:r>
+    </w:p>
+    <w:p>
+      <w:pPr>
+        <w:spacing w:line="336" w:lineRule="auto" w:after="180"/>
+      </w:pPr>
+      <w:r>
+        <w:rPr>
+          <w:b/>
+        </w:rPr>
+        <w:t>Retrieval</w:t>
+      </w:r>
+      <w:r>
+        <w:rPr>
+          <w:b w:val="0"/>
+        </w:rPr>
+        <w:t xml:space="preserve"> and </w:t>
+      </w:r>
+      <w:r>
+        <w:rPr>
+          <w:b/>
+        </w:rPr>
+        <w:t>index</w:t>
+      </w:r>
+      <w:r>
+        <w:rPr>
+          <w:b w:val="0"/>
+        </w:rPr>
+        <w:t xml:space="preserve">ing — </w:t>
+      </w:r>
+      <w:r>
+        <w:rPr>
+          <w:b/>
+        </w:rPr>
+        <w:t>evidence</w:t>
+      </w:r>
+      <w:r>
+        <w:rPr>
+          <w:b w:val="0"/>
+        </w:rPr>
+        <w:t xml:space="preserve"> trace. </w:t>
+      </w:r>
+      <w:r>
+        <w:rPr>
+          <w:b/>
+        </w:rPr>
+        <w:t>Index</w:t>
+      </w:r>
+      <w:r>
+        <w:rPr>
+          <w:b w:val="0"/>
+        </w:rPr>
+        <w:t xml:space="preserve"> v1 contains notice N1 for room A. </w:t>
+      </w:r>
+      <w:r>
+        <w:rPr>
+          <w:b/>
+        </w:rPr>
+        <w:t>Corpus</w:t>
+      </w:r>
+      <w:r>
+        <w:rPr>
+          <w:b w:val="0"/>
+        </w:rPr>
+        <w:t xml:space="preserve"> v2 supersedes it with N2 for room B, but the query still returns N1.</w:t>
+      </w:r>
+    </w:p>
+    <w:p>
+      <w:pPr>
+        <w:spacing w:line="336" w:lineRule="auto" w:after="180"/>
+      </w:pPr>
+      <w:r>
+        <w:rPr>
+          <w:b w:val="0"/>
+        </w:rPr>
+        <w:t xml:space="preserve">What can be reported? | Assign stable document IDs, versions and permitted access before </w:t>
+      </w:r>
+      <w:r>
+        <w:rPr>
+          <w:b/>
+        </w:rPr>
+        <w:t>index</w:t>
+      </w:r>
+      <w:r>
+        <w:rPr>
+          <w:b w:val="0"/>
+        </w:rPr>
+        <w:t>ing. Retrieve only authorised records.</w:t>
+      </w:r>
+    </w:p>
+    <w:p>
+      <w:pPr>
+        <w:spacing w:line="336" w:lineRule="auto" w:after="180"/>
+      </w:pPr>
+      <w:r>
+        <w:rPr>
+          <w:b w:val="0"/>
+        </w:rPr>
+        <w:t xml:space="preserve">Preserve source references and define behaviour when a document is missing, outdated or access-restricted. | The stale </w:t>
+      </w:r>
+      <w:r>
+        <w:rPr>
+          <w:b/>
+        </w:rPr>
+        <w:t>index</w:t>
+      </w:r>
+      <w:r>
+        <w:rPr>
+          <w:b w:val="0"/>
+        </w:rPr>
+        <w:t xml:space="preserve"> returns old </w:t>
+      </w:r>
+      <w:r>
+        <w:rPr>
+          <w:b/>
+        </w:rPr>
+        <w:t>evidence</w:t>
+      </w:r>
+      <w:r>
+        <w:rPr>
+          <w:b w:val="0"/>
+        </w:rPr>
+        <w:t>.</w:t>
+      </w:r>
+    </w:p>
+    <w:p>
+      <w:pPr>
+        <w:spacing w:line="336" w:lineRule="auto" w:after="180"/>
+      </w:pPr>
+      <w:r>
+        <w:rPr>
+          <w:b w:val="0"/>
+        </w:rPr>
+        <w:t xml:space="preserve">It cannot establish current room approval; refresh against authorised </w:t>
+      </w:r>
+      <w:r>
+        <w:rPr>
+          <w:b/>
+        </w:rPr>
+        <w:t>corpus</w:t>
+      </w:r>
+      <w:r>
+        <w:rPr>
+          <w:b w:val="0"/>
+        </w:rPr>
+        <w:t xml:space="preserve"> v2 or report unresolved </w:t>
+      </w:r>
+      <w:r>
+        <w:rPr>
+          <w:b/>
+        </w:rPr>
+        <w:t>freshness</w:t>
+      </w:r>
+      <w:r>
+        <w:rPr>
+          <w:b w:val="0"/>
+        </w:rPr>
+        <w:t>.</w:t>
+      </w:r>
+    </w:p>
+    <w:p>
+      <w:pPr>
+        <w:spacing w:line="336" w:lineRule="auto" w:after="180"/>
+        <w:shd w:fill="F5F1FB"/>
+      </w:pPr>
+      <w:r>
+        <w:rPr>
+          <w:b w:val="0"/>
+        </w:rPr>
+        <w:t>Read the labels and values. Explain the relationship the model shows.</w:t>
+      </w:r>
+    </w:p>
+    <w:p>
+      <w:pPr>
+        <w:pStyle w:val="Heading3"/>
+      </w:pPr>
+      <w:r>
+        <w:t>Discuss while showing the picture</w:t>
+      </w:r>
+    </w:p>
+    <w:p>
+      <w:pPr>
+        <w:spacing w:line="336" w:lineRule="auto" w:after="180"/>
+        <w:shd w:fill="F1F6F8"/>
+      </w:pPr>
+      <w:r>
+        <w:rPr>
+          <w:b w:val="0"/>
+        </w:rPr>
+        <w:t>Teacher prompt: Read the labels and values. Explain the relationship the model shows. Ask learners to describe one label or arrow in ordinary words. Use the adjacent transcript if the image is difficult to see.</w:t>
+      </w:r>
+    </w:p>
+    <w:p>
+      <w:pPr>
+        <w:pStyle w:val="Heading3"/>
+      </w:pPr>
+      <w:r>
+        <w:t>04. Change one thing. Trace what follows.</w:t>
+      </w:r>
+    </w:p>
+    <w:p>
+      <w:r>
+        <w:drawing>
+          <wp:inline xmlns:a="http://schemas.openxmlformats.org/drawingml/2006/main" xmlns:pic="http://schemas.openxmlformats.org/drawingml/2006/picture">
+            <wp:extent cx="5486400" cy="3041904"/>
+            <wp:docPr id="5" name="Picture 5" descr="Original case: Answer 16: 00 and attach LIB-v = 2. Its words, rather than the earlier guess, support this claim. Changed condition: LIB-v = 2 is unavailable. Expected result: Report that the current time cannot be verified. Reason: The unsupported old guess does not become current evidence when retrieval fails."/>
+            <wp:cNvGraphicFramePr>
+              <a:graphicFrameLocks noChangeAspect="1"/>
+            </wp:cNvGraphicFramePr>
+            <a:graphic>
+              <a:graphicData uri="http://schemas.openxmlformats.org/drawingml/2006/picture">
+                <pic:pic>
+                  <pic:nvPicPr>
+                    <pic:cNvPr id="0" name="academy-story-ai-3-17-04.png"/>
+                    <pic:cNvPicPr/>
+                  </pic:nvPicPr>
+                  <pic:blipFill>
+                    <a:blip r:embed="rId13"/>
+                    <a:stretch>
+                      <a:fillRect/>
+                    </a:stretch>
+                  </pic:blipFill>
+                  <pic:spPr>
+                    <a:xfrm>
+                      <a:off x="0" y="0"/>
+                      <a:ext cx="5486400" cy="3041904"/>
+                    </a:xfrm>
+                    <a:prstGeom prst="rect"/>
+                  </pic:spPr>
+                </pic:pic>
+              </a:graphicData>
+            </a:graphic>
+          </wp:inline>
+        </w:drawing>
+      </w:r>
+    </w:p>
+    <w:p>
+      <w:pPr>
+        <w:spacing w:line="336" w:lineRule="auto" w:after="180"/>
+      </w:pPr>
+      <w:r>
+        <w:rPr>
+          <w:b w:val="0"/>
+        </w:rPr>
+        <w:t>Original case: Answer 16: 00 and attach LIB-v = 2. Its words, rather than the earlier guess, support this claim. Changed condition: LIB-v = 2 is unavailable. Expected result: Report that the current time cannot be verified.</w:t>
+      </w:r>
+    </w:p>
+    <w:p>
+      <w:pPr>
+        <w:spacing w:line="336" w:lineRule="auto" w:after="180"/>
+      </w:pPr>
+      <w:r>
+        <w:rPr>
+          <w:b w:val="0"/>
+        </w:rPr>
+        <w:t xml:space="preserve">Reason: The unsupported old guess does not become current </w:t>
+      </w:r>
+      <w:r>
+        <w:rPr>
+          <w:b/>
+        </w:rPr>
+        <w:t>evidence</w:t>
+      </w:r>
+      <w:r>
+        <w:rPr>
+          <w:b w:val="0"/>
+        </w:rPr>
+        <w:t xml:space="preserve"> when </w:t>
+      </w:r>
+      <w:r>
+        <w:rPr>
+          <w:b/>
+        </w:rPr>
+        <w:t>retrieval</w:t>
+      </w:r>
+      <w:r>
+        <w:rPr>
+          <w:b w:val="0"/>
+        </w:rPr>
+        <w:t xml:space="preserve"> fails.</w:t>
+      </w:r>
+    </w:p>
+    <w:p>
+      <w:pPr>
+        <w:spacing w:line="336" w:lineRule="auto" w:after="180"/>
+        <w:shd w:fill="F5F1FB"/>
+      </w:pPr>
+      <w:r>
+        <w:rPr>
+          <w:b w:val="0"/>
+        </w:rPr>
+        <w:t>Predict before checking the worked changed-case result. Name what changed and what the supplied facts allow you to conclude.</w:t>
+      </w:r>
+    </w:p>
+    <w:p>
+      <w:pPr>
+        <w:pStyle w:val="Heading3"/>
+      </w:pPr>
+      <w:r>
+        <w:t>Discuss while showing the picture</w:t>
+      </w:r>
+    </w:p>
+    <w:p>
+      <w:pPr>
+        <w:spacing w:line="336" w:lineRule="auto" w:after="180"/>
+        <w:shd w:fill="F1F6F8"/>
+      </w:pPr>
+      <w:r>
+        <w:rPr>
+          <w:b w:val="0"/>
+        </w:rPr>
+        <w:t>Teacher prompt: Predict before checking the worked changed-case result. Name what changed and what the supplied facts allow you to conclude. Ask learners to describe one label or arrow in ordinary words.</w:t>
+      </w:r>
+    </w:p>
+    <w:p>
+      <w:pPr>
+        <w:spacing w:line="336" w:lineRule="auto" w:after="180"/>
+        <w:shd w:fill="F1F6F8"/>
+      </w:pPr>
+      <w:r>
+        <w:rPr>
+          <w:b w:val="0"/>
+        </w:rPr>
+        <w:t xml:space="preserve">Use the adjacent transcript if the image is difficult to see. Changed-case reasoning: The unsupported old guess does not become current </w:t>
+      </w:r>
+      <w:r>
+        <w:rPr>
+          <w:b/>
+        </w:rPr>
+        <w:t>evidence</w:t>
+      </w:r>
+      <w:r>
+        <w:rPr>
+          <w:b w:val="0"/>
+        </w:rPr>
+        <w:t xml:space="preserve"> when </w:t>
+      </w:r>
+      <w:r>
+        <w:rPr>
+          <w:b/>
+        </w:rPr>
+        <w:t>retrieval</w:t>
+      </w:r>
+      <w:r>
+        <w:rPr>
+          <w:b w:val="0"/>
+        </w:rPr>
+        <w:t xml:space="preserve"> fails.</w:t>
+      </w:r>
+    </w:p>
+    <w:p>
+      <w:pPr>
+        <w:pStyle w:val="Heading3"/>
+      </w:pPr>
+      <w:r>
+        <w:t>05. Connect the explanation to its limit</w:t>
+      </w:r>
+    </w:p>
+    <w:p>
+      <w:r>
+        <w:drawing>
+          <wp:inline xmlns:a="http://schemas.openxmlformats.org/drawingml/2006/main" xmlns:pic="http://schemas.openxmlformats.org/drawingml/2006/picture">
+            <wp:extent cx="5486400" cy="2834640"/>
+            <wp:docPr id="6" name="Picture 6" descr="Read the picture in order. Answer 16: 00 and attach LIB-v = 2. Its words, rather than the earlier guess, support this claim. The arrows show which recorded input or intermediate result each decision uses. Explain the deciding step aloud before checking the changed case; pointing to the final answer alone does not show how it follows. Limit: A retrieved document can itself be wrong or outdated; source approval, date and scope still need checking."/>
+            <wp:cNvGraphicFramePr>
+              <a:graphicFrameLocks noChangeAspect="1"/>
+            </wp:cNvGraphicFramePr>
+            <a:graphic>
+              <a:graphicData uri="http://schemas.openxmlformats.org/drawingml/2006/picture">
+                <pic:pic>
+                  <pic:nvPicPr>
+                    <pic:cNvPr id="0" name="academy-story-ai-3-17-05.png"/>
+                    <pic:cNvPicPr/>
+                  </pic:nvPicPr>
+                  <pic:blipFill>
+                    <a:blip r:embed="rId14"/>
+                    <a:stretch>
+                      <a:fillRect/>
+                    </a:stretch>
+                  </pic:blipFill>
+                  <pic:spPr>
+                    <a:xfrm>
+                      <a:off x="0" y="0"/>
+                      <a:ext cx="5486400" cy="2834640"/>
+                    </a:xfrm>
+                    <a:prstGeom prst="rect"/>
+                  </pic:spPr>
+                </pic:pic>
+              </a:graphicData>
+            </a:graphic>
+          </wp:inline>
+        </w:drawing>
+      </w:r>
+    </w:p>
+    <w:p>
+      <w:pPr>
+        <w:spacing w:line="336" w:lineRule="auto" w:after="180"/>
+      </w:pPr>
+      <w:r>
+        <w:rPr>
+          <w:b w:val="0"/>
+        </w:rPr>
+        <w:t xml:space="preserve">Read the picture in order. Answer 16: 00 and attach LIB-v = 2. Its words, rather than the earlier guess, support this claim. The arrows show which recorded </w:t>
+      </w:r>
+      <w:r>
+        <w:rPr>
+          <w:b/>
+        </w:rPr>
+        <w:t>input</w:t>
+      </w:r>
+      <w:r>
+        <w:rPr>
+          <w:b w:val="0"/>
+        </w:rPr>
+        <w:t xml:space="preserve"> or intermediate result each decision uses.</w:t>
+      </w:r>
+    </w:p>
+    <w:p>
+      <w:pPr>
+        <w:spacing w:line="336" w:lineRule="auto" w:after="180"/>
+      </w:pPr>
+      <w:r>
+        <w:rPr>
+          <w:b w:val="0"/>
+        </w:rPr>
+        <w:t>Explain the deciding step aloud before checking the changed case; pointing to the final answer alone does not show how it follows.</w:t>
+      </w:r>
+    </w:p>
+    <w:p>
+      <w:pPr>
+        <w:spacing w:line="336" w:lineRule="auto" w:after="180"/>
+      </w:pPr>
+      <w:r>
+        <w:rPr>
+          <w:b w:val="0"/>
+        </w:rPr>
+        <w:t>Limit: A retrieved document can itself be wrong or outdated; source approval, date and scope still need checking.</w:t>
+      </w:r>
+    </w:p>
+    <w:p>
+      <w:pPr>
+        <w:spacing w:line="336" w:lineRule="auto" w:after="180"/>
+        <w:shd w:fill="F5F1FB"/>
+      </w:pPr>
+      <w:r>
+        <w:rPr>
+          <w:b w:val="0"/>
+        </w:rPr>
+        <w:t>Explain the case, then point to a limit on the claim.</w:t>
+      </w:r>
+    </w:p>
+    <w:p>
+      <w:pPr>
+        <w:pStyle w:val="Heading3"/>
+      </w:pPr>
+      <w:r>
+        <w:t>Discuss while showing the picture</w:t>
+      </w:r>
+    </w:p>
+    <w:p>
+      <w:pPr>
+        <w:spacing w:line="336" w:lineRule="auto" w:after="180"/>
+        <w:shd w:fill="F1F6F8"/>
+      </w:pPr>
+      <w:r>
+        <w:rPr>
+          <w:b w:val="0"/>
+        </w:rPr>
+        <w:t>Teacher prompt: Explain the case, then point to a limit on the claim. Ask learners to describe one label or arrow in ordinary words. Use the adjacent transcript if the image is difficult to see.</w:t>
+      </w:r>
+    </w:p>
+    <w:p>
+      <w:pPr>
+        <w:spacing w:line="336" w:lineRule="auto" w:after="180"/>
+        <w:shd w:fill="F1F6F8"/>
+      </w:pPr>
+      <w:r>
+        <w:rPr>
+          <w:b w:val="0"/>
+        </w:rPr>
+        <w:t>Keep the stated scope: A retrieved document can itself be wrong or outdated; source approval, date and scope still need checking.</w:t>
+      </w:r>
+    </w:p>
+    <w:p>
+      <w:pPr>
+        <w:pStyle w:val="Heading3"/>
+      </w:pPr>
+      <w:r>
+        <w:t>06. Make the idea visible in your project</w:t>
+      </w:r>
+    </w:p>
+    <w:p>
+      <w:r>
+        <w:drawing>
+          <wp:inline xmlns:a="http://schemas.openxmlformats.org/drawingml/2006/main" xmlns:pic="http://schemas.openxmlformats.org/drawingml/2006/picture">
+            <wp:extent cx="5486400" cy="3681984"/>
+            <wp:docPr id="7" name="Picture 7" descr="For your Verified Study Buddy, save the input, procedure, observed result and limitation of this check. Label this worked example as practice; use a different, previously unreviewed case when checking independent understanding. Draw your input, deciding step, result and limit. Supported question: Why can the assistant not certify 15: 00 when the notice is missing? Point to the relevant step in the picture, then write the changed result and the rule or evidence that supports it."/>
+            <wp:cNvGraphicFramePr>
+              <a:graphicFrameLocks noChangeAspect="1"/>
+            </wp:cNvGraphicFramePr>
+            <a:graphic>
+              <a:graphicData uri="http://schemas.openxmlformats.org/drawingml/2006/picture">
+                <pic:pic>
+                  <pic:nvPicPr>
+                    <pic:cNvPr id="0" name="academy-story-ai-3-17-06.png"/>
+                    <pic:cNvPicPr/>
+                  </pic:nvPicPr>
+                  <pic:blipFill>
+                    <a:blip r:embed="rId15"/>
+                    <a:stretch>
+                      <a:fillRect/>
+                    </a:stretch>
+                  </pic:blipFill>
+                  <pic:spPr>
+                    <a:xfrm>
+                      <a:off x="0" y="0"/>
+                      <a:ext cx="5486400" cy="3681984"/>
+                    </a:xfrm>
+                    <a:prstGeom prst="rect"/>
+                  </pic:spPr>
+                </pic:pic>
+              </a:graphicData>
+            </a:graphic>
+          </wp:inline>
+        </w:drawing>
+      </w:r>
+    </w:p>
+    <w:p>
+      <w:pPr>
+        <w:spacing w:line="336" w:lineRule="auto" w:after="180"/>
+      </w:pPr>
+      <w:r>
+        <w:rPr>
+          <w:b w:val="0"/>
+        </w:rPr>
+        <w:t xml:space="preserve">For your Verified Study Buddy, save the </w:t>
+      </w:r>
+      <w:r>
+        <w:rPr>
+          <w:b/>
+        </w:rPr>
+        <w:t>input</w:t>
+      </w:r>
+      <w:r>
+        <w:rPr>
+          <w:b w:val="0"/>
+        </w:rPr>
+        <w:t>, procedure, observed result and limitation of this check.</w:t>
+      </w:r>
+    </w:p>
+    <w:p>
+      <w:pPr>
+        <w:spacing w:line="336" w:lineRule="auto" w:after="180"/>
+      </w:pPr>
+      <w:r>
+        <w:rPr>
+          <w:b w:val="0"/>
+        </w:rPr>
+        <w:t xml:space="preserve">Label this worked example as practice; use a different, previously unreviewed case when checking independent understanding. Draw your </w:t>
+      </w:r>
+      <w:r>
+        <w:rPr>
+          <w:b/>
+        </w:rPr>
+        <w:t>input</w:t>
+      </w:r>
+      <w:r>
+        <w:rPr>
+          <w:b w:val="0"/>
+        </w:rPr>
+        <w:t>, deciding step, result and limit.</w:t>
+      </w:r>
+    </w:p>
+    <w:p>
+      <w:pPr>
+        <w:spacing w:line="336" w:lineRule="auto" w:after="180"/>
+      </w:pPr>
+      <w:r>
+        <w:rPr>
+          <w:b w:val="0"/>
+        </w:rPr>
+        <w:t xml:space="preserve">Supported question: Why can the assistant not certify 15: 00 when the notice is missing? Point to the relevant step in the picture, then write the changed result and the rule or </w:t>
+      </w:r>
+      <w:r>
+        <w:rPr>
+          <w:b/>
+        </w:rPr>
+        <w:t>evidence</w:t>
+      </w:r>
+      <w:r>
+        <w:rPr>
+          <w:b w:val="0"/>
+        </w:rPr>
+        <w:t xml:space="preserve"> that supports it.</w:t>
+      </w:r>
+    </w:p>
+    <w:p>
+      <w:pPr>
+        <w:spacing w:line="336" w:lineRule="auto" w:after="180"/>
+        <w:shd w:fill="F5F1FB"/>
+      </w:pPr>
+      <w:r>
+        <w:rPr>
+          <w:b w:val="0"/>
+        </w:rPr>
+        <w:t xml:space="preserve">Draw your project trace and justify the deciding step using </w:t>
+      </w:r>
+      <w:r>
+        <w:rPr>
+          <w:b/>
+        </w:rPr>
+        <w:t>evidence</w:t>
+      </w:r>
+      <w:r>
+        <w:rPr>
+          <w:b w:val="0"/>
+        </w:rPr>
+        <w:t>.</w:t>
+      </w:r>
+    </w:p>
+    <w:p>
+      <w:pPr>
+        <w:pStyle w:val="Heading3"/>
+      </w:pPr>
+      <w:r>
+        <w:t>Discuss while showing the picture</w:t>
+      </w:r>
+    </w:p>
+    <w:p>
+      <w:pPr>
+        <w:spacing w:line="336" w:lineRule="auto" w:after="180"/>
+        <w:shd w:fill="F1F6F8"/>
+      </w:pPr>
+      <w:r>
+        <w:rPr>
+          <w:b w:val="0"/>
+        </w:rPr>
+        <w:t xml:space="preserve">Teacher prompt: Draw your project trace and justify the deciding step using </w:t>
+      </w:r>
+      <w:r>
+        <w:rPr>
+          <w:b/>
+        </w:rPr>
+        <w:t>evidence</w:t>
+      </w:r>
+      <w:r>
+        <w:rPr>
+          <w:b w:val="0"/>
+        </w:rPr>
+        <w:t>. Ask learners to describe one label or arrow in ordinary words. Use the adjacent transcript if the image is difficult to see.</w:t>
+      </w:r>
+    </w:p>
+    <w:p>
+      <w:pPr>
+        <w:spacing w:line="336" w:lineRule="auto" w:after="180"/>
+        <w:shd w:fill="F1F6F8"/>
+      </w:pPr>
+      <w:r>
+        <w:rPr>
+          <w:b w:val="0"/>
+        </w:rPr>
+        <w:t xml:space="preserve">Supported practice key: 15: 00 came from an unsupported earlier </w:t>
+      </w:r>
+      <w:r>
+        <w:rPr>
+          <w:b/>
+        </w:rPr>
+        <w:t>output</w:t>
+      </w:r>
+      <w:r>
+        <w:rPr>
+          <w:b w:val="0"/>
+        </w:rPr>
+        <w:t xml:space="preserve">. Missing current </w:t>
+      </w:r>
+      <w:r>
+        <w:rPr>
+          <w:b/>
+        </w:rPr>
+        <w:t>evidence</w:t>
+      </w:r>
+      <w:r>
+        <w:rPr>
+          <w:b w:val="0"/>
+        </w:rPr>
+        <w:t xml:space="preserve"> requires an uncertainty statement, not substitution. Changed-case check: Report that the current time cannot be verified.</w:t>
+      </w:r>
+    </w:p>
+    <w:p>
+      <w:pPr>
+        <w:spacing w:line="336" w:lineRule="auto" w:after="180"/>
+        <w:shd w:fill="F1F6F8"/>
+      </w:pPr>
+      <w:r>
+        <w:rPr>
+          <w:b w:val="0"/>
+        </w:rPr>
+        <w:t xml:space="preserve">The unsupported old guess does not become current </w:t>
+      </w:r>
+      <w:r>
+        <w:rPr>
+          <w:b/>
+        </w:rPr>
+        <w:t>evidence</w:t>
+      </w:r>
+      <w:r>
+        <w:rPr>
+          <w:b w:val="0"/>
+        </w:rPr>
+        <w:t xml:space="preserve"> when </w:t>
+      </w:r>
+      <w:r>
+        <w:rPr>
+          <w:b/>
+        </w:rPr>
+        <w:t>retrieval</w:t>
+      </w:r>
+      <w:r>
+        <w:rPr>
+          <w:b w:val="0"/>
+        </w:rPr>
+        <w:t xml:space="preserve"> fails.</w:t>
       </w:r>
     </w:p>
     <w:sectPr>

--- a/downloads/teacher/ai-3-week-17.docx
+++ b/downloads/teacher/ai-3-week-17.docx
@@ -225,7 +225,7 @@
           </w:tcPr>
           <w:p>
             <w:r>
-              <w:t>Sections 9 and 11–14. Give extra time to finish the full task set; use Section 15 when the week includes a coding lab.</w:t>
+              <w:t>Use “Run the investigation”, “Connect your project”, “Show what you know”, “Study a complete case” and “Try a new case independently”. Give extra time for the full task set. If this week has a coding lab, use its named section; section numbers can change when extra explanations are included.</w:t>
             </w:r>
           </w:p>
         </w:tc>
@@ -6082,7 +6082,7 @@
           </w:tcPr>
           <w:p>
             <w:r>
-              <w:t>Sections 9 and 11–14. Give extra time to finish the full task set; use Section 15 when the week includes a coding lab.</w:t>
+              <w:t>Use “Run the investigation”, “Connect your project”, “Show what you know”, “Study a complete case” and “Try a new case independently”. Give extra time for the full task set. If this week has a coding lab, use its named section; section numbers can change when extra explanations are included.</w:t>
             </w:r>
           </w:p>
         </w:tc>

--- a/downloads/teacher/ai-3-week-17.docx
+++ b/downloads/teacher/ai-3-week-17.docx
@@ -25,20 +25,38 @@
         <w:pStyle w:val="Heading1"/>
       </w:pPr>
       <w:r>
-        <w:t>01. Model Memory vs Retrieval</w:t>
-      </w:r>
-    </w:p>
-    <w:p>
-      <w:r>
-        <w:t>Prepare Model Memory vs Retrieval: check the target, prerequisites, resources and adaptable teaching schedule.</w:t>
-      </w:r>
-    </w:p>
-    <w:p>
-      <w:pPr>
-        <w:pStyle w:val="Heading3"/>
-      </w:pPr>
-      <w:r>
-        <w:t>Teach the learning cycle</w:t>
+        <w:t>Teach source selection before fluent wording.</w:t>
+      </w:r>
+    </w:p>
+    <w:p>
+      <w:r>
+        <w:t>Supply complete records, separate generation from retrieval and assess a fresh eligibility case.</w:t>
+      </w:r>
+    </w:p>
+    <w:p>
+      <w:r>
+        <w:t>Ask which record supports each claim, which version applies and what to do when evidence is unavailable.</w:t>
+      </w:r>
+    </w:p>
+    <w:p>
+      <w:pPr>
+        <w:pStyle w:val="Heading1"/>
+      </w:pPr>
+      <w:r>
+        <w:t>01. Prepare this connected week</w:t>
+      </w:r>
+    </w:p>
+    <w:p>
+      <w:r>
+        <w:t>Use one main plan and keep practice separate from the independent first attempt.</w:t>
+      </w:r>
+    </w:p>
+    <w:p>
+      <w:pPr>
+        <w:pStyle w:val="Heading2"/>
+      </w:pPr>
+      <w:r>
+        <w:t>Learning goal and precision</w:t>
       </w:r>
     </w:p>
     <w:p>
@@ -86,6 +104,170 @@
           <w:b w:val="0"/>
         </w:rPr>
         <w:t>ing</w:t>
+      </w:r>
+    </w:p>
+    <w:p>
+      <w:pPr>
+        <w:spacing w:line="336" w:lineRule="auto" w:after="180"/>
+      </w:pPr>
+      <w:r>
+        <w:rPr>
+          <w:b w:val="0"/>
+        </w:rPr>
+        <w:t xml:space="preserve">Two 45-minute sessions. </w:t>
+      </w:r>
+      <w:r>
+        <w:rPr>
+          <w:b/>
+        </w:rPr>
+        <w:t>Retrieval</w:t>
+      </w:r>
+      <w:r>
+        <w:rPr>
+          <w:b w:val="0"/>
+        </w:rPr>
+        <w:t xml:space="preserve"> returns stored records selected for a query. An </w:t>
+      </w:r>
+      <w:r>
+        <w:rPr>
+          <w:b/>
+        </w:rPr>
+        <w:t>index</w:t>
+      </w:r>
+      <w:r>
+        <w:rPr>
+          <w:b w:val="0"/>
+        </w:rPr>
+        <w:t xml:space="preserve"> is a searchable representation of a versioned </w:t>
+      </w:r>
+      <w:r>
+        <w:rPr>
+          <w:b/>
+        </w:rPr>
+        <w:t>corpus</w:t>
+      </w:r>
+      <w:r>
+        <w:rPr>
+          <w:b w:val="0"/>
+        </w:rPr>
+        <w:t>; generated wording is a later operation.</w:t>
+      </w:r>
+    </w:p>
+    <w:p>
+      <w:pPr>
+        <w:spacing w:line="336" w:lineRule="auto" w:after="180"/>
+      </w:pPr>
+      <w:r>
+        <w:rPr>
+          <w:b w:val="0"/>
+        </w:rPr>
+        <w:t xml:space="preserve">Use the supplied constructed scenarios to make the </w:t>
+      </w:r>
+      <w:r>
+        <w:rPr>
+          <w:b/>
+        </w:rPr>
+        <w:t>mechanism</w:t>
+      </w:r>
+      <w:r>
+        <w:rPr>
+          <w:b w:val="0"/>
+        </w:rPr>
+        <w:t xml:space="preserve"> inspectable. Collect W4 before sharing solutions.</w:t>
+      </w:r>
+    </w:p>
+    <w:p>
+      <w:pPr>
+        <w:spacing w:line="336" w:lineRule="auto" w:after="180"/>
+      </w:pPr>
+      <w:r>
+        <w:rPr>
+          <w:b w:val="0"/>
+        </w:rPr>
+        <w:t xml:space="preserve">Students should name intermediate </w:t>
+      </w:r>
+      <w:r>
+        <w:rPr>
+          <w:b/>
+        </w:rPr>
+        <w:t>evidence</w:t>
+      </w:r>
+      <w:r>
+        <w:rPr>
+          <w:b w:val="0"/>
+        </w:rPr>
+        <w:t xml:space="preserve"> and limitations; classroom pacing and learning effectiveness remain unvalidated.</w:t>
+      </w:r>
+    </w:p>
+    <w:p>
+      <w:pPr>
+        <w:spacing w:line="336" w:lineRule="auto" w:after="180"/>
+      </w:pPr>
+      <w:r>
+        <w:rPr>
+          <w:b w:val="0"/>
+        </w:rPr>
+        <w:t xml:space="preserve">By the end, I can explain model memory vs </w:t>
+      </w:r>
+      <w:r>
+        <w:rPr>
+          <w:b/>
+        </w:rPr>
+        <w:t>retrieval</w:t>
+      </w:r>
+      <w:r>
+        <w:rPr>
+          <w:b w:val="0"/>
+        </w:rPr>
+        <w:t xml:space="preserve"> using a traced example and a stated limitation.</w:t>
+      </w:r>
+    </w:p>
+    <w:p>
+      <w:pPr>
+        <w:pStyle w:val="Heading2"/>
+      </w:pPr>
+      <w:r>
+        <w:t>What to prepare</w:t>
+      </w:r>
+    </w:p>
+    <w:p>
+      <w:pPr>
+        <w:pStyle w:val="ListBullet"/>
+      </w:pPr>
+      <w:r>
+        <w:t>Use the supplied scenario, student illustrations and blank paper. For numeric work, offer counters or a calculator after learners show the setup. Fictional records are supplied; personal data and paid accounts are unnecessary.</w:t>
+      </w:r>
+    </w:p>
+    <w:p>
+      <w:pPr>
+        <w:pStyle w:val="ListBullet"/>
+      </w:pPr>
+      <w:r>
+        <w:t>Lesson and workbook; paper and pencil</w:t>
+      </w:r>
+    </w:p>
+    <w:p>
+      <w:pPr>
+        <w:pStyle w:val="ListBullet"/>
+      </w:pPr>
+      <w:r>
+        <w:t>Calculator and optional local Python 3 for arithmetic; no live API or private data</w:t>
+      </w:r>
+    </w:p>
+    <w:p>
+      <w:pPr>
+        <w:pStyle w:val="ListBullet"/>
+      </w:pPr>
+      <w:r>
+        <w:t>Prepare the fresh retry separately and withhold its solution until after collection</w:t>
+      </w:r>
+    </w:p>
+    <w:p>
+      <w:pPr>
+        <w:pStyle w:val="Heading2"/>
+      </w:pPr>
+      <w:r>
+        <w:t>Main teaching plan</w:t>
       </w:r>
     </w:p>
     <w:tbl>
@@ -267,9 +449,248 @@
     </w:p>
     <w:p>
       <w:pPr>
+        <w:pStyle w:val="Heading2"/>
+      </w:pPr>
+      <w:r>
+        <w:t>Opening retrieval and readiness</w:t>
+      </w:r>
+    </w:p>
+    <w:p>
+      <w:pPr>
+        <w:spacing w:line="336" w:lineRule="auto" w:after="180"/>
+      </w:pPr>
+      <w:r>
+        <w:rPr>
+          <w:b w:val="0"/>
+        </w:rPr>
+        <w:t>Without opening the old lesson, explain one key idea from Verify Numbers and Dates. Give an example and a mistake that the idea helps you avoid.</w:t>
+      </w:r>
+    </w:p>
+    <w:p>
+      <w:pPr>
+        <w:spacing w:line="336" w:lineRule="auto" w:after="180"/>
+      </w:pPr>
+      <w:r>
+        <w:rPr>
+          <w:b w:val="0"/>
+        </w:rPr>
+        <w:t>Look for: Verify a numeric claim using its source, denominator and units</w:t>
+      </w:r>
+    </w:p>
+    <w:p>
+      <w:pPr>
+        <w:spacing w:line="336" w:lineRule="auto" w:after="180"/>
+      </w:pPr>
+      <w:r>
+        <w:rPr>
+          <w:b w:val="0"/>
+        </w:rPr>
+        <w:t>Reference example, not the only acceptable wording: Identify the source and population, retain units, and recompute with the correct denominator. Calendar validity does not establish the intended event date; preserve missing authority rather than guessing a replacement.</w:t>
+      </w:r>
+    </w:p>
+    <w:p>
+      <w:pPr>
+        <w:spacing w:line="336" w:lineRule="auto" w:after="180"/>
+      </w:pPr>
+      <w:r>
+        <w:rPr>
+          <w:b w:val="0"/>
+        </w:rPr>
+        <w:t>Without opening the old lesson, explain one key idea from Hallucination Failure Types. Give an example and a mistake that the idea helps you avoid.</w:t>
+      </w:r>
+    </w:p>
+    <w:p>
+      <w:pPr>
+        <w:spacing w:line="336" w:lineRule="auto" w:after="180"/>
+      </w:pPr>
+      <w:r>
+        <w:rPr>
+          <w:b w:val="0"/>
+        </w:rPr>
+        <w:t xml:space="preserve">Look for: Explain the </w:t>
+      </w:r>
+      <w:r>
+        <w:rPr>
+          <w:b/>
+        </w:rPr>
+        <w:t>mechanism</w:t>
+      </w:r>
+      <w:r>
+        <w:rPr>
+          <w:b w:val="0"/>
+        </w:rPr>
+        <w:t xml:space="preserve"> and terminology of generation failures and verification</w:t>
+      </w:r>
+    </w:p>
+    <w:p>
+      <w:pPr>
+        <w:spacing w:line="336" w:lineRule="auto" w:after="180"/>
+      </w:pPr>
+      <w:r>
+        <w:rPr>
+          <w:b w:val="0"/>
+        </w:rPr>
+        <w:t>Reference example, not the only acceptable wording: Teacher explanation: Generated answers may invent facts, misread quantities or cite irrelevant passages.</w:t>
+      </w:r>
+    </w:p>
+    <w:p>
+      <w:pPr>
+        <w:spacing w:line="336" w:lineRule="auto" w:after="180"/>
+      </w:pPr>
+      <w:r>
+        <w:rPr>
+          <w:b w:val="0"/>
+        </w:rPr>
+        <w:t xml:space="preserve">Verification checks each claim against </w:t>
+      </w:r>
+      <w:r>
+        <w:rPr>
+          <w:b/>
+        </w:rPr>
+        <w:t>evidence</w:t>
+      </w:r>
+      <w:r>
+        <w:rPr>
+          <w:b w:val="0"/>
+        </w:rPr>
+        <w:t xml:space="preserve"> rather than accepting fluent wording. Split an answer into atomic claims. For each, record the exact source passage, support status and any needed calculation.</w:t>
+      </w:r>
+    </w:p>
+    <w:p>
+      <w:pPr>
+        <w:spacing w:line="336" w:lineRule="auto" w:after="180"/>
+      </w:pPr>
+      <w:r>
+        <w:rPr>
+          <w:b w:val="0"/>
+        </w:rPr>
+        <w:t>Mark unsupported and contradicted claims separately; do not repair them by inventing sources.</w:t>
+      </w:r>
+    </w:p>
+    <w:p>
+      <w:pPr>
+        <w:spacing w:line="336" w:lineRule="auto" w:after="180"/>
+      </w:pPr>
+      <w:r>
+        <w:rPr>
+          <w:b w:val="0"/>
+        </w:rPr>
+        <w:t>Without opening the old lesson, explain one key idea from Visual Composition. Give an example and a mistake that the idea helps you avoid.</w:t>
+      </w:r>
+    </w:p>
+    <w:p>
+      <w:pPr>
+        <w:spacing w:line="336" w:lineRule="auto" w:after="180"/>
+      </w:pPr>
+      <w:r>
+        <w:rPr>
+          <w:b w:val="0"/>
+        </w:rPr>
+        <w:t>Look for: Check object counts, spatial relations and arrow meaning separately</w:t>
+      </w:r>
+    </w:p>
+    <w:p>
+      <w:pPr>
+        <w:spacing w:line="336" w:lineRule="auto" w:after="180"/>
+      </w:pPr>
+      <w:r>
+        <w:rPr>
+          <w:b w:val="0"/>
+        </w:rPr>
+        <w:t xml:space="preserve">Reference example, not the only acceptable wording: Correct object counts do not establish position or semantic arrow flow. Moving bottles left fixes position without changing beaker→bottles meaning. A native reconstruction is not the original generated </w:t>
+      </w:r>
+      <w:r>
+        <w:rPr>
+          <w:b/>
+        </w:rPr>
+        <w:t>output</w:t>
+      </w:r>
+      <w:r>
+        <w:rPr>
+          <w:b w:val="0"/>
+        </w:rPr>
+        <w:t>.</w:t>
+      </w:r>
+    </w:p>
+    <w:p>
+      <w:pPr>
+        <w:spacing w:line="336" w:lineRule="auto" w:after="180"/>
+      </w:pPr>
+      <w:r>
+        <w:rPr>
+          <w:b w:val="0"/>
+        </w:rPr>
+        <w:t xml:space="preserve">A result depends on the </w:t>
+      </w:r>
+      <w:r>
+        <w:rPr>
+          <w:b/>
+        </w:rPr>
+        <w:t>input</w:t>
+      </w:r>
+      <w:r>
+        <w:rPr>
+          <w:b w:val="0"/>
+        </w:rPr>
+        <w:t xml:space="preserve">s, procedure and conditions that produced it. Preserve data roles and distinguish observed outcomes from </w:t>
+      </w:r>
+      <w:r>
+        <w:rPr>
+          <w:b/>
+        </w:rPr>
+        <w:t>prediction</w:t>
+      </w:r>
+      <w:r>
+        <w:rPr>
+          <w:b w:val="0"/>
+        </w:rPr>
+        <w:t>s or unmeasured conditions.</w:t>
+      </w:r>
+    </w:p>
+    <w:p>
+      <w:pPr>
+        <w:spacing w:line="336" w:lineRule="auto" w:after="180"/>
+      </w:pPr>
+      <w:r>
+        <w:rPr>
+          <w:b w:val="0"/>
+        </w:rPr>
+        <w:t xml:space="preserve">If the prior concept cannot be explained, use a short </w:t>
+      </w:r>
+      <w:r>
+        <w:rPr>
+          <w:b/>
+        </w:rPr>
+        <w:t>retrieval</w:t>
+      </w:r>
+      <w:r>
+        <w:rPr>
+          <w:b w:val="0"/>
+        </w:rPr>
+        <w:t xml:space="preserve"> activity before this chapter.</w:t>
+      </w:r>
+    </w:p>
+    <w:p>
+      <w:pPr>
+        <w:pStyle w:val="Heading2"/>
+      </w:pPr>
+      <w:r>
+        <w:t>Earlier wording, alternatives and picture transcripts · reference / check after trying</w:t>
+      </w:r>
+    </w:p>
+    <w:p>
+      <w:pPr>
         <w:pStyle w:val="Heading3"/>
       </w:pPr>
       <w:r>
+        <w:t>Teach the learning cycle</w:t>
+      </w:r>
+    </w:p>
+    <w:p>
+      <w:pPr>
+        <w:pStyle w:val="Heading3"/>
+      </w:pPr>
+      <w:r>
         <w:t>Retrieval answer guidance</w:t>
       </w:r>
     </w:p>
@@ -283,62 +704,6 @@
     </w:p>
     <w:p>
       <w:pPr>
-        <w:spacing w:line="336" w:lineRule="auto" w:after="180"/>
-      </w:pPr>
-      <w:r>
-        <w:rPr>
-          <w:b w:val="0"/>
-        </w:rPr>
-        <w:t>Without opening the old lesson, explain one key idea from Verify Numbers and Dates. Give an example and a mistake that the idea helps you avoid.</w:t>
-      </w:r>
-    </w:p>
-    <w:p>
-      <w:pPr>
-        <w:spacing w:line="336" w:lineRule="auto" w:after="180"/>
-      </w:pPr>
-      <w:r>
-        <w:rPr>
-          <w:b w:val="0"/>
-        </w:rPr>
-        <w:t xml:space="preserve">Look for: Explain the </w:t>
-      </w:r>
-      <w:r>
-        <w:rPr>
-          <w:b/>
-        </w:rPr>
-        <w:t>mechanism</w:t>
-      </w:r>
-      <w:r>
-        <w:rPr>
-          <w:b w:val="0"/>
-        </w:rPr>
-        <w:t xml:space="preserve"> and terminology of claim support and citation evaluation</w:t>
-      </w:r>
-    </w:p>
-    <w:p>
-      <w:pPr>
-        <w:spacing w:line="336" w:lineRule="auto" w:after="180"/>
-      </w:pPr>
-      <w:r>
-        <w:rPr>
-          <w:b w:val="0"/>
-        </w:rPr>
-        <w:t>Reference example, not the only acceptable wording: Teacher explanation: Citation evaluation checks source existence, exact passage support and coverage of answer claims. A real citation can still be irrelevant.</w:t>
-      </w:r>
-    </w:p>
-    <w:p>
-      <w:pPr>
-        <w:spacing w:line="336" w:lineRule="auto" w:after="180"/>
-      </w:pPr>
-      <w:r>
-        <w:rPr>
-          <w:b w:val="0"/>
-        </w:rPr>
-        <w:t>For this classroom rubric count a claim as supported only when its cited passage entails it. Separately count correct citation links. Use the number of factual claims as the support denominator.</w:t>
-      </w:r>
-    </w:p>
-    <w:p>
-      <w:pPr>
         <w:pStyle w:val="Heading3"/>
       </w:pPr>
       <w:r>
@@ -347,168 +712,10 @@
     </w:p>
     <w:p>
       <w:pPr>
-        <w:spacing w:line="336" w:lineRule="auto" w:after="180"/>
-      </w:pPr>
-      <w:r>
-        <w:rPr>
-          <w:b w:val="0"/>
-        </w:rPr>
-        <w:t>Without opening the old lesson, explain one key idea from Hallucination Failure Types. Give an example and a mistake that the idea helps you avoid.</w:t>
-      </w:r>
-    </w:p>
-    <w:p>
-      <w:pPr>
-        <w:spacing w:line="336" w:lineRule="auto" w:after="180"/>
-      </w:pPr>
-      <w:r>
-        <w:rPr>
-          <w:b w:val="0"/>
-        </w:rPr>
-        <w:t xml:space="preserve">Look for: Explain the </w:t>
-      </w:r>
-      <w:r>
-        <w:rPr>
-          <w:b/>
-        </w:rPr>
-        <w:t>mechanism</w:t>
-      </w:r>
-      <w:r>
-        <w:rPr>
-          <w:b w:val="0"/>
-        </w:rPr>
-        <w:t xml:space="preserve"> and terminology of generation failures and verification</w:t>
-      </w:r>
-    </w:p>
-    <w:p>
-      <w:pPr>
-        <w:spacing w:line="336" w:lineRule="auto" w:after="180"/>
-      </w:pPr>
-      <w:r>
-        <w:rPr>
-          <w:b w:val="0"/>
-        </w:rPr>
-        <w:t>Reference example, not the only acceptable wording: Teacher explanation: Generated answers may invent facts, misread quantities or cite irrelevant passages.</w:t>
-      </w:r>
-    </w:p>
-    <w:p>
-      <w:pPr>
-        <w:spacing w:line="336" w:lineRule="auto" w:after="180"/>
-      </w:pPr>
-      <w:r>
-        <w:rPr>
-          <w:b w:val="0"/>
-        </w:rPr>
-        <w:t xml:space="preserve">Verification checks each claim against </w:t>
-      </w:r>
-      <w:r>
-        <w:rPr>
-          <w:b/>
-        </w:rPr>
-        <w:t>evidence</w:t>
-      </w:r>
-      <w:r>
-        <w:rPr>
-          <w:b w:val="0"/>
-        </w:rPr>
-        <w:t xml:space="preserve"> rather than accepting fluent wording. Split an answer into atomic claims. For each, record the exact source passage, support status and any needed calculation.</w:t>
-      </w:r>
-    </w:p>
-    <w:p>
-      <w:pPr>
-        <w:spacing w:line="336" w:lineRule="auto" w:after="180"/>
-      </w:pPr>
-      <w:r>
-        <w:rPr>
-          <w:b w:val="0"/>
-        </w:rPr>
-        <w:t>Mark unsupported and contradicted claims separately; do not repair them by inventing sources.</w:t>
-      </w:r>
-    </w:p>
-    <w:p>
-      <w:pPr>
         <w:pStyle w:val="Heading3"/>
       </w:pPr>
       <w:r>
         <w:t>Visual Composition</w:t>
-      </w:r>
-    </w:p>
-    <w:p>
-      <w:pPr>
-        <w:spacing w:line="336" w:lineRule="auto" w:after="180"/>
-      </w:pPr>
-      <w:r>
-        <w:rPr>
-          <w:b w:val="0"/>
-        </w:rPr>
-        <w:t>Without opening the old lesson, explain one key idea from Visual Composition. Give an example and a mistake that the idea helps you avoid.</w:t>
-      </w:r>
-    </w:p>
-    <w:p>
-      <w:pPr>
-        <w:spacing w:line="336" w:lineRule="auto" w:after="180"/>
-      </w:pPr>
-      <w:r>
-        <w:rPr>
-          <w:b w:val="0"/>
-        </w:rPr>
-        <w:t xml:space="preserve">Look for: Explain the </w:t>
-      </w:r>
-      <w:r>
-        <w:rPr>
-          <w:b/>
-        </w:rPr>
-        <w:t>mechanism</w:t>
-      </w:r>
-      <w:r>
-        <w:rPr>
-          <w:b w:val="0"/>
-        </w:rPr>
-        <w:t xml:space="preserve"> and terminology of image generation and provenance</w:t>
-      </w:r>
-    </w:p>
-    <w:p>
-      <w:pPr>
-        <w:spacing w:line="336" w:lineRule="auto" w:after="180"/>
-      </w:pPr>
-      <w:r>
-        <w:rPr>
-          <w:b w:val="0"/>
-        </w:rPr>
-        <w:t xml:space="preserve">Reference example, not the only acceptable wording: Teacher explanation: An image generator constructs an </w:t>
-      </w:r>
-      <w:r>
-        <w:rPr>
-          <w:b/>
-        </w:rPr>
-        <w:t>output</w:t>
-      </w:r>
-      <w:r>
-        <w:rPr>
-          <w:b w:val="0"/>
-        </w:rPr>
-        <w:t xml:space="preserve"> from learned patterns and a specification. A generated picture is not a record that the depicted event occurred.</w:t>
-      </w:r>
-    </w:p>
-    <w:p>
-      <w:pPr>
-        <w:spacing w:line="336" w:lineRule="auto" w:after="180"/>
-      </w:pPr>
-      <w:r>
-        <w:rPr>
-          <w:b w:val="0"/>
-        </w:rPr>
-        <w:t>Keep a provenance record containing specification, tool/version when known, generation date, edits, permissions and intended use. Label fictional imagery.</w:t>
-      </w:r>
-    </w:p>
-    <w:p>
-      <w:pPr>
-        <w:spacing w:line="336" w:lineRule="auto" w:after="180"/>
-      </w:pPr>
-      <w:r>
-        <w:rPr>
-          <w:b w:val="0"/>
-        </w:rPr>
-        <w:t>Inspect visual requirements and avoid inferring identity or event authenticity from appearance.</w:t>
       </w:r>
     </w:p>
     <w:p>
@@ -705,6 +912,11 @@
       </w:r>
     </w:p>
     <w:p>
+      <w:r>
+        <w:t>This compact option is not the full-week schedule. Use the main teaching cycle and allow extra sessions for the investigation, independent work and project.</w:t>
+      </w:r>
+    </w:p>
+    <w:p>
       <w:pPr>
         <w:spacing w:line="336" w:lineRule="auto" w:after="180"/>
       </w:pPr>
@@ -712,7 +924,7 @@
         <w:rPr>
           <w:b w:val="0"/>
         </w:rPr>
-        <w:t>Use the supplied scenario, student illustrations and blank paper. For numeric work, offer counters or a calculator after learners show the setup. Fictional records are supplied; personal data and paid accounts are unnecessary.</w:t>
+        <w:t>Allow 80 minutes: recall 8; explanation 12; worked demonstration 15; guided practice 20; independent assessment 15; project and reflection 10. Extend the lab into a second session when needed.</w:t>
       </w:r>
     </w:p>
     <w:p>
@@ -720,32 +932,55 @@
         <w:pStyle w:val="Heading3"/>
       </w:pPr>
       <w:r>
-        <w:t>Alternative compact allocation</w:t>
-      </w:r>
-    </w:p>
-    <w:p>
-      <w:r>
-        <w:t>This compact option is not the full-week schedule. Use the main teaching cycle and allow extra sessions for the investigation, independent work and project.</w:t>
+        <w:t>Preparation for the connected explanation</w:t>
+      </w:r>
+    </w:p>
+    <w:p>
+      <w:pPr>
+        <w:pStyle w:val="Heading3"/>
+      </w:pPr>
+      <w:r>
+        <w:t>Readiness answer</w:t>
+      </w:r>
+    </w:p>
+    <w:p>
+      <w:pPr>
+        <w:pStyle w:val="Heading3"/>
+      </w:pPr>
+      <w:r>
+        <w:t>End goal for the pictorial case</w:t>
       </w:r>
     </w:p>
     <w:p>
       <w:pPr>
         <w:spacing w:line="336" w:lineRule="auto" w:after="180"/>
-        <w:shd w:fill="F1F6F8"/>
-      </w:pPr>
-      <w:r>
-        <w:rPr>
-          <w:b w:val="0"/>
-        </w:rPr>
-        <w:t>Allow 80 minutes: recall 8; explanation 12; worked demonstration 15; guided practice 20; independent assessment 15; project and reflection 10. Extend the lab into a second session when needed.</w:t>
-      </w:r>
-    </w:p>
-    <w:p>
-      <w:pPr>
-        <w:pStyle w:val="Heading3"/>
-      </w:pPr>
-      <w:r>
-        <w:t>Preparation for the connected explanation</w:t>
+      </w:pPr>
+      <w:r>
+        <w:rPr>
+          <w:b w:val="0"/>
+        </w:rPr>
+        <w:t>This added worked case illustrates the week’s main idea. Retain all original and connected topics; schedule its practice within the teaching cycle.</w:t>
+      </w:r>
+    </w:p>
+    <w:p>
+      <w:pPr>
+        <w:pStyle w:val="Heading1"/>
+      </w:pPr>
+      <w:r>
+        <w:t>02. Teach learned patterns and retrieved evidence separately</w:t>
+      </w:r>
+    </w:p>
+    <w:p>
+      <w:r>
+        <w:t>Keep stale-index, library and assessment records distinct.</w:t>
+      </w:r>
+    </w:p>
+    <w:p>
+      <w:pPr>
+        <w:pStyle w:val="Heading2"/>
+      </w:pPr>
+      <w:r>
+        <w:t>Explain the two evidence trails</w:t>
       </w:r>
     </w:p>
     <w:p>
@@ -756,7 +991,29 @@
         <w:rPr>
           <w:b w:val="0"/>
         </w:rPr>
-        <w:t xml:space="preserve">Two 45-minute sessions. </w:t>
+        <w:t>Model memory is an informal name for patterns encoded in learned parameters. It is not a document catalogue that guarantees the exact origin, date or wording of an answer. Retrieval selects stored records for a query; a later generator may use those records to compose an answer. Retrieval makes a source inspectable, but selection, freshness, permissions and correct use still need checking.</w:t>
+      </w:r>
+    </w:p>
+    <w:p>
+      <w:pPr>
+        <w:spacing w:line="336" w:lineRule="auto" w:after="180"/>
+      </w:pPr>
+      <w:r>
+        <w:rPr>
+          <w:b w:val="0"/>
+        </w:rPr>
+        <w:t>This lesson uses supplied paper records, not a live model or search engine.</w:t>
+      </w:r>
+    </w:p>
+    <w:p>
+      <w:pPr>
+        <w:spacing w:line="336" w:lineRule="auto" w:after="180"/>
+      </w:pPr>
+      <w:r>
+        <w:rPr>
+          <w:b w:val="0"/>
+        </w:rPr>
+        <w:t xml:space="preserve">The first uses learned patterns without an inspected source. The second supplies a passage that can be checked. </w:t>
       </w:r>
       <w:r>
         <w:rPr>
@@ -768,6 +1025,31 @@
         <w:rPr>
           <w:b w:val="0"/>
         </w:rPr>
+        <w:t xml:space="preserve"> still does not guarantee correct use.</w:t>
+      </w:r>
+    </w:p>
+    <w:p>
+      <w:pPr>
+        <w:pStyle w:val="Heading2"/>
+      </w:pPr>
+      <w:r>
+        <w:t>Set corpus, index and eligibility terms</w:t>
+      </w:r>
+    </w:p>
+    <w:p>
+      <w:pPr>
+        <w:spacing w:line="336" w:lineRule="auto" w:after="180"/>
+      </w:pPr>
+      <w:r>
+        <w:rPr>
+          <w:b/>
+        </w:rPr>
+        <w:t>Retrieval</w:t>
+      </w:r>
+      <w:r>
+        <w:rPr>
+          <w:b w:val="0"/>
+        </w:rPr>
         <w:t xml:space="preserve"> returns stored records selected for a query. An </w:t>
       </w:r>
       <w:r>
@@ -803,647 +1085,19 @@
         <w:rPr>
           <w:b w:val="0"/>
         </w:rPr>
-        <w:t xml:space="preserve">Use the supplied constructed scenarios to make the </w:t>
+        <w:t xml:space="preserve">Assign stable document IDs, versions and permitted access before </w:t>
       </w:r>
       <w:r>
         <w:rPr>
           <w:b/>
         </w:rPr>
-        <w:t>mechanism</w:t>
-      </w:r>
-      <w:r>
-        <w:rPr>
-          <w:b w:val="0"/>
-        </w:rPr>
-        <w:t xml:space="preserve"> inspectable. Collect W4 before sharing solutions.</w:t>
-      </w:r>
-    </w:p>
-    <w:p>
-      <w:pPr>
-        <w:spacing w:line="336" w:lineRule="auto" w:after="180"/>
-      </w:pPr>
-      <w:r>
-        <w:rPr>
-          <w:b w:val="0"/>
-        </w:rPr>
-        <w:t xml:space="preserve">Students should name intermediate </w:t>
-      </w:r>
-      <w:r>
-        <w:rPr>
-          <w:b/>
-        </w:rPr>
-        <w:t>evidence</w:t>
-      </w:r>
-      <w:r>
-        <w:rPr>
-          <w:b w:val="0"/>
-        </w:rPr>
-        <w:t xml:space="preserve"> and limitations; classroom pacing and learning effectiveness remain unvalidated.</w:t>
-      </w:r>
-    </w:p>
-    <w:p>
-      <w:pPr>
-        <w:pStyle w:val="Heading3"/>
-      </w:pPr>
-      <w:r>
-        <w:t>Readiness answer</w:t>
-      </w:r>
-    </w:p>
-    <w:p>
-      <w:pPr>
-        <w:spacing w:line="336" w:lineRule="auto" w:after="180"/>
-      </w:pPr>
-      <w:r>
-        <w:rPr>
-          <w:b w:val="0"/>
-        </w:rPr>
-        <w:t xml:space="preserve">A result depends on the </w:t>
-      </w:r>
-      <w:r>
-        <w:rPr>
-          <w:b/>
-        </w:rPr>
-        <w:t>input</w:t>
-      </w:r>
-      <w:r>
-        <w:rPr>
-          <w:b w:val="0"/>
-        </w:rPr>
-        <w:t xml:space="preserve">s, procedure and conditions that produced it. Preserve data roles and distinguish observed outcomes from </w:t>
-      </w:r>
-      <w:r>
-        <w:rPr>
-          <w:b/>
-        </w:rPr>
-        <w:t>prediction</w:t>
-      </w:r>
-      <w:r>
-        <w:rPr>
-          <w:b w:val="0"/>
-        </w:rPr>
-        <w:t>s or unmeasured conditions.</w:t>
-      </w:r>
-    </w:p>
-    <w:p>
-      <w:pPr>
-        <w:spacing w:line="336" w:lineRule="auto" w:after="180"/>
-      </w:pPr>
-      <w:r>
-        <w:rPr>
-          <w:b w:val="0"/>
-        </w:rPr>
-        <w:t xml:space="preserve">If the prior concept cannot be explained, use a short </w:t>
-      </w:r>
-      <w:r>
-        <w:rPr>
-          <w:b/>
-        </w:rPr>
-        <w:t>retrieval</w:t>
-      </w:r>
-      <w:r>
-        <w:rPr>
-          <w:b w:val="0"/>
-        </w:rPr>
-        <w:t xml:space="preserve"> activity before this chapter.</w:t>
-      </w:r>
-    </w:p>
-    <w:p>
-      <w:pPr>
-        <w:spacing w:line="336" w:lineRule="auto" w:after="180"/>
-      </w:pPr>
-      <w:r>
-        <w:rPr>
-          <w:b w:val="0"/>
-        </w:rPr>
-        <w:t>Lesson and workbook; paper and pencil</w:t>
-      </w:r>
-    </w:p>
-    <w:p>
-      <w:pPr>
-        <w:spacing w:line="336" w:lineRule="auto" w:after="180"/>
-      </w:pPr>
-      <w:r>
-        <w:rPr>
-          <w:b w:val="0"/>
-        </w:rPr>
-        <w:t>Calculator and optional local Python 3 for arithmetic; no live API or private data</w:t>
-      </w:r>
-    </w:p>
-    <w:p>
-      <w:pPr>
-        <w:spacing w:line="336" w:lineRule="auto" w:after="180"/>
-      </w:pPr>
-      <w:r>
-        <w:rPr>
-          <w:b w:val="0"/>
-        </w:rPr>
-        <w:t>Prepare the fresh retry separately and withhold its solution until after collection</w:t>
-      </w:r>
-    </w:p>
-    <w:p>
-      <w:pPr>
-        <w:pStyle w:val="Heading3"/>
-      </w:pPr>
-      <w:r>
-        <w:t>End goal for the pictorial case</w:t>
-      </w:r>
-    </w:p>
-    <w:p>
-      <w:pPr>
-        <w:spacing w:line="336" w:lineRule="auto" w:after="180"/>
-      </w:pPr>
-      <w:r>
-        <w:rPr>
-          <w:b w:val="0"/>
-        </w:rPr>
-        <w:t xml:space="preserve">By the end, I can explain model memory vs </w:t>
-      </w:r>
-      <w:r>
-        <w:rPr>
-          <w:b/>
-        </w:rPr>
-        <w:t>retrieval</w:t>
-      </w:r>
-      <w:r>
-        <w:rPr>
-          <w:b w:val="0"/>
-        </w:rPr>
-        <w:t xml:space="preserve"> using a traced example and a stated limitation.</w:t>
-      </w:r>
-    </w:p>
-    <w:p>
-      <w:pPr>
-        <w:spacing w:line="336" w:lineRule="auto" w:after="180"/>
-      </w:pPr>
-      <w:r>
-        <w:rPr>
-          <w:b w:val="0"/>
-        </w:rPr>
-        <w:t>This added worked case illustrates the week’s main idea. Retain all original and connected topics; schedule its practice within the teaching cycle.</w:t>
-      </w:r>
-    </w:p>
-    <w:p>
-      <w:pPr>
-        <w:pStyle w:val="Heading1"/>
-      </w:pPr>
-      <w:r>
-        <w:t>02. Explain the mechanism</w:t>
-      </w:r>
-    </w:p>
-    <w:p>
-      <w:r>
-        <w:t>Model Model Memory vs Retrieval using the supplied case, labelled mechanism and reasoning. Make the scope of each conclusion explicit.</w:t>
-      </w:r>
-    </w:p>
-    <w:p>
-      <w:pPr>
-        <w:spacing w:line="336" w:lineRule="auto" w:after="180"/>
-      </w:pPr>
-      <w:r>
-        <w:rPr>
-          <w:b/>
-        </w:rPr>
-        <w:t>Input</w:t>
-      </w:r>
-      <w:r>
-        <w:rPr>
-          <w:b w:val="0"/>
-        </w:rPr>
-        <w:t xml:space="preserve"> → </w:t>
-      </w:r>
-      <w:r>
-        <w:rPr>
-          <w:b/>
-        </w:rPr>
-        <w:t>Process</w:t>
-      </w:r>
-      <w:r>
-        <w:rPr>
-          <w:b w:val="0"/>
-        </w:rPr>
-        <w:t xml:space="preserve"> → </w:t>
-      </w:r>
-      <w:r>
-        <w:rPr>
-          <w:b/>
-        </w:rPr>
-        <w:t>Output</w:t>
-      </w:r>
-    </w:p>
-    <w:p>
-      <w:pPr>
-        <w:spacing w:line="336" w:lineRule="auto" w:after="180"/>
-      </w:pPr>
-      <w:r>
-        <w:rPr>
-          <w:b w:val="0"/>
-        </w:rPr>
-        <w:t>Trace the information. At each stage, ask what changed and how you could test it.</w:t>
-      </w:r>
-    </w:p>
-    <w:p>
-      <w:pPr>
-        <w:spacing w:line="336" w:lineRule="auto" w:after="180"/>
-      </w:pPr>
-      <w:r>
-        <w:rPr>
-          <w:b w:val="0"/>
-        </w:rPr>
-        <w:t>Which stage could fail even when the other two are correct? Explain:</w:t>
-      </w:r>
-    </w:p>
-    <w:p>
-      <w:pPr>
-        <w:spacing w:line="336" w:lineRule="auto" w:after="180"/>
-      </w:pPr>
-      <w:r>
-        <w:rPr>
-          <w:b w:val="0"/>
-        </w:rPr>
-        <w:t xml:space="preserve">Predict first. Then check each step. A correct answer without visible reasoning is incomplete </w:t>
-      </w:r>
-      <w:r>
-        <w:rPr>
-          <w:b/>
-        </w:rPr>
-        <w:t>evidence</w:t>
-      </w:r>
-      <w:r>
-        <w:rPr>
-          <w:b w:val="0"/>
-        </w:rPr>
-        <w:t>.</w:t>
-      </w:r>
-    </w:p>
-    <w:p>
-      <w:pPr>
-        <w:spacing w:line="336" w:lineRule="auto" w:after="180"/>
-        <w:shd w:fill="F4F9FC"/>
-      </w:pPr>
-      <w:r>
-        <w:rPr>
-          <w:b w:val="0"/>
-        </w:rPr>
-        <w:t>1. Model memory may produce a plausible general explanation.</w:t>
-      </w:r>
-    </w:p>
-    <w:p>
-      <w:pPr>
-        <w:spacing w:line="336" w:lineRule="auto" w:after="180"/>
-        <w:shd w:fill="F4F9FC"/>
-      </w:pPr>
-      <w:r>
-        <w:rPr>
-          <w:b w:val="0"/>
-        </w:rPr>
-        <w:t xml:space="preserve">2. A current date or exact quotation requires </w:t>
-      </w:r>
-      <w:r>
-        <w:rPr>
-          <w:b/>
-        </w:rPr>
-        <w:t>retrieval</w:t>
-      </w:r>
-      <w:r>
-        <w:rPr>
-          <w:b w:val="0"/>
-        </w:rPr>
-        <w:t>.</w:t>
-      </w:r>
-    </w:p>
-    <w:p>
-      <w:pPr>
-        <w:spacing w:line="336" w:lineRule="auto" w:after="180"/>
-        <w:shd w:fill="F4F9FC"/>
-      </w:pPr>
-      <w:r>
-        <w:rPr>
-          <w:b w:val="0"/>
-        </w:rPr>
-        <w:t>3. Arithmetic should be calculated, not guessed from patterns.</w:t>
-      </w:r>
-    </w:p>
-    <w:p>
-      <w:pPr>
-        <w:spacing w:line="336" w:lineRule="auto" w:after="180"/>
-        <w:shd w:fill="F4F9FC"/>
-      </w:pPr>
-      <w:r>
-        <w:rPr>
-          <w:b w:val="0"/>
-        </w:rPr>
-        <w:t xml:space="preserve">4. When source or tool is unavailable, state the limit and </w:t>
-      </w:r>
-      <w:r>
-        <w:rPr>
-          <w:b/>
-        </w:rPr>
-        <w:t>abstain</w:t>
-      </w:r>
-      <w:r>
-        <w:rPr>
-          <w:b w:val="0"/>
-        </w:rPr>
-        <w:t>.</w:t>
-      </w:r>
-    </w:p>
-    <w:p>
-      <w:pPr>
-        <w:spacing w:line="336" w:lineRule="auto" w:after="180"/>
-      </w:pPr>
-      <w:r>
-        <w:rPr>
-          <w:b w:val="0"/>
-        </w:rPr>
-        <w:t>Recalculate, retrace, or restate the reasoning in your own representation:</w:t>
-      </w:r>
-    </w:p>
-    <w:p>
-      <w:pPr>
-        <w:spacing w:line="336" w:lineRule="auto" w:after="180"/>
-        <w:shd w:fill="F5F1FB"/>
-      </w:pPr>
-      <w:r>
-        <w:rPr>
-          <w:b w:val="0"/>
-        </w:rPr>
-        <w:t xml:space="preserve">CHECK Did the </w:t>
-      </w:r>
-      <w:r>
-        <w:rPr>
-          <w:b/>
-        </w:rPr>
-        <w:t>evidence</w:t>
-      </w:r>
-      <w:r>
-        <w:rPr>
-          <w:b w:val="0"/>
-        </w:rPr>
-        <w:t xml:space="preserve"> answer the exact question? Did the total, path, or source record stay consistent?</w:t>
-      </w:r>
-    </w:p>
-    <w:p>
-      <w:pPr>
-        <w:pStyle w:val="Heading3"/>
-      </w:pPr>
-      <w:r>
-        <w:t>Concrete teaching case</w:t>
-      </w:r>
-    </w:p>
-    <w:p>
-      <w:pPr>
-        <w:pStyle w:val="Heading3"/>
-      </w:pPr>
-      <w:r>
-        <w:t>The teaching case</w:t>
-      </w:r>
-    </w:p>
-    <w:p>
-      <w:pPr>
-        <w:spacing w:line="336" w:lineRule="auto" w:after="180"/>
-        <w:shd w:fill="F1F6FC"/>
-      </w:pPr>
-      <w:r>
-        <w:rPr>
-          <w:b w:val="0"/>
-        </w:rPr>
-        <w:t>One assistant answers without search; another retrieves a handbook paragraph.</w:t>
-      </w:r>
-    </w:p>
-    <w:p>
-      <w:pPr>
-        <w:pStyle w:val="Heading3"/>
-      </w:pPr>
-      <w:r>
-        <w:t>The teaching case</w:t>
-      </w:r>
-    </w:p>
-    <w:p>
-      <w:pPr>
-        <w:spacing w:line="336" w:lineRule="auto" w:after="180"/>
-        <w:shd w:fill="F1F6FC"/>
-      </w:pPr>
-      <w:r>
-        <w:rPr>
-          <w:b w:val="0"/>
-        </w:rPr>
-        <w:t xml:space="preserve">Compare </w:t>
-      </w:r>
-      <w:r>
-        <w:rPr>
-          <w:b/>
-        </w:rPr>
-        <w:t>evidence</w:t>
-      </w:r>
-      <w:r>
-        <w:rPr>
-          <w:b w:val="0"/>
-        </w:rPr>
-        <w:t xml:space="preserve"> trails.</w:t>
-      </w:r>
-    </w:p>
-    <w:p>
-      <w:pPr>
-        <w:pStyle w:val="Heading3"/>
-      </w:pPr>
-      <w:r>
-        <w:t>Exact explanation to model</w:t>
-      </w:r>
-    </w:p>
-    <w:p>
-      <w:pPr>
-        <w:pStyle w:val="Heading3"/>
-      </w:pPr>
-      <w:r>
-        <w:t>Why the result follows</w:t>
-      </w:r>
-    </w:p>
-    <w:p>
-      <w:pPr>
-        <w:spacing w:line="336" w:lineRule="auto" w:after="180"/>
-        <w:shd w:fill="F1F6FC"/>
-      </w:pPr>
-      <w:r>
-        <w:rPr>
-          <w:b w:val="0"/>
-        </w:rPr>
-        <w:t xml:space="preserve">The first uses learned patterns without an inspected source. The second supplies a passage that can be checked. </w:t>
-      </w:r>
-      <w:r>
-        <w:rPr>
-          <w:b/>
-        </w:rPr>
-        <w:t>Retrieval</w:t>
-      </w:r>
-      <w:r>
-        <w:rPr>
-          <w:b w:val="0"/>
-        </w:rPr>
-        <w:t xml:space="preserve"> still does not guarantee correct use.</w:t>
-      </w:r>
-    </w:p>
-    <w:p>
-      <w:pPr>
-        <w:pStyle w:val="Heading3"/>
-      </w:pPr>
-      <w:r>
-        <w:t>Explain the added worked example</w:t>
-      </w:r>
-    </w:p>
-    <w:p>
-      <w:pPr>
-        <w:spacing w:line="336" w:lineRule="auto" w:after="180"/>
-      </w:pPr>
-      <w:r>
-        <w:rPr>
-          <w:b/>
-        </w:rPr>
-        <w:t>Retrieval</w:t>
-      </w:r>
-      <w:r>
-        <w:rPr>
-          <w:b w:val="0"/>
-        </w:rPr>
-        <w:t xml:space="preserve"> returns stored records selected for a query. An </w:t>
-      </w:r>
-      <w:r>
-        <w:rPr>
-          <w:b/>
-        </w:rPr>
         <w:t>index</w:t>
       </w:r>
       <w:r>
         <w:rPr>
           <w:b w:val="0"/>
         </w:rPr>
-        <w:t xml:space="preserve"> is a searchable representation of a versioned </w:t>
-      </w:r>
-      <w:r>
-        <w:rPr>
-          <w:b/>
-        </w:rPr>
-        <w:t>corpus</w:t>
-      </w:r>
-      <w:r>
-        <w:rPr>
-          <w:b w:val="0"/>
-        </w:rPr>
-        <w:t>; generated wording is a later operation.</w:t>
-      </w:r>
-    </w:p>
-    <w:p>
-      <w:pPr>
-        <w:pStyle w:val="Heading3"/>
-      </w:pPr>
-      <w:r>
-        <w:t>Explain the added worked example · 1</w:t>
-      </w:r>
-    </w:p>
-    <w:p>
-      <w:pPr>
-        <w:spacing w:line="336" w:lineRule="auto" w:after="180"/>
-      </w:pPr>
-      <w:r>
-        <w:rPr>
-          <w:b w:val="0"/>
-        </w:rPr>
-        <w:t>Begin by writing the question the procedure is intended to answer. Identify the information already supplied, the information it will produce and the information still missing.</w:t>
-      </w:r>
-    </w:p>
-    <w:p>
-      <w:pPr>
-        <w:spacing w:line="336" w:lineRule="auto" w:after="180"/>
-      </w:pPr>
-      <w:r>
-        <w:rPr>
-          <w:b w:val="0"/>
-        </w:rPr>
-        <w:t>These are constructed classroom examples; they do not require live accounts, private records or an external service. Do not treat a plausible explanation as a measured outcome.</w:t>
-      </w:r>
-    </w:p>
-    <w:p>
-      <w:pPr>
-        <w:spacing w:line="336" w:lineRule="auto" w:after="180"/>
-      </w:pPr>
-      <w:r>
-        <w:rPr>
-          <w:b w:val="0"/>
-        </w:rPr>
-        <w:t xml:space="preserve">Assign stable document IDs, versions and permitted access before </w:t>
-      </w:r>
-      <w:r>
-        <w:rPr>
-          <w:b/>
-        </w:rPr>
-        <w:t>index</w:t>
-      </w:r>
-      <w:r>
-        <w:rPr>
-          <w:b w:val="0"/>
-        </w:rPr>
         <w:t>ing. Retrieve only authorised records. Preserve source references and define behaviour when a document is missing, outdated or access-restricted.</w:t>
-      </w:r>
-    </w:p>
-    <w:p>
-      <w:pPr>
-        <w:pStyle w:val="Heading3"/>
-      </w:pPr>
-      <w:r>
-        <w:t>Explain the added worked example · 2</w:t>
-      </w:r>
-    </w:p>
-    <w:p>
-      <w:pPr>
-        <w:spacing w:line="336" w:lineRule="auto" w:after="180"/>
-      </w:pPr>
-      <w:r>
-        <w:rPr>
-          <w:b w:val="0"/>
-        </w:rPr>
-        <w:t xml:space="preserve">Before applying the procedure, write its units, denominator or decision boundary where relevant. A partner should be able to repeat each step using the same </w:t>
-      </w:r>
-      <w:r>
-        <w:rPr>
-          <w:b/>
-        </w:rPr>
-        <w:t>input</w:t>
-      </w:r>
-      <w:r>
-        <w:rPr>
-          <w:b w:val="0"/>
-        </w:rPr>
-        <w:t>s.</w:t>
-      </w:r>
-    </w:p>
-    <w:p>
-      <w:pPr>
-        <w:spacing w:line="336" w:lineRule="auto" w:after="180"/>
-      </w:pPr>
-      <w:r>
-        <w:rPr>
-          <w:b w:val="0"/>
-        </w:rPr>
-        <w:t xml:space="preserve">If a required </w:t>
-      </w:r>
-      <w:r>
-        <w:rPr>
-          <w:b/>
-        </w:rPr>
-        <w:t>input</w:t>
-      </w:r>
-      <w:r>
-        <w:rPr>
-          <w:b w:val="0"/>
-        </w:rPr>
-        <w:t xml:space="preserve"> is absent or violates the stated contract, record that condition explicitly instead of quietly replacing it with a convenient value.</w:t>
-      </w:r>
-    </w:p>
-    <w:p>
-      <w:pPr>
-        <w:pStyle w:val="Heading3"/>
-      </w:pPr>
-      <w:r>
-        <w:t>Key terms</w:t>
       </w:r>
     </w:p>
     <w:tbl>
@@ -1550,9 +1204,844 @@
     </w:tbl>
     <w:p>
       <w:pPr>
+        <w:pStyle w:val="Heading2"/>
+      </w:pPr>
+      <w:r>
+        <w:t>Trace the separate stale room-index case</w:t>
+      </w:r>
+    </w:p>
+    <w:p>
+      <w:pPr>
+        <w:spacing w:line="336" w:lineRule="auto" w:after="180"/>
+      </w:pPr>
+      <w:r>
+        <w:rPr>
+          <w:b/>
+        </w:rPr>
+        <w:t>Index</w:t>
+      </w:r>
+      <w:r>
+        <w:rPr>
+          <w:b w:val="0"/>
+        </w:rPr>
+        <w:t xml:space="preserve"> v1 contains notice N1 for room A. </w:t>
+      </w:r>
+      <w:r>
+        <w:rPr>
+          <w:b/>
+        </w:rPr>
+        <w:t>Corpus</w:t>
+      </w:r>
+      <w:r>
+        <w:rPr>
+          <w:b w:val="0"/>
+        </w:rPr>
+        <w:t xml:space="preserve"> v2 supersedes it with N2 for room B, but the query still returns N1. What can be reported?</w:t>
+      </w:r>
+    </w:p>
+    <w:p>
+      <w:pPr>
+        <w:spacing w:line="336" w:lineRule="auto" w:after="180"/>
+      </w:pPr>
+      <w:r>
+        <w:rPr>
+          <w:b w:val="0"/>
+        </w:rPr>
+        <w:t xml:space="preserve">The stale </w:t>
+      </w:r>
+      <w:r>
+        <w:rPr>
+          <w:b/>
+        </w:rPr>
+        <w:t>index</w:t>
+      </w:r>
+      <w:r>
+        <w:rPr>
+          <w:b w:val="0"/>
+        </w:rPr>
+        <w:t xml:space="preserve"> returns old </w:t>
+      </w:r>
+      <w:r>
+        <w:rPr>
+          <w:b/>
+        </w:rPr>
+        <w:t>evidence</w:t>
+      </w:r>
+      <w:r>
+        <w:rPr>
+          <w:b w:val="0"/>
+        </w:rPr>
+        <w:t xml:space="preserve">. It cannot establish current room approval; refresh against authorised </w:t>
+      </w:r>
+      <w:r>
+        <w:rPr>
+          <w:b/>
+        </w:rPr>
+        <w:t>corpus</w:t>
+      </w:r>
+      <w:r>
+        <w:rPr>
+          <w:b w:val="0"/>
+        </w:rPr>
+        <w:t xml:space="preserve"> v2 or report unresolved </w:t>
+      </w:r>
+      <w:r>
+        <w:rPr>
+          <w:b/>
+        </w:rPr>
+        <w:t>freshness</w:t>
+      </w:r>
+      <w:r>
+        <w:rPr>
+          <w:b w:val="0"/>
+        </w:rPr>
+        <w:t>.</w:t>
+      </w:r>
+    </w:p>
+    <w:p>
+      <w:pPr>
+        <w:pStyle w:val="Heading2"/>
+      </w:pPr>
+      <w:r>
+        <w:t>Read the complete library case</w:t>
+      </w:r>
+    </w:p>
+    <w:p>
+      <w:pPr>
+        <w:spacing w:line="336" w:lineRule="auto" w:after="180"/>
+      </w:pPr>
+      <w:r>
+        <w:rPr>
+          <w:b w:val="0"/>
+        </w:rPr>
+        <w:t>The library assistant remembers an old opening time, but a current notice can be retrieved.</w:t>
+      </w:r>
+    </w:p>
+    <w:p>
+      <w:pPr>
+        <w:spacing w:line="336" w:lineRule="auto" w:after="180"/>
+      </w:pPr>
+      <w:r>
+        <w:rPr>
+          <w:b w:val="0"/>
+        </w:rPr>
+        <w:t>Approved notice LIB-v = 2 says Wednesday closes at 16: 00; the model previously produced 15: 00. The question asks the current Wednesday closing time.</w:t>
+      </w:r>
+    </w:p>
+    <w:p>
+      <w:pPr>
+        <w:spacing w:line="336" w:lineRule="auto" w:after="180"/>
+      </w:pPr>
+      <w:r>
+        <w:rPr>
+          <w:b w:val="0"/>
+        </w:rPr>
+        <w:t xml:space="preserve">All </w:t>
+      </w:r>
+      <w:r>
+        <w:rPr>
+          <w:b/>
+        </w:rPr>
+        <w:t>input</w:t>
+      </w:r>
+      <w:r>
+        <w:rPr>
+          <w:b w:val="0"/>
+        </w:rPr>
+        <w:t>s and outcomes in this worked example are invented classroom data; no real model run is claimed.</w:t>
+      </w:r>
+    </w:p>
+    <w:p>
+      <w:pPr>
+        <w:spacing w:line="336" w:lineRule="auto" w:after="180"/>
+      </w:pPr>
+      <w:r>
+        <w:rPr>
+          <w:b w:val="0"/>
+        </w:rPr>
+        <w:t>Library case: LIB-v2 is explicitly supplied as the current approved notice for the requested Wednesday; it says closing time 16:00. The earlier model-produced 15:00 is a supplied fictional output, not evidence about actual model internals. In the changed case the notice is unavailable and no other current source is supplied.</w:t>
+      </w:r>
+    </w:p>
+    <w:p>
+      <w:pPr>
+        <w:spacing w:line="336" w:lineRule="auto" w:after="180"/>
+      </w:pPr>
+      <w:r>
+        <w:rPr>
+          <w:b w:val="0"/>
+        </w:rPr>
+        <w:t>Report that the current closing time cannot be verified; do not assert that 15:00 is therefore correct or false.</w:t>
+      </w:r>
+    </w:p>
+    <w:p>
+      <w:pPr>
+        <w:pStyle w:val="Heading2"/>
+      </w:pPr>
+      <w:r>
+        <w:t>Trace the approved source to answer</w:t>
+      </w:r>
+    </w:p>
+    <w:p>
+      <w:r>
+        <w:drawing>
+          <wp:inline xmlns:a="http://schemas.openxmlformats.org/drawingml/2006/main" xmlns:pic="http://schemas.openxmlformats.org/drawingml/2006/picture">
+            <wp:extent cx="5486400" cy="3337560"/>
+            <wp:docPr id="1" name="Picture 1" descr="Old guess: A remembered-looking answer says 15: 00; no current notice is attached. → Find notice: Retrieve authorised LIB-v = 2, which explicitly says Wednesday closes at 16: 00. → Ground answer: Answer 16: 00 and attach LIB-v = 2. Its words, rather than the earlier guess, support this claim."/>
+            <wp:cNvGraphicFramePr>
+              <a:graphicFrameLocks noChangeAspect="1"/>
+            </wp:cNvGraphicFramePr>
+            <a:graphic>
+              <a:graphicData uri="http://schemas.openxmlformats.org/drawingml/2006/picture">
+                <pic:pic>
+                  <pic:nvPicPr>
+                    <pic:cNvPr id="0" name="academy-story-ai-3-17-02.png"/>
+                    <pic:cNvPicPr/>
+                  </pic:nvPicPr>
+                  <pic:blipFill>
+                    <a:blip r:embed="rId9"/>
+                    <a:stretch>
+                      <a:fillRect/>
+                    </a:stretch>
+                  </pic:blipFill>
+                  <pic:spPr>
+                    <a:xfrm>
+                      <a:off x="0" y="0"/>
+                      <a:ext cx="5486400" cy="3337560"/>
+                    </a:xfrm>
+                    <a:prstGeom prst="rect"/>
+                  </pic:spPr>
+                </pic:pic>
+              </a:graphicData>
+            </a:graphic>
+          </wp:inline>
+        </w:drawing>
+      </w:r>
+    </w:p>
+    <w:p>
+      <w:pPr>
         <w:pStyle w:val="Heading3"/>
       </w:pPr>
       <w:r>
+        <w:t>Read the picture one step at a time</w:t>
+      </w:r>
+    </w:p>
+    <w:tbl>
+      <w:tblPr>
+        <w:tblStyle w:val="LightShading-Accent1"/>
+        <w:tblW w:type="auto" w:w="0"/>
+        <w:tblLook w:firstColumn="1" w:firstRow="1" w:lastColumn="0" w:lastRow="0" w:noHBand="0" w:noVBand="1" w:val="04A0"/>
+      </w:tblPr>
+      <w:tblGrid>
+        <w:gridCol w:w="5112"/>
+        <w:gridCol w:w="5112"/>
+      </w:tblGrid>
+      <w:tr>
+        <w:trPr>
+          <w:tblHeader/>
+        </w:trPr>
+        <w:tc>
+          <w:tcPr>
+            <w:tcW w:type="dxa" w:w="5112"/>
+          </w:tcPr>
+          <w:p>
+            <w:r>
+              <w:t>Step</w:t>
+            </w:r>
+          </w:p>
+        </w:tc>
+        <w:tc>
+          <w:tcPr>
+            <w:tcW w:type="dxa" w:w="5112"/>
+          </w:tcPr>
+          <w:p>
+            <w:r>
+              <w:t>What happens and why</w:t>
+            </w:r>
+          </w:p>
+        </w:tc>
+      </w:tr>
+      <w:tr>
+        <w:tc>
+          <w:tcPr>
+            <w:tcW w:type="dxa" w:w="5112"/>
+          </w:tcPr>
+          <w:p>
+            <w:r>
+              <w:t>1. Old guess</w:t>
+            </w:r>
+          </w:p>
+        </w:tc>
+        <w:tc>
+          <w:tcPr>
+            <w:tcW w:type="dxa" w:w="5112"/>
+          </w:tcPr>
+          <w:p>
+            <w:r>
+              <w:t>A remembered-looking answer says 15: 00; no current notice is attached.</w:t>
+            </w:r>
+          </w:p>
+        </w:tc>
+      </w:tr>
+      <w:tr>
+        <w:tc>
+          <w:tcPr>
+            <w:tcW w:type="dxa" w:w="5112"/>
+          </w:tcPr>
+          <w:p>
+            <w:r>
+              <w:t>2. Find notice</w:t>
+            </w:r>
+          </w:p>
+        </w:tc>
+        <w:tc>
+          <w:tcPr>
+            <w:tcW w:type="dxa" w:w="5112"/>
+          </w:tcPr>
+          <w:p>
+            <w:r>
+              <w:t>Retrieve authorised LIB-v = 2, which explicitly says Wednesday closes at 16: 00.</w:t>
+            </w:r>
+          </w:p>
+        </w:tc>
+      </w:tr>
+      <w:tr>
+        <w:tc>
+          <w:tcPr>
+            <w:tcW w:type="dxa" w:w="5112"/>
+          </w:tcPr>
+          <w:p>
+            <w:r>
+              <w:t>3. Ground answer</w:t>
+            </w:r>
+          </w:p>
+        </w:tc>
+        <w:tc>
+          <w:tcPr>
+            <w:tcW w:type="dxa" w:w="5112"/>
+          </w:tcPr>
+          <w:p>
+            <w:r>
+              <w:t>Answer 16: 00 and attach LIB-v = 2. Its words, rather than the earlier guess, support this claim.</w:t>
+            </w:r>
+          </w:p>
+        </w:tc>
+      </w:tr>
+    </w:tbl>
+    <w:p>
+      <w:r>
+        <w:t>Match each pictured step to the supplied facts. This is a worked teaching case, not an independent assessment.</w:t>
+      </w:r>
+    </w:p>
+    <w:p>
+      <w:pPr>
+        <w:spacing w:line="336" w:lineRule="auto" w:after="180"/>
+      </w:pPr>
+      <w:r>
+        <w:rPr>
+          <w:b w:val="0"/>
+        </w:rPr>
+        <w:t xml:space="preserve">Read the picture in order. Answer 16: 00 and attach LIB-v = 2. Its words, rather than the earlier guess, support this claim. The arrows show which recorded </w:t>
+      </w:r>
+      <w:r>
+        <w:rPr>
+          <w:b/>
+        </w:rPr>
+        <w:t>input</w:t>
+      </w:r>
+      <w:r>
+        <w:rPr>
+          <w:b w:val="0"/>
+        </w:rPr>
+        <w:t xml:space="preserve"> or intermediate result each decision uses.</w:t>
+      </w:r>
+    </w:p>
+    <w:p>
+      <w:pPr>
+        <w:spacing w:line="336" w:lineRule="auto" w:after="180"/>
+      </w:pPr>
+      <w:r>
+        <w:rPr>
+          <w:b w:val="0"/>
+        </w:rPr>
+        <w:t>Explain the deciding step aloud before checking the changed case; pointing to the final answer alone does not show how it follows.</w:t>
+      </w:r>
+    </w:p>
+    <w:p>
+      <w:pPr>
+        <w:pStyle w:val="Heading2"/>
+      </w:pPr>
+      <w:r>
+        <w:t>Predict notice unavailability</w:t>
+      </w:r>
+    </w:p>
+    <w:p>
+      <w:pPr>
+        <w:spacing w:line="336" w:lineRule="auto" w:after="180"/>
+      </w:pPr>
+      <w:r>
+        <w:rPr>
+          <w:b w:val="0"/>
+        </w:rPr>
+        <w:t>Change: LIB-v = 2 is unavailable.</w:t>
+      </w:r>
+    </w:p>
+    <w:p>
+      <w:pPr>
+        <w:spacing w:line="336" w:lineRule="auto" w:after="180"/>
+      </w:pPr>
+      <w:r>
+        <w:rPr>
+          <w:b/>
+        </w:rPr>
+        <w:t>Prediction</w:t>
+      </w:r>
+      <w:r>
+        <w:rPr>
+          <w:b w:val="0"/>
+        </w:rPr>
+        <w:t>: Report that the current time cannot be verified.</w:t>
+      </w:r>
+    </w:p>
+    <w:p>
+      <w:pPr>
+        <w:spacing w:line="336" w:lineRule="auto" w:after="180"/>
+      </w:pPr>
+      <w:r>
+        <w:rPr>
+          <w:b w:val="0"/>
+        </w:rPr>
+        <w:t xml:space="preserve">Reason: The unsupported old guess does not become current </w:t>
+      </w:r>
+      <w:r>
+        <w:rPr>
+          <w:b/>
+        </w:rPr>
+        <w:t>evidence</w:t>
+      </w:r>
+      <w:r>
+        <w:rPr>
+          <w:b w:val="0"/>
+        </w:rPr>
+        <w:t xml:space="preserve"> when </w:t>
+      </w:r>
+      <w:r>
+        <w:rPr>
+          <w:b/>
+        </w:rPr>
+        <w:t>retrieval</w:t>
+      </w:r>
+      <w:r>
+        <w:rPr>
+          <w:b w:val="0"/>
+        </w:rPr>
+        <w:t xml:space="preserve"> fails.</w:t>
+      </w:r>
+    </w:p>
+    <w:p>
+      <w:pPr>
+        <w:pStyle w:val="Heading2"/>
+      </w:pPr>
+      <w:r>
+        <w:t>State the source-reliability limit</w:t>
+      </w:r>
+    </w:p>
+    <w:p>
+      <w:pPr>
+        <w:spacing w:line="336" w:lineRule="auto" w:after="180"/>
+      </w:pPr>
+      <w:r>
+        <w:rPr>
+          <w:b w:val="0"/>
+        </w:rPr>
+        <w:t>A retrieved document can itself be wrong or outdated; source approval, date and scope still need checking.</w:t>
+      </w:r>
+    </w:p>
+    <w:p>
+      <w:pPr>
+        <w:spacing w:line="336" w:lineRule="auto" w:after="180"/>
+      </w:pPr>
+      <w:r>
+        <w:rPr>
+          <w:b w:val="0"/>
+        </w:rPr>
+        <w:t xml:space="preserve">Cover the result. Ask learners to name the </w:t>
+      </w:r>
+      <w:r>
+        <w:rPr>
+          <w:b/>
+        </w:rPr>
+        <w:t>input</w:t>
+      </w:r>
+      <w:r>
+        <w:rPr>
+          <w:b w:val="0"/>
+        </w:rPr>
+        <w:t xml:space="preserve">s and predict the next step. Uncover one step, connect the icon to the actual procedure, and explain its </w:t>
+      </w:r>
+      <w:r>
+        <w:rPr>
+          <w:b/>
+        </w:rPr>
+        <w:t>evidence</w:t>
+      </w:r>
+      <w:r>
+        <w:rPr>
+          <w:b w:val="0"/>
+        </w:rPr>
+        <w:t>. Then change the supplied condition and compare.</w:t>
+      </w:r>
+    </w:p>
+    <w:p>
+      <w:pPr>
+        <w:spacing w:line="336" w:lineRule="auto" w:after="180"/>
+      </w:pPr>
+      <w:r>
+        <w:rPr>
+          <w:b w:val="0"/>
+        </w:rPr>
+        <w:t>The picture is a representation; it does not document execution of a real AI model.</w:t>
+      </w:r>
+    </w:p>
+    <w:p>
+      <w:pPr>
+        <w:pStyle w:val="Heading2"/>
+      </w:pPr>
+      <w:r>
+        <w:t>Earlier wording, alternatives and picture transcripts · reference / check after trying</w:t>
+      </w:r>
+    </w:p>
+    <w:p>
+      <w:pPr>
+        <w:spacing w:line="336" w:lineRule="auto" w:after="180"/>
+      </w:pPr>
+      <w:r>
+        <w:rPr>
+          <w:b w:val="0"/>
+        </w:rPr>
+        <w:t>Explain the mechanism</w:t>
+      </w:r>
+    </w:p>
+    <w:p>
+      <w:pPr>
+        <w:spacing w:line="336" w:lineRule="auto" w:after="180"/>
+      </w:pPr>
+      <w:r>
+        <w:rPr>
+          <w:b/>
+        </w:rPr>
+        <w:t>Input</w:t>
+      </w:r>
+      <w:r>
+        <w:rPr>
+          <w:b w:val="0"/>
+        </w:rPr>
+        <w:t xml:space="preserve"> → </w:t>
+      </w:r>
+      <w:r>
+        <w:rPr>
+          <w:b/>
+        </w:rPr>
+        <w:t>Process</w:t>
+      </w:r>
+      <w:r>
+        <w:rPr>
+          <w:b w:val="0"/>
+        </w:rPr>
+        <w:t xml:space="preserve"> → </w:t>
+      </w:r>
+      <w:r>
+        <w:rPr>
+          <w:b/>
+        </w:rPr>
+        <w:t>Output</w:t>
+      </w:r>
+    </w:p>
+    <w:p>
+      <w:pPr>
+        <w:spacing w:line="336" w:lineRule="auto" w:after="180"/>
+      </w:pPr>
+      <w:r>
+        <w:rPr>
+          <w:b w:val="0"/>
+        </w:rPr>
+        <w:t>Trace the information. At each stage, ask what changed and how you could test it.</w:t>
+      </w:r>
+    </w:p>
+    <w:p>
+      <w:pPr>
+        <w:spacing w:line="336" w:lineRule="auto" w:after="180"/>
+      </w:pPr>
+      <w:r>
+        <w:rPr>
+          <w:b w:val="0"/>
+        </w:rPr>
+        <w:t>Which stage could fail even when the other two are correct? Explain:</w:t>
+      </w:r>
+    </w:p>
+    <w:p>
+      <w:pPr>
+        <w:spacing w:line="336" w:lineRule="auto" w:after="180"/>
+      </w:pPr>
+      <w:r>
+        <w:rPr>
+          <w:b w:val="0"/>
+        </w:rPr>
+        <w:t xml:space="preserve">Predict first. Then check each step. A correct answer without visible reasoning is incomplete </w:t>
+      </w:r>
+      <w:r>
+        <w:rPr>
+          <w:b/>
+        </w:rPr>
+        <w:t>evidence</w:t>
+      </w:r>
+      <w:r>
+        <w:rPr>
+          <w:b w:val="0"/>
+        </w:rPr>
+        <w:t>.</w:t>
+      </w:r>
+    </w:p>
+    <w:p>
+      <w:pPr>
+        <w:spacing w:line="336" w:lineRule="auto" w:after="180"/>
+      </w:pPr>
+      <w:r>
+        <w:rPr>
+          <w:b w:val="0"/>
+        </w:rPr>
+        <w:t>1. Model memory may produce a plausible general explanation.</w:t>
+      </w:r>
+    </w:p>
+    <w:p>
+      <w:pPr>
+        <w:spacing w:line="336" w:lineRule="auto" w:after="180"/>
+      </w:pPr>
+      <w:r>
+        <w:rPr>
+          <w:b w:val="0"/>
+        </w:rPr>
+        <w:t xml:space="preserve">2. A current date or exact quotation requires </w:t>
+      </w:r>
+      <w:r>
+        <w:rPr>
+          <w:b/>
+        </w:rPr>
+        <w:t>retrieval</w:t>
+      </w:r>
+      <w:r>
+        <w:rPr>
+          <w:b w:val="0"/>
+        </w:rPr>
+        <w:t>.</w:t>
+      </w:r>
+    </w:p>
+    <w:p>
+      <w:pPr>
+        <w:spacing w:line="336" w:lineRule="auto" w:after="180"/>
+      </w:pPr>
+      <w:r>
+        <w:rPr>
+          <w:b w:val="0"/>
+        </w:rPr>
+        <w:t>3. Arithmetic should be calculated, not guessed from patterns.</w:t>
+      </w:r>
+    </w:p>
+    <w:p>
+      <w:pPr>
+        <w:spacing w:line="336" w:lineRule="auto" w:after="180"/>
+      </w:pPr>
+      <w:r>
+        <w:rPr>
+          <w:b w:val="0"/>
+        </w:rPr>
+        <w:t xml:space="preserve">4. When source or tool is unavailable, state the limit and </w:t>
+      </w:r>
+      <w:r>
+        <w:rPr>
+          <w:b/>
+        </w:rPr>
+        <w:t>abstain</w:t>
+      </w:r>
+      <w:r>
+        <w:rPr>
+          <w:b w:val="0"/>
+        </w:rPr>
+        <w:t>.</w:t>
+      </w:r>
+    </w:p>
+    <w:p>
+      <w:pPr>
+        <w:spacing w:line="336" w:lineRule="auto" w:after="180"/>
+      </w:pPr>
+      <w:r>
+        <w:rPr>
+          <w:b w:val="0"/>
+        </w:rPr>
+        <w:t>Recalculate, retrace, or restate the reasoning in your own representation:</w:t>
+      </w:r>
+    </w:p>
+    <w:p>
+      <w:pPr>
+        <w:spacing w:line="336" w:lineRule="auto" w:after="180"/>
+      </w:pPr>
+      <w:r>
+        <w:rPr>
+          <w:b w:val="0"/>
+        </w:rPr>
+        <w:t xml:space="preserve">CHECK Did the </w:t>
+      </w:r>
+      <w:r>
+        <w:rPr>
+          <w:b/>
+        </w:rPr>
+        <w:t>evidence</w:t>
+      </w:r>
+      <w:r>
+        <w:rPr>
+          <w:b w:val="0"/>
+        </w:rPr>
+        <w:t xml:space="preserve"> answer the exact question? Did the total, path, or source record stay consistent?</w:t>
+      </w:r>
+    </w:p>
+    <w:p>
+      <w:pPr>
+        <w:pStyle w:val="Heading3"/>
+      </w:pPr>
+      <w:r>
+        <w:t>Concrete teaching case</w:t>
+      </w:r>
+    </w:p>
+    <w:p>
+      <w:pPr>
+        <w:spacing w:line="336" w:lineRule="auto" w:after="180"/>
+      </w:pPr>
+      <w:r>
+        <w:rPr>
+          <w:b w:val="0"/>
+        </w:rPr>
+        <w:t>One assistant answers without search; another retrieves a handbook paragraph.</w:t>
+      </w:r>
+    </w:p>
+    <w:p>
+      <w:pPr>
+        <w:spacing w:line="336" w:lineRule="auto" w:after="180"/>
+      </w:pPr>
+      <w:r>
+        <w:rPr>
+          <w:b w:val="0"/>
+        </w:rPr>
+        <w:t xml:space="preserve">Compare </w:t>
+      </w:r>
+      <w:r>
+        <w:rPr>
+          <w:b/>
+        </w:rPr>
+        <w:t>evidence</w:t>
+      </w:r>
+      <w:r>
+        <w:rPr>
+          <w:b w:val="0"/>
+        </w:rPr>
+        <w:t xml:space="preserve"> trails.</w:t>
+      </w:r>
+    </w:p>
+    <w:p>
+      <w:pPr>
+        <w:pStyle w:val="Heading3"/>
+      </w:pPr>
+      <w:r>
+        <w:t>Exact explanation to model</w:t>
+      </w:r>
+    </w:p>
+    <w:p>
+      <w:pPr>
+        <w:pStyle w:val="Heading3"/>
+      </w:pPr>
+      <w:r>
+        <w:t>Explain the added worked example</w:t>
+      </w:r>
+    </w:p>
+    <w:p>
+      <w:pPr>
+        <w:spacing w:line="336" w:lineRule="auto" w:after="180"/>
+      </w:pPr>
+      <w:r>
+        <w:rPr>
+          <w:b w:val="0"/>
+        </w:rPr>
+        <w:t>Begin by writing the question the procedure is intended to answer. Identify the information already supplied, the information it will produce and the information still missing.</w:t>
+      </w:r>
+    </w:p>
+    <w:p>
+      <w:pPr>
+        <w:spacing w:line="336" w:lineRule="auto" w:after="180"/>
+      </w:pPr>
+      <w:r>
+        <w:rPr>
+          <w:b w:val="0"/>
+        </w:rPr>
+        <w:t>These are constructed classroom examples; they do not require live accounts, private records or an external service. Do not treat a plausible explanation as a measured outcome.</w:t>
+      </w:r>
+    </w:p>
+    <w:p>
+      <w:pPr>
+        <w:spacing w:line="336" w:lineRule="auto" w:after="180"/>
+      </w:pPr>
+      <w:r>
+        <w:rPr>
+          <w:b w:val="0"/>
+        </w:rPr>
+        <w:t xml:space="preserve">Before applying the procedure, write its units, denominator or decision boundary where relevant. A partner should be able to repeat each step using the same </w:t>
+      </w:r>
+      <w:r>
+        <w:rPr>
+          <w:b/>
+        </w:rPr>
+        <w:t>input</w:t>
+      </w:r>
+      <w:r>
+        <w:rPr>
+          <w:b w:val="0"/>
+        </w:rPr>
+        <w:t>s.</w:t>
+      </w:r>
+    </w:p>
+    <w:p>
+      <w:pPr>
+        <w:spacing w:line="336" w:lineRule="auto" w:after="180"/>
+      </w:pPr>
+      <w:r>
+        <w:rPr>
+          <w:b w:val="0"/>
+        </w:rPr>
+        <w:t xml:space="preserve">If a required </w:t>
+      </w:r>
+      <w:r>
+        <w:rPr>
+          <w:b/>
+        </w:rPr>
+        <w:t>input</w:t>
+      </w:r>
+      <w:r>
+        <w:rPr>
+          <w:b w:val="0"/>
+        </w:rPr>
+        <w:t xml:space="preserve"> is absent or violates the stated contract, record that condition explicitly instead of quietly replacing it with a convenient value.</w:t>
+      </w:r>
+    </w:p>
+    <w:p>
+      <w:pPr>
+        <w:pStyle w:val="Heading3"/>
+      </w:pPr>
+      <w:r>
+        <w:t>Key terms</w:t>
+      </w:r>
+    </w:p>
+    <w:p>
+      <w:pPr>
+        <w:pStyle w:val="Heading3"/>
+      </w:pPr>
+      <w:r>
         <w:t>Model the reasoning aloud</w:t>
       </w:r>
     </w:p>
@@ -1588,103 +2077,6 @@
           <w:b w:val="0"/>
         </w:rPr>
         <w:t>These teacher notes contain solutions; do not reveal the independent case answer during modelling.</w:t>
-      </w:r>
-    </w:p>
-    <w:p>
-      <w:pPr>
-        <w:spacing w:line="336" w:lineRule="auto" w:after="180"/>
-        <w:shd w:fill="F5F1FB"/>
-      </w:pPr>
-      <w:r>
-        <w:rPr>
-          <w:b/>
-        </w:rPr>
-        <w:t>Index</w:t>
-      </w:r>
-      <w:r>
-        <w:rPr>
-          <w:b w:val="0"/>
-        </w:rPr>
-        <w:t xml:space="preserve"> v1 contains notice N1 for room A. </w:t>
-      </w:r>
-      <w:r>
-        <w:rPr>
-          <w:b/>
-        </w:rPr>
-        <w:t>Corpus</w:t>
-      </w:r>
-      <w:r>
-        <w:rPr>
-          <w:b w:val="0"/>
-        </w:rPr>
-        <w:t xml:space="preserve"> v2 supersedes it with N2 for room B, but the query still returns N1. What can be reported?</w:t>
-      </w:r>
-    </w:p>
-    <w:p>
-      <w:pPr>
-        <w:spacing w:line="336" w:lineRule="auto" w:after="180"/>
-      </w:pPr>
-      <w:r>
-        <w:rPr>
-          <w:b w:val="0"/>
-        </w:rPr>
-        <w:t xml:space="preserve">The stale </w:t>
-      </w:r>
-      <w:r>
-        <w:rPr>
-          <w:b/>
-        </w:rPr>
-        <w:t>index</w:t>
-      </w:r>
-      <w:r>
-        <w:rPr>
-          <w:b w:val="0"/>
-        </w:rPr>
-        <w:t xml:space="preserve"> returns old </w:t>
-      </w:r>
-      <w:r>
-        <w:rPr>
-          <w:b/>
-        </w:rPr>
-        <w:t>evidence</w:t>
-      </w:r>
-      <w:r>
-        <w:rPr>
-          <w:b w:val="0"/>
-        </w:rPr>
-        <w:t xml:space="preserve">. It cannot establish current room approval; refresh against authorised </w:t>
-      </w:r>
-      <w:r>
-        <w:rPr>
-          <w:b/>
-        </w:rPr>
-        <w:t>corpus</w:t>
-      </w:r>
-      <w:r>
-        <w:rPr>
-          <w:b w:val="0"/>
-        </w:rPr>
-        <w:t xml:space="preserve"> v2 or report unresolved </w:t>
-      </w:r>
-      <w:r>
-        <w:rPr>
-          <w:b/>
-        </w:rPr>
-        <w:t>freshness</w:t>
-      </w:r>
-      <w:r>
-        <w:rPr>
-          <w:b w:val="0"/>
-        </w:rPr>
-        <w:t>.</w:t>
-      </w:r>
-    </w:p>
-    <w:p>
-      <w:pPr>
-        <w:pStyle w:val="Heading3"/>
-      </w:pPr>
-      <w:r>
-        <w:t>Model the reasoning aloud · 3</w:t>
       </w:r>
     </w:p>
     <w:p>
@@ -1868,73 +2260,10 @@
     </w:p>
     <w:p>
       <w:pPr>
-        <w:spacing w:line="336" w:lineRule="auto" w:after="180"/>
-      </w:pPr>
-      <w:r>
-        <w:rPr>
-          <w:b w:val="0"/>
-        </w:rPr>
-        <w:t>The library assistant remembers an old opening time, but a current notice can be retrieved.</w:t>
-      </w:r>
-    </w:p>
-    <w:p>
-      <w:pPr>
         <w:pStyle w:val="Heading3"/>
       </w:pPr>
       <w:r>
         <w:t>The facts we will use</w:t>
-      </w:r>
-    </w:p>
-    <w:p>
-      <w:pPr>
-        <w:pStyle w:val="Heading3"/>
-      </w:pPr>
-      <w:r>
-        <w:t>Supplied facts</w:t>
-      </w:r>
-    </w:p>
-    <w:p>
-      <w:pPr>
-        <w:spacing w:line="336" w:lineRule="auto" w:after="180"/>
-        <w:shd w:fill="F1F6FC"/>
-      </w:pPr>
-      <w:r>
-        <w:rPr>
-          <w:b w:val="0"/>
-        </w:rPr>
-        <w:t>Approved notice LIB-v = 2 says Wednesday closes at 16: 00; the model previously produced 15: 00. The question asks the current Wednesday closing time.</w:t>
-      </w:r>
-    </w:p>
-    <w:p>
-      <w:pPr>
-        <w:pStyle w:val="Heading3"/>
-      </w:pPr>
-      <w:r>
-        <w:t>Supplied facts</w:t>
-      </w:r>
-    </w:p>
-    <w:p>
-      <w:pPr>
-        <w:spacing w:line="336" w:lineRule="auto" w:after="180"/>
-        <w:shd w:fill="F1F6FC"/>
-      </w:pPr>
-      <w:r>
-        <w:rPr>
-          <w:b w:val="0"/>
-        </w:rPr>
-        <w:t xml:space="preserve">All </w:t>
-      </w:r>
-      <w:r>
-        <w:rPr>
-          <w:b/>
-        </w:rPr>
-        <w:t>input</w:t>
-      </w:r>
-      <w:r>
-        <w:rPr>
-          <w:b w:val="0"/>
-        </w:rPr>
-        <w:t>s and outcomes in this worked example are invented classroom data; no real model run is claimed.</w:t>
       </w:r>
     </w:p>
     <w:p>
@@ -1942,7 +2271,7 @@
         <w:drawing>
           <wp:inline xmlns:a="http://schemas.openxmlformats.org/drawingml/2006/main" xmlns:pic="http://schemas.openxmlformats.org/drawingml/2006/picture">
             <wp:extent cx="5486400" cy="5261429"/>
-            <wp:docPr id="1" name="Picture 1" descr="Model Memory vs Retrieval. Old guess: A remembered-looking answer says 15: 00; no current notice is attached.. Find notice: Retrieve authorised LIB-v = 2, which explicitly says Wednesday closes at 16: 00.. Ground answer: Answer 16: 00 and attach LIB-v = 2. Its words, rather than the earlier guess, support this claim."/>
+            <wp:docPr id="2" name="Picture 2" descr="Model Memory vs Retrieval. Old guess: A remembered-looking answer says 15: 00; no current notice is attached.. Find notice: Retrieve authorised LIB-v = 2, which explicitly says Wednesday closes at 16: 00.. Ground answer: Answer 16: 00 and attach LIB-v = 2. Its words, rather than the earlier guess, support this claim."/>
             <wp:cNvGraphicFramePr>
               <a:graphicFrameLocks noChangeAspect="1"/>
             </wp:cNvGraphicFramePr>
@@ -1954,7 +2283,7 @@
                     <pic:cNvPicPr/>
                   </pic:nvPicPr>
                   <pic:blipFill>
-                    <a:blip r:embed="rId9"/>
+                    <a:blip r:embed="rId10"/>
                     <a:stretch>
                       <a:fillRect/>
                     </a:stretch>
@@ -1978,114 +2307,7 @@
         <w:pStyle w:val="Heading3"/>
       </w:pPr>
       <w:r>
-        <w:t>Read the picture one step at a time</w:t>
-      </w:r>
-    </w:p>
-    <w:tbl>
-      <w:tblPr>
-        <w:tblStyle w:val="LightShading-Accent1"/>
-        <w:tblW w:type="auto" w:w="0"/>
-        <w:tblLook w:firstColumn="1" w:firstRow="1" w:lastColumn="0" w:lastRow="0" w:noHBand="0" w:noVBand="1" w:val="04A0"/>
-      </w:tblPr>
-      <w:tblGrid>
-        <w:gridCol w:w="5112"/>
-        <w:gridCol w:w="5112"/>
-      </w:tblGrid>
-      <w:tr>
-        <w:trPr>
-          <w:tblHeader/>
-        </w:trPr>
-        <w:tc>
-          <w:tcPr>
-            <w:tcW w:type="dxa" w:w="5112"/>
-          </w:tcPr>
-          <w:p>
-            <w:r>
-              <w:t>Step</w:t>
-            </w:r>
-          </w:p>
-        </w:tc>
-        <w:tc>
-          <w:tcPr>
-            <w:tcW w:type="dxa" w:w="5112"/>
-          </w:tcPr>
-          <w:p>
-            <w:r>
-              <w:t>What happens and why</w:t>
-            </w:r>
-          </w:p>
-        </w:tc>
-      </w:tr>
-      <w:tr>
-        <w:tc>
-          <w:tcPr>
-            <w:tcW w:type="dxa" w:w="5112"/>
-          </w:tcPr>
-          <w:p>
-            <w:r>
-              <w:t>1. Old guess</w:t>
-            </w:r>
-          </w:p>
-        </w:tc>
-        <w:tc>
-          <w:tcPr>
-            <w:tcW w:type="dxa" w:w="5112"/>
-          </w:tcPr>
-          <w:p>
-            <w:r>
-              <w:t>A remembered-looking answer says 15: 00; no current notice is attached.</w:t>
-            </w:r>
-          </w:p>
-        </w:tc>
-      </w:tr>
-      <w:tr>
-        <w:tc>
-          <w:tcPr>
-            <w:tcW w:type="dxa" w:w="5112"/>
-          </w:tcPr>
-          <w:p>
-            <w:r>
-              <w:t>2. Find notice</w:t>
-            </w:r>
-          </w:p>
-        </w:tc>
-        <w:tc>
-          <w:tcPr>
-            <w:tcW w:type="dxa" w:w="5112"/>
-          </w:tcPr>
-          <w:p>
-            <w:r>
-              <w:t>Retrieve authorised LIB-v = 2, which explicitly says Wednesday closes at 16: 00.</w:t>
-            </w:r>
-          </w:p>
-        </w:tc>
-      </w:tr>
-      <w:tr>
-        <w:tc>
-          <w:tcPr>
-            <w:tcW w:type="dxa" w:w="5112"/>
-          </w:tcPr>
-          <w:p>
-            <w:r>
-              <w:t>3. Ground answer</w:t>
-            </w:r>
-          </w:p>
-        </w:tc>
-        <w:tc>
-          <w:tcPr>
-            <w:tcW w:type="dxa" w:w="5112"/>
-          </w:tcPr>
-          <w:p>
-            <w:r>
-              <w:t>Answer 16: 00 and attach LIB-v = 2. Its words, rather than the earlier guess, support this claim.</w:t>
-            </w:r>
-          </w:p>
-        </w:tc>
-      </w:tr>
-    </w:tbl>
-    <w:p>
-      <w:r>
-        <w:t>Match each pictured step to the supplied facts. This is a worked teaching case, not an independent assessment.</w:t>
+        <w:t>Why this result follows</w:t>
       </w:r>
     </w:p>
     <w:p>
@@ -2093,7 +2315,7 @@
         <w:pStyle w:val="Heading3"/>
       </w:pPr>
       <w:r>
-        <w:t>Why this result follows</w:t>
+        <w:t>What this example does not establish</w:t>
       </w:r>
     </w:p>
     <w:p>
@@ -2101,43 +2323,493 @@
         <w:pStyle w:val="Heading3"/>
       </w:pPr>
       <w:r>
-        <w:t>Why the result follows</w:t>
+        <w:t>Change one thing in the pictured case</w:t>
+      </w:r>
+    </w:p>
+    <w:p>
+      <w:pPr>
+        <w:pStyle w:val="Heading3"/>
+      </w:pPr>
+      <w:r>
+        <w:t>Ask while showing the picture</w:t>
+      </w:r>
+    </w:p>
+    <w:p>
+      <w:pPr>
+        <w:pStyle w:val="Heading1"/>
+      </w:pPr>
+      <w:r>
+        <w:t>03. Guide the explanation, then remove help</w:t>
+      </w:r>
+    </w:p>
+    <w:p>
+      <w:r>
+        <w:t>Collect each learner’s reasoning before showing feedback.</w:t>
+      </w:r>
+    </w:p>
+    <w:p>
+      <w:pPr>
+        <w:pStyle w:val="Heading2"/>
+      </w:pPr>
+      <w:r>
+        <w:t>Main completion prompt</w:t>
       </w:r>
     </w:p>
     <w:p>
       <w:pPr>
         <w:spacing w:line="336" w:lineRule="auto" w:after="180"/>
-        <w:shd w:fill="F1F6FC"/>
-      </w:pPr>
-      <w:r>
-        <w:rPr>
-          <w:b w:val="0"/>
-        </w:rPr>
-        <w:t xml:space="preserve">Read the picture in order. Answer 16: 00 and attach LIB-v = 2. Its words, rather than the earlier guess, support this claim. The arrows show which recorded </w:t>
+      </w:pPr>
+      <w:r>
+        <w:rPr>
+          <w:b w:val="0"/>
+        </w:rPr>
+        <w:t xml:space="preserve">Completion task: </w:t>
       </w:r>
       <w:r>
         <w:rPr>
           <w:b/>
         </w:rPr>
+        <w:t>Index</w:t>
+      </w:r>
+      <w:r>
+        <w:rPr>
+          <w:b w:val="0"/>
+        </w:rPr>
+        <w:t xml:space="preserve"> v1 contains notice N1 for room A. </w:t>
+      </w:r>
+      <w:r>
+        <w:rPr>
+          <w:b/>
+        </w:rPr>
+        <w:t>Corpus</w:t>
+      </w:r>
+      <w:r>
+        <w:rPr>
+          <w:b w:val="0"/>
+        </w:rPr>
+        <w:t xml:space="preserve"> v2 supersedes it with N2 for room B, but the query still returns N1. What can be reported? Show the intermediate steps and give the conclusion with its scope.</w:t>
+      </w:r>
+    </w:p>
+    <w:p>
+      <w:pPr>
+        <w:pStyle w:val="Heading2"/>
+      </w:pPr>
+      <w:r>
+        <w:t>Expected reasoning and fading help</w:t>
+      </w:r>
+    </w:p>
+    <w:p>
+      <w:pPr>
+        <w:spacing w:line="336" w:lineRule="auto" w:after="180"/>
+      </w:pPr>
+      <w:r>
+        <w:rPr>
+          <w:b w:val="0"/>
+        </w:rPr>
+        <w:t xml:space="preserve">Teacher check: Teacher explanation: The stale </w:t>
+      </w:r>
+      <w:r>
+        <w:rPr>
+          <w:b/>
+        </w:rPr>
+        <w:t>index</w:t>
+      </w:r>
+      <w:r>
+        <w:rPr>
+          <w:b w:val="0"/>
+        </w:rPr>
+        <w:t xml:space="preserve"> returns old </w:t>
+      </w:r>
+      <w:r>
+        <w:rPr>
+          <w:b/>
+        </w:rPr>
+        <w:t>evidence</w:t>
+      </w:r>
+      <w:r>
+        <w:rPr>
+          <w:b w:val="0"/>
+        </w:rPr>
+        <w:t xml:space="preserve">. It cannot establish current room approval; refresh against authorised </w:t>
+      </w:r>
+      <w:r>
+        <w:rPr>
+          <w:b/>
+        </w:rPr>
+        <w:t>corpus</w:t>
+      </w:r>
+      <w:r>
+        <w:rPr>
+          <w:b w:val="0"/>
+        </w:rPr>
+        <w:t xml:space="preserve"> v2 or report unresolved </w:t>
+      </w:r>
+      <w:r>
+        <w:rPr>
+          <w:b/>
+        </w:rPr>
+        <w:t>freshness</w:t>
+      </w:r>
+      <w:r>
+        <w:rPr>
+          <w:b w:val="0"/>
+        </w:rPr>
+        <w:t>.</w:t>
+      </w:r>
+    </w:p>
+    <w:p>
+      <w:pPr>
+        <w:spacing w:line="336" w:lineRule="auto" w:after="180"/>
+      </w:pPr>
+      <w:r>
+        <w:rPr>
+          <w:b w:val="0"/>
+        </w:rPr>
+        <w:t xml:space="preserve">Start by identifying the given </w:t>
+      </w:r>
+      <w:r>
+        <w:rPr>
+          <w:b/>
+        </w:rPr>
         <w:t>input</w:t>
       </w:r>
       <w:r>
         <w:rPr>
           <w:b w:val="0"/>
         </w:rPr>
-        <w:t xml:space="preserve"> or intermediate result each decision uses.</w:t>
+        <w:t>s together. Leave the intermediate steps blank. If needed, model one step, then withdraw that help on the next step. Move to a full trace only when the partial trace is understood.</w:t>
       </w:r>
     </w:p>
     <w:p>
       <w:pPr>
         <w:spacing w:line="336" w:lineRule="auto" w:after="180"/>
-        <w:shd w:fill="F1F6FC"/>
-      </w:pPr>
-      <w:r>
-        <w:rPr>
-          <w:b w:val="0"/>
-        </w:rPr>
-        <w:t>Explain the deciding step aloud before checking the changed case; pointing to the final answer alone does not show how it follows.</w:t>
+      </w:pPr>
+      <w:r>
+        <w:rPr>
+          <w:b w:val="0"/>
+        </w:rPr>
+        <w:t>For partners, alternate explainer and checker; collect a response from every learner before discussion.</w:t>
+      </w:r>
+    </w:p>
+    <w:p>
+      <w:pPr>
+        <w:pStyle w:val="Heading2"/>
+      </w:pPr>
+      <w:r>
+        <w:t>Individual misconception check</w:t>
+      </w:r>
+    </w:p>
+    <w:p>
+      <w:pPr>
+        <w:spacing w:line="336" w:lineRule="auto" w:after="180"/>
+      </w:pPr>
+      <w:r>
+        <w:rPr>
+          <w:b w:val="0"/>
+        </w:rPr>
+        <w:t xml:space="preserve">Use the worked case for </w:t>
+      </w:r>
+      <w:r>
+        <w:rPr>
+          <w:b/>
+        </w:rPr>
+        <w:t>Retrieval</w:t>
+      </w:r>
+      <w:r>
+        <w:rPr>
+          <w:b w:val="0"/>
+        </w:rPr>
+        <w:t xml:space="preserve"> and </w:t>
+      </w:r>
+      <w:r>
+        <w:rPr>
+          <w:b/>
+        </w:rPr>
+        <w:t>index</w:t>
+      </w:r>
+      <w:r>
+        <w:rPr>
+          <w:b w:val="0"/>
+        </w:rPr>
+        <w:t>ing. Proposed explanation: “The worked result establishes every future case”. Decide whether this explanation is supported.</w:t>
+      </w:r>
+    </w:p>
+    <w:p>
+      <w:pPr>
+        <w:spacing w:line="336" w:lineRule="auto" w:after="180"/>
+      </w:pPr>
+      <w:r>
+        <w:rPr>
+          <w:b w:val="0"/>
+        </w:rPr>
+        <w:t>Point to the step or supplied fact that decides; explain your repair if needed.</w:t>
+      </w:r>
+    </w:p>
+    <w:p>
+      <w:pPr>
+        <w:spacing w:line="336" w:lineRule="auto" w:after="180"/>
+      </w:pPr>
+      <w:r>
+        <w:rPr>
+          <w:b w:val="0"/>
+        </w:rPr>
+        <w:t xml:space="preserve">Expected correction: High </w:t>
+      </w:r>
+      <w:r>
+        <w:rPr>
+          <w:b/>
+        </w:rPr>
+        <w:t>retrieval</w:t>
+      </w:r>
+      <w:r>
+        <w:rPr>
+          <w:b w:val="0"/>
+        </w:rPr>
+        <w:t xml:space="preserve"> similarity does not override permissions or make an obsolete source current.</w:t>
+      </w:r>
+    </w:p>
+    <w:p>
+      <w:pPr>
+        <w:spacing w:line="336" w:lineRule="auto" w:after="180"/>
+      </w:pPr>
+      <w:r>
+        <w:rPr>
+          <w:b w:val="0"/>
+        </w:rPr>
+        <w:t>Collect explanations, not only yes/no votes. If a misunderstanding is common, re-model the relevant step for the class.</w:t>
+      </w:r>
+    </w:p>
+    <w:p>
+      <w:pPr>
+        <w:spacing w:line="336" w:lineRule="auto" w:after="180"/>
+      </w:pPr>
+      <w:r>
+        <w:rPr>
+          <w:b w:val="0"/>
+        </w:rPr>
+        <w:t>If it affects a few learners, give a short targeted group explanation while others solve a more demanding variation.</w:t>
+      </w:r>
+    </w:p>
+    <w:p>
+      <w:pPr>
+        <w:pStyle w:val="Heading2"/>
+      </w:pPr>
+      <w:r>
+        <w:t>Pictorial question and changed-case reasoning</w:t>
+      </w:r>
+    </w:p>
+    <w:p>
+      <w:pPr>
+        <w:spacing w:line="336" w:lineRule="auto" w:after="180"/>
+      </w:pPr>
+      <w:r>
+        <w:rPr>
+          <w:b w:val="0"/>
+        </w:rPr>
+        <w:t xml:space="preserve">Why can the assistant not certify 15: 00 when the notice is missing? Point to the relevant step in the picture, then write the changed result and the rule or </w:t>
+      </w:r>
+      <w:r>
+        <w:rPr>
+          <w:b/>
+        </w:rPr>
+        <w:t>evidence</w:t>
+      </w:r>
+      <w:r>
+        <w:rPr>
+          <w:b w:val="0"/>
+        </w:rPr>
+        <w:t xml:space="preserve"> that supports it.</w:t>
+      </w:r>
+    </w:p>
+    <w:p>
+      <w:pPr>
+        <w:spacing w:line="336" w:lineRule="auto" w:after="180"/>
+      </w:pPr>
+      <w:r>
+        <w:rPr>
+          <w:b w:val="0"/>
+        </w:rPr>
+        <w:t xml:space="preserve">15: 00 came from an unsupported earlier </w:t>
+      </w:r>
+      <w:r>
+        <w:rPr>
+          <w:b/>
+        </w:rPr>
+        <w:t>output</w:t>
+      </w:r>
+      <w:r>
+        <w:rPr>
+          <w:b w:val="0"/>
+        </w:rPr>
+        <w:t xml:space="preserve">. Missing current </w:t>
+      </w:r>
+      <w:r>
+        <w:rPr>
+          <w:b/>
+        </w:rPr>
+        <w:t>evidence</w:t>
+      </w:r>
+      <w:r>
+        <w:rPr>
+          <w:b w:val="0"/>
+        </w:rPr>
+        <w:t xml:space="preserve"> requires an uncertainty statement, not substitution. Changed-case check: Report that the current time cannot be verified.</w:t>
+      </w:r>
+    </w:p>
+    <w:p>
+      <w:pPr>
+        <w:spacing w:line="336" w:lineRule="auto" w:after="180"/>
+      </w:pPr>
+      <w:r>
+        <w:rPr>
+          <w:b w:val="0"/>
+        </w:rPr>
+        <w:t xml:space="preserve">The unsupported old guess does not become current </w:t>
+      </w:r>
+      <w:r>
+        <w:rPr>
+          <w:b/>
+        </w:rPr>
+        <w:t>evidence</w:t>
+      </w:r>
+      <w:r>
+        <w:rPr>
+          <w:b w:val="0"/>
+        </w:rPr>
+        <w:t xml:space="preserve"> when </w:t>
+      </w:r>
+      <w:r>
+        <w:rPr>
+          <w:b/>
+        </w:rPr>
+        <w:t>retrieval</w:t>
+      </w:r>
+      <w:r>
+        <w:rPr>
+          <w:b w:val="0"/>
+        </w:rPr>
+        <w:t xml:space="preserve"> fails.</w:t>
+      </w:r>
+    </w:p>
+    <w:p>
+      <w:pPr>
+        <w:spacing w:line="336" w:lineRule="auto" w:after="180"/>
+      </w:pPr>
+      <w:r>
+        <w:rPr>
+          <w:b w:val="0"/>
+        </w:rPr>
+        <w:t xml:space="preserve">Changed-case reasoning: Report that the current time cannot be verified. The unsupported old guess does not become current </w:t>
+      </w:r>
+      <w:r>
+        <w:rPr>
+          <w:b/>
+        </w:rPr>
+        <w:t>evidence</w:t>
+      </w:r>
+      <w:r>
+        <w:rPr>
+          <w:b w:val="0"/>
+        </w:rPr>
+        <w:t xml:space="preserve"> when </w:t>
+      </w:r>
+      <w:r>
+        <w:rPr>
+          <w:b/>
+        </w:rPr>
+        <w:t>retrieval</w:t>
+      </w:r>
+      <w:r>
+        <w:rPr>
+          <w:b w:val="0"/>
+        </w:rPr>
+        <w:t xml:space="preserve"> fails.</w:t>
+      </w:r>
+    </w:p>
+    <w:p>
+      <w:pPr>
+        <w:spacing w:line="336" w:lineRule="auto" w:after="180"/>
+      </w:pPr>
+      <w:r>
+        <w:rPr>
+          <w:b w:val="0"/>
+        </w:rPr>
+        <w:t xml:space="preserve">Collect each learner’s explanation before discussion. Use the first missing connection between </w:t>
+      </w:r>
+      <w:r>
+        <w:rPr>
+          <w:b/>
+        </w:rPr>
+        <w:t>input</w:t>
+      </w:r>
+      <w:r>
+        <w:rPr>
+          <w:b w:val="0"/>
+        </w:rPr>
+        <w:t xml:space="preserve">, deciding step and result to choose support. This question is worked-case practice, not fresh mastery </w:t>
+      </w:r>
+      <w:r>
+        <w:rPr>
+          <w:b/>
+        </w:rPr>
+        <w:t>evidence</w:t>
+      </w:r>
+      <w:r>
+        <w:rPr>
+          <w:b w:val="0"/>
+        </w:rPr>
+        <w:t>.</w:t>
+      </w:r>
+    </w:p>
+    <w:p>
+      <w:pPr>
+        <w:pStyle w:val="Heading2"/>
+      </w:pPr>
+      <w:r>
+        <w:t>Keep each learner explaining</w:t>
+      </w:r>
+    </w:p>
+    <w:p>
+      <w:pPr>
+        <w:pStyle w:val="ListBullet"/>
+      </w:pPr>
+      <w:r>
+        <w:t>Ask: Which facts are given, and which would we have to assume? Learners mark relevant details before discussing answers.</w:t>
+      </w:r>
+    </w:p>
+    <w:p>
+      <w:pPr>
+        <w:pStyle w:val="ListBullet"/>
+      </w:pPr>
+      <w:r>
+        <w:t>Say: Predict first. Show the rule, information path or calculation that would produce the result. A correct guess is not yet an explanation.</w:t>
+      </w:r>
+    </w:p>
+    <w:p>
+      <w:pPr>
+        <w:pStyle w:val="ListBullet"/>
+      </w:pPr>
+      <w:r>
+        <w:t>In pairs, one learner solves while the other checks evidence; exchange roles. Remove the worked answer before independent assessment.</w:t>
+      </w:r>
+    </w:p>
+    <w:p>
+      <w:pPr>
+        <w:pStyle w:val="Heading2"/>
+      </w:pPr>
+      <w:r>
+        <w:t>Earlier wording, alternatives and picture transcripts · reference / check after trying</w:t>
+      </w:r>
+    </w:p>
+    <w:p>
+      <w:pPr>
+        <w:spacing w:line="336" w:lineRule="auto" w:after="180"/>
+      </w:pPr>
+      <w:r>
+        <w:rPr>
+          <w:b w:val="0"/>
+        </w:rPr>
+        <w:t>Demonstrate and guide practice</w:t>
       </w:r>
     </w:p>
     <w:p>
@@ -2145,7 +2817,87 @@
         <w:pStyle w:val="Heading3"/>
       </w:pPr>
       <w:r>
-        <w:t>What this example does not establish</w:t>
+        <w:t>Board sequence</w:t>
+      </w:r>
+    </w:p>
+    <w:p>
+      <w:pPr>
+        <w:spacing w:line="336" w:lineRule="auto" w:after="180"/>
+      </w:pPr>
+      <w:r>
+        <w:rPr>
+          <w:b w:val="0"/>
+        </w:rPr>
+        <w:t>Write the given facts: One assistant answers without search; another retrieves a handbook paragraph.</w:t>
+      </w:r>
+    </w:p>
+    <w:p>
+      <w:pPr>
+        <w:spacing w:line="336" w:lineRule="auto" w:after="180"/>
+      </w:pPr>
+      <w:r>
+        <w:rPr>
+          <w:b w:val="0"/>
+        </w:rPr>
+        <w:t xml:space="preserve">Write the question to explain: Compare </w:t>
+      </w:r>
+      <w:r>
+        <w:rPr>
+          <w:b/>
+        </w:rPr>
+        <w:t>evidence</w:t>
+      </w:r>
+      <w:r>
+        <w:rPr>
+          <w:b w:val="0"/>
+        </w:rPr>
+        <w:t xml:space="preserve"> trails.</w:t>
+      </w:r>
+    </w:p>
+    <w:p>
+      <w:pPr>
+        <w:spacing w:line="336" w:lineRule="auto" w:after="180"/>
+      </w:pPr>
+      <w:r>
+        <w:rPr>
+          <w:b w:val="0"/>
+        </w:rPr>
+        <w:t xml:space="preserve">Reveal after </w:t>
+      </w:r>
+      <w:r>
+        <w:rPr>
+          <w:b/>
+        </w:rPr>
+        <w:t>prediction</w:t>
+      </w:r>
+      <w:r>
+        <w:rPr>
+          <w:b w:val="0"/>
+        </w:rPr>
+        <w:t xml:space="preserve">s: The first uses learned patterns without an inspected source. The second supplies a passage that can be checked. </w:t>
+      </w:r>
+      <w:r>
+        <w:rPr>
+          <w:b/>
+        </w:rPr>
+        <w:t>Retrieval</w:t>
+      </w:r>
+      <w:r>
+        <w:rPr>
+          <w:b w:val="0"/>
+        </w:rPr>
+        <w:t xml:space="preserve"> still does not guarantee correct use.</w:t>
+      </w:r>
+    </w:p>
+    <w:p>
+      <w:pPr>
+        <w:spacing w:line="336" w:lineRule="auto" w:after="180"/>
+      </w:pPr>
+      <w:r>
+        <w:rPr>
+          <w:b w:val="0"/>
+        </w:rPr>
+        <w:t>Use the earlier changed question as optional later practice. Reserve Inspect a new student corpus result independently for the first independent attempt before hints or feedback.</w:t>
       </w:r>
     </w:p>
     <w:p>
@@ -2153,410 +2905,18 @@
         <w:pStyle w:val="Heading3"/>
       </w:pPr>
       <w:r>
-        <w:t>Keep the stated limit</w:t>
+        <w:t>Classroom dialogue</w:t>
       </w:r>
     </w:p>
     <w:p>
       <w:pPr>
         <w:spacing w:line="336" w:lineRule="auto" w:after="180"/>
-        <w:shd w:fill="FFF5E6"/>
-      </w:pPr>
-      <w:r>
-        <w:rPr>
-          <w:b w:val="0"/>
-        </w:rPr>
-        <w:t>A retrieved document can itself be wrong or outdated; source approval, date and scope still need checking.</w:t>
-      </w:r>
-    </w:p>
-    <w:p>
-      <w:pPr>
-        <w:pStyle w:val="Heading3"/>
-      </w:pPr>
-      <w:r>
-        <w:t>Change one thing in the pictured case</w:t>
-      </w:r>
-    </w:p>
-    <w:p>
-      <w:pPr>
-        <w:pStyle w:val="Heading3"/>
-      </w:pPr>
-      <w:r>
-        <w:t>Change one thing</w:t>
-      </w:r>
-    </w:p>
-    <w:p>
-      <w:pPr>
-        <w:spacing w:line="336" w:lineRule="auto" w:after="180"/>
-        <w:shd w:fill="F5F1FB"/>
-      </w:pPr>
-      <w:r>
-        <w:rPr>
-          <w:b w:val="0"/>
-        </w:rPr>
-        <w:t>Change: LIB-v = 2 is unavailable.</w:t>
-      </w:r>
-    </w:p>
-    <w:p>
-      <w:pPr>
-        <w:pStyle w:val="Heading3"/>
-      </w:pPr>
-      <w:r>
-        <w:t>Predicted result</w:t>
-      </w:r>
-    </w:p>
-    <w:p>
-      <w:pPr>
-        <w:spacing w:line="336" w:lineRule="auto" w:after="180"/>
-        <w:shd w:fill="F1F6FC"/>
-      </w:pPr>
-      <w:r>
-        <w:rPr>
-          <w:b/>
-        </w:rPr>
-        <w:t>Prediction</w:t>
-      </w:r>
-      <w:r>
-        <w:rPr>
-          <w:b w:val="0"/>
-        </w:rPr>
-        <w:t>: Report that the current time cannot be verified.</w:t>
-      </w:r>
-    </w:p>
-    <w:p>
-      <w:pPr>
-        <w:pStyle w:val="Heading3"/>
-      </w:pPr>
-      <w:r>
-        <w:t>Why the result follows</w:t>
-      </w:r>
-    </w:p>
-    <w:p>
-      <w:pPr>
-        <w:spacing w:line="336" w:lineRule="auto" w:after="180"/>
-        <w:shd w:fill="F1F6FC"/>
-      </w:pPr>
-      <w:r>
-        <w:rPr>
-          <w:b w:val="0"/>
-        </w:rPr>
-        <w:t xml:space="preserve">Reason: The unsupported old guess does not become current </w:t>
-      </w:r>
-      <w:r>
-        <w:rPr>
-          <w:b/>
-        </w:rPr>
-        <w:t>evidence</w:t>
-      </w:r>
-      <w:r>
-        <w:rPr>
-          <w:b w:val="0"/>
-        </w:rPr>
-        <w:t xml:space="preserve"> when </w:t>
-      </w:r>
-      <w:r>
-        <w:rPr>
-          <w:b/>
-        </w:rPr>
-        <w:t>retrieval</w:t>
-      </w:r>
-      <w:r>
-        <w:rPr>
-          <w:b w:val="0"/>
-        </w:rPr>
-        <w:t xml:space="preserve"> fails.</w:t>
-      </w:r>
-    </w:p>
-    <w:p>
-      <w:pPr>
-        <w:pStyle w:val="Heading3"/>
-      </w:pPr>
-      <w:r>
-        <w:t>Ask while showing the picture</w:t>
-      </w:r>
-    </w:p>
-    <w:p>
-      <w:pPr>
-        <w:pStyle w:val="Heading3"/>
-      </w:pPr>
-      <w:r>
-        <w:t>Ask while showing the picture · 4</w:t>
-      </w:r>
-    </w:p>
-    <w:p>
-      <w:pPr>
-        <w:spacing w:line="336" w:lineRule="auto" w:after="180"/>
-      </w:pPr>
-      <w:r>
-        <w:rPr>
-          <w:b w:val="0"/>
-        </w:rPr>
-        <w:t xml:space="preserve">Cover the result. Ask learners to name the </w:t>
-      </w:r>
-      <w:r>
-        <w:rPr>
-          <w:b/>
-        </w:rPr>
-        <w:t>input</w:t>
-      </w:r>
-      <w:r>
-        <w:rPr>
-          <w:b w:val="0"/>
-        </w:rPr>
-        <w:t xml:space="preserve">s and predict the next step. Uncover one step, connect the icon to the actual procedure, and explain its </w:t>
-      </w:r>
-      <w:r>
-        <w:rPr>
-          <w:b/>
-        </w:rPr>
-        <w:t>evidence</w:t>
-      </w:r>
-      <w:r>
-        <w:rPr>
-          <w:b w:val="0"/>
-        </w:rPr>
-        <w:t>. Then change the supplied condition and compare.</w:t>
-      </w:r>
-    </w:p>
-    <w:p>
-      <w:pPr>
-        <w:spacing w:line="336" w:lineRule="auto" w:after="180"/>
-      </w:pPr>
-      <w:r>
-        <w:rPr>
-          <w:b w:val="0"/>
-        </w:rPr>
-        <w:t>The picture is a representation; it does not document execution of a real AI model.</w:t>
-      </w:r>
-    </w:p>
-    <w:p>
-      <w:pPr>
-        <w:pStyle w:val="Heading1"/>
-      </w:pPr>
-      <w:r>
-        <w:t>03. Demonstrate and guide practice</w:t>
-      </w:r>
-    </w:p>
-    <w:p>
-      <w:r>
-        <w:t>Demonstrate Model Memory vs Retrieval, reduce support deliberately and check individual reasoning before discussing answers.</w:t>
-      </w:r>
-    </w:p>
-    <w:p>
-      <w:pPr>
-        <w:pStyle w:val="Heading3"/>
-      </w:pPr>
-      <w:r>
-        <w:t>Board sequence</w:t>
-      </w:r>
-    </w:p>
-    <w:p>
-      <w:pPr>
-        <w:pStyle w:val="Heading3"/>
-      </w:pPr>
-      <w:r>
-        <w:t>1. Put the facts on the board</w:t>
-      </w:r>
-    </w:p>
-    <w:p>
-      <w:pPr>
-        <w:spacing w:line="336" w:lineRule="auto" w:after="180"/>
-        <w:shd w:fill="F4F9FC"/>
-      </w:pPr>
-      <w:r>
-        <w:rPr>
-          <w:b w:val="0"/>
-        </w:rPr>
-        <w:t>Write the given facts: One assistant answers without search; another retrieves a handbook paragraph.</w:t>
-      </w:r>
-    </w:p>
-    <w:p>
-      <w:pPr>
-        <w:pStyle w:val="Heading3"/>
-      </w:pPr>
-      <w:r>
-        <w:t>2. State the decision to explain</w:t>
-      </w:r>
-    </w:p>
-    <w:p>
-      <w:pPr>
-        <w:spacing w:line="336" w:lineRule="auto" w:after="180"/>
-        <w:shd w:fill="F4F9FC"/>
-      </w:pPr>
-      <w:r>
-        <w:rPr>
-          <w:b w:val="0"/>
-        </w:rPr>
-        <w:t xml:space="preserve">Write the question to explain: Compare </w:t>
-      </w:r>
-      <w:r>
-        <w:rPr>
-          <w:b/>
-        </w:rPr>
-        <w:t>evidence</w:t>
-      </w:r>
-      <w:r>
-        <w:rPr>
-          <w:b w:val="0"/>
-        </w:rPr>
-        <w:t xml:space="preserve"> trails.</w:t>
-      </w:r>
-    </w:p>
-    <w:p>
-      <w:pPr>
-        <w:pStyle w:val="Heading3"/>
-      </w:pPr>
-      <w:r>
-        <w:t>3. Reveal the worked reasoning</w:t>
-      </w:r>
-    </w:p>
-    <w:p>
-      <w:pPr>
-        <w:spacing w:line="336" w:lineRule="auto" w:after="180"/>
-        <w:shd w:fill="F1F6FC"/>
-      </w:pPr>
-      <w:r>
-        <w:rPr>
-          <w:b w:val="0"/>
-        </w:rPr>
-        <w:t xml:space="preserve">Reveal after </w:t>
-      </w:r>
-      <w:r>
-        <w:rPr>
-          <w:b/>
-        </w:rPr>
-        <w:t>prediction</w:t>
-      </w:r>
-      <w:r>
-        <w:rPr>
-          <w:b w:val="0"/>
-        </w:rPr>
-        <w:t xml:space="preserve">s: The first uses learned patterns without an inspected source. The second supplies a passage that can be checked. </w:t>
-      </w:r>
-      <w:r>
-        <w:rPr>
-          <w:b/>
-        </w:rPr>
-        <w:t>Retrieval</w:t>
-      </w:r>
-      <w:r>
-        <w:rPr>
-          <w:b w:val="0"/>
-        </w:rPr>
-        <w:t xml:space="preserve"> still does not guarantee correct use.</w:t>
-      </w:r>
-    </w:p>
-    <w:p>
-      <w:pPr>
-        <w:pStyle w:val="Heading3"/>
-      </w:pPr>
-      <w:r>
-        <w:t>Hold back the independent task</w:t>
-      </w:r>
-    </w:p>
-    <w:p>
-      <w:pPr>
-        <w:spacing w:line="336" w:lineRule="auto" w:after="180"/>
-        <w:shd w:fill="F5F1FB"/>
-      </w:pPr>
-      <w:r>
-        <w:rPr>
-          <w:b w:val="0"/>
-        </w:rPr>
-        <w:t xml:space="preserve">Keep for an independent attempt: A model recalls last year's opening hours; a retrieved current notice gives different hours. How should the answer use this </w:t>
-      </w:r>
-      <w:r>
-        <w:rPr>
-          <w:b/>
-        </w:rPr>
-        <w:t>evidence</w:t>
-      </w:r>
-      <w:r>
-        <w:rPr>
-          <w:b w:val="0"/>
-        </w:rPr>
-        <w:t>?</w:t>
-      </w:r>
-    </w:p>
-    <w:p>
-      <w:pPr>
-        <w:pStyle w:val="Heading3"/>
-      </w:pPr>
-      <w:r>
-        <w:t>Classroom dialogue</w:t>
-      </w:r>
-    </w:p>
-    <w:p>
-      <w:pPr>
-        <w:pStyle w:val="Heading3"/>
-      </w:pPr>
-      <w:r>
-        <w:t>Ask the class</w:t>
-      </w:r>
-    </w:p>
-    <w:p>
-      <w:pPr>
-        <w:spacing w:line="336" w:lineRule="auto" w:after="180"/>
-        <w:shd w:fill="F5F1FB"/>
-      </w:pPr>
-      <w:r>
-        <w:rPr>
-          <w:b w:val="0"/>
-        </w:rPr>
-        <w:t>Ask: Which facts are given, and which would we have to assume? Learners mark relevant details before discussing answers.</w:t>
-      </w:r>
-    </w:p>
-    <w:p>
-      <w:pPr>
-        <w:pStyle w:val="Heading3"/>
-      </w:pPr>
-      <w:r>
-        <w:t>Language to model</w:t>
-      </w:r>
-    </w:p>
-    <w:p>
-      <w:pPr>
-        <w:spacing w:line="336" w:lineRule="auto" w:after="180"/>
-        <w:shd w:fill="F1F6F8"/>
-      </w:pPr>
-      <w:r>
-        <w:rPr>
-          <w:b w:val="0"/>
-        </w:rPr>
-        <w:t>Say: Predict first. Show the rule, information path or calculation that would produce the result. A correct guess is not yet an explanation.</w:t>
-      </w:r>
-    </w:p>
-    <w:p>
-      <w:pPr>
-        <w:spacing w:line="336" w:lineRule="auto" w:after="180"/>
       </w:pPr>
       <w:r>
         <w:rPr>
           <w:b w:val="0"/>
         </w:rPr>
         <w:t>Reveal reasoning one step at a time. Explain why a tempting alternative fails. Write units and denominators for arithmetic, trace conditions for decisions, and identify supporting sources for claims.</w:t>
-      </w:r>
-    </w:p>
-    <w:p>
-      <w:pPr>
-        <w:spacing w:line="336" w:lineRule="auto" w:after="180"/>
-      </w:pPr>
-      <w:r>
-        <w:rPr>
-          <w:b w:val="0"/>
-        </w:rPr>
-        <w:t xml:space="preserve">In pairs, one learner solves while the other checks </w:t>
-      </w:r>
-      <w:r>
-        <w:rPr>
-          <w:b/>
-        </w:rPr>
-        <w:t>evidence</w:t>
-      </w:r>
-      <w:r>
-        <w:rPr>
-          <w:b w:val="0"/>
-        </w:rPr>
-        <w:t>; exchange roles. Remove the worked answer before independent assessment.</w:t>
       </w:r>
     </w:p>
     <w:p>
@@ -2917,578 +3277,114 @@
         <w:pStyle w:val="Heading3"/>
       </w:pPr>
       <w:r>
-        <w:t>Completion practice</w:t>
+        <w:t>Individual reasoning check</w:t>
+      </w:r>
+    </w:p>
+    <w:p>
+      <w:pPr>
+        <w:pStyle w:val="Heading3"/>
+      </w:pPr>
+      <w:r>
+        <w:t>Pictorial practice question</w:t>
+      </w:r>
+    </w:p>
+    <w:p>
+      <w:pPr>
+        <w:pStyle w:val="Heading3"/>
+      </w:pPr>
+      <w:r>
+        <w:t>Reasoned teacher answer</w:t>
+      </w:r>
+    </w:p>
+    <w:p>
+      <w:pPr>
+        <w:pStyle w:val="Heading1"/>
+      </w:pPr>
+      <w:r>
+        <w:t>04. Run the supplied investigation</w:t>
+      </w:r>
+    </w:p>
+    <w:p>
+      <w:r>
+        <w:t>Keep expected results, observed paper traces and remaining limits distinguishable.</w:t>
+      </w:r>
+    </w:p>
+    <w:p>
+      <w:pPr>
+        <w:pStyle w:val="Heading2"/>
+      </w:pPr>
+      <w:r>
+        <w:t>Supplied materials and answer guidance</w:t>
       </w:r>
     </w:p>
     <w:p>
       <w:pPr>
         <w:spacing w:line="336" w:lineRule="auto" w:after="180"/>
-        <w:shd w:fill="F5F1FB"/>
-      </w:pPr>
-      <w:r>
-        <w:rPr>
-          <w:b w:val="0"/>
-        </w:rPr>
-        <w:t xml:space="preserve">Completion task: </w:t>
-      </w:r>
-      <w:r>
-        <w:rPr>
-          <w:b/>
-        </w:rPr>
-        <w:t>Index</w:t>
-      </w:r>
-      <w:r>
-        <w:rPr>
-          <w:b w:val="0"/>
-        </w:rPr>
-        <w:t xml:space="preserve"> v1 contains notice N1 for room A. </w:t>
-      </w:r>
-      <w:r>
-        <w:rPr>
-          <w:b/>
-        </w:rPr>
-        <w:t>Corpus</w:t>
-      </w:r>
-      <w:r>
-        <w:rPr>
-          <w:b w:val="0"/>
-        </w:rPr>
-        <w:t xml:space="preserve"> v2 supersedes it with N2 for room B, but the query still returns N1. What can be reported? Show the intermediate steps and give the conclusion with its scope.</w:t>
-      </w:r>
-    </w:p>
-    <w:p>
-      <w:pPr>
-        <w:pStyle w:val="Heading3"/>
-      </w:pPr>
-      <w:r>
-        <w:t>Reasoning to listen for</w:t>
+      </w:pPr>
+      <w:r>
+        <w:rPr>
+          <w:b w:val="0"/>
+        </w:rPr>
+        <w:t>Twelve-card routes:1–2 generate clearly labelled fiction;3 retrieve LIB-v2 and answer16:00;4 use the approved amendment chain for Hall3;5 calculate75%;6 convert units for2.5km;7 current time unverified, request source;8 invalid June31, request intent;9 do not retrieve/disclose restricted R without authorisation;10 request missing handbook rather than invent quotation;11 refresh stale N1 against authorised corpus;12 retrieve then calculate75%.</w:t>
       </w:r>
     </w:p>
     <w:p>
       <w:pPr>
         <w:spacing w:line="336" w:lineRule="auto" w:after="180"/>
-        <w:shd w:fill="F1F6FC"/>
-      </w:pPr>
-      <w:r>
-        <w:rPr>
-          <w:b w:val="0"/>
-        </w:rPr>
-        <w:t xml:space="preserve">Teacher check: Teacher explanation: The stale </w:t>
-      </w:r>
-      <w:r>
-        <w:rPr>
-          <w:b/>
-        </w:rPr>
-        <w:t>index</w:t>
-      </w:r>
-      <w:r>
-        <w:rPr>
-          <w:b w:val="0"/>
-        </w:rPr>
-        <w:t xml:space="preserve"> returns old </w:t>
-      </w:r>
-      <w:r>
-        <w:rPr>
-          <w:b/>
-        </w:rPr>
-        <w:t>evidence</w:t>
-      </w:r>
-      <w:r>
-        <w:rPr>
-          <w:b w:val="0"/>
-        </w:rPr>
-        <w:t xml:space="preserve">. It cannot establish current room approval; refresh against authorised </w:t>
-      </w:r>
-      <w:r>
-        <w:rPr>
-          <w:b/>
-        </w:rPr>
-        <w:t>corpus</w:t>
-      </w:r>
-      <w:r>
-        <w:rPr>
-          <w:b w:val="0"/>
-        </w:rPr>
-        <w:t xml:space="preserve"> v2 or report unresolved </w:t>
-      </w:r>
-      <w:r>
-        <w:rPr>
-          <w:b/>
-        </w:rPr>
-        <w:t>freshness</w:t>
-      </w:r>
-      <w:r>
-        <w:rPr>
-          <w:b w:val="0"/>
-        </w:rPr>
-        <w:t>.</w:t>
-      </w:r>
-    </w:p>
-    <w:p>
-      <w:pPr>
-        <w:spacing w:line="336" w:lineRule="auto" w:after="180"/>
-      </w:pPr>
-      <w:r>
-        <w:rPr>
-          <w:b w:val="0"/>
-        </w:rPr>
-        <w:t xml:space="preserve">Start by identifying the given </w:t>
-      </w:r>
-      <w:r>
-        <w:rPr>
-          <w:b/>
-        </w:rPr>
-        <w:t>input</w:t>
-      </w:r>
-      <w:r>
-        <w:rPr>
-          <w:b w:val="0"/>
-        </w:rPr>
-        <w:t>s together. Leave the intermediate steps blank. If needed, model one step, then withdraw that help on the next step. Move to a full trace only when the partial trace is understood.</w:t>
-      </w:r>
-    </w:p>
-    <w:p>
-      <w:pPr>
-        <w:spacing w:line="336" w:lineRule="auto" w:after="180"/>
-      </w:pPr>
-      <w:r>
-        <w:rPr>
-          <w:b w:val="0"/>
-        </w:rPr>
-        <w:t>For partners, alternate explainer and checker; collect a response from every learner before discussion.</w:t>
-      </w:r>
-    </w:p>
-    <w:p>
-      <w:pPr>
-        <w:pStyle w:val="Heading3"/>
-      </w:pPr>
-      <w:r>
-        <w:t>Individual reasoning check</w:t>
-      </w:r>
-    </w:p>
-    <w:p>
-      <w:pPr>
-        <w:spacing w:line="336" w:lineRule="auto" w:after="180"/>
-      </w:pPr>
-      <w:r>
-        <w:rPr>
-          <w:b w:val="0"/>
-        </w:rPr>
-        <w:t xml:space="preserve">Use the worked case for </w:t>
-      </w:r>
-      <w:r>
-        <w:rPr>
-          <w:b/>
-        </w:rPr>
-        <w:t>Retrieval</w:t>
-      </w:r>
-      <w:r>
-        <w:rPr>
-          <w:b w:val="0"/>
-        </w:rPr>
-        <w:t xml:space="preserve"> and </w:t>
-      </w:r>
-      <w:r>
-        <w:rPr>
-          <w:b/>
-        </w:rPr>
-        <w:t>index</w:t>
-      </w:r>
-      <w:r>
-        <w:rPr>
-          <w:b w:val="0"/>
-        </w:rPr>
-        <w:t>ing. Proposed explanation: “The worked result establishes every future case”. Decide whether this explanation is supported.</w:t>
-      </w:r>
-    </w:p>
-    <w:p>
-      <w:pPr>
-        <w:spacing w:line="336" w:lineRule="auto" w:after="180"/>
-      </w:pPr>
-      <w:r>
-        <w:rPr>
-          <w:b w:val="0"/>
-        </w:rPr>
-        <w:t>Point to the step or supplied fact that decides; explain your repair if needed.</w:t>
-      </w:r>
-    </w:p>
-    <w:p>
-      <w:pPr>
-        <w:pStyle w:val="Heading3"/>
-      </w:pPr>
-      <w:r>
-        <w:t>Expected repair</w:t>
-      </w:r>
-    </w:p>
-    <w:p>
-      <w:pPr>
-        <w:spacing w:line="336" w:lineRule="auto" w:after="180"/>
-        <w:shd w:fill="F1F6FC"/>
-      </w:pPr>
-      <w:r>
-        <w:rPr>
-          <w:b w:val="0"/>
-        </w:rPr>
-        <w:t xml:space="preserve">Expected correction: High </w:t>
-      </w:r>
-      <w:r>
-        <w:rPr>
-          <w:b/>
-        </w:rPr>
-        <w:t>retrieval</w:t>
-      </w:r>
-      <w:r>
-        <w:rPr>
-          <w:b w:val="0"/>
-        </w:rPr>
-        <w:t xml:space="preserve"> similarity does not override permissions or make an obsolete source current.</w:t>
-      </w:r>
-    </w:p>
-    <w:p>
-      <w:pPr>
-        <w:spacing w:line="336" w:lineRule="auto" w:after="180"/>
-      </w:pPr>
-      <w:r>
-        <w:rPr>
-          <w:b w:val="0"/>
-        </w:rPr>
-        <w:t>Collect explanations, not only yes/no votes. If a misunderstanding is common, re-model the relevant step for the class.</w:t>
-      </w:r>
-    </w:p>
-    <w:p>
-      <w:pPr>
-        <w:spacing w:line="336" w:lineRule="auto" w:after="180"/>
-      </w:pPr>
-      <w:r>
-        <w:rPr>
-          <w:b w:val="0"/>
-        </w:rPr>
-        <w:t>If it affects a few learners, give a short targeted group explanation while others solve a more demanding variation.</w:t>
-      </w:r>
-    </w:p>
-    <w:p>
-      <w:pPr>
-        <w:pStyle w:val="Heading3"/>
-      </w:pPr>
-      <w:r>
-        <w:t>Pictorial practice question</w:t>
-      </w:r>
-    </w:p>
-    <w:p>
-      <w:pPr>
-        <w:spacing w:line="336" w:lineRule="auto" w:after="180"/>
-      </w:pPr>
-      <w:r>
-        <w:rPr>
-          <w:b w:val="0"/>
-        </w:rPr>
-        <w:t xml:space="preserve">Why can the assistant not certify 15: 00 when the notice is missing? Point to the relevant step in the picture, then write the changed result and the rule or </w:t>
-      </w:r>
-      <w:r>
-        <w:rPr>
-          <w:b/>
-        </w:rPr>
-        <w:t>evidence</w:t>
-      </w:r>
-      <w:r>
-        <w:rPr>
-          <w:b w:val="0"/>
-        </w:rPr>
-        <w:t xml:space="preserve"> that supports it.</w:t>
-      </w:r>
-    </w:p>
-    <w:p>
-      <w:pPr>
-        <w:pStyle w:val="Heading3"/>
-      </w:pPr>
-      <w:r>
-        <w:t>Reasoned teacher answer</w:t>
-      </w:r>
-    </w:p>
-    <w:p>
-      <w:pPr>
-        <w:spacing w:line="336" w:lineRule="auto" w:after="180"/>
-      </w:pPr>
-      <w:r>
-        <w:rPr>
-          <w:b w:val="0"/>
-        </w:rPr>
-        <w:t xml:space="preserve">15: 00 came from an unsupported earlier </w:t>
-      </w:r>
-      <w:r>
-        <w:rPr>
-          <w:b/>
-        </w:rPr>
-        <w:t>output</w:t>
-      </w:r>
-      <w:r>
-        <w:rPr>
-          <w:b w:val="0"/>
-        </w:rPr>
-        <w:t xml:space="preserve">. Missing current </w:t>
-      </w:r>
-      <w:r>
-        <w:rPr>
-          <w:b/>
-        </w:rPr>
-        <w:t>evidence</w:t>
-      </w:r>
-      <w:r>
-        <w:rPr>
-          <w:b w:val="0"/>
-        </w:rPr>
-        <w:t xml:space="preserve"> requires an uncertainty statement, not substitution. Changed-case check: Report that the current time cannot be verified.</w:t>
-      </w:r>
-    </w:p>
-    <w:p>
-      <w:pPr>
-        <w:spacing w:line="336" w:lineRule="auto" w:after="180"/>
-      </w:pPr>
-      <w:r>
-        <w:rPr>
-          <w:b w:val="0"/>
-        </w:rPr>
-        <w:t xml:space="preserve">The unsupported old guess does not become current </w:t>
-      </w:r>
-      <w:r>
-        <w:rPr>
-          <w:b/>
-        </w:rPr>
-        <w:t>evidence</w:t>
-      </w:r>
-      <w:r>
-        <w:rPr>
-          <w:b w:val="0"/>
-        </w:rPr>
-        <w:t xml:space="preserve"> when </w:t>
-      </w:r>
-      <w:r>
-        <w:rPr>
-          <w:b/>
-        </w:rPr>
-        <w:t>retrieval</w:t>
-      </w:r>
-      <w:r>
-        <w:rPr>
-          <w:b w:val="0"/>
-        </w:rPr>
-        <w:t xml:space="preserve"> fails.</w:t>
-      </w:r>
-    </w:p>
-    <w:p>
-      <w:pPr>
-        <w:spacing w:line="336" w:lineRule="auto" w:after="180"/>
-      </w:pPr>
-      <w:r>
-        <w:rPr>
-          <w:b w:val="0"/>
-        </w:rPr>
-        <w:t xml:space="preserve">Changed-case reasoning: Report that the current time cannot be verified. The unsupported old guess does not become current </w:t>
-      </w:r>
-      <w:r>
-        <w:rPr>
-          <w:b/>
-        </w:rPr>
-        <w:t>evidence</w:t>
-      </w:r>
-      <w:r>
-        <w:rPr>
-          <w:b w:val="0"/>
-        </w:rPr>
-        <w:t xml:space="preserve"> when </w:t>
-      </w:r>
-      <w:r>
-        <w:rPr>
-          <w:b/>
-        </w:rPr>
-        <w:t>retrieval</w:t>
-      </w:r>
-      <w:r>
-        <w:rPr>
-          <w:b w:val="0"/>
-        </w:rPr>
-        <w:t xml:space="preserve"> fails.</w:t>
-      </w:r>
-    </w:p>
-    <w:p>
-      <w:pPr>
-        <w:spacing w:line="336" w:lineRule="auto" w:after="180"/>
-      </w:pPr>
-      <w:r>
-        <w:rPr>
-          <w:b w:val="0"/>
-        </w:rPr>
-        <w:t xml:space="preserve">Collect each learner’s explanation before discussion. Use the first missing connection between </w:t>
-      </w:r>
-      <w:r>
-        <w:rPr>
-          <w:b/>
-        </w:rPr>
-        <w:t>input</w:t>
-      </w:r>
-      <w:r>
-        <w:rPr>
-          <w:b w:val="0"/>
-        </w:rPr>
-        <w:t xml:space="preserve">, deciding step and result to choose support. This question is worked-case practice, not fresh mastery </w:t>
-      </w:r>
-      <w:r>
-        <w:rPr>
-          <w:b/>
-        </w:rPr>
-        <w:t>evidence</w:t>
-      </w:r>
-      <w:r>
-        <w:rPr>
-          <w:b w:val="0"/>
-        </w:rPr>
-        <w:t>.</w:t>
-      </w:r>
-    </w:p>
-    <w:p>
-      <w:pPr>
-        <w:pStyle w:val="Heading1"/>
-      </w:pPr>
-      <w:r>
-        <w:t>04. Run the weekly evidence lab</w:t>
-      </w:r>
-    </w:p>
-    <w:p>
-      <w:r>
-        <w:t>Run the Model Memory vs Retrieval investigation and use the first unsupported step to choose a teaching response.</w:t>
-      </w:r>
-    </w:p>
-    <w:p>
-      <w:pPr>
-        <w:spacing w:line="336" w:lineRule="auto" w:after="180"/>
-      </w:pPr>
-      <w:r>
-        <w:rPr>
-          <w:b w:val="0"/>
-        </w:rPr>
-        <w:t>Words You Can Use to Reason</w:t>
-      </w:r>
-    </w:p>
-    <w:p>
-      <w:pPr>
-        <w:spacing w:line="336" w:lineRule="auto" w:after="180"/>
-      </w:pPr>
-      <w:r>
-        <w:rPr>
-          <w:b w:val="0"/>
-        </w:rPr>
-        <w:t>A definition matters when you can recognize the idea, use it, and contrast it with a near-miss.</w:t>
-      </w:r>
-    </w:p>
-    <w:p>
-      <w:pPr>
-        <w:spacing w:line="336" w:lineRule="auto" w:after="180"/>
-      </w:pPr>
-      <w:r>
-        <w:rPr>
-          <w:b w:val="0"/>
-        </w:rPr>
+      </w:pPr>
+      <w:r>
+        <w:rPr>
+          <w:b w:val="0"/>
+        </w:rPr>
+        <w:t>Routes can combine. Independent P/T/W: only public active P is eligible; restricted T and withdrawn W must not reach student generation context. Hiding a citation after generation is insufficient.</w:t>
+      </w:r>
+    </w:p>
+    <w:p>
+      <w:pPr>
+        <w:pStyle w:val="Heading2"/>
+      </w:pPr>
+      <w:r>
+        <w:t>Run and record</w:t>
+      </w:r>
+    </w:p>
+    <w:p>
+      <w:pPr>
+        <w:pStyle w:val="ListNumber"/>
+      </w:pPr>
+      <w:r>
         <w:t>Predict → Test → Record → Explain</w:t>
       </w:r>
     </w:p>
     <w:p>
       <w:pPr>
-        <w:spacing w:line="336" w:lineRule="auto" w:after="180"/>
-      </w:pPr>
-      <w:r>
-        <w:rPr>
-          <w:b w:val="0"/>
-        </w:rPr>
+        <w:pStyle w:val="ListNumber"/>
+      </w:pPr>
+      <w:r>
         <w:t>Keep expected and actual results separate. Surprises are useful data when recorded honestly.</w:t>
       </w:r>
     </w:p>
     <w:p>
       <w:pPr>
-        <w:spacing w:line="336" w:lineRule="auto" w:after="180"/>
-      </w:pPr>
-      <w:r>
-        <w:rPr>
-          <w:b w:val="0"/>
-        </w:rPr>
-        <w:t xml:space="preserve">Route twelve questions to model, </w:t>
-      </w:r>
-      <w:r>
-        <w:rPr>
-          <w:b/>
-        </w:rPr>
-        <w:t>retrieval</w:t>
-      </w:r>
-      <w:r>
-        <w:rPr>
-          <w:b w:val="0"/>
-        </w:rPr>
-        <w:t xml:space="preserve">, calculator, or </w:t>
-      </w:r>
-      <w:r>
-        <w:rPr>
-          <w:b/>
-        </w:rPr>
-        <w:t>abstain</w:t>
-      </w:r>
-      <w:r>
-        <w:rPr>
-          <w:b w:val="0"/>
-        </w:rPr>
-        <w:t xml:space="preserve">; defend the </w:t>
-      </w:r>
-      <w:r>
-        <w:rPr>
-          <w:b/>
-        </w:rPr>
-        <w:t>evidence</w:t>
-      </w:r>
-      <w:r>
-        <w:rPr>
-          <w:b w:val="0"/>
-        </w:rPr>
-        <w:t xml:space="preserve"> requirement for each.</w:t>
-      </w:r>
-    </w:p>
-    <w:p>
-      <w:pPr>
-        <w:spacing w:line="336" w:lineRule="auto" w:after="180"/>
-        <w:shd w:fill="F5F1FB"/>
-      </w:pPr>
-      <w:r>
-        <w:rPr>
-          <w:b w:val="0"/>
-        </w:rPr>
+        <w:pStyle w:val="ListNumber"/>
+      </w:pPr>
+      <w:r>
+        <w:t>Use the twelve supplied fictional request cards. Choose generation, retrieval, calculation or an evidence-seeking fallback; allow combined routes. Defend the exact source requirement and keep predicted routes separate from observed paper traces.</w:t>
+      </w:r>
+    </w:p>
+    <w:p>
+      <w:pPr>
+        <w:pStyle w:val="ListNumber"/>
+      </w:pPr>
+      <w:r>
         <w:t>What did the hardest test teach you that the normal test did not?</w:t>
       </w:r>
     </w:p>
     <w:p>
       <w:pPr>
-        <w:pStyle w:val="Heading3"/>
-      </w:pPr>
-      <w:r>
-        <w:t>Make the lab runnable</w:t>
-      </w:r>
-    </w:p>
-    <w:p>
-      <w:pPr>
-        <w:spacing w:line="336" w:lineRule="auto" w:after="180"/>
-      </w:pPr>
-      <w:r>
-        <w:rPr>
-          <w:b w:val="0"/>
-        </w:rPr>
-        <w:t>Use the concrete case as the shared normal case and the independent question as a second case. Each pair creates a boundary or missing-information case and predicts its result before testing.</w:t>
-      </w:r>
-    </w:p>
-    <w:p>
-      <w:pPr>
-        <w:spacing w:line="336" w:lineRule="auto" w:after="180"/>
-      </w:pPr>
-      <w:r>
-        <w:rPr>
-          <w:b w:val="0"/>
-        </w:rPr>
-        <w:t>Keep the expected result separate from an observed mistake.</w:t>
+        <w:pStyle w:val="Heading2"/>
+      </w:pPr>
+      <w:r>
+        <w:t>Keep an inspectable record</w:t>
       </w:r>
     </w:p>
     <w:tbl>
@@ -3639,10 +3535,10 @@
     </w:tbl>
     <w:p>
       <w:pPr>
-        <w:pStyle w:val="Heading3"/>
-      </w:pPr>
-      <w:r>
-        <w:t>Diagnose and reteach</w:t>
+        <w:pStyle w:val="Heading2"/>
+      </w:pPr>
+      <w:r>
+        <w:t>Diagnose the first misunderstanding</w:t>
       </w:r>
     </w:p>
     <w:p>
@@ -3653,7 +3549,19 @@
         <w:rPr>
           <w:b w:val="0"/>
         </w:rPr>
-        <w:t>For guessing, return to given facts and request a trace. For vocabulary without application, use one example and one non-example. For arithmetic errors, check the setup before the calculation.</w:t>
+        <w:t xml:space="preserve">The worked result establishes every future case: High </w:t>
+      </w:r>
+      <w:r>
+        <w:rPr>
+          <w:b/>
+        </w:rPr>
+        <w:t>retrieval</w:t>
+      </w:r>
+      <w:r>
+        <w:rPr>
+          <w:b w:val="0"/>
+        </w:rPr>
+        <w:t xml:space="preserve"> similarity does not override permissions or make an obsolete source current.</w:t>
       </w:r>
     </w:p>
     <w:p>
@@ -3664,15 +3572,31 @@
         <w:rPr>
           <w:b w:val="0"/>
         </w:rPr>
-        <w:t>Finish with a different uncoached case before recording mastery.</w:t>
-      </w:r>
-    </w:p>
-    <w:p>
-      <w:pPr>
-        <w:pStyle w:val="Heading3"/>
-      </w:pPr>
-      <w:r>
-        <w:t>Address these additional misconceptions</w:t>
+        <w:t xml:space="preserve">A missing </w:t>
+      </w:r>
+      <w:r>
+        <w:rPr>
+          <w:b/>
+        </w:rPr>
+        <w:t>input</w:t>
+      </w:r>
+      <w:r>
+        <w:rPr>
+          <w:b w:val="0"/>
+        </w:rPr>
+        <w:t xml:space="preserve"> may be replaced without recording the change: A replacement changes the </w:t>
+      </w:r>
+      <w:r>
+        <w:rPr>
+          <w:b/>
+        </w:rPr>
+        <w:t>evidence</w:t>
+      </w:r>
+      <w:r>
+        <w:rPr>
+          <w:b w:val="0"/>
+        </w:rPr>
+        <w:t xml:space="preserve"> or contract. Record the change and its justification; do not silently turn unknown into a measured value.</w:t>
       </w:r>
     </w:p>
     <w:p>
@@ -3683,85 +3607,27 @@
         <w:rPr>
           <w:b w:val="0"/>
         </w:rPr>
-        <w:t xml:space="preserve">The worked result establishes every future case: High </w:t>
+        <w:t xml:space="preserve">Repeating an assessed case is new independent </w:t>
       </w:r>
       <w:r>
         <w:rPr>
           <w:b/>
         </w:rPr>
-        <w:t>retrieval</w:t>
-      </w:r>
-      <w:r>
-        <w:rPr>
-          <w:b w:val="0"/>
-        </w:rPr>
-        <w:t xml:space="preserve"> similarity does not override permissions or make an obsolete source current.</w:t>
-      </w:r>
-    </w:p>
-    <w:p>
-      <w:pPr>
-        <w:spacing w:line="336" w:lineRule="auto" w:after="180"/>
-      </w:pPr>
-      <w:r>
-        <w:rPr>
-          <w:b w:val="0"/>
-        </w:rPr>
-        <w:t xml:space="preserve">A missing </w:t>
-      </w:r>
-      <w:r>
-        <w:rPr>
-          <w:b/>
-        </w:rPr>
-        <w:t>input</w:t>
-      </w:r>
-      <w:r>
-        <w:rPr>
-          <w:b w:val="0"/>
-        </w:rPr>
-        <w:t xml:space="preserve"> may be replaced without recording the change: A replacement changes the </w:t>
-      </w:r>
-      <w:r>
-        <w:rPr>
-          <w:b/>
-        </w:rPr>
         <w:t>evidence</w:t>
       </w:r>
       <w:r>
         <w:rPr>
           <w:b w:val="0"/>
         </w:rPr>
-        <w:t xml:space="preserve"> or contract. Record the change and its justification; do not silently turn unknown into a measured value.</w:t>
-      </w:r>
-    </w:p>
-    <w:p>
-      <w:pPr>
-        <w:spacing w:line="336" w:lineRule="auto" w:after="180"/>
-      </w:pPr>
-      <w:r>
-        <w:rPr>
-          <w:b w:val="0"/>
-        </w:rPr>
-        <w:t xml:space="preserve">Repeating an assessed case is new independent </w:t>
-      </w:r>
-      <w:r>
-        <w:rPr>
-          <w:b/>
-        </w:rPr>
-        <w:t>evidence</w:t>
-      </w:r>
-      <w:r>
-        <w:rPr>
-          <w:b w:val="0"/>
-        </w:rPr>
         <w:t>: A replay checks consistency. An example used for feedback or revision cannot later be described as untouched final evaluation.</w:t>
       </w:r>
     </w:p>
     <w:p>
       <w:pPr>
-        <w:pStyle w:val="Heading3"/>
-      </w:pPr>
-      <w:r>
-        <w:t>Match the support to the first error</w:t>
+        <w:pStyle w:val="Heading2"/>
+      </w:pPr>
+      <w:r>
+        <w:t>Choose support from the response</w:t>
       </w:r>
     </w:p>
     <w:tbl>
@@ -3934,15 +3800,777 @@
     </w:p>
     <w:p>
       <w:pPr>
+        <w:pStyle w:val="Heading2"/>
+      </w:pPr>
+      <w:r>
+        <w:t>Earlier wording, alternatives and picture transcripts · reference / check after trying</w:t>
+      </w:r>
+    </w:p>
+    <w:p>
+      <w:pPr>
+        <w:spacing w:line="336" w:lineRule="auto" w:after="180"/>
+      </w:pPr>
+      <w:r>
+        <w:rPr>
+          <w:b w:val="0"/>
+        </w:rPr>
+        <w:t>Run the weekly evidence lab</w:t>
+      </w:r>
+    </w:p>
+    <w:p>
+      <w:pPr>
+        <w:spacing w:line="336" w:lineRule="auto" w:after="180"/>
+      </w:pPr>
+      <w:r>
+        <w:rPr>
+          <w:b w:val="0"/>
+        </w:rPr>
+        <w:t>Words You Can Use to Reason</w:t>
+      </w:r>
+    </w:p>
+    <w:p>
+      <w:pPr>
+        <w:spacing w:line="336" w:lineRule="auto" w:after="180"/>
+      </w:pPr>
+      <w:r>
+        <w:rPr>
+          <w:b w:val="0"/>
+        </w:rPr>
+        <w:t>A definition matters when you can recognize the idea, use it, and contrast it with a near-miss.</w:t>
+      </w:r>
+    </w:p>
+    <w:p>
+      <w:pPr>
+        <w:pStyle w:val="Heading3"/>
+      </w:pPr>
+      <w:r>
+        <w:t>Make the lab runnable</w:t>
+      </w:r>
+    </w:p>
+    <w:p>
+      <w:pPr>
+        <w:spacing w:line="336" w:lineRule="auto" w:after="180"/>
+      </w:pPr>
+      <w:r>
+        <w:rPr>
+          <w:b w:val="0"/>
+        </w:rPr>
+        <w:t>Use the supplied investigation for shared practice. Keep predictions and observed paper-trace results separate. Reserve Inspect a new student corpus result independently for the individual first attempt before feedback; do not use the reserved case as a paired lab task.</w:t>
+      </w:r>
+    </w:p>
+    <w:p>
+      <w:pPr>
+        <w:pStyle w:val="Heading3"/>
+      </w:pPr>
+      <w:r>
+        <w:t>Diagnose and reteach</w:t>
+      </w:r>
+    </w:p>
+    <w:p>
+      <w:pPr>
+        <w:spacing w:line="336" w:lineRule="auto" w:after="180"/>
+      </w:pPr>
+      <w:r>
+        <w:rPr>
+          <w:b w:val="0"/>
+        </w:rPr>
+        <w:t>For guessing, return to given facts and request a trace. For vocabulary without application, use one example and one non-example. For arithmetic errors, check the setup before the calculation.</w:t>
+      </w:r>
+    </w:p>
+    <w:p>
+      <w:pPr>
+        <w:spacing w:line="336" w:lineRule="auto" w:after="180"/>
+      </w:pPr>
+      <w:r>
+        <w:rPr>
+          <w:b w:val="0"/>
+        </w:rPr>
+        <w:t>Finish with a different uncoached case before recording mastery.</w:t>
+      </w:r>
+    </w:p>
+    <w:p>
+      <w:pPr>
+        <w:pStyle w:val="Heading3"/>
+      </w:pPr>
+      <w:r>
+        <w:t>Address these additional misconceptions</w:t>
+      </w:r>
+    </w:p>
+    <w:p>
+      <w:pPr>
+        <w:pStyle w:val="Heading3"/>
+      </w:pPr>
+      <w:r>
+        <w:t>Match the support to the first error</w:t>
+      </w:r>
+    </w:p>
+    <w:p>
+      <w:pPr>
         <w:pStyle w:val="Heading1"/>
       </w:pPr>
       <w:r>
-        <w:t>05. Assess and explain the answers</w:t>
-      </w:r>
-    </w:p>
-    <w:p>
-      <w:r>
-        <w:t>Use the Model Memory vs Retrieval questions, teacher keys and criteria after the relevant attempts. Previously discussed cases are practice; protect the separately selected independent task.</w:t>
+        <w:t>05. Assess the selected new case</w:t>
+      </w:r>
+    </w:p>
+    <w:p>
+      <w:r>
+        <w:t>Keep this key until after the first attempt; accept valid alternatives with defensible reasoning.</w:t>
+      </w:r>
+    </w:p>
+    <w:p>
+      <w:pPr>
+        <w:pStyle w:val="Heading2"/>
+      </w:pPr>
+      <w:r>
+        <w:t>Selected independent question and key</w:t>
+      </w:r>
+    </w:p>
+    <w:p>
+      <w:pPr>
+        <w:spacing w:line="336" w:lineRule="auto" w:after="180"/>
+      </w:pPr>
+      <w:r>
+        <w:rPr>
+          <w:b w:val="0"/>
+        </w:rPr>
+        <w:t xml:space="preserve">Selected case: </w:t>
+      </w:r>
+      <w:r>
+        <w:rPr>
+          <w:b/>
+        </w:rPr>
+        <w:t>Corpus</w:t>
+      </w:r>
+      <w:r>
+        <w:rPr>
+          <w:b w:val="0"/>
+        </w:rPr>
+        <w:t xml:space="preserve"> has public P, teacher-only T and withdrawn W. A student search returns all three. Identify the filtering defect and whether hiding T after generation is sufficient.</w:t>
+      </w:r>
+    </w:p>
+    <w:p>
+      <w:pPr>
+        <w:spacing w:line="336" w:lineRule="auto" w:after="180"/>
+      </w:pPr>
+      <w:r>
+        <w:rPr>
+          <w:b w:val="0"/>
+        </w:rPr>
+        <w:t xml:space="preserve">Teacher explanation: Filter authorisation and active status before </w:t>
+      </w:r>
+      <w:r>
+        <w:rPr>
+          <w:b/>
+        </w:rPr>
+        <w:t>evidence</w:t>
+      </w:r>
+      <w:r>
+        <w:rPr>
+          <w:b w:val="0"/>
+        </w:rPr>
+        <w:t xml:space="preserve"> reaches the student generation path: P only. Hiding a final citation does not undo exposed teacher content.</w:t>
+      </w:r>
+    </w:p>
+    <w:p>
+      <w:pPr>
+        <w:pStyle w:val="Heading2"/>
+      </w:pPr>
+      <w:r>
+        <w:t>Judge explanation, trace and limits</w:t>
+      </w:r>
+    </w:p>
+    <w:tbl>
+      <w:tblPr>
+        <w:tblStyle w:val="LightShading-Accent1"/>
+        <w:tblW w:type="auto" w:w="0"/>
+        <w:tblLook w:firstColumn="1" w:firstRow="1" w:lastColumn="0" w:lastRow="0" w:noHBand="0" w:noVBand="1" w:val="04A0"/>
+      </w:tblPr>
+      <w:tblGrid>
+        <w:gridCol w:w="5112"/>
+        <w:gridCol w:w="5112"/>
+      </w:tblGrid>
+      <w:tr>
+        <w:trPr>
+          <w:tblHeader/>
+        </w:trPr>
+        <w:tc>
+          <w:tcPr>
+            <w:tcW w:type="dxa" w:w="5112"/>
+          </w:tcPr>
+          <w:p>
+            <w:r>
+              <w:t>Dimension</w:t>
+            </w:r>
+          </w:p>
+        </w:tc>
+        <w:tc>
+          <w:tcPr>
+            <w:tcW w:type="dxa" w:w="5112"/>
+          </w:tcPr>
+          <w:p>
+            <w:r>
+              <w:t>Evidence required</w:t>
+            </w:r>
+          </w:p>
+        </w:tc>
+      </w:tr>
+      <w:tr>
+        <w:tc>
+          <w:tcPr>
+            <w:tcW w:type="dxa" w:w="5112"/>
+          </w:tcPr>
+          <w:p>
+            <w:r>
+              <w:t>Explanation</w:t>
+            </w:r>
+          </w:p>
+        </w:tc>
+        <w:tc>
+          <w:tcPr>
+            <w:tcW w:type="dxa" w:w="5112"/>
+          </w:tcPr>
+          <w:p>
+            <w:r>
+              <w:t>Names the applicable idea or procedure and ties it to the supplied facts.</w:t>
+            </w:r>
+          </w:p>
+        </w:tc>
+      </w:tr>
+      <w:tr>
+        <w:tc>
+          <w:tcPr>
+            <w:tcW w:type="dxa" w:w="5112"/>
+          </w:tcPr>
+          <w:p>
+            <w:r>
+              <w:t>Trace and result</w:t>
+            </w:r>
+          </w:p>
+        </w:tc>
+        <w:tc>
+          <w:tcPr>
+            <w:tcW w:type="dxa" w:w="5112"/>
+          </w:tcPr>
+          <w:p>
+            <w:r>
+              <w:t>Preserves the given inputs and shows the relevant intermediate steps; distinguishes a prediction from an observed execution.</w:t>
+            </w:r>
+          </w:p>
+        </w:tc>
+      </w:tr>
+      <w:tr>
+        <w:tc>
+          <w:tcPr>
+            <w:tcW w:type="dxa" w:w="5112"/>
+          </w:tcPr>
+          <w:p>
+            <w:r>
+              <w:t>Limits</w:t>
+            </w:r>
+          </w:p>
+        </w:tc>
+        <w:tc>
+          <w:tcPr>
+            <w:tcW w:type="dxa" w:w="5112"/>
+          </w:tcPr>
+          <w:p>
+            <w:r>
+              <w:t>States the assumptions, missing evidence or conditions under which the result would change.</w:t>
+            </w:r>
+          </w:p>
+        </w:tc>
+      </w:tr>
+    </w:tbl>
+    <w:p>
+      <w:pPr>
+        <w:spacing w:line="336" w:lineRule="auto" w:after="180"/>
+      </w:pPr>
+      <w:r>
+        <w:rPr>
+          <w:b w:val="0"/>
+        </w:rPr>
+        <w:t>Record each dimension as not yet, with support, or independent. Accept a valid alternative procedure with a defensible trace.</w:t>
+      </w:r>
+    </w:p>
+    <w:p>
+      <w:pPr>
+        <w:spacing w:line="336" w:lineRule="auto" w:after="180"/>
+      </w:pPr>
+      <w:r>
+        <w:rPr>
+          <w:b w:val="0"/>
+        </w:rPr>
+        <w:t xml:space="preserve">Do not penalise an honestly recorded model failure if the learner correctly explains its </w:t>
+      </w:r>
+      <w:r>
+        <w:rPr>
+          <w:b/>
+        </w:rPr>
+        <w:t>evidence</w:t>
+      </w:r>
+      <w:r>
+        <w:rPr>
+          <w:b w:val="0"/>
+        </w:rPr>
+        <w:t xml:space="preserve"> and limits.</w:t>
+      </w:r>
+    </w:p>
+    <w:p>
+      <w:pPr>
+        <w:pStyle w:val="Heading2"/>
+      </w:pPr>
+      <w:r>
+        <w:t>Give one usable repair action</w:t>
+      </w:r>
+    </w:p>
+    <w:p>
+      <w:pPr>
+        <w:spacing w:line="336" w:lineRule="auto" w:after="180"/>
+      </w:pPr>
+      <w:r>
+        <w:rPr>
+          <w:b w:val="0"/>
+        </w:rPr>
+        <w:t>Name the earliest unsupported step and give one action to repair it. Have the learner make that repair now and explain why. Then assess the relevant skill on a fresh, fully specified case.</w:t>
+      </w:r>
+    </w:p>
+    <w:p>
+      <w:pPr>
+        <w:spacing w:line="336" w:lineRule="auto" w:after="180"/>
+      </w:pPr>
+      <w:r>
+        <w:rPr>
+          <w:b w:val="0"/>
+        </w:rPr>
+        <w:t>Confirm it was not previously practised with feedback; solve and check the new case before assigning it. A follow-up design prompt is a starting brief, not automatically an equivalent test.</w:t>
+      </w:r>
+    </w:p>
+    <w:p>
+      <w:pPr>
+        <w:pStyle w:val="Heading2"/>
+      </w:pPr>
+      <w:r>
+        <w:t>W1 Explain the mechanism</w:t>
+      </w:r>
+    </w:p>
+    <w:p>
+      <w:pPr>
+        <w:spacing w:line="336" w:lineRule="auto" w:after="180"/>
+      </w:pPr>
+      <w:r>
+        <w:rPr>
+          <w:b w:val="0"/>
+        </w:rPr>
+        <w:t xml:space="preserve">Explain the weekly </w:t>
+      </w:r>
+      <w:r>
+        <w:rPr>
+          <w:b/>
+        </w:rPr>
+        <w:t>mechanism</w:t>
+      </w:r>
+      <w:r>
+        <w:rPr>
+          <w:b w:val="0"/>
+        </w:rPr>
+        <w:t xml:space="preserve"> in your own words. Use the worked scenario to name its </w:t>
+      </w:r>
+      <w:r>
+        <w:rPr>
+          <w:b/>
+        </w:rPr>
+        <w:t>input</w:t>
+      </w:r>
+      <w:r>
+        <w:rPr>
+          <w:b w:val="0"/>
+        </w:rPr>
+        <w:t xml:space="preserve">, decision rule and </w:t>
+      </w:r>
+      <w:r>
+        <w:rPr>
+          <w:b/>
+        </w:rPr>
+        <w:t>output</w:t>
+      </w:r>
+      <w:r>
+        <w:rPr>
+          <w:b w:val="0"/>
+        </w:rPr>
+        <w:t>.</w:t>
+      </w:r>
+    </w:p>
+    <w:p>
+      <w:pPr>
+        <w:spacing w:line="336" w:lineRule="auto" w:after="180"/>
+      </w:pPr>
+      <w:r>
+        <w:rPr>
+          <w:b w:val="0"/>
+        </w:rPr>
+        <w:t xml:space="preserve">Teacher explanation: </w:t>
+      </w:r>
+      <w:r>
+        <w:rPr>
+          <w:b/>
+        </w:rPr>
+        <w:t>Retrieval</w:t>
+      </w:r>
+      <w:r>
+        <w:rPr>
+          <w:b w:val="0"/>
+        </w:rPr>
+        <w:t xml:space="preserve"> returns stored records selected for a query. An </w:t>
+      </w:r>
+      <w:r>
+        <w:rPr>
+          <w:b/>
+        </w:rPr>
+        <w:t>index</w:t>
+      </w:r>
+      <w:r>
+        <w:rPr>
+          <w:b w:val="0"/>
+        </w:rPr>
+        <w:t xml:space="preserve"> is a searchable representation of a versioned </w:t>
+      </w:r>
+      <w:r>
+        <w:rPr>
+          <w:b/>
+        </w:rPr>
+        <w:t>corpus</w:t>
+      </w:r>
+      <w:r>
+        <w:rPr>
+          <w:b w:val="0"/>
+        </w:rPr>
+        <w:t>; generated wording is a later operation.</w:t>
+      </w:r>
+    </w:p>
+    <w:p>
+      <w:pPr>
+        <w:spacing w:line="336" w:lineRule="auto" w:after="180"/>
+      </w:pPr>
+      <w:r>
+        <w:rPr>
+          <w:b w:val="0"/>
+        </w:rPr>
+        <w:t xml:space="preserve">Assign stable document IDs, versions and permitted access before </w:t>
+      </w:r>
+      <w:r>
+        <w:rPr>
+          <w:b/>
+        </w:rPr>
+        <w:t>index</w:t>
+      </w:r>
+      <w:r>
+        <w:rPr>
+          <w:b w:val="0"/>
+        </w:rPr>
+        <w:t>ing. Retrieve only authorised records. Preserve source references and define behaviour when a document is missing, outdated or access-restricted.</w:t>
+      </w:r>
+    </w:p>
+    <w:p>
+      <w:pPr>
+        <w:pStyle w:val="Heading2"/>
+      </w:pPr>
+      <w:r>
+        <w:t>W2 Trace the worked case</w:t>
+      </w:r>
+    </w:p>
+    <w:p>
+      <w:pPr>
+        <w:spacing w:line="336" w:lineRule="auto" w:after="180"/>
+      </w:pPr>
+      <w:r>
+        <w:rPr>
+          <w:b/>
+        </w:rPr>
+        <w:t>Index</w:t>
+      </w:r>
+      <w:r>
+        <w:rPr>
+          <w:b w:val="0"/>
+        </w:rPr>
+        <w:t xml:space="preserve"> v1 contains notice N1 for room A. </w:t>
+      </w:r>
+      <w:r>
+        <w:rPr>
+          <w:b/>
+        </w:rPr>
+        <w:t>Corpus</w:t>
+      </w:r>
+      <w:r>
+        <w:rPr>
+          <w:b w:val="0"/>
+        </w:rPr>
+        <w:t xml:space="preserve"> v2 supersedes it with N2 for room B, but the query still returns N1. What can be reported? Show the intermediate steps and give the conclusion with its scope.</w:t>
+      </w:r>
+    </w:p>
+    <w:p>
+      <w:pPr>
+        <w:spacing w:line="336" w:lineRule="auto" w:after="180"/>
+      </w:pPr>
+      <w:r>
+        <w:rPr>
+          <w:b w:val="0"/>
+        </w:rPr>
+        <w:t xml:space="preserve">Teacher explanation: The stale </w:t>
+      </w:r>
+      <w:r>
+        <w:rPr>
+          <w:b/>
+        </w:rPr>
+        <w:t>index</w:t>
+      </w:r>
+      <w:r>
+        <w:rPr>
+          <w:b w:val="0"/>
+        </w:rPr>
+        <w:t xml:space="preserve"> returns old </w:t>
+      </w:r>
+      <w:r>
+        <w:rPr>
+          <w:b/>
+        </w:rPr>
+        <w:t>evidence</w:t>
+      </w:r>
+      <w:r>
+        <w:rPr>
+          <w:b w:val="0"/>
+        </w:rPr>
+        <w:t xml:space="preserve">. It cannot establish current room approval; refresh against authorised </w:t>
+      </w:r>
+      <w:r>
+        <w:rPr>
+          <w:b/>
+        </w:rPr>
+        <w:t>corpus</w:t>
+      </w:r>
+      <w:r>
+        <w:rPr>
+          <w:b w:val="0"/>
+        </w:rPr>
+        <w:t xml:space="preserve"> v2 or report unresolved </w:t>
+      </w:r>
+      <w:r>
+        <w:rPr>
+          <w:b/>
+        </w:rPr>
+        <w:t>freshness</w:t>
+      </w:r>
+      <w:r>
+        <w:rPr>
+          <w:b w:val="0"/>
+        </w:rPr>
+        <w:t>.</w:t>
+      </w:r>
+    </w:p>
+    <w:p>
+      <w:pPr>
+        <w:pStyle w:val="Heading2"/>
+      </w:pPr>
+      <w:r>
+        <w:t>W3 Audit the limit</w:t>
+      </w:r>
+    </w:p>
+    <w:p>
+      <w:pPr>
+        <w:spacing w:line="336" w:lineRule="auto" w:after="180"/>
+      </w:pPr>
+      <w:r>
+        <w:rPr>
+          <w:b w:val="0"/>
+        </w:rPr>
+        <w:t xml:space="preserve">A report omits this qualification: High </w:t>
+      </w:r>
+      <w:r>
+        <w:rPr>
+          <w:b/>
+        </w:rPr>
+        <w:t>retrieval</w:t>
+      </w:r>
+      <w:r>
+        <w:rPr>
+          <w:b w:val="0"/>
+        </w:rPr>
+        <w:t xml:space="preserve"> similarity does not override permissions or make an obsolete source current. Explain how omitting it could change a reader's interpretation, and write an accurate replacement.</w:t>
+      </w:r>
+    </w:p>
+    <w:p>
+      <w:pPr>
+        <w:spacing w:line="336" w:lineRule="auto" w:after="180"/>
+      </w:pPr>
+      <w:r>
+        <w:rPr>
+          <w:b w:val="0"/>
+        </w:rPr>
+        <w:t xml:space="preserve">Teacher explanation: High </w:t>
+      </w:r>
+      <w:r>
+        <w:rPr>
+          <w:b/>
+        </w:rPr>
+        <w:t>retrieval</w:t>
+      </w:r>
+      <w:r>
+        <w:rPr>
+          <w:b w:val="0"/>
+        </w:rPr>
+        <w:t xml:space="preserve"> similarity does not override permissions or make an obsolete source current.</w:t>
+      </w:r>
+    </w:p>
+    <w:p>
+      <w:pPr>
+        <w:spacing w:line="336" w:lineRule="auto" w:after="180"/>
+      </w:pPr>
+      <w:r>
+        <w:rPr>
+          <w:b w:val="0"/>
+        </w:rPr>
+        <w:t xml:space="preserve">State the observed result separately from the unverified or out-of-scope claim; preserve the original </w:t>
+      </w:r>
+      <w:r>
+        <w:rPr>
+          <w:b/>
+        </w:rPr>
+        <w:t>evidence</w:t>
+      </w:r>
+      <w:r>
+        <w:rPr>
+          <w:b w:val="0"/>
+        </w:rPr>
+        <w:t xml:space="preserve"> rather than inventing a missing fact.</w:t>
+      </w:r>
+    </w:p>
+    <w:p>
+      <w:pPr>
+        <w:pStyle w:val="Heading2"/>
+      </w:pPr>
+      <w:r>
+        <w:t>W5 Design a revealing follow-up</w:t>
+      </w:r>
+    </w:p>
+    <w:p>
+      <w:pPr>
+        <w:spacing w:line="336" w:lineRule="auto" w:after="180"/>
+      </w:pPr>
+      <w:r>
+        <w:rPr>
+          <w:b w:val="0"/>
+        </w:rPr>
+        <w:t>For the worked scenario, propose one additional case that could reveal a failure, describe its expected outcome before running it, and explain what would need to remain fixed for a fair comparison.</w:t>
+      </w:r>
+    </w:p>
+    <w:p>
+      <w:pPr>
+        <w:spacing w:line="336" w:lineRule="auto" w:after="180"/>
+      </w:pPr>
+      <w:r>
+        <w:rPr>
+          <w:b w:val="0"/>
+        </w:rPr>
+        <w:t>Do not reuse W4 as a new final test after receiving feedback.</w:t>
+      </w:r>
+    </w:p>
+    <w:p>
+      <w:pPr>
+        <w:spacing w:line="336" w:lineRule="auto" w:after="180"/>
+      </w:pPr>
+      <w:r>
+        <w:rPr>
+          <w:b w:val="0"/>
+        </w:rPr>
+        <w:t xml:space="preserve">Teacher explanation: Accept a concrete variant of the worked </w:t>
+      </w:r>
+      <w:r>
+        <w:rPr>
+          <w:b/>
+        </w:rPr>
+        <w:t>input</w:t>
+      </w:r>
+      <w:r>
+        <w:rPr>
+          <w:b w:val="0"/>
+        </w:rPr>
+        <w:t xml:space="preserve"> or a missing/conflicting/boundary condition, with an expectation derived from the declared procedure.</w:t>
+      </w:r>
+    </w:p>
+    <w:p>
+      <w:pPr>
+        <w:spacing w:line="336" w:lineRule="auto" w:after="180"/>
+      </w:pPr>
+      <w:r>
+        <w:rPr>
+          <w:b w:val="0"/>
+        </w:rPr>
+        <w:t xml:space="preserve">Require preserved settings, original </w:t>
+      </w:r>
+      <w:r>
+        <w:rPr>
+          <w:b/>
+        </w:rPr>
+        <w:t>output</w:t>
+      </w:r>
+      <w:r>
+        <w:rPr>
+          <w:b w:val="0"/>
+        </w:rPr>
+        <w:t xml:space="preserve">s and data roles. High </w:t>
+      </w:r>
+      <w:r>
+        <w:rPr>
+          <w:b/>
+        </w:rPr>
+        <w:t>retrieval</w:t>
+      </w:r>
+      <w:r>
+        <w:rPr>
+          <w:b w:val="0"/>
+        </w:rPr>
+        <w:t xml:space="preserve"> similarity does not override permissions or make an obsolete source current.</w:t>
+      </w:r>
+    </w:p>
+    <w:p>
+      <w:pPr>
+        <w:spacing w:line="336" w:lineRule="auto" w:after="180"/>
+      </w:pPr>
+      <w:r>
+        <w:rPr>
+          <w:b w:val="0"/>
+        </w:rPr>
+        <w:t xml:space="preserve">The new case should test this particular </w:t>
+      </w:r>
+      <w:r>
+        <w:rPr>
+          <w:b/>
+        </w:rPr>
+        <w:t>mechanism</w:t>
+      </w:r>
+      <w:r>
+        <w:rPr>
+          <w:b w:val="0"/>
+        </w:rPr>
+        <w:t xml:space="preserve"> rather than merely restate the original result.</w:t>
+      </w:r>
+    </w:p>
+    <w:p>
+      <w:pPr>
+        <w:pStyle w:val="Heading2"/>
+      </w:pPr>
+      <w:r>
+        <w:t>Earlier wording, alternatives and picture transcripts · reference / check after trying</w:t>
+      </w:r>
+    </w:p>
+    <w:p>
+      <w:pPr>
+        <w:spacing w:line="336" w:lineRule="auto" w:after="180"/>
+      </w:pPr>
+      <w:r>
+        <w:rPr>
+          <w:b w:val="0"/>
+        </w:rPr>
+        <w:t>Assess and explain the answers</w:t>
       </w:r>
     </w:p>
     <w:p>
@@ -3955,34 +4583,56 @@
     </w:p>
     <w:p>
       <w:pPr>
+        <w:spacing w:line="336" w:lineRule="auto" w:after="180"/>
+      </w:pPr>
+      <w:r>
+        <w:rPr>
+          <w:b w:val="0"/>
+        </w:rPr>
+        <w:t xml:space="preserve">The first uses learned patterns without an inspected source. The second supplies a passage that can be checked. </w:t>
+      </w:r>
+      <w:r>
+        <w:rPr>
+          <w:b/>
+        </w:rPr>
+        <w:t>Retrieval</w:t>
+      </w:r>
+      <w:r>
+        <w:rPr>
+          <w:b w:val="0"/>
+        </w:rPr>
+        <w:t xml:space="preserve"> still does not guarantee correct use.</w:t>
+      </w:r>
+    </w:p>
+    <w:p>
+      <w:pPr>
         <w:pStyle w:val="Heading3"/>
       </w:pPr>
       <w:r>
-        <w:t>Teacher key · Worked case answer</w:t>
+        <w:t>Additional transfer practice question</w:t>
       </w:r>
     </w:p>
     <w:p>
       <w:pPr>
         <w:spacing w:line="336" w:lineRule="auto" w:after="180"/>
-        <w:shd w:fill="F1F6FC"/>
-      </w:pPr>
-      <w:r>
-        <w:rPr>
-          <w:b w:val="0"/>
-        </w:rPr>
-        <w:t xml:space="preserve">The first uses learned patterns without an inspected source. The second supplies a passage that can be checked. </w:t>
+      </w:pPr>
+      <w:r>
+        <w:rPr>
+          <w:b w:val="0"/>
+        </w:rPr>
+        <w:t xml:space="preserve">A model recalls last year's opening hours; a retrieved current notice gives different hours. How should the answer use this </w:t>
       </w:r>
       <w:r>
         <w:rPr>
           <w:b/>
         </w:rPr>
-        <w:t>Retrieval</w:t>
-      </w:r>
-      <w:r>
-        <w:rPr>
-          <w:b w:val="0"/>
-        </w:rPr>
-        <w:t xml:space="preserve"> still does not guarantee correct use.</w:t>
+        <w:t>evidence</w:t>
+      </w:r>
+      <w:r>
+        <w:rPr>
+          <w:b w:val="0"/>
+        </w:rPr>
+        <w:t>?</w:t>
       </w:r>
     </w:p>
     <w:p>
@@ -3990,61 +4640,12 @@
         <w:pStyle w:val="Heading3"/>
       </w:pPr>
       <w:r>
-        <w:t>Independent question</w:t>
-      </w:r>
-    </w:p>
-    <w:p>
-      <w:pPr>
-        <w:pStyle w:val="Heading3"/>
-      </w:pPr>
-      <w:r>
-        <w:t>Independent question · withhold the key</w:t>
+        <w:t>Reasoned practice answer</w:t>
       </w:r>
     </w:p>
     <w:p>
       <w:pPr>
         <w:spacing w:line="336" w:lineRule="auto" w:after="180"/>
-        <w:shd w:fill="F5F1FB"/>
-      </w:pPr>
-      <w:r>
-        <w:rPr>
-          <w:b w:val="0"/>
-        </w:rPr>
-        <w:t xml:space="preserve">A model recalls last year's opening hours; a retrieved current notice gives different hours. How should the answer use this </w:t>
-      </w:r>
-      <w:r>
-        <w:rPr>
-          <w:b/>
-        </w:rPr>
-        <w:t>evidence</w:t>
-      </w:r>
-      <w:r>
-        <w:rPr>
-          <w:b w:val="0"/>
-        </w:rPr>
-        <w:t>?</w:t>
-      </w:r>
-    </w:p>
-    <w:p>
-      <w:pPr>
-        <w:pStyle w:val="Heading3"/>
-      </w:pPr>
-      <w:r>
-        <w:t>Expected independent answer</w:t>
-      </w:r>
-    </w:p>
-    <w:p>
-      <w:pPr>
-        <w:pStyle w:val="Heading3"/>
-      </w:pPr>
-      <w:r>
-        <w:t>Teacher key · Expected independent answer</w:t>
-      </w:r>
-    </w:p>
-    <w:p>
-      <w:pPr>
-        <w:spacing w:line="336" w:lineRule="auto" w:after="180"/>
-        <w:shd w:fill="F1F6FC"/>
       </w:pPr>
       <w:r>
         <w:rPr>
@@ -4350,118 +4951,420 @@
     </w:p>
     <w:p>
       <w:pPr>
+        <w:spacing w:line="336" w:lineRule="auto" w:after="180"/>
+      </w:pPr>
+      <w:r>
+        <w:rPr>
+          <w:b w:val="0"/>
+        </w:rPr>
+        <w:t>Answer 9 with the notice as support, after confirming the branch and date. Learned patterns are not an inspected current record.</w:t>
+      </w:r>
+    </w:p>
+    <w:p>
+      <w:pPr>
+        <w:spacing w:line="336" w:lineRule="auto" w:after="180"/>
+      </w:pPr>
+      <w:r>
+        <w:rPr>
+          <w:b/>
+        </w:rPr>
+        <w:t>Retrieval</w:t>
+      </w:r>
+      <w:r>
+        <w:rPr>
+          <w:b w:val="0"/>
+        </w:rPr>
+        <w:t xml:space="preserve"> helps provide </w:t>
+      </w:r>
+      <w:r>
+        <w:rPr>
+          <w:b/>
+        </w:rPr>
+        <w:t>evidence</w:t>
+      </w:r>
+      <w:r>
+        <w:rPr>
+          <w:b w:val="0"/>
+        </w:rPr>
+        <w:t xml:space="preserve"> but the system can still retrieve or interpret the wrong passage.</w:t>
+      </w:r>
+    </w:p>
+    <w:p>
+      <w:pPr>
         <w:pStyle w:val="Heading3"/>
       </w:pPr>
       <w:r>
-        <w:t>Teacher key · Original transfer answer</w:t>
+        <w:t>Explanations for the additional workbook examples</w:t>
+      </w:r>
+    </w:p>
+    <w:p>
+      <w:pPr>
+        <w:pStyle w:val="Heading3"/>
+      </w:pPr>
+      <w:r>
+        <w:t>W1 Explain the mechanism</w:t>
+      </w:r>
+    </w:p>
+    <w:p>
+      <w:pPr>
+        <w:pStyle w:val="Heading3"/>
+      </w:pPr>
+      <w:r>
+        <w:t>W2 Trace the worked case</w:t>
+      </w:r>
+    </w:p>
+    <w:p>
+      <w:pPr>
+        <w:pStyle w:val="Heading3"/>
+      </w:pPr>
+      <w:r>
+        <w:t>W3 Audit the limit</w:t>
+      </w:r>
+    </w:p>
+    <w:p>
+      <w:pPr>
+        <w:pStyle w:val="Heading3"/>
+      </w:pPr>
+      <w:r>
+        <w:t>W4 Apply a new case independently</w:t>
       </w:r>
     </w:p>
     <w:p>
       <w:pPr>
         <w:spacing w:line="336" w:lineRule="auto" w:after="180"/>
-        <w:shd w:fill="F1F6FC"/>
-      </w:pPr>
-      <w:r>
-        <w:rPr>
-          <w:b w:val="0"/>
-        </w:rPr>
-        <w:t>Answer 9 with the notice as support, after confirming the branch and date. Learned patterns are not an inspected current record.</w:t>
+      </w:pPr>
+      <w:r>
+        <w:rPr>
+          <w:b/>
+        </w:rPr>
+        <w:t>Corpus</w:t>
+      </w:r>
+      <w:r>
+        <w:rPr>
+          <w:b w:val="0"/>
+        </w:rPr>
+        <w:t xml:space="preserve"> has public P, teacher-only T and withdrawn W. A student search returns all three. Identify the filtering defect and whether hiding T after generation is sufficient.</w:t>
       </w:r>
     </w:p>
     <w:p>
       <w:pPr>
         <w:spacing w:line="336" w:lineRule="auto" w:after="180"/>
-        <w:shd w:fill="F1F6FC"/>
-      </w:pPr>
+      </w:pPr>
+      <w:r>
+        <w:rPr>
+          <w:b w:val="0"/>
+        </w:rPr>
+        <w:t xml:space="preserve">Teacher explanation: Filter authorisation and active status before </w:t>
+      </w:r>
       <w:r>
         <w:rPr>
           <w:b/>
         </w:rPr>
-        <w:t>Retrieval</w:t>
-      </w:r>
-      <w:r>
-        <w:rPr>
-          <w:b w:val="0"/>
-        </w:rPr>
-        <w:t xml:space="preserve"> helps provide </w:t>
+        <w:t>evidence</w:t>
+      </w:r>
+      <w:r>
+        <w:rPr>
+          <w:b w:val="0"/>
+        </w:rPr>
+        <w:t xml:space="preserve"> reaches the student generation path: P only. Hiding a final citation does not undo exposed teacher content.</w:t>
+      </w:r>
+    </w:p>
+    <w:p>
+      <w:pPr>
+        <w:pStyle w:val="Heading3"/>
+      </w:pPr>
+      <w:r>
+        <w:t>W5 Design a revealing follow-up</w:t>
+      </w:r>
+    </w:p>
+    <w:p>
+      <w:pPr>
+        <w:pStyle w:val="Heading3"/>
+      </w:pPr>
+      <w:r>
+        <w:t>Assess independent transfer</w:t>
+      </w:r>
+    </w:p>
+    <w:p>
+      <w:pPr>
+        <w:pStyle w:val="Heading3"/>
+      </w:pPr>
+      <w:r>
+        <w:t>Selected case answer</w:t>
+      </w:r>
+    </w:p>
+    <w:p>
+      <w:pPr>
+        <w:pStyle w:val="Heading3"/>
+      </w:pPr>
+      <w:r>
+        <w:t>Feedback that the learner uses</w:t>
+      </w:r>
+    </w:p>
+    <w:p>
+      <w:pPr>
+        <w:pStyle w:val="Heading1"/>
+      </w:pPr>
+      <w:r>
+        <w:t>06. Connect, adapt and return</w:t>
+      </w:r>
+    </w:p>
+    <w:p>
+      <w:r>
+        <w:t>Retain the project evidence and revisit the reasoning on a changed case.</w:t>
+      </w:r>
+    </w:p>
+    <w:p>
+      <w:pPr>
+        <w:pStyle w:val="Heading2"/>
+      </w:pPr>
+      <w:r>
+        <w:t>Project evidence to keep</w:t>
+      </w:r>
+    </w:p>
+    <w:p>
+      <w:pPr>
+        <w:spacing w:line="336" w:lineRule="auto" w:after="180"/>
+      </w:pPr>
+      <w:r>
+        <w:rPr>
+          <w:b w:val="0"/>
+        </w:rPr>
+        <w:t>The Study Buddy retrieves course passages and never presents model memory as a citation.</w:t>
+      </w:r>
+    </w:p>
+    <w:p>
+      <w:pPr>
+        <w:spacing w:line="336" w:lineRule="auto" w:after="180"/>
+      </w:pPr>
+      <w:r>
+        <w:rPr>
+          <w:b w:val="0"/>
+        </w:rPr>
+        <w:t xml:space="preserve">Keep the decision, </w:t>
       </w:r>
       <w:r>
         <w:rPr>
           <w:b/>
         </w:rPr>
+        <w:t>input</w:t>
+      </w:r>
+      <w:r>
+        <w:rPr>
+          <w:b w:val="0"/>
+        </w:rPr>
+        <w:t xml:space="preserve">, result, explanation and remaining limitation in the project </w:t>
+      </w:r>
+      <w:r>
+        <w:rPr>
+          <w:b/>
+        </w:rPr>
         <w:t>evidence</w:t>
       </w:r>
       <w:r>
         <w:rPr>
           <w:b w:val="0"/>
         </w:rPr>
-        <w:t xml:space="preserve"> but the system can still retrieve or interpret the wrong passage.</w:t>
-      </w:r>
-    </w:p>
-    <w:p>
-      <w:pPr>
-        <w:pStyle w:val="Heading3"/>
-      </w:pPr>
-      <w:r>
-        <w:t>Explanations for the additional workbook examples</w:t>
-      </w:r>
-    </w:p>
-    <w:p>
-      <w:pPr>
-        <w:pStyle w:val="Heading3"/>
-      </w:pPr>
-      <w:r>
-        <w:t>W1 Explain the mechanism</w:t>
-      </w:r>
-    </w:p>
-    <w:p>
-      <w:pPr>
-        <w:pStyle w:val="Heading3"/>
-      </w:pPr>
-      <w:r>
-        <w:t>Workbook question · W1</w:t>
+        <w:t xml:space="preserve"> record. Retrieve this record next week rather than restarting the project.</w:t>
       </w:r>
     </w:p>
     <w:p>
       <w:pPr>
         <w:spacing w:line="336" w:lineRule="auto" w:after="180"/>
-        <w:shd w:fill="F5F1FB"/>
-      </w:pPr>
-      <w:r>
-        <w:rPr>
-          <w:b w:val="0"/>
-        </w:rPr>
-        <w:t xml:space="preserve">Explain the weekly </w:t>
+      </w:pPr>
+      <w:r>
+        <w:rPr>
+          <w:b w:val="0"/>
+        </w:rPr>
+        <w:t xml:space="preserve">For your Verified Study Buddy, save the </w:t>
       </w:r>
       <w:r>
         <w:rPr>
           <w:b/>
         </w:rPr>
+        <w:t>input</w:t>
+      </w:r>
+      <w:r>
+        <w:rPr>
+          <w:b w:val="0"/>
+        </w:rPr>
+        <w:t>, procedure, observed result and limitation of this check.</w:t>
+      </w:r>
+    </w:p>
+    <w:p>
+      <w:pPr>
+        <w:spacing w:line="336" w:lineRule="auto" w:after="180"/>
+      </w:pPr>
+      <w:r>
+        <w:rPr>
+          <w:b w:val="0"/>
+        </w:rPr>
+        <w:t>Label this worked example as practice; use a different, previously unreviewed case when checking independent understanding.</w:t>
+      </w:r>
+    </w:p>
+    <w:p>
+      <w:pPr>
+        <w:pStyle w:val="Heading2"/>
+      </w:pPr>
+      <w:r>
+        <w:t>Support while preserving the reasoning goal</w:t>
+      </w:r>
+    </w:p>
+    <w:p>
+      <w:pPr>
+        <w:spacing w:line="336" w:lineRule="auto" w:after="180"/>
+      </w:pPr>
+      <w:r>
+        <w:rPr>
+          <w:b w:val="0"/>
+        </w:rPr>
+        <w:t xml:space="preserve">Provide one short approved passage; separate instruction, </w:t>
+      </w:r>
+      <w:r>
+        <w:rPr>
+          <w:b/>
+        </w:rPr>
+        <w:t>input</w:t>
+      </w:r>
+      <w:r>
+        <w:rPr>
+          <w:b w:val="0"/>
+        </w:rPr>
+        <w:t xml:space="preserve">, </w:t>
+      </w:r>
+      <w:r>
+        <w:rPr>
+          <w:b/>
+        </w:rPr>
+        <w:t>output</w:t>
+      </w:r>
+      <w:r>
+        <w:rPr>
+          <w:b w:val="0"/>
+        </w:rPr>
+        <w:t xml:space="preserve"> and </w:t>
+      </w:r>
+      <w:r>
+        <w:rPr>
+          <w:b/>
+        </w:rPr>
+        <w:t>evidence</w:t>
+      </w:r>
+      <w:r>
+        <w:rPr>
+          <w:b w:val="0"/>
+        </w:rPr>
+        <w:t>. Stretch: introduce an unsupported claim or conflicting source and validate claim by claim with a fallback.</w:t>
+      </w:r>
+    </w:p>
+    <w:p>
+      <w:pPr>
+        <w:spacing w:line="336" w:lineRule="auto" w:after="180"/>
+      </w:pPr>
+      <w:r>
+        <w:rPr>
+          <w:b w:val="0"/>
+        </w:rPr>
+        <w:t xml:space="preserve">Provide an </w:t>
+      </w:r>
+      <w:r>
+        <w:rPr>
+          <w:b/>
+        </w:rPr>
+        <w:t>input</w:t>
+      </w:r>
+      <w:r>
+        <w:rPr>
+          <w:b w:val="0"/>
+        </w:rPr>
+        <w:t>/procedure/result/limit frame and a calculator when needed. Ask students to identify the first step before completing the whole trace.</w:t>
+      </w:r>
+    </w:p>
+    <w:p>
+      <w:pPr>
+        <w:spacing w:line="336" w:lineRule="auto" w:after="180"/>
+      </w:pPr>
+      <w:r>
+        <w:rPr>
+          <w:b w:val="0"/>
+        </w:rPr>
+        <w:t xml:space="preserve">Extension: compare two concrete variants of this </w:t>
+      </w:r>
+      <w:r>
+        <w:rPr>
+          <w:b/>
+        </w:rPr>
         <w:t>mechanism</w:t>
       </w:r>
       <w:r>
         <w:rPr>
           <w:b w:val="0"/>
         </w:rPr>
-        <w:t xml:space="preserve"> in your own words. Use the worked scenario to name its </w:t>
+        <w:t xml:space="preserve"> while holding unrelated conditions fixed; report both successful and unsuccessful outcomes.</w:t>
+      </w:r>
+    </w:p>
+    <w:p>
+      <w:pPr>
+        <w:spacing w:line="336" w:lineRule="auto" w:after="180"/>
+      </w:pPr>
+      <w:r>
+        <w:rPr>
+          <w:b w:val="0"/>
+        </w:rPr>
+        <w:t xml:space="preserve">W4: Filter authorisation and active status before </w:t>
       </w:r>
       <w:r>
         <w:rPr>
           <w:b/>
         </w:rPr>
-        <w:t>input</w:t>
-      </w:r>
-      <w:r>
-        <w:rPr>
-          <w:b w:val="0"/>
-        </w:rPr>
-        <w:t xml:space="preserve">, decision rule and </w:t>
+        <w:t>evidence</w:t>
+      </w:r>
+      <w:r>
+        <w:rPr>
+          <w:b w:val="0"/>
+        </w:rPr>
+        <w:t xml:space="preserve"> reaches the student generation path: P only. Hiding a final citation does not undo exposed teacher content. Require intermediate reasoning and the stated scope.</w:t>
+      </w:r>
+    </w:p>
+    <w:p>
+      <w:pPr>
+        <w:spacing w:line="336" w:lineRule="auto" w:after="180"/>
+      </w:pPr>
+      <w:r>
+        <w:rPr>
+          <w:b w:val="0"/>
+        </w:rPr>
+        <w:t xml:space="preserve">Fresh retry: Student </w:t>
       </w:r>
       <w:r>
         <w:rPr>
           <w:b/>
         </w:rPr>
-        <w:t>output</w:t>
+        <w:t>corpus</w:t>
+      </w:r>
+      <w:r>
+        <w:rPr>
+          <w:b w:val="0"/>
+        </w:rPr>
+        <w:t xml:space="preserve"> has authorised A, restricted B and expired C. Select eligible </w:t>
+      </w:r>
+      <w:r>
+        <w:rPr>
+          <w:b/>
+        </w:rPr>
+        <w:t>index</w:t>
+      </w:r>
+      <w:r>
+        <w:rPr>
+          <w:b w:val="0"/>
+        </w:rPr>
+        <w:t xml:space="preserve">ed </w:t>
+      </w:r>
+      <w:r>
+        <w:rPr>
+          <w:b/>
+        </w:rPr>
+        <w:t>evidence</w:t>
       </w:r>
       <w:r>
         <w:rPr>
@@ -4472,1094 +5375,30 @@
     </w:p>
     <w:p>
       <w:pPr>
-        <w:pStyle w:val="Heading3"/>
-      </w:pPr>
-      <w:r>
-        <w:t>Teacher reasoning · W1</w:t>
-      </w:r>
-    </w:p>
-    <w:p>
-      <w:pPr>
         <w:spacing w:line="336" w:lineRule="auto" w:after="180"/>
-        <w:shd w:fill="F1F6FC"/>
-      </w:pPr>
-      <w:r>
-        <w:rPr>
-          <w:b w:val="0"/>
-        </w:rPr>
-        <w:t xml:space="preserve">Teacher explanation: </w:t>
+      </w:pPr>
+      <w:r>
+        <w:rPr>
+          <w:b w:val="0"/>
+        </w:rPr>
+        <w:t xml:space="preserve">Expected reasoning: A only; apply access and active-version filters before </w:t>
       </w:r>
       <w:r>
         <w:rPr>
           <w:b/>
         </w:rPr>
-        <w:t>Retrieval</w:t>
-      </w:r>
-      <w:r>
-        <w:rPr>
-          <w:b w:val="0"/>
-        </w:rPr>
-        <w:t xml:space="preserve"> returns stored records selected for a query. An </w:t>
-      </w:r>
-      <w:r>
-        <w:rPr>
-          <w:b/>
-        </w:rPr>
-        <w:t>index</w:t>
-      </w:r>
-      <w:r>
-        <w:rPr>
-          <w:b w:val="0"/>
-        </w:rPr>
-        <w:t xml:space="preserve"> is a searchable representation of a versioned </w:t>
-      </w:r>
-      <w:r>
-        <w:rPr>
-          <w:b/>
-        </w:rPr>
-        <w:t>corpus</w:t>
-      </w:r>
-      <w:r>
-        <w:rPr>
-          <w:b w:val="0"/>
-        </w:rPr>
-        <w:t>; generated wording is a later operation.</w:t>
+        <w:t>retrieval</w:t>
+      </w:r>
+      <w:r>
+        <w:rPr>
+          <w:b w:val="0"/>
+        </w:rPr>
+        <w:t xml:space="preserve"> results enter the response context.</w:t>
       </w:r>
     </w:p>
     <w:p>
       <w:pPr>
         <w:spacing w:line="336" w:lineRule="auto" w:after="180"/>
-        <w:shd w:fill="F1F6FC"/>
-      </w:pPr>
-      <w:r>
-        <w:rPr>
-          <w:b w:val="0"/>
-        </w:rPr>
-        <w:t xml:space="preserve">Assign stable document IDs, versions and permitted access before </w:t>
-      </w:r>
-      <w:r>
-        <w:rPr>
-          <w:b/>
-        </w:rPr>
-        <w:t>index</w:t>
-      </w:r>
-      <w:r>
-        <w:rPr>
-          <w:b w:val="0"/>
-        </w:rPr>
-        <w:t>ing. Retrieve only authorised records. Preserve source references and define behaviour when a document is missing, outdated or access-restricted.</w:t>
-      </w:r>
-    </w:p>
-    <w:p>
-      <w:pPr>
-        <w:pStyle w:val="Heading3"/>
-      </w:pPr>
-      <w:r>
-        <w:t>W2 Trace the worked case</w:t>
-      </w:r>
-    </w:p>
-    <w:p>
-      <w:pPr>
-        <w:pStyle w:val="Heading3"/>
-      </w:pPr>
-      <w:r>
-        <w:t>Workbook question · W2</w:t>
-      </w:r>
-    </w:p>
-    <w:p>
-      <w:pPr>
-        <w:spacing w:line="336" w:lineRule="auto" w:after="180"/>
-        <w:shd w:fill="F5F1FB"/>
-      </w:pPr>
-      <w:r>
-        <w:rPr>
-          <w:b/>
-        </w:rPr>
-        <w:t>Index</w:t>
-      </w:r>
-      <w:r>
-        <w:rPr>
-          <w:b w:val="0"/>
-        </w:rPr>
-        <w:t xml:space="preserve"> v1 contains notice N1 for room A. </w:t>
-      </w:r>
-      <w:r>
-        <w:rPr>
-          <w:b/>
-        </w:rPr>
-        <w:t>Corpus</w:t>
-      </w:r>
-      <w:r>
-        <w:rPr>
-          <w:b w:val="0"/>
-        </w:rPr>
-        <w:t xml:space="preserve"> v2 supersedes it with N2 for room B, but the query still returns N1. What can be reported? Show the intermediate steps and give the conclusion with its scope.</w:t>
-      </w:r>
-    </w:p>
-    <w:p>
-      <w:pPr>
-        <w:pStyle w:val="Heading3"/>
-      </w:pPr>
-      <w:r>
-        <w:t>Teacher reasoning · W2</w:t>
-      </w:r>
-    </w:p>
-    <w:p>
-      <w:pPr>
-        <w:spacing w:line="336" w:lineRule="auto" w:after="180"/>
-        <w:shd w:fill="F1F6FC"/>
-      </w:pPr>
-      <w:r>
-        <w:rPr>
-          <w:b w:val="0"/>
-        </w:rPr>
-        <w:t xml:space="preserve">Teacher explanation: The stale </w:t>
-      </w:r>
-      <w:r>
-        <w:rPr>
-          <w:b/>
-        </w:rPr>
-        <w:t>index</w:t>
-      </w:r>
-      <w:r>
-        <w:rPr>
-          <w:b w:val="0"/>
-        </w:rPr>
-        <w:t xml:space="preserve"> returns old </w:t>
-      </w:r>
-      <w:r>
-        <w:rPr>
-          <w:b/>
-        </w:rPr>
-        <w:t>evidence</w:t>
-      </w:r>
-      <w:r>
-        <w:rPr>
-          <w:b w:val="0"/>
-        </w:rPr>
-        <w:t xml:space="preserve">. It cannot establish current room approval; refresh against authorised </w:t>
-      </w:r>
-      <w:r>
-        <w:rPr>
-          <w:b/>
-        </w:rPr>
-        <w:t>corpus</w:t>
-      </w:r>
-      <w:r>
-        <w:rPr>
-          <w:b w:val="0"/>
-        </w:rPr>
-        <w:t xml:space="preserve"> v2 or report unresolved </w:t>
-      </w:r>
-      <w:r>
-        <w:rPr>
-          <w:b/>
-        </w:rPr>
-        <w:t>freshness</w:t>
-      </w:r>
-      <w:r>
-        <w:rPr>
-          <w:b w:val="0"/>
-        </w:rPr>
-        <w:t>.</w:t>
-      </w:r>
-    </w:p>
-    <w:p>
-      <w:pPr>
-        <w:pStyle w:val="Heading3"/>
-      </w:pPr>
-      <w:r>
-        <w:t>W3 Audit the limit</w:t>
-      </w:r>
-    </w:p>
-    <w:p>
-      <w:pPr>
-        <w:pStyle w:val="Heading3"/>
-      </w:pPr>
-      <w:r>
-        <w:t>Workbook question · W3</w:t>
-      </w:r>
-    </w:p>
-    <w:p>
-      <w:pPr>
-        <w:spacing w:line="336" w:lineRule="auto" w:after="180"/>
-        <w:shd w:fill="F5F1FB"/>
-      </w:pPr>
-      <w:r>
-        <w:rPr>
-          <w:b w:val="0"/>
-        </w:rPr>
-        <w:t xml:space="preserve">A report omits this qualification: High </w:t>
-      </w:r>
-      <w:r>
-        <w:rPr>
-          <w:b/>
-        </w:rPr>
-        <w:t>retrieval</w:t>
-      </w:r>
-      <w:r>
-        <w:rPr>
-          <w:b w:val="0"/>
-        </w:rPr>
-        <w:t xml:space="preserve"> similarity does not override permissions or make an obsolete source current. Explain how omitting it could change a reader's interpretation, and write an accurate replacement.</w:t>
-      </w:r>
-    </w:p>
-    <w:p>
-      <w:pPr>
-        <w:pStyle w:val="Heading3"/>
-      </w:pPr>
-      <w:r>
-        <w:t>Teacher reasoning · W3</w:t>
-      </w:r>
-    </w:p>
-    <w:p>
-      <w:pPr>
-        <w:spacing w:line="336" w:lineRule="auto" w:after="180"/>
-        <w:shd w:fill="F1F6FC"/>
-      </w:pPr>
-      <w:r>
-        <w:rPr>
-          <w:b w:val="0"/>
-        </w:rPr>
-        <w:t xml:space="preserve">Teacher explanation: High </w:t>
-      </w:r>
-      <w:r>
-        <w:rPr>
-          <w:b/>
-        </w:rPr>
-        <w:t>retrieval</w:t>
-      </w:r>
-      <w:r>
-        <w:rPr>
-          <w:b w:val="0"/>
-        </w:rPr>
-        <w:t xml:space="preserve"> similarity does not override permissions or make an obsolete source current.</w:t>
-      </w:r>
-    </w:p>
-    <w:p>
-      <w:pPr>
-        <w:spacing w:line="336" w:lineRule="auto" w:after="180"/>
-        <w:shd w:fill="F1F6FC"/>
-      </w:pPr>
-      <w:r>
-        <w:rPr>
-          <w:b w:val="0"/>
-        </w:rPr>
-        <w:t xml:space="preserve">State the observed result separately from the unverified or out-of-scope claim; preserve the original </w:t>
-      </w:r>
-      <w:r>
-        <w:rPr>
-          <w:b/>
-        </w:rPr>
-        <w:t>evidence</w:t>
-      </w:r>
-      <w:r>
-        <w:rPr>
-          <w:b w:val="0"/>
-        </w:rPr>
-        <w:t xml:space="preserve"> rather than inventing a missing fact.</w:t>
-      </w:r>
-    </w:p>
-    <w:p>
-      <w:pPr>
-        <w:pStyle w:val="Heading3"/>
-      </w:pPr>
-      <w:r>
-        <w:t>W4 Apply a new case independently</w:t>
-      </w:r>
-    </w:p>
-    <w:p>
-      <w:pPr>
-        <w:pStyle w:val="Heading3"/>
-      </w:pPr>
-      <w:r>
-        <w:t>Workbook question · W4</w:t>
-      </w:r>
-    </w:p>
-    <w:p>
-      <w:pPr>
-        <w:spacing w:line="336" w:lineRule="auto" w:after="180"/>
-        <w:shd w:fill="F5F1FB"/>
-      </w:pPr>
-      <w:r>
-        <w:rPr>
-          <w:b/>
-        </w:rPr>
-        <w:t>Corpus</w:t>
-      </w:r>
-      <w:r>
-        <w:rPr>
-          <w:b w:val="0"/>
-        </w:rPr>
-        <w:t xml:space="preserve"> has public P, teacher-only T and withdrawn W. A student search returns all three. Identify the filtering defect and whether hiding T after generation is sufficient.</w:t>
-      </w:r>
-    </w:p>
-    <w:p>
-      <w:pPr>
-        <w:pStyle w:val="Heading3"/>
-      </w:pPr>
-      <w:r>
-        <w:t>Teacher reasoning · W4</w:t>
-      </w:r>
-    </w:p>
-    <w:p>
-      <w:pPr>
-        <w:spacing w:line="336" w:lineRule="auto" w:after="180"/>
-        <w:shd w:fill="F1F6FC"/>
-      </w:pPr>
-      <w:r>
-        <w:rPr>
-          <w:b w:val="0"/>
-        </w:rPr>
-        <w:t xml:space="preserve">Teacher explanation: Filter authorisation and active status before </w:t>
-      </w:r>
-      <w:r>
-        <w:rPr>
-          <w:b/>
-        </w:rPr>
-        <w:t>evidence</w:t>
-      </w:r>
-      <w:r>
-        <w:rPr>
-          <w:b w:val="0"/>
-        </w:rPr>
-        <w:t xml:space="preserve"> reaches the student generation path: P only. Hiding a final citation does not undo exposed teacher content.</w:t>
-      </w:r>
-    </w:p>
-    <w:p>
-      <w:pPr>
-        <w:pStyle w:val="Heading3"/>
-      </w:pPr>
-      <w:r>
-        <w:t>W5 Design a revealing follow-up</w:t>
-      </w:r>
-    </w:p>
-    <w:p>
-      <w:pPr>
-        <w:pStyle w:val="Heading3"/>
-      </w:pPr>
-      <w:r>
-        <w:t>Workbook question · W5</w:t>
-      </w:r>
-    </w:p>
-    <w:p>
-      <w:pPr>
-        <w:spacing w:line="336" w:lineRule="auto" w:after="180"/>
-        <w:shd w:fill="F5F1FB"/>
-      </w:pPr>
-      <w:r>
-        <w:rPr>
-          <w:b w:val="0"/>
-        </w:rPr>
-        <w:t>For the worked scenario, propose one additional case that could reveal a failure, describe its expected outcome before running it, and explain what would need to remain fixed for a fair comparison.</w:t>
-      </w:r>
-    </w:p>
-    <w:p>
-      <w:pPr>
-        <w:spacing w:line="336" w:lineRule="auto" w:after="180"/>
-        <w:shd w:fill="F5F1FB"/>
-      </w:pPr>
-      <w:r>
-        <w:rPr>
-          <w:b w:val="0"/>
-        </w:rPr>
-        <w:t>Do not reuse W4 as a new final test after receiving feedback.</w:t>
-      </w:r>
-    </w:p>
-    <w:p>
-      <w:pPr>
-        <w:pStyle w:val="Heading3"/>
-      </w:pPr>
-      <w:r>
-        <w:t>Teacher reasoning · W5</w:t>
-      </w:r>
-    </w:p>
-    <w:p>
-      <w:pPr>
-        <w:spacing w:line="336" w:lineRule="auto" w:after="180"/>
-        <w:shd w:fill="F1F6FC"/>
-      </w:pPr>
-      <w:r>
-        <w:rPr>
-          <w:b w:val="0"/>
-        </w:rPr>
-        <w:t xml:space="preserve">Teacher explanation: Accept a concrete variant of the worked </w:t>
-      </w:r>
-      <w:r>
-        <w:rPr>
-          <w:b/>
-        </w:rPr>
-        <w:t>input</w:t>
-      </w:r>
-      <w:r>
-        <w:rPr>
-          <w:b w:val="0"/>
-        </w:rPr>
-        <w:t xml:space="preserve"> or a missing/conflicting/boundary condition, with an expectation derived from the declared procedure.</w:t>
-      </w:r>
-    </w:p>
-    <w:p>
-      <w:pPr>
-        <w:spacing w:line="336" w:lineRule="auto" w:after="180"/>
-        <w:shd w:fill="F1F6FC"/>
-      </w:pPr>
-      <w:r>
-        <w:rPr>
-          <w:b w:val="0"/>
-        </w:rPr>
-        <w:t xml:space="preserve">Require preserved settings, original </w:t>
-      </w:r>
-      <w:r>
-        <w:rPr>
-          <w:b/>
-        </w:rPr>
-        <w:t>output</w:t>
-      </w:r>
-      <w:r>
-        <w:rPr>
-          <w:b w:val="0"/>
-        </w:rPr>
-        <w:t xml:space="preserve">s and data roles. High </w:t>
-      </w:r>
-      <w:r>
-        <w:rPr>
-          <w:b/>
-        </w:rPr>
-        <w:t>retrieval</w:t>
-      </w:r>
-      <w:r>
-        <w:rPr>
-          <w:b w:val="0"/>
-        </w:rPr>
-        <w:t xml:space="preserve"> similarity does not override permissions or make an obsolete source current.</w:t>
-      </w:r>
-    </w:p>
-    <w:p>
-      <w:pPr>
-        <w:spacing w:line="336" w:lineRule="auto" w:after="180"/>
-        <w:shd w:fill="F1F6FC"/>
-      </w:pPr>
-      <w:r>
-        <w:rPr>
-          <w:b w:val="0"/>
-        </w:rPr>
-        <w:t xml:space="preserve">The new case should test this particular </w:t>
-      </w:r>
-      <w:r>
-        <w:rPr>
-          <w:b/>
-        </w:rPr>
-        <w:t>mechanism</w:t>
-      </w:r>
-      <w:r>
-        <w:rPr>
-          <w:b w:val="0"/>
-        </w:rPr>
-        <w:t xml:space="preserve"> rather than merely restate the original result.</w:t>
-      </w:r>
-    </w:p>
-    <w:p>
-      <w:pPr>
-        <w:pStyle w:val="Heading3"/>
-      </w:pPr>
-      <w:r>
-        <w:t>Assess independent transfer</w:t>
-      </w:r>
-    </w:p>
-    <w:p>
-      <w:pPr>
-        <w:pStyle w:val="Heading3"/>
-      </w:pPr>
-      <w:r>
-        <w:t>Independent question · withhold the key</w:t>
-      </w:r>
-    </w:p>
-    <w:p>
-      <w:pPr>
-        <w:spacing w:line="336" w:lineRule="auto" w:after="180"/>
-        <w:shd w:fill="F5F1FB"/>
-      </w:pPr>
-      <w:r>
-        <w:rPr>
-          <w:b w:val="0"/>
-        </w:rPr>
-        <w:t xml:space="preserve">Selected case: </w:t>
-      </w:r>
-      <w:r>
-        <w:rPr>
-          <w:b/>
-        </w:rPr>
-        <w:t>Corpus</w:t>
-      </w:r>
-      <w:r>
-        <w:rPr>
-          <w:b w:val="0"/>
-        </w:rPr>
-        <w:t xml:space="preserve"> has public P, teacher-only T and withdrawn W. A student search returns all three. Identify the filtering defect and whether hiding T after generation is sufficient.</w:t>
-      </w:r>
-    </w:p>
-    <w:p>
-      <w:pPr>
-        <w:pStyle w:val="Heading3"/>
-      </w:pPr>
-      <w:r>
-        <w:t>Selected case answer</w:t>
-      </w:r>
-    </w:p>
-    <w:p>
-      <w:pPr>
-        <w:pStyle w:val="Heading3"/>
-      </w:pPr>
-      <w:r>
-        <w:t>Teacher key · Selected case answer</w:t>
-      </w:r>
-    </w:p>
-    <w:p>
-      <w:pPr>
-        <w:spacing w:line="336" w:lineRule="auto" w:after="180"/>
-        <w:shd w:fill="F1F6FC"/>
-      </w:pPr>
-      <w:r>
-        <w:rPr>
-          <w:b w:val="0"/>
-        </w:rPr>
-        <w:t xml:space="preserve">Teacher explanation: Filter authorisation and active status before </w:t>
-      </w:r>
-      <w:r>
-        <w:rPr>
-          <w:b/>
-        </w:rPr>
-        <w:t>evidence</w:t>
-      </w:r>
-      <w:r>
-        <w:rPr>
-          <w:b w:val="0"/>
-        </w:rPr>
-        <w:t xml:space="preserve"> reaches the student generation path: P only. Hiding a final citation does not undo exposed teacher content.</w:t>
-      </w:r>
-    </w:p>
-    <w:tbl>
-      <w:tblPr>
-        <w:tblStyle w:val="LightShading-Accent1"/>
-        <w:tblW w:type="auto" w:w="0"/>
-        <w:tblLook w:firstColumn="1" w:firstRow="1" w:lastColumn="0" w:lastRow="0" w:noHBand="0" w:noVBand="1" w:val="04A0"/>
-      </w:tblPr>
-      <w:tblGrid>
-        <w:gridCol w:w="5112"/>
-        <w:gridCol w:w="5112"/>
-      </w:tblGrid>
-      <w:tr>
-        <w:trPr>
-          <w:tblHeader/>
-        </w:trPr>
-        <w:tc>
-          <w:tcPr>
-            <w:tcW w:type="dxa" w:w="5112"/>
-          </w:tcPr>
-          <w:p>
-            <w:r>
-              <w:t>Dimension</w:t>
-            </w:r>
-          </w:p>
-        </w:tc>
-        <w:tc>
-          <w:tcPr>
-            <w:tcW w:type="dxa" w:w="5112"/>
-          </w:tcPr>
-          <w:p>
-            <w:r>
-              <w:t>Evidence required</w:t>
-            </w:r>
-          </w:p>
-        </w:tc>
-      </w:tr>
-      <w:tr>
-        <w:tc>
-          <w:tcPr>
-            <w:tcW w:type="dxa" w:w="5112"/>
-          </w:tcPr>
-          <w:p>
-            <w:r>
-              <w:t>Explanation</w:t>
-            </w:r>
-          </w:p>
-        </w:tc>
-        <w:tc>
-          <w:tcPr>
-            <w:tcW w:type="dxa" w:w="5112"/>
-          </w:tcPr>
-          <w:p>
-            <w:r>
-              <w:t>Names the applicable idea or procedure and ties it to the supplied facts.</w:t>
-            </w:r>
-          </w:p>
-        </w:tc>
-      </w:tr>
-      <w:tr>
-        <w:tc>
-          <w:tcPr>
-            <w:tcW w:type="dxa" w:w="5112"/>
-          </w:tcPr>
-          <w:p>
-            <w:r>
-              <w:t>Trace and result</w:t>
-            </w:r>
-          </w:p>
-        </w:tc>
-        <w:tc>
-          <w:tcPr>
-            <w:tcW w:type="dxa" w:w="5112"/>
-          </w:tcPr>
-          <w:p>
-            <w:r>
-              <w:t>Preserves the given inputs and shows the relevant intermediate steps; distinguishes a prediction from an observed execution.</w:t>
-            </w:r>
-          </w:p>
-        </w:tc>
-      </w:tr>
-      <w:tr>
-        <w:tc>
-          <w:tcPr>
-            <w:tcW w:type="dxa" w:w="5112"/>
-          </w:tcPr>
-          <w:p>
-            <w:r>
-              <w:t>Limits</w:t>
-            </w:r>
-          </w:p>
-        </w:tc>
-        <w:tc>
-          <w:tcPr>
-            <w:tcW w:type="dxa" w:w="5112"/>
-          </w:tcPr>
-          <w:p>
-            <w:r>
-              <w:t>States the assumptions, missing evidence or conditions under which the result would change.</w:t>
-            </w:r>
-          </w:p>
-        </w:tc>
-      </w:tr>
-    </w:tbl>
-    <w:p>
-      <w:pPr>
-        <w:pStyle w:val="Heading3"/>
-      </w:pPr>
-      <w:r>
-        <w:t>Teacher key · Selected case answer</w:t>
-      </w:r>
-    </w:p>
-    <w:p>
-      <w:pPr>
-        <w:spacing w:line="336" w:lineRule="auto" w:after="180"/>
-        <w:shd w:fill="F1F6FC"/>
-      </w:pPr>
-      <w:r>
-        <w:rPr>
-          <w:b w:val="0"/>
-        </w:rPr>
-        <w:t>Record each dimension as not yet, with support, or independent. Accept a valid alternative procedure with a defensible trace.</w:t>
-      </w:r>
-    </w:p>
-    <w:p>
-      <w:pPr>
-        <w:spacing w:line="336" w:lineRule="auto" w:after="180"/>
-        <w:shd w:fill="F1F6FC"/>
-      </w:pPr>
-      <w:r>
-        <w:rPr>
-          <w:b w:val="0"/>
-        </w:rPr>
-        <w:t xml:space="preserve">Do not penalise an honestly recorded model failure if the learner correctly explains its </w:t>
-      </w:r>
-      <w:r>
-        <w:rPr>
-          <w:b/>
-        </w:rPr>
-        <w:t>evidence</w:t>
-      </w:r>
-      <w:r>
-        <w:rPr>
-          <w:b w:val="0"/>
-        </w:rPr>
-        <w:t xml:space="preserve"> and limits.</w:t>
-      </w:r>
-    </w:p>
-    <w:p>
-      <w:pPr>
-        <w:pStyle w:val="Heading3"/>
-      </w:pPr>
-      <w:r>
-        <w:t>Feedback that the learner uses</w:t>
-      </w:r>
-    </w:p>
-    <w:p>
-      <w:pPr>
-        <w:spacing w:line="336" w:lineRule="auto" w:after="180"/>
-      </w:pPr>
-      <w:r>
-        <w:rPr>
-          <w:b w:val="0"/>
-        </w:rPr>
-        <w:t>Name the earliest unsupported step and give one action to repair it. Have the learner make that repair now and explain why. Then assess the relevant skill on a fresh, fully specified case.</w:t>
-      </w:r>
-    </w:p>
-    <w:p>
-      <w:pPr>
-        <w:spacing w:line="336" w:lineRule="auto" w:after="180"/>
-      </w:pPr>
-      <w:r>
-        <w:rPr>
-          <w:b w:val="0"/>
-        </w:rPr>
-        <w:t>Confirm it was not previously practised with feedback; solve and check the new case before assigning it. A follow-up design prompt is a starting brief, not automatically an equivalent test.</w:t>
-      </w:r>
-    </w:p>
-    <w:p>
-      <w:pPr>
-        <w:pStyle w:val="Heading1"/>
-      </w:pPr>
-      <w:r>
-        <w:t>06. Connect and extend learning</w:t>
-      </w:r>
-    </w:p>
-    <w:p>
-      <w:r>
-        <w:t>Connect Model Memory vs Retrieval to Verified Study Buddy, adapt support and plan a later changed-case check.</w:t>
-      </w:r>
-    </w:p>
-    <w:p>
-      <w:pPr>
-        <w:pStyle w:val="Heading3"/>
-      </w:pPr>
-      <w:r>
-        <w:t>Verified Study Buddy</w:t>
-      </w:r>
-    </w:p>
-    <w:p>
-      <w:pPr>
-        <w:spacing w:line="336" w:lineRule="auto" w:after="180"/>
-      </w:pPr>
-      <w:r>
-        <w:rPr>
-          <w:b w:val="0"/>
-        </w:rPr>
-        <w:t>The Study Buddy retrieves course passages and never presents model memory as a citation.</w:t>
-      </w:r>
-    </w:p>
-    <w:p>
-      <w:pPr>
-        <w:spacing w:line="336" w:lineRule="auto" w:after="180"/>
-      </w:pPr>
-      <w:r>
-        <w:rPr>
-          <w:b w:val="0"/>
-        </w:rPr>
-        <w:t xml:space="preserve">Keep the decision, </w:t>
-      </w:r>
-      <w:r>
-        <w:rPr>
-          <w:b/>
-        </w:rPr>
-        <w:t>input</w:t>
-      </w:r>
-      <w:r>
-        <w:rPr>
-          <w:b w:val="0"/>
-        </w:rPr>
-        <w:t xml:space="preserve">, result, explanation and remaining limitation in the project </w:t>
-      </w:r>
-      <w:r>
-        <w:rPr>
-          <w:b/>
-        </w:rPr>
-        <w:t>evidence</w:t>
-      </w:r>
-      <w:r>
-        <w:rPr>
-          <w:b w:val="0"/>
-        </w:rPr>
-        <w:t xml:space="preserve"> record. Retrieve this record next week rather than restarting the project.</w:t>
-      </w:r>
-    </w:p>
-    <w:p>
-      <w:pPr>
-        <w:pStyle w:val="Heading3"/>
-      </w:pPr>
-      <w:r>
-        <w:t>Support and stretch</w:t>
-      </w:r>
-    </w:p>
-    <w:p>
-      <w:pPr>
-        <w:spacing w:line="336" w:lineRule="auto" w:after="180"/>
-      </w:pPr>
-      <w:r>
-        <w:rPr>
-          <w:b w:val="0"/>
-        </w:rPr>
-        <w:t xml:space="preserve">Provide one short approved passage; separate instruction, </w:t>
-      </w:r>
-      <w:r>
-        <w:rPr>
-          <w:b/>
-        </w:rPr>
-        <w:t>input</w:t>
-      </w:r>
-      <w:r>
-        <w:rPr>
-          <w:b w:val="0"/>
-        </w:rPr>
-        <w:t xml:space="preserve">, </w:t>
-      </w:r>
-      <w:r>
-        <w:rPr>
-          <w:b/>
-        </w:rPr>
-        <w:t>output</w:t>
-      </w:r>
-      <w:r>
-        <w:rPr>
-          <w:b w:val="0"/>
-        </w:rPr>
-        <w:t xml:space="preserve"> and </w:t>
-      </w:r>
-      <w:r>
-        <w:rPr>
-          <w:b/>
-        </w:rPr>
-        <w:t>evidence</w:t>
-      </w:r>
-      <w:r>
-        <w:rPr>
-          <w:b w:val="0"/>
-        </w:rPr>
-        <w:t>. Stretch: introduce an unsupported claim or conflicting source and validate claim by claim with a fallback.</w:t>
-      </w:r>
-    </w:p>
-    <w:p>
-      <w:pPr>
-        <w:pStyle w:val="Heading3"/>
-      </w:pPr>
-      <w:r>
-        <w:t>Exit reflection</w:t>
-      </w:r>
-    </w:p>
-    <w:p>
-      <w:pPr>
-        <w:spacing w:line="336" w:lineRule="auto" w:after="180"/>
-      </w:pPr>
-      <w:r>
-        <w:rPr>
-          <w:b w:val="0"/>
-        </w:rPr>
-        <w:t xml:space="preserve">Ask for one decision the learner can now justify and one situation requiring more </w:t>
-      </w:r>
-      <w:r>
-        <w:rPr>
-          <w:b/>
-        </w:rPr>
-        <w:t>evidence</w:t>
-      </w:r>
-      <w:r>
-        <w:rPr>
-          <w:b w:val="0"/>
-        </w:rPr>
-        <w:t xml:space="preserve"> or human review. Confidence ratings are separate from correct independent performance.</w:t>
-      </w:r>
-    </w:p>
-    <w:p>
-      <w:pPr>
-        <w:pStyle w:val="Heading3"/>
-      </w:pPr>
-      <w:r>
-        <w:t>Bridge to the next week</w:t>
-      </w:r>
-    </w:p>
-    <w:p>
-      <w:pPr>
-        <w:spacing w:line="336" w:lineRule="auto" w:after="180"/>
-      </w:pPr>
-      <w:r>
-        <w:rPr>
-          <w:b w:val="0"/>
-        </w:rPr>
-        <w:t xml:space="preserve">Next: Week 18: </w:t>
-      </w:r>
-      <w:r>
-        <w:rPr>
-          <w:b/>
-        </w:rPr>
-        <w:t>Retrieval</w:t>
-      </w:r>
-      <w:r>
-        <w:rPr>
-          <w:b w:val="0"/>
-        </w:rPr>
-        <w:t xml:space="preserve">-Augmented Generation. Retrieve today’s </w:t>
-      </w:r>
-      <w:r>
-        <w:rPr>
-          <w:b/>
-        </w:rPr>
-        <w:t>evidence</w:t>
-      </w:r>
-      <w:r>
-        <w:rPr>
-          <w:b w:val="0"/>
-        </w:rPr>
-        <w:t xml:space="preserve"> and identify what carries forward and what is new.</w:t>
-      </w:r>
-    </w:p>
-    <w:p>
-      <w:pPr>
-        <w:pStyle w:val="Heading3"/>
-      </w:pPr>
-      <w:r>
-        <w:t>Support and fresh reassessment</w:t>
-      </w:r>
-    </w:p>
-    <w:p>
-      <w:pPr>
-        <w:spacing w:line="336" w:lineRule="auto" w:after="180"/>
-      </w:pPr>
-      <w:r>
-        <w:rPr>
-          <w:b w:val="0"/>
-        </w:rPr>
-        <w:t xml:space="preserve">Provide an </w:t>
-      </w:r>
-      <w:r>
-        <w:rPr>
-          <w:b/>
-        </w:rPr>
-        <w:t>input</w:t>
-      </w:r>
-      <w:r>
-        <w:rPr>
-          <w:b w:val="0"/>
-        </w:rPr>
-        <w:t>/procedure/result/limit frame and a calculator when needed. Ask students to identify the first step before completing the whole trace.</w:t>
-      </w:r>
-    </w:p>
-    <w:p>
-      <w:pPr>
-        <w:spacing w:line="336" w:lineRule="auto" w:after="180"/>
-      </w:pPr>
-      <w:r>
-        <w:rPr>
-          <w:b w:val="0"/>
-        </w:rPr>
-        <w:t xml:space="preserve">Extension: compare two concrete variants of this </w:t>
-      </w:r>
-      <w:r>
-        <w:rPr>
-          <w:b/>
-        </w:rPr>
-        <w:t>mechanism</w:t>
-      </w:r>
-      <w:r>
-        <w:rPr>
-          <w:b w:val="0"/>
-        </w:rPr>
-        <w:t xml:space="preserve"> while holding unrelated conditions fixed; report both successful and unsuccessful outcomes.</w:t>
-      </w:r>
-    </w:p>
-    <w:p>
-      <w:pPr>
-        <w:spacing w:line="336" w:lineRule="auto" w:after="180"/>
-      </w:pPr>
-      <w:r>
-        <w:rPr>
-          <w:b w:val="0"/>
-        </w:rPr>
-        <w:t xml:space="preserve">W4: Filter authorisation and active status before </w:t>
-      </w:r>
-      <w:r>
-        <w:rPr>
-          <w:b/>
-        </w:rPr>
-        <w:t>evidence</w:t>
-      </w:r>
-      <w:r>
-        <w:rPr>
-          <w:b w:val="0"/>
-        </w:rPr>
-        <w:t xml:space="preserve"> reaches the student generation path: P only. Hiding a final citation does not undo exposed teacher content. Require intermediate reasoning and the stated scope.</w:t>
-      </w:r>
-    </w:p>
-    <w:p>
-      <w:pPr>
-        <w:spacing w:line="336" w:lineRule="auto" w:after="180"/>
-      </w:pPr>
-      <w:r>
-        <w:rPr>
-          <w:b w:val="0"/>
-        </w:rPr>
-        <w:t xml:space="preserve">Fresh retry: Student </w:t>
-      </w:r>
-      <w:r>
-        <w:rPr>
-          <w:b/>
-        </w:rPr>
-        <w:t>corpus</w:t>
-      </w:r>
-      <w:r>
-        <w:rPr>
-          <w:b w:val="0"/>
-        </w:rPr>
-        <w:t xml:space="preserve"> has authorised A, restricted B and expired C. Select eligible </w:t>
-      </w:r>
-      <w:r>
-        <w:rPr>
-          <w:b/>
-        </w:rPr>
-        <w:t>index</w:t>
-      </w:r>
-      <w:r>
-        <w:rPr>
-          <w:b w:val="0"/>
-        </w:rPr>
-        <w:t xml:space="preserve">ed </w:t>
-      </w:r>
-      <w:r>
-        <w:rPr>
-          <w:b/>
-        </w:rPr>
-        <w:t>evidence</w:t>
-      </w:r>
-      <w:r>
-        <w:rPr>
-          <w:b w:val="0"/>
-        </w:rPr>
-        <w:t>.</w:t>
-      </w:r>
-    </w:p>
-    <w:p>
-      <w:pPr>
-        <w:spacing w:line="336" w:lineRule="auto" w:after="180"/>
-      </w:pPr>
-      <w:r>
-        <w:rPr>
-          <w:b w:val="0"/>
-        </w:rPr>
-        <w:t xml:space="preserve">Expected reasoning: A only; apply access and active-version filters before </w:t>
-      </w:r>
-      <w:r>
-        <w:rPr>
-          <w:b/>
-        </w:rPr>
-        <w:t>retrieval</w:t>
-      </w:r>
-      <w:r>
-        <w:rPr>
-          <w:b w:val="0"/>
-        </w:rPr>
-        <w:t xml:space="preserve"> results enter the response context.</w:t>
-      </w:r>
-    </w:p>
-    <w:p>
-      <w:pPr>
-        <w:spacing w:line="336" w:lineRule="auto" w:after="180"/>
       </w:pPr>
       <w:r>
         <w:rPr>
@@ -5570,33 +5409,10 @@
     </w:p>
     <w:p>
       <w:pPr>
-        <w:spacing w:line="336" w:lineRule="auto" w:after="180"/>
-      </w:pPr>
-      <w:r>
-        <w:rPr>
-          <w:b w:val="0"/>
-        </w:rPr>
-        <w:t xml:space="preserve">Next connection: Chunking and document structure. Preserve the current case record and retrieve its </w:t>
-      </w:r>
-      <w:r>
-        <w:rPr>
-          <w:b/>
-        </w:rPr>
-        <w:t>evidence</w:t>
-      </w:r>
-      <w:r>
-        <w:rPr>
-          <w:b w:val="0"/>
-        </w:rPr>
-        <w:t xml:space="preserve"> boundary before moving on.</w:t>
-      </w:r>
-    </w:p>
-    <w:p>
-      <w:pPr>
-        <w:pStyle w:val="Heading3"/>
-      </w:pPr>
-      <w:r>
-        <w:t>Plan the delayed return</w:t>
+        <w:pStyle w:val="Heading2"/>
+      </w:pPr>
+      <w:r>
+        <w:t>Plan the delayed check</w:t>
       </w:r>
     </w:p>
     <w:p>
@@ -5813,71 +5629,200 @@
     </w:p>
     <w:p>
       <w:pPr>
+        <w:pStyle w:val="Heading2"/>
+      </w:pPr>
+      <w:r>
+        <w:t>Bridge to next week</w:t>
+      </w:r>
+    </w:p>
+    <w:p>
+      <w:pPr>
+        <w:spacing w:line="336" w:lineRule="auto" w:after="180"/>
+      </w:pPr>
+      <w:r>
+        <w:rPr>
+          <w:b w:val="0"/>
+        </w:rPr>
+        <w:t xml:space="preserve">Ask for one decision the learner can now justify and one situation requiring more </w:t>
+      </w:r>
+      <w:r>
+        <w:rPr>
+          <w:b/>
+        </w:rPr>
+        <w:t>evidence</w:t>
+      </w:r>
+      <w:r>
+        <w:rPr>
+          <w:b w:val="0"/>
+        </w:rPr>
+        <w:t xml:space="preserve"> or human review. Confidence ratings are separate from correct independent performance.</w:t>
+      </w:r>
+    </w:p>
+    <w:p>
+      <w:pPr>
+        <w:spacing w:line="336" w:lineRule="auto" w:after="180"/>
+      </w:pPr>
+      <w:r>
+        <w:rPr>
+          <w:b w:val="0"/>
+        </w:rPr>
+        <w:t xml:space="preserve">Next: Week 18: </w:t>
+      </w:r>
+      <w:r>
+        <w:rPr>
+          <w:b/>
+        </w:rPr>
+        <w:t>Retrieval</w:t>
+      </w:r>
+      <w:r>
+        <w:rPr>
+          <w:b w:val="0"/>
+        </w:rPr>
+        <w:t xml:space="preserve">-Augmented Generation. Retrieve today’s </w:t>
+      </w:r>
+      <w:r>
+        <w:rPr>
+          <w:b/>
+        </w:rPr>
+        <w:t>evidence</w:t>
+      </w:r>
+      <w:r>
+        <w:rPr>
+          <w:b w:val="0"/>
+        </w:rPr>
+        <w:t xml:space="preserve"> and identify what carries forward and what is new.</w:t>
+      </w:r>
+    </w:p>
+    <w:p>
+      <w:pPr>
+        <w:spacing w:line="336" w:lineRule="auto" w:after="180"/>
+      </w:pPr>
+      <w:r>
+        <w:rPr>
+          <w:b w:val="0"/>
+        </w:rPr>
+        <w:t xml:space="preserve">Next connection: Chunking and document structure. Preserve the current case record and retrieve its </w:t>
+      </w:r>
+      <w:r>
+        <w:rPr>
+          <w:b/>
+        </w:rPr>
+        <w:t>evidence</w:t>
+      </w:r>
+      <w:r>
+        <w:rPr>
+          <w:b w:val="0"/>
+        </w:rPr>
+        <w:t xml:space="preserve"> boundary before moving on.</w:t>
+      </w:r>
+    </w:p>
+    <w:p>
+      <w:pPr>
+        <w:pStyle w:val="Heading2"/>
+      </w:pPr>
+      <w:r>
+        <w:t>Earlier wording, alternatives and picture transcripts · reference / check after trying</w:t>
+      </w:r>
+    </w:p>
+    <w:p>
+      <w:pPr>
+        <w:spacing w:line="336" w:lineRule="auto" w:after="180"/>
+      </w:pPr>
+      <w:r>
+        <w:rPr>
+          <w:b w:val="0"/>
+        </w:rPr>
+        <w:t>Connect and extend learning</w:t>
+      </w:r>
+    </w:p>
+    <w:p>
+      <w:pPr>
         <w:pStyle w:val="Heading3"/>
       </w:pPr>
       <w:r>
+        <w:t>Verified Study Buddy</w:t>
+      </w:r>
+    </w:p>
+    <w:p>
+      <w:pPr>
+        <w:pStyle w:val="Heading3"/>
+      </w:pPr>
+      <w:r>
+        <w:t>Support and stretch</w:t>
+      </w:r>
+    </w:p>
+    <w:p>
+      <w:pPr>
+        <w:pStyle w:val="Heading3"/>
+      </w:pPr>
+      <w:r>
+        <w:t>Exit reflection</w:t>
+      </w:r>
+    </w:p>
+    <w:p>
+      <w:pPr>
+        <w:pStyle w:val="Heading3"/>
+      </w:pPr>
+      <w:r>
+        <w:t>Bridge to the next week</w:t>
+      </w:r>
+    </w:p>
+    <w:p>
+      <w:pPr>
+        <w:pStyle w:val="Heading3"/>
+      </w:pPr>
+      <w:r>
+        <w:t>Support and fresh reassessment</w:t>
+      </w:r>
+    </w:p>
+    <w:p>
+      <w:pPr>
+        <w:pStyle w:val="Heading3"/>
+      </w:pPr>
+      <w:r>
+        <w:t>Plan the delayed return</w:t>
+      </w:r>
+    </w:p>
+    <w:p>
+      <w:pPr>
+        <w:pStyle w:val="Heading3"/>
+      </w:pPr>
+      <w:r>
         <w:t>Project evidence from this case</w:t>
       </w:r>
     </w:p>
     <w:p>
       <w:pPr>
+        <w:pStyle w:val="Heading1"/>
+      </w:pPr>
+      <w:r>
+        <w:t>Reference bank and extra practice</w:t>
+      </w:r>
+    </w:p>
+    <w:p>
+      <w:pPr>
+        <w:pStyle w:val="Heading1"/>
+      </w:pPr>
+      <w:r>
+        <w:t>07. Reference: alternative planning checklist</w:t>
+      </w:r>
+    </w:p>
+    <w:p>
+      <w:r>
+        <w:t>Use as a reminder alongside the main route rather than teaching the cycle twice.</w:t>
+      </w:r>
+    </w:p>
+    <w:p>
+      <w:pPr>
+        <w:pStyle w:val="Heading2"/>
+      </w:pPr>
+      <w:r>
+        <w:t>Preparation and schedule</w:t>
+      </w:r>
+    </w:p>
+    <w:p>
+      <w:pPr>
         <w:spacing w:line="336" w:lineRule="auto" w:after="180"/>
-      </w:pPr>
-      <w:r>
-        <w:rPr>
-          <w:b w:val="0"/>
-        </w:rPr>
-        <w:t xml:space="preserve">For your Verified Study Buddy, save the </w:t>
-      </w:r>
-      <w:r>
-        <w:rPr>
-          <w:b/>
-        </w:rPr>
-        <w:t>input</w:t>
-      </w:r>
-      <w:r>
-        <w:rPr>
-          <w:b w:val="0"/>
-        </w:rPr>
-        <w:t>, procedure, observed result and limitation of this check.</w:t>
-      </w:r>
-    </w:p>
-    <w:p>
-      <w:pPr>
-        <w:spacing w:line="336" w:lineRule="auto" w:after="180"/>
-      </w:pPr>
-      <w:r>
-        <w:rPr>
-          <w:b w:val="0"/>
-        </w:rPr>
-        <w:t>Label this worked example as practice; use a different, previously unreviewed case when checking independent understanding.</w:t>
-      </w:r>
-    </w:p>
-    <w:p>
-      <w:pPr>
-        <w:pStyle w:val="Heading1"/>
-      </w:pPr>
-      <w:r>
-        <w:t>07. Prepare, teach and assess</w:t>
-      </w:r>
-    </w:p>
-    <w:p>
-      <w:r>
-        <w:t>Use this preparation summary alongside the detailed Model Memory vs Retrieval lesson; it is a checklist rather than a replacement for the full sequence.</w:t>
-      </w:r>
-    </w:p>
-    <w:p>
-      <w:pPr>
-        <w:pStyle w:val="Heading3"/>
-      </w:pPr>
-      <w:r>
-        <w:t>Teaching target</w:t>
-      </w:r>
-    </w:p>
-    <w:p>
-      <w:pPr>
-        <w:spacing w:line="336" w:lineRule="auto" w:after="180"/>
-        <w:shd w:fill="EDF7F3"/>
       </w:pPr>
       <w:r>
         <w:rPr>
@@ -6090,6 +6035,14 @@
     </w:tbl>
     <w:p>
       <w:pPr>
+        <w:pStyle w:val="Heading2"/>
+      </w:pPr>
+      <w:r>
+        <w:t>Practice and assessment reminders</w:t>
+      </w:r>
+    </w:p>
+    <w:p>
+      <w:pPr>
         <w:spacing w:line="336" w:lineRule="auto" w:after="180"/>
       </w:pPr>
       <w:r>
@@ -6136,16 +6089,7 @@
     </w:p>
     <w:p>
       <w:pPr>
-        <w:pStyle w:val="Heading3"/>
-      </w:pPr>
-      <w:r>
-        <w:t>Supported practice answer</w:t>
-      </w:r>
-    </w:p>
-    <w:p>
-      <w:pPr>
         <w:spacing w:line="336" w:lineRule="auto" w:after="180"/>
-        <w:shd w:fill="F1F6FC"/>
       </w:pPr>
       <w:r>
         <w:rPr>
@@ -6250,16 +6194,7 @@
     </w:p>
     <w:p>
       <w:pPr>
-        <w:pStyle w:val="Heading3"/>
-      </w:pPr>
-      <w:r>
-        <w:t>Repair the misconception</w:t>
-      </w:r>
-    </w:p>
-    <w:p>
-      <w:pPr>
         <w:spacing w:line="336" w:lineRule="auto" w:after="180"/>
-        <w:shd w:fill="FFF5E6"/>
       </w:pPr>
       <w:r>
         <w:rPr>
@@ -6282,16 +6217,7 @@
     </w:p>
     <w:p>
       <w:pPr>
-        <w:pStyle w:val="Heading3"/>
-      </w:pPr>
-      <w:r>
-        <w:t>Support without giving away the answer</w:t>
-      </w:r>
-    </w:p>
-    <w:p>
-      <w:pPr>
         <w:spacing w:line="336" w:lineRule="auto" w:after="180"/>
-        <w:shd w:fill="F1F6F8"/>
       </w:pPr>
       <w:r>
         <w:rPr>
@@ -6314,16 +6240,7 @@
     </w:p>
     <w:p>
       <w:pPr>
-        <w:pStyle w:val="Heading3"/>
-      </w:pPr>
-      <w:r>
-        <w:t>Extend the reasoning</w:t>
-      </w:r>
-    </w:p>
-    <w:p>
-      <w:pPr>
         <w:spacing w:line="336" w:lineRule="auto" w:after="180"/>
-        <w:shd w:fill="F5F1FB"/>
       </w:pPr>
       <w:r>
         <w:rPr>
@@ -6347,7 +6264,6 @@
     <w:p>
       <w:pPr>
         <w:spacing w:line="336" w:lineRule="auto" w:after="180"/>
-        <w:shd w:fill="F5F1FB"/>
       </w:pPr>
       <w:r>
         <w:rPr>
@@ -6382,16 +6298,7 @@
     </w:p>
     <w:p>
       <w:pPr>
-        <w:pStyle w:val="Heading3"/>
-      </w:pPr>
-      <w:r>
-        <w:t>Protect the independent attempt</w:t>
-      </w:r>
-    </w:p>
-    <w:p>
-      <w:pPr>
         <w:spacing w:line="336" w:lineRule="auto" w:after="180"/>
-        <w:shd w:fill="FFF5E6"/>
       </w:pPr>
       <w:r>
         <w:rPr>
@@ -6586,16 +6493,7 @@
     </w:tbl>
     <w:p>
       <w:pPr>
-        <w:pStyle w:val="Heading3"/>
-      </w:pPr>
-      <w:r>
-        <w:t>Project checkpoint</w:t>
-      </w:r>
-    </w:p>
-    <w:p>
-      <w:pPr>
         <w:spacing w:line="336" w:lineRule="auto" w:after="180"/>
-        <w:shd w:fill="EDF7F3"/>
       </w:pPr>
       <w:r>
         <w:rPr>
@@ -6632,12 +6530,20 @@
         <w:pStyle w:val="Heading1"/>
       </w:pPr>
       <w:r>
-        <w:t>08. Use feedback, labs and repair paths</w:t>
-      </w:r>
-    </w:p>
-    <w:p>
-      <w:r>
-        <w:t>Use feedback, earlier review and portfolios purposefully. Apply the coding routine only when this lesson has an executable lab.</w:t>
+        <w:t>08. Reference: feedback and records</w:t>
+      </w:r>
+    </w:p>
+    <w:p>
+      <w:r>
+        <w:t>Use digital tools where they help retain an explanation and its evidence.</w:t>
+      </w:r>
+    </w:p>
+    <w:p>
+      <w:pPr>
+        <w:pStyle w:val="Heading2"/>
+      </w:pPr>
+      <w:r>
+        <w:t>Keep practice and independent evidence separate</w:t>
       </w:r>
     </w:p>
     <w:p>
@@ -6676,10 +6582,52 @@
     </w:p>
     <w:p>
       <w:pPr>
-        <w:pStyle w:val="Heading3"/>
-      </w:pPr>
-      <w:r>
-        <w:t>For later coding lessons</w:t>
+        <w:pStyle w:val="Heading2"/>
+      </w:pPr>
+      <w:r>
+        <w:t>Repair and portfolio records</w:t>
+      </w:r>
+    </w:p>
+    <w:p>
+      <w:pPr>
+        <w:spacing w:line="336" w:lineRule="auto" w:after="180"/>
+      </w:pPr>
+      <w:r>
+        <w:rPr>
+          <w:b w:val="0"/>
+        </w:rPr>
+        <w:t>Use the earlier worked-explanation links to address a specific missing building block, then return to the current question. Adapt this suggestion after observing the learner; it is not an automatic diagnosis.</w:t>
+      </w:r>
+    </w:p>
+    <w:p>
+      <w:pPr>
+        <w:spacing w:line="336" w:lineRule="auto" w:after="180"/>
+      </w:pPr>
+      <w:r>
+        <w:rPr>
+          <w:b w:val="0"/>
+        </w:rPr>
+        <w:t xml:space="preserve">Collect the completed-work portfolio as </w:t>
+      </w:r>
+      <w:r>
+        <w:rPr>
+          <w:b/>
+        </w:rPr>
+        <w:t>evidence</w:t>
+      </w:r>
+      <w:r>
+        <w:rPr>
+          <w:b w:val="0"/>
+        </w:rPr>
+        <w:t>. Record support separately from correctness, and assess explanation, trace/test and limitations. Progress ticks and quiz selections alone do not establish mastery.</w:t>
+      </w:r>
+    </w:p>
+    <w:p>
+      <w:pPr>
+        <w:pStyle w:val="Heading2"/>
+      </w:pPr>
+      <w:r>
+        <w:t>Earlier wording, alternatives and picture transcripts · reference / check after trying</w:t>
       </w:r>
     </w:p>
     <w:p>
@@ -6690,7 +6638,6 @@
     <w:p>
       <w:pPr>
         <w:spacing w:line="336" w:lineRule="auto" w:after="180"/>
-        <w:shd w:fill="F1F6F8"/>
       </w:pPr>
       <w:r>
         <w:rPr>
@@ -6725,77 +6672,20 @@
     </w:p>
     <w:p>
       <w:pPr>
-        <w:spacing w:line="336" w:lineRule="auto" w:after="180"/>
-      </w:pPr>
-      <w:r>
-        <w:rPr>
-          <w:b w:val="0"/>
-        </w:rPr>
-        <w:t>Use the earlier worked-explanation links to address a specific missing building block, then return to the current question. Adapt this suggestion after observing the learner; it is not an automatic diagnosis.</w:t>
-      </w:r>
-    </w:p>
-    <w:p>
-      <w:pPr>
-        <w:spacing w:line="336" w:lineRule="auto" w:after="180"/>
-      </w:pPr>
-      <w:r>
-        <w:rPr>
-          <w:b w:val="0"/>
-        </w:rPr>
-        <w:t xml:space="preserve">Collect the completed-work portfolio as </w:t>
-      </w:r>
-      <w:r>
-        <w:rPr>
-          <w:b/>
-        </w:rPr>
-        <w:t>evidence</w:t>
-      </w:r>
-      <w:r>
-        <w:rPr>
-          <w:b w:val="0"/>
-        </w:rPr>
-        <w:t>. Record support separately from correctness, and assess explanation, trace/test and limitations. Progress ticks and quiz selections alone do not establish mastery.</w:t>
-      </w:r>
-    </w:p>
-    <w:p>
-      <w:pPr>
         <w:pStyle w:val="Heading1"/>
       </w:pPr>
       <w:r>
-        <w:t>09. Visual concept journey</w:t>
-      </w:r>
-    </w:p>
-    <w:p>
-      <w:r>
-        <w:t>Show one Model Memory vs Retrieval graphic at a time, request a prediction and discuss its trace before the independent assessment.</w:t>
-      </w:r>
-    </w:p>
-    <w:p>
-      <w:pPr>
-        <w:spacing w:line="336" w:lineRule="auto" w:after="180"/>
-      </w:pPr>
-      <w:r>
-        <w:rPr>
-          <w:b w:val="0"/>
-        </w:rPr>
-        <w:t xml:space="preserve">Use one picture at a time. Hide a worked result before asking for a </w:t>
-      </w:r>
-      <w:r>
-        <w:rPr>
-          <w:b/>
-        </w:rPr>
-        <w:t>prediction</w:t>
-      </w:r>
-      <w:r>
-        <w:rPr>
-          <w:b w:val="0"/>
-        </w:rPr>
-        <w:t>, then reveal it for feedback. These are supported teaching cases; retain the separate independent assessment for a fresh first attempt.</w:t>
-      </w:r>
-    </w:p>
-    <w:p>
-      <w:pPr>
-        <w:pStyle w:val="Heading3"/>
+        <w:t>09. Reference: teach with the six pictures</w:t>
+      </w:r>
+    </w:p>
+    <w:p>
+      <w:r>
+        <w:t>Choose the picture for the teaching move and connect it to the explanation.</w:t>
+      </w:r>
+    </w:p>
+    <w:p>
+      <w:pPr>
+        <w:pStyle w:val="Heading2"/>
       </w:pPr>
       <w:r>
         <w:t>01. Model Memory vs Retrieval: the case</w:t>
@@ -6806,7 +6696,7 @@
         <w:drawing>
           <wp:inline xmlns:a="http://schemas.openxmlformats.org/drawingml/2006/main" xmlns:pic="http://schemas.openxmlformats.org/drawingml/2006/picture">
             <wp:extent cx="5486400" cy="3291840"/>
-            <wp:docPr id="2" name="Picture 2" descr="The library assistant remembers an old opening time, but a current notice can be retrieved. Supplied facts: Approved notice LIB-v = 2 says Wednesday closes at 16: 00; the model previously produced 15: 00. The question asks the current Wednesday closing time. All inputs and outcomes in this worked example are invented classroom data; no real model run is claimed."/>
+            <wp:docPr id="3" name="Picture 3" descr="The library assistant remembers an old opening time, but a current notice can be retrieved. Supplied facts: Approved notice LIB-v = 2 says Wednesday closes at 16: 00; the model previously produced 15: 00. The question asks the current Wednesday closing time. All inputs and outcomes in this worked example are invented classroom data; no real model run is claimed."/>
             <wp:cNvGraphicFramePr>
               <a:graphicFrameLocks noChangeAspect="1"/>
             </wp:cNvGraphicFramePr>
@@ -6818,7 +6708,7 @@
                     <pic:cNvPicPr/>
                   </pic:nvPicPr>
                   <pic:blipFill>
-                    <a:blip r:embed="rId10"/>
+                    <a:blip r:embed="rId11"/>
                     <a:stretch>
                       <a:fillRect/>
                     </a:stretch>
@@ -6874,7 +6764,6 @@
     <w:p>
       <w:pPr>
         <w:spacing w:line="336" w:lineRule="auto" w:after="180"/>
-        <w:shd w:fill="F5F1FB"/>
       </w:pPr>
       <w:r>
         <w:rPr>
@@ -6885,16 +6774,7 @@
     </w:p>
     <w:p>
       <w:pPr>
-        <w:pStyle w:val="Heading3"/>
-      </w:pPr>
-      <w:r>
-        <w:t>Discuss while showing the picture</w:t>
-      </w:r>
-    </w:p>
-    <w:p>
-      <w:pPr>
         <w:spacing w:line="336" w:lineRule="auto" w:after="180"/>
-        <w:shd w:fill="F1F6F8"/>
       </w:pPr>
       <w:r>
         <w:rPr>
@@ -6905,7 +6785,7 @@
     </w:p>
     <w:p>
       <w:pPr>
-        <w:pStyle w:val="Heading3"/>
+        <w:pStyle w:val="Heading2"/>
       </w:pPr>
       <w:r>
         <w:t>02. Follow the deciding steps</w:t>
@@ -6916,7 +6796,7 @@
         <w:drawing>
           <wp:inline xmlns:a="http://schemas.openxmlformats.org/drawingml/2006/main" xmlns:pic="http://schemas.openxmlformats.org/drawingml/2006/picture">
             <wp:extent cx="5486400" cy="3337560"/>
-            <wp:docPr id="3" name="Picture 3" descr="Old guess: A remembered-looking answer says 15: 00; no current notice is attached. → Find notice: Retrieve authorised LIB-v = 2, which explicitly says Wednesday closes at 16: 00. → Ground answer: Answer 16: 00 and attach LIB-v = 2. Its words, rather than the earlier guess, support this claim."/>
+            <wp:docPr id="4" name="Picture 4" descr="Old guess: A remembered-looking answer says 15: 00; no current notice is attached. → Find notice: Retrieve authorised LIB-v = 2, which explicitly says Wednesday closes at 16: 00. → Ground answer: Answer 16: 00 and attach LIB-v = 2. Its words, rather than the earlier guess, support this claim."/>
             <wp:cNvGraphicFramePr>
               <a:graphicFrameLocks noChangeAspect="1"/>
             </wp:cNvGraphicFramePr>
@@ -6928,7 +6808,7 @@
                     <pic:cNvPicPr/>
                   </pic:nvPicPr>
                   <pic:blipFill>
-                    <a:blip r:embed="rId11"/>
+                    <a:blip r:embed="rId9"/>
                     <a:stretch>
                       <a:fillRect/>
                     </a:stretch>
@@ -6972,7 +6852,6 @@
     <w:p>
       <w:pPr>
         <w:spacing w:line="336" w:lineRule="auto" w:after="180"/>
-        <w:shd w:fill="F5F1FB"/>
       </w:pPr>
       <w:r>
         <w:rPr>
@@ -6995,16 +6874,7 @@
     </w:p>
     <w:p>
       <w:pPr>
-        <w:pStyle w:val="Heading3"/>
-      </w:pPr>
-      <w:r>
-        <w:t>Discuss while showing the picture</w:t>
-      </w:r>
-    </w:p>
-    <w:p>
-      <w:pPr>
         <w:spacing w:line="336" w:lineRule="auto" w:after="180"/>
-        <w:shd w:fill="F1F6F8"/>
       </w:pPr>
       <w:r>
         <w:rPr>
@@ -7027,7 +6897,7 @@
     </w:p>
     <w:p>
       <w:pPr>
-        <w:pStyle w:val="Heading3"/>
+        <w:pStyle w:val="Heading2"/>
       </w:pPr>
       <w:r>
         <w:t>03. Retrieval and indexing — evidence trace</w:t>
@@ -7038,7 +6908,7 @@
         <w:drawing>
           <wp:inline xmlns:a="http://schemas.openxmlformats.org/drawingml/2006/main" xmlns:pic="http://schemas.openxmlformats.org/drawingml/2006/picture">
             <wp:extent cx="5486400" cy="3145536"/>
-            <wp:docPr id="4" name="Picture 4" descr="Retrieval and indexing — evidence trace. Index v1 contains notice N1 for room A. Corpus v2 supersedes it with N2 for room B, but the query still returns N1. What can be reported? | Assign stable document IDs, versions and permitted access before indexing. Retrieve only authorised records. Preserve source references and define behaviour when a document is missing, outdated or access-restricted. | The stale index returns old evidence. It cannot establish current room approval; refresh against authorised corpus v2 or report unresolved freshness."/>
+            <wp:docPr id="5" name="Picture 5" descr="Retrieval and indexing — evidence trace. Index v1 contains notice N1 for room A. Corpus v2 supersedes it with N2 for room B, but the query still returns N1. What can be reported? | Assign stable document IDs, versions and permitted access before indexing. Retrieve only authorised records. Preserve source references and define behaviour when a document is missing, outdated or access-restricted. | The stale index returns old evidence. It cannot establish current room approval; refresh against authorised corpus v2 or report unresolved freshness."/>
             <wp:cNvGraphicFramePr>
               <a:graphicFrameLocks noChangeAspect="1"/>
             </wp:cNvGraphicFramePr>
@@ -7230,7 +7100,6 @@
     <w:p>
       <w:pPr>
         <w:spacing w:line="336" w:lineRule="auto" w:after="180"/>
-        <w:shd w:fill="F5F1FB"/>
       </w:pPr>
       <w:r>
         <w:rPr>
@@ -7241,16 +7110,7 @@
     </w:p>
     <w:p>
       <w:pPr>
-        <w:pStyle w:val="Heading3"/>
-      </w:pPr>
-      <w:r>
-        <w:t>Discuss while showing the picture</w:t>
-      </w:r>
-    </w:p>
-    <w:p>
-      <w:pPr>
         <w:spacing w:line="336" w:lineRule="auto" w:after="180"/>
-        <w:shd w:fill="F1F6F8"/>
       </w:pPr>
       <w:r>
         <w:rPr>
@@ -7261,7 +7121,7 @@
     </w:p>
     <w:p>
       <w:pPr>
-        <w:pStyle w:val="Heading3"/>
+        <w:pStyle w:val="Heading2"/>
       </w:pPr>
       <w:r>
         <w:t>04. Change one thing. Trace what follows.</w:t>
@@ -7272,7 +7132,7 @@
         <w:drawing>
           <wp:inline xmlns:a="http://schemas.openxmlformats.org/drawingml/2006/main" xmlns:pic="http://schemas.openxmlformats.org/drawingml/2006/picture">
             <wp:extent cx="5486400" cy="3041904"/>
-            <wp:docPr id="5" name="Picture 5" descr="Original case: Answer 16: 00 and attach LIB-v = 2. Its words, rather than the earlier guess, support this claim. Changed condition: LIB-v = 2 is unavailable. Expected result: Report that the current time cannot be verified. Reason: The unsupported old guess does not become current evidence when retrieval fails."/>
+            <wp:docPr id="6" name="Picture 6" descr="Original case: Answer 16: 00 and attach LIB-v = 2. Its words, rather than the earlier guess, support this claim. Changed condition: LIB-v = 2 is unavailable. Expected result: Report that the current time cannot be verified. Reason: The unsupported old guess does not become current evidence when retrieval fails."/>
             <wp:cNvGraphicFramePr>
               <a:graphicFrameLocks noChangeAspect="1"/>
             </wp:cNvGraphicFramePr>
@@ -7352,7 +7212,6 @@
     <w:p>
       <w:pPr>
         <w:spacing w:line="336" w:lineRule="auto" w:after="180"/>
-        <w:shd w:fill="F5F1FB"/>
       </w:pPr>
       <w:r>
         <w:rPr>
@@ -7363,16 +7222,7 @@
     </w:p>
     <w:p>
       <w:pPr>
-        <w:pStyle w:val="Heading3"/>
-      </w:pPr>
-      <w:r>
-        <w:t>Discuss while showing the picture</w:t>
-      </w:r>
-    </w:p>
-    <w:p>
-      <w:pPr>
         <w:spacing w:line="336" w:lineRule="auto" w:after="180"/>
-        <w:shd w:fill="F1F6F8"/>
       </w:pPr>
       <w:r>
         <w:rPr>
@@ -7384,7 +7234,6 @@
     <w:p>
       <w:pPr>
         <w:spacing w:line="336" w:lineRule="auto" w:after="180"/>
-        <w:shd w:fill="F1F6F8"/>
       </w:pPr>
       <w:r>
         <w:rPr>
@@ -7419,7 +7268,7 @@
     </w:p>
     <w:p>
       <w:pPr>
-        <w:pStyle w:val="Heading3"/>
+        <w:pStyle w:val="Heading2"/>
       </w:pPr>
       <w:r>
         <w:t>05. Connect the explanation to its limit</w:t>
@@ -7430,7 +7279,7 @@
         <w:drawing>
           <wp:inline xmlns:a="http://schemas.openxmlformats.org/drawingml/2006/main" xmlns:pic="http://schemas.openxmlformats.org/drawingml/2006/picture">
             <wp:extent cx="5486400" cy="2834640"/>
-            <wp:docPr id="6" name="Picture 6" descr="Read the picture in order. Answer 16: 00 and attach LIB-v = 2. Its words, rather than the earlier guess, support this claim. The arrows show which recorded input or intermediate result each decision uses. Explain the deciding step aloud before checking the changed case; pointing to the final answer alone does not show how it follows. Limit: A retrieved document can itself be wrong or outdated; source approval, date and scope still need checking."/>
+            <wp:docPr id="7" name="Picture 7" descr="Read the picture in order. Answer 16: 00 and attach LIB-v = 2. Its words, rather than the earlier guess, support this claim. The arrows show which recorded input or intermediate result each decision uses. Explain the deciding step aloud before checking the changed case; pointing to the final answer alone does not show how it follows. Limit: A retrieved document can itself be wrong or outdated; source approval, date and scope still need checking."/>
             <wp:cNvGraphicFramePr>
               <a:graphicFrameLocks noChangeAspect="1"/>
             </wp:cNvGraphicFramePr>
@@ -7509,7 +7358,6 @@
     <w:p>
       <w:pPr>
         <w:spacing w:line="336" w:lineRule="auto" w:after="180"/>
-        <w:shd w:fill="F5F1FB"/>
       </w:pPr>
       <w:r>
         <w:rPr>
@@ -7520,16 +7368,7 @@
     </w:p>
     <w:p>
       <w:pPr>
-        <w:pStyle w:val="Heading3"/>
-      </w:pPr>
-      <w:r>
-        <w:t>Discuss while showing the picture</w:t>
-      </w:r>
-    </w:p>
-    <w:p>
-      <w:pPr>
         <w:spacing w:line="336" w:lineRule="auto" w:after="180"/>
-        <w:shd w:fill="F1F6F8"/>
       </w:pPr>
       <w:r>
         <w:rPr>
@@ -7541,7 +7380,6 @@
     <w:p>
       <w:pPr>
         <w:spacing w:line="336" w:lineRule="auto" w:after="180"/>
-        <w:shd w:fill="F1F6F8"/>
       </w:pPr>
       <w:r>
         <w:rPr>
@@ -7552,7 +7390,7 @@
     </w:p>
     <w:p>
       <w:pPr>
-        <w:pStyle w:val="Heading3"/>
+        <w:pStyle w:val="Heading2"/>
       </w:pPr>
       <w:r>
         <w:t>06. Make the idea visible in your project</w:t>
@@ -7563,7 +7401,7 @@
         <w:drawing>
           <wp:inline xmlns:a="http://schemas.openxmlformats.org/drawingml/2006/main" xmlns:pic="http://schemas.openxmlformats.org/drawingml/2006/picture">
             <wp:extent cx="5486400" cy="3681984"/>
-            <wp:docPr id="7" name="Picture 7" descr="For your Verified Study Buddy, save the input, procedure, observed result and limitation of this check. Label this worked example as practice; use a different, previously unreviewed case when checking independent understanding. Draw your input, deciding step, result and limit. Supported question: Why can the assistant not certify 15: 00 when the notice is missing? Point to the relevant step in the picture, then write the changed result and the rule or evidence that supports it."/>
+            <wp:docPr id="8" name="Picture 8" descr="For your Verified Study Buddy, save the input, procedure, observed result and limitation of this check. Label this worked example as practice; use a different, previously unreviewed case when checking independent understanding. Draw your input, deciding step, result and limit. Supported question: Why can the assistant not certify 15: 00 when the notice is missing? Point to the relevant step in the picture, then write the changed result and the rule or evidence that supports it."/>
             <wp:cNvGraphicFramePr>
               <a:graphicFrameLocks noChangeAspect="1"/>
             </wp:cNvGraphicFramePr>
@@ -7666,7 +7504,6 @@
     <w:p>
       <w:pPr>
         <w:spacing w:line="336" w:lineRule="auto" w:after="180"/>
-        <w:shd w:fill="F5F1FB"/>
       </w:pPr>
       <w:r>
         <w:rPr>
@@ -7689,106 +7526,174 @@
     </w:p>
     <w:p>
       <w:pPr>
+        <w:spacing w:line="336" w:lineRule="auto" w:after="180"/>
+      </w:pPr>
+      <w:r>
+        <w:rPr>
+          <w:b w:val="0"/>
+        </w:rPr>
+        <w:t xml:space="preserve">Teacher prompt: Draw your project trace and justify the deciding step using </w:t>
+      </w:r>
+      <w:r>
+        <w:rPr>
+          <w:b/>
+        </w:rPr>
+        <w:t>evidence</w:t>
+      </w:r>
+      <w:r>
+        <w:rPr>
+          <w:b w:val="0"/>
+        </w:rPr>
+        <w:t>. Ask learners to describe one label or arrow in ordinary words. Use the adjacent transcript if the image is difficult to see.</w:t>
+      </w:r>
+    </w:p>
+    <w:p>
+      <w:pPr>
+        <w:spacing w:line="336" w:lineRule="auto" w:after="180"/>
+      </w:pPr>
+      <w:r>
+        <w:rPr>
+          <w:b w:val="0"/>
+        </w:rPr>
+        <w:t xml:space="preserve">Supported practice key: 15: 00 came from an unsupported earlier </w:t>
+      </w:r>
+      <w:r>
+        <w:rPr>
+          <w:b/>
+        </w:rPr>
+        <w:t>output</w:t>
+      </w:r>
+      <w:r>
+        <w:rPr>
+          <w:b w:val="0"/>
+        </w:rPr>
+        <w:t xml:space="preserve">. Missing current </w:t>
+      </w:r>
+      <w:r>
+        <w:rPr>
+          <w:b/>
+        </w:rPr>
+        <w:t>evidence</w:t>
+      </w:r>
+      <w:r>
+        <w:rPr>
+          <w:b w:val="0"/>
+        </w:rPr>
+        <w:t xml:space="preserve"> requires an uncertainty statement, not substitution. Changed-case check: Report that the current time cannot be verified.</w:t>
+      </w:r>
+    </w:p>
+    <w:p>
+      <w:pPr>
+        <w:spacing w:line="336" w:lineRule="auto" w:after="180"/>
+      </w:pPr>
+      <w:r>
+        <w:rPr>
+          <w:b w:val="0"/>
+        </w:rPr>
+        <w:t xml:space="preserve">The unsupported old guess does not become current </w:t>
+      </w:r>
+      <w:r>
+        <w:rPr>
+          <w:b/>
+        </w:rPr>
+        <w:t>evidence</w:t>
+      </w:r>
+      <w:r>
+        <w:rPr>
+          <w:b w:val="0"/>
+        </w:rPr>
+        <w:t xml:space="preserve"> when </w:t>
+      </w:r>
+      <w:r>
+        <w:rPr>
+          <w:b/>
+        </w:rPr>
+        <w:t>retrieval</w:t>
+      </w:r>
+      <w:r>
+        <w:rPr>
+          <w:b w:val="0"/>
+        </w:rPr>
+        <w:t xml:space="preserve"> fails.</w:t>
+      </w:r>
+    </w:p>
+    <w:p>
+      <w:pPr>
+        <w:pStyle w:val="Heading2"/>
+      </w:pPr>
+      <w:r>
+        <w:t>Earlier wording, alternatives and picture transcripts · reference / check after trying</w:t>
+      </w:r>
+    </w:p>
+    <w:p>
+      <w:pPr>
+        <w:spacing w:line="336" w:lineRule="auto" w:after="180"/>
+      </w:pPr>
+      <w:r>
+        <w:rPr>
+          <w:b w:val="0"/>
+        </w:rPr>
+        <w:t xml:space="preserve">Use one picture at a time. Hide a worked result before asking for a </w:t>
+      </w:r>
+      <w:r>
+        <w:rPr>
+          <w:b/>
+        </w:rPr>
+        <w:t>prediction</w:t>
+      </w:r>
+      <w:r>
+        <w:rPr>
+          <w:b w:val="0"/>
+        </w:rPr>
+        <w:t>, then reveal it for feedback. These are supported teaching cases; retain the separate independent assessment for a fresh first attempt.</w:t>
+      </w:r>
+    </w:p>
+    <w:p>
+      <w:pPr>
         <w:pStyle w:val="Heading3"/>
       </w:pPr>
       <w:r>
-        <w:t>Discuss while showing the picture</w:t>
-      </w:r>
-    </w:p>
-    <w:p>
-      <w:pPr>
-        <w:spacing w:line="336" w:lineRule="auto" w:after="180"/>
-        <w:shd w:fill="F1F6F8"/>
-      </w:pPr>
-      <w:r>
-        <w:rPr>
-          <w:b w:val="0"/>
-        </w:rPr>
-        <w:t xml:space="preserve">Teacher prompt: Draw your project trace and justify the deciding step using </w:t>
-      </w:r>
-      <w:r>
-        <w:rPr>
-          <w:b/>
-        </w:rPr>
-        <w:t>evidence</w:t>
-      </w:r>
-      <w:r>
-        <w:rPr>
-          <w:b w:val="0"/>
-        </w:rPr>
-        <w:t>. Ask learners to describe one label or arrow in ordinary words. Use the adjacent transcript if the image is difficult to see.</w:t>
-      </w:r>
-    </w:p>
-    <w:p>
-      <w:pPr>
-        <w:spacing w:line="336" w:lineRule="auto" w:after="180"/>
-        <w:shd w:fill="F1F6F8"/>
-      </w:pPr>
-      <w:r>
-        <w:rPr>
-          <w:b w:val="0"/>
-        </w:rPr>
-        <w:t xml:space="preserve">Supported practice key: 15: 00 came from an unsupported earlier </w:t>
-      </w:r>
-      <w:r>
-        <w:rPr>
-          <w:b/>
-        </w:rPr>
-        <w:t>output</w:t>
-      </w:r>
-      <w:r>
-        <w:rPr>
-          <w:b w:val="0"/>
-        </w:rPr>
-        <w:t xml:space="preserve">. Missing current </w:t>
-      </w:r>
-      <w:r>
-        <w:rPr>
-          <w:b/>
-        </w:rPr>
-        <w:t>evidence</w:t>
-      </w:r>
-      <w:r>
-        <w:rPr>
-          <w:b w:val="0"/>
-        </w:rPr>
-        <w:t xml:space="preserve"> requires an uncertainty statement, not substitution. Changed-case check: Report that the current time cannot be verified.</w:t>
-      </w:r>
-    </w:p>
-    <w:p>
-      <w:pPr>
-        <w:spacing w:line="336" w:lineRule="auto" w:after="180"/>
-        <w:shd w:fill="F1F6F8"/>
-      </w:pPr>
-      <w:r>
-        <w:rPr>
-          <w:b w:val="0"/>
-        </w:rPr>
-        <w:t xml:space="preserve">The unsupported old guess does not become current </w:t>
-      </w:r>
-      <w:r>
-        <w:rPr>
-          <w:b/>
-        </w:rPr>
-        <w:t>evidence</w:t>
-      </w:r>
-      <w:r>
-        <w:rPr>
-          <w:b w:val="0"/>
-        </w:rPr>
-        <w:t xml:space="preserve"> when </w:t>
-      </w:r>
-      <w:r>
-        <w:rPr>
-          <w:b/>
-        </w:rPr>
-        <w:t>retrieval</w:t>
-      </w:r>
-      <w:r>
-        <w:rPr>
-          <w:b w:val="0"/>
-        </w:rPr>
-        <w:t xml:space="preserve"> fails.</w:t>
+        <w:t>01. Model Memory vs Retrieval: the case</w:t>
+      </w:r>
+    </w:p>
+    <w:p>
+      <w:pPr>
+        <w:pStyle w:val="Heading3"/>
+      </w:pPr>
+      <w:r>
+        <w:t>02. Follow the deciding steps</w:t>
+      </w:r>
+    </w:p>
+    <w:p>
+      <w:pPr>
+        <w:pStyle w:val="Heading3"/>
+      </w:pPr>
+      <w:r>
+        <w:t>03. Retrieval and indexing — evidence trace</w:t>
+      </w:r>
+    </w:p>
+    <w:p>
+      <w:pPr>
+        <w:pStyle w:val="Heading3"/>
+      </w:pPr>
+      <w:r>
+        <w:t>04. Change one thing. Trace what follows.</w:t>
+      </w:r>
+    </w:p>
+    <w:p>
+      <w:pPr>
+        <w:pStyle w:val="Heading3"/>
+      </w:pPr>
+      <w:r>
+        <w:t>05. Connect the explanation to its limit</w:t>
+      </w:r>
+    </w:p>
+    <w:p>
+      <w:pPr>
+        <w:pStyle w:val="Heading3"/>
+      </w:pPr>
+      <w:r>
+        <w:t>06. Make the idea visible in your project</w:t>
       </w:r>
     </w:p>
     <w:sectPr>
